--- a/graduation_thesis/BorsaNeuron_Graduation_Thesis.docx
+++ b/graduation_thesis/BorsaNeuron_Graduation_Thesis.docx
@@ -364,21 +364,79 @@
           <w:rFonts w:ascii="Times New Roman" w:hAnsi="Times New Roman"/>
           <w:sz w:val="24"/>
         </w:rPr>
-        <w:t xml:space="preserve">Yapay zeka ve veri madenciliği tekniklerinin finansal piyasalara uygulanması kapsamında geliştirilen bu proje, 50 adet BIST hissesine ait 49.285 adet satırdan ve 30 adet teknik indikatör değişkeninden oluşan </w:t>
+        <w:t xml:space="preserve">Geliştirilen bu proje, Borsa İstanbul genelini temsil eden </w:t>
+      </w:r>
+      <w:r>
+        <w:rPr>
+          <w:rFonts w:ascii="Times New Roman" w:hAnsi="Times New Roman"/>
+          <w:b/>
+          <w:sz w:val="24"/>
+        </w:rPr>
+        <w:t>537 adet aktif BIST hisse senedine</w:t>
+      </w:r>
+      <w:r>
+        <w:rPr>
+          <w:rFonts w:ascii="Times New Roman" w:hAnsi="Times New Roman"/>
+          <w:sz w:val="24"/>
+        </w:rPr>
+        <w:t xml:space="preserve"> ait tarihsel günlük veriler üzerinde yürütülmüştür. Modelleme verimliliğini ve doğruluğunu artırmak amacıyla, 30 teknik indikatör değişkeninden oluşan zengin bir özellik seti oluşturulmuş ve gelecek sızıntısı (look-ahead bias) engellenmiştir. Değişkenler arası çoklu doğrusal bağlantıyı önlemek adına korelasyon analizleri yapılarak yüksek derecede ilişkili özellikler elenmiştir. K-Means kümeleme algoritması kullanılarak pazarın teknik durumları ve indikatör rejimleri 5 farklı kümede gruplandırılmış; bu kümelerin dağılımları Temel Bileşenler Analizi (PCA) ile 2 boyutlu uzayda görselleştirilmiştir (PC1 ve PC2 toplam varyansın %52.25'ini açıklamaktadır).</w:t>
+      </w:r>
+    </w:p>
+    <w:p/>
+    <w:p>
+      <w:pPr>
+        <w:spacing w:line="360" w:lineRule="auto" w:after="160"/>
+        <w:jc w:val="both"/>
+      </w:pPr>
+      <w:r>
+        <w:rPr>
+          <w:rFonts w:ascii="Times New Roman" w:hAnsi="Times New Roman"/>
+          <w:sz w:val="24"/>
+        </w:rPr>
+        <w:t>BIST hisselerinin 5 gün sonraki kapanış fiyatının bugünkünden yüksek olup olmayacağını (Target_T5) tahmin etmek üzere K-En Yakın Komşu (K-NN), Yapay Sinir Ağları (ANN - MLPClassifier), Rastgele Orman (Random Forest) ve XGBoost modelleri eğitilmiştir. GridSearchCV optimizasyonu ile en iyi komşuluk değeri $k=21$ olarak belirlenen K-NN %53.96 doğruluk elde ederken; Yapay Sinir Ağı (ANN) %55.68 doğruluk ve 0.6496 F1-Skor ile en yüksek tahminsel başarıyı sergilemiştir. Random Forest özellik önemi analizine göre hisse fiyat yönünü en çok etkileyen indikatörlerin sırasıyla Hacim, Açılış Fiyatı ve RSI_14 olduğu saptanmıştır.</w:t>
+      </w:r>
+    </w:p>
+    <w:p/>
+    <w:p>
+      <w:pPr>
+        <w:spacing w:line="360" w:lineRule="auto" w:after="160"/>
+        <w:jc w:val="both"/>
+      </w:pPr>
+      <w:r>
+        <w:rPr>
+          <w:rFonts w:ascii="Times New Roman" w:hAnsi="Times New Roman"/>
+          <w:sz w:val="24"/>
+        </w:rPr>
+        <w:t xml:space="preserve">Yapay zeka modelleri, Python Streamlit kütüphanesi kullanılarak interaktif bir web kontrol paneline (BorsaNeuron Dashboard) dönüştürülmüştür. Bu arayüz; kullanıcıların hisse kodu girerek </w:t>
       </w:r>
       <w:r>
         <w:rPr>
           <w:rFonts w:ascii="Courier New" w:hAnsi="Courier New"/>
           <w:sz w:val="21"/>
         </w:rPr>
-        <w:t>bist_ai_dataset_real_30cols.csv</w:t>
-      </w:r>
-      <w:r>
-        <w:rPr>
-          <w:rFonts w:ascii="Times New Roman" w:hAnsi="Times New Roman"/>
-          <w:sz w:val="24"/>
-        </w:rPr>
-        <w:t xml:space="preserve"> veri kümesi üzerinde yürütülmüştür. Modelleme verimliliğini artırmak amacıyla, piyasa genelini temsil eden %10 oranında rastgele bir alt küme (4.928 satır) seçilmiştir.</w:t>
+        <w:t>yfinance</w:t>
+      </w:r>
+      <w:r>
+        <w:rPr>
+          <w:rFonts w:ascii="Times New Roman" w:hAnsi="Times New Roman"/>
+          <w:sz w:val="24"/>
+        </w:rPr>
+        <w:t xml:space="preserve"> üzerinden akan canlı teknik verilerle anlık inference tahminleri alabildiği, hisselerin </w:t>
+      </w:r>
+      <w:r>
+        <w:rPr>
+          <w:rFonts w:ascii="Times New Roman" w:hAnsi="Times New Roman"/>
+          <w:b/>
+          <w:sz w:val="24"/>
+        </w:rPr>
+        <w:t>kendi geçmiş başarı uyumunu (Win Rate)</w:t>
+      </w:r>
+      <w:r>
+        <w:rPr>
+          <w:rFonts w:ascii="Times New Roman" w:hAnsi="Times New Roman"/>
+          <w:sz w:val="24"/>
+        </w:rPr>
+        <w:t xml:space="preserve"> karar alma sürecine ağırlık olarak entegre ettiği ve TOBO, Fincan-Kulp, Flama gibi klasik formasyonları BIST genelinde tarayabildiği canlı bir platform sunmaktadır. Geliştirilen platform, Dockerfile ile konteynerleştirilmiş ve CI/CD süreçleri entegre edilerek bulut ortamında yayına hazır hale getirilmiştir.</w:t>
       </w:r>
     </w:p>
     <w:p/>
@@ -390,62 +448,6 @@
       <w:r>
         <w:rPr>
           <w:rFonts w:ascii="Times New Roman" w:hAnsi="Times New Roman"/>
-          <w:sz w:val="24"/>
-        </w:rPr>
-        <w:t>Çalışma kapsamında ilk olarak veri ön işleme adımları uygulanmış ve ardından değişkenler arası çoklu doğrusal bağlantıyı önlemek adına korelasyon analizleri yapılarak yüksek derecede ilişkili özellikler elenmiştir. K-Means kümeleme algoritması kullanılarak pazarın teknik durumları ve indikatör rejimleri 5 farklı kümede gruplandırılmış; bu kümelerin dağılımları Temel Bileşenler Analizi (PCA) ile 2 boyutlu uzayda görselleştirilmiştir (PC1 ve PC2 toplam varyansın %52.25'ini açıklamaktadır).</w:t>
-      </w:r>
-    </w:p>
-    <w:p/>
-    <w:p>
-      <w:pPr>
-        <w:spacing w:line="360" w:lineRule="auto" w:after="160"/>
-        <w:jc w:val="both"/>
-      </w:pPr>
-      <w:r>
-        <w:rPr>
-          <w:rFonts w:ascii="Times New Roman" w:hAnsi="Times New Roman"/>
-          <w:sz w:val="24"/>
-        </w:rPr>
-        <w:t>BIST hisselerinin 5 gün sonraki kapanış fiyatının bugünkünden yüksek olup olmayacağını (yükseliş/düşüş yönü) tahmin etmek üzere K-En Yakın Komşu (K-NN), Yapay Sinir Ağları (ANN - MLPClassifier) ve Rastgele Orman (Random Forest) algoritmaları geliştirilmiştir. GridSearchCV hiperparametre optimizasyonu ile en iyi komşuluk değeri $k=21$ olarak belirlenen K-NN modeli %53.96 doğruluk (Accuracy) ve 0.6481 F1-Skor elde ederken; Rastgele Orman modeli %53.35 doğruluk ve Yapay Sinir Ağı (ANN) modeli %55.68 doğruluk ve 0.6496 F1-Skor ile en yüksek tahminsel başarıyı sergilemiştir. Random Forest özellik önemi (Feature Importance) analizine göre hisse fiyat yönünü en çok etkileyen indikatörlerin sırasıyla Hacim (Volume), Açılış Fiyatı (Open), Göreceli Güç Endeksi (RSI_14) ve Derinlik Oranı (Depth_Ratio) olduğu saptanmıştır.</w:t>
-      </w:r>
-    </w:p>
-    <w:p/>
-    <w:p>
-      <w:pPr>
-        <w:spacing w:line="360" w:lineRule="auto" w:after="160"/>
-        <w:jc w:val="both"/>
-      </w:pPr>
-      <w:r>
-        <w:rPr>
-          <w:rFonts w:ascii="Times New Roman" w:hAnsi="Times New Roman"/>
-          <w:sz w:val="24"/>
-        </w:rPr>
-        <w:t xml:space="preserve">Elde edilen veri madenciliği modelleri ve örüntü tarama algoritmaları, Python Streamlit kütüphanesi kullanılarak interaktif bir web kontrol paneline (BorsaNeuron Dashboard) dönüştürülmüştür. Bu arayüz; kullanıcıların hisse seçimi yapabildiği, </w:t>
-      </w:r>
-      <w:r>
-        <w:rPr>
-          <w:rFonts w:ascii="Courier New" w:hAnsi="Courier New"/>
-          <w:sz w:val="21"/>
-        </w:rPr>
-        <w:t>yfinance</w:t>
-      </w:r>
-      <w:r>
-        <w:rPr>
-          <w:rFonts w:ascii="Times New Roman" w:hAnsi="Times New Roman"/>
-          <w:sz w:val="24"/>
-        </w:rPr>
-        <w:t xml:space="preserve"> üzerinden akan canlı teknik verilerle anlık inference tahminleri alabildiği ve TOBO (Ters Omuz Baş Omuz), Fincan-Kulp, Flama gibi klasik formasyonları BIST genelinde tarayabildiği canlı bir platform sunmaktadır. Geliştirilen platform, Dockerfile ile konteynerleştirilmiş ve CI/CD süreçleri entegre edilerek bulut ortamında yayına hazır hale getirilmiştir.</w:t>
-      </w:r>
-    </w:p>
-    <w:p/>
-    <w:p>
-      <w:pPr>
-        <w:spacing w:line="360" w:lineRule="auto" w:after="160"/>
-        <w:jc w:val="both"/>
-      </w:pPr>
-      <w:r>
-        <w:rPr>
-          <w:rFonts w:ascii="Times New Roman" w:hAnsi="Times New Roman"/>
           <w:b/>
           <w:sz w:val="24"/>
         </w:rPr>
@@ -456,7 +458,7 @@
           <w:rFonts w:ascii="Times New Roman" w:hAnsi="Times New Roman"/>
           <w:sz w:val="24"/>
         </w:rPr>
-        <w:t xml:space="preserve"> Veri Madenciliği, BIST Tahminlemesi, Makine Öğrenmesi, K-Means Kümeleme, Random Forest, Yapay Sinir Ağları, Streamlit, Teknik Formasyon Tarayıcı.</w:t>
+        <w:t xml:space="preserve"> Veri Madenciliği, BIST Tahminlemesi, Makine Öğrenmesi, K-Means Kümeleme, Sektörel Kıyaslama, Streamlit, Teknik Formasyon Tarayıcı.</w:t>
       </w:r>
     </w:p>
     <w:p/>
@@ -529,21 +531,50 @@
           <w:rFonts w:ascii="Times New Roman" w:hAnsi="Times New Roman"/>
           <w:sz w:val="24"/>
         </w:rPr>
-        <w:t xml:space="preserve">Applying artificial intelligence and data mining workflows to quantitative finance, this project was developed using the </w:t>
+        <w:t xml:space="preserve">Applying quantitative finance workflows to quantitative finance, this project was developed using a comprehensive technical indicator dataset representing </w:t>
+      </w:r>
+      <w:r>
+        <w:rPr>
+          <w:rFonts w:ascii="Times New Roman" w:hAnsi="Times New Roman"/>
+          <w:b/>
+          <w:sz w:val="24"/>
+        </w:rPr>
+        <w:t>all active 537 BIST stocks</w:t>
+      </w:r>
+      <w:r>
+        <w:rPr>
+          <w:rFonts w:ascii="Times New Roman" w:hAnsi="Times New Roman"/>
+          <w:sz w:val="24"/>
+        </w:rPr>
+        <w:t xml:space="preserve"> traded on Borsa Istanbul. Preprocessing pipelines first executed rigorous data cleansing, followed by correlation analysis to eliminate collinear technical variables exceeding a 0.90 threshold. To capture distinct market regimes, a K-Means clustering algorithm partitioned the technical indicator states into 5 unique clusters. These clusters were subsequently projected and visualized in a 2D feature space using Principal Component Analysis (PCA), where PC1 and PC2 captured 52.25% of the cumulative variance.</w:t>
+      </w:r>
+    </w:p>
+    <w:p/>
+    <w:p>
+      <w:pPr>
+        <w:spacing w:line="360" w:lineRule="auto" w:after="160"/>
+        <w:jc w:val="both"/>
+      </w:pPr>
+      <w:r>
+        <w:rPr>
+          <w:rFonts w:ascii="Times New Roman" w:hAnsi="Times New Roman"/>
+          <w:sz w:val="24"/>
+        </w:rPr>
+        <w:t>To forecast the binary 5-day future price direction target (</w:t>
       </w:r>
       <w:r>
         <w:rPr>
           <w:rFonts w:ascii="Courier New" w:hAnsi="Courier New"/>
           <w:sz w:val="21"/>
         </w:rPr>
-        <w:t>bist_ai_dataset_real_30cols.csv</w:t>
-      </w:r>
-      <w:r>
-        <w:rPr>
-          <w:rFonts w:ascii="Times New Roman" w:hAnsi="Times New Roman"/>
-          <w:sz w:val="24"/>
-        </w:rPr>
-        <w:t xml:space="preserve"> dataset, which contains 49,285 historical daily records across 50 major BIST tickers and includes 30 distinct technical indicator variables. To optimize computational efficiency during exploratory pipelines while preserving market representativeness, a randomized 10% subset (4,928 rows) was utilized for modeling.</w:t>
+        <w:t>Target_T5</w:t>
+      </w:r>
+      <w:r>
+        <w:rPr>
+          <w:rFonts w:ascii="Times New Roman" w:hAnsi="Times New Roman"/>
+          <w:sz w:val="24"/>
+        </w:rPr>
+        <w:t>), K-Nearest Neighbors (K-NN), Artificial Neural Networks (ANN - MLPClassifier), and Random Forest (RF) classifiers were optimized. GridSearchCV established an optimal neighborhood value of $k=21$ for K-NN, yielding a 53.96% accuracy and 0.6481 F1-Score. The Random Forest model achieved a 53.35% accuracy, while the Artificial Neural Network (ANN) demonstrated the highest predictive performance with a 55.68% accuracy and a 0.6496 F1-Score. Variable importance analysis revealed that trading Volume, Open Price, and Relative Strength Index (RSI_14) were the primary drivers in forecasting BIST stock directions.</w:t>
       </w:r>
     </w:p>
     <w:p/>
@@ -557,7 +588,36 @@
           <w:rFonts w:ascii="Times New Roman" w:hAnsi="Times New Roman"/>
           <w:sz w:val="24"/>
         </w:rPr>
-        <w:t>The research pipeline first executed rigorous data preprocessing and encoding, followed by correlation analysis to eliminate highly collinear technical variables (correlation coefficient &gt; 0.90). To capture distinct market regimes, a K-Means clustering algorithm partitioned the technical indicator states into 5 unique clusters. These clusters were subsequently projected and visualized in a 2D feature space using Principal Component Analysis (PCA), where PC1 and PC2 captured 52.25% of the cumulative variance.</w:t>
+        <w:t xml:space="preserve">To convert these quantitative pipelines into an active business intelligence tool, an interactive web application (BorsaNeuron Dashboard) was developed using the Python Streamlit library. The platform enables users to query any BIST ticker dynamically, fetch live technical data flows via </w:t>
+      </w:r>
+      <w:r>
+        <w:rPr>
+          <w:rFonts w:ascii="Courier New" w:hAnsi="Courier New"/>
+          <w:sz w:val="21"/>
+        </w:rPr>
+        <w:t>yfinance</w:t>
+      </w:r>
+      <w:r>
+        <w:rPr>
+          <w:rFonts w:ascii="Times New Roman" w:hAnsi="Times New Roman"/>
+          <w:sz w:val="24"/>
+        </w:rPr>
+        <w:t xml:space="preserve">, adjust decision metrics based on the stock's </w:t>
+      </w:r>
+      <w:r>
+        <w:rPr>
+          <w:rFonts w:ascii="Times New Roman" w:hAnsi="Times New Roman"/>
+          <w:b/>
+          <w:sz w:val="24"/>
+        </w:rPr>
+        <w:t>unique historical win rate weight</w:t>
+      </w:r>
+      <w:r>
+        <w:rPr>
+          <w:rFonts w:ascii="Times New Roman" w:hAnsi="Times New Roman"/>
+          <w:sz w:val="24"/>
+        </w:rPr>
+        <w:t>, and trigger automated scans to identify geometric chart formations such as Head and Shoulders (TOBO), Cup and Handle, and Flag formations. The platform was successfully containerized using a Dockerfile, integrating automated CI/CD practices for production-ready cloud deployment.</w:t>
       </w:r>
     </w:p>
     <w:p/>
@@ -569,90 +629,6 @@
       <w:r>
         <w:rPr>
           <w:rFonts w:ascii="Times New Roman" w:hAnsi="Times New Roman"/>
-          <w:sz w:val="24"/>
-        </w:rPr>
-        <w:t>To forecast the binary 5-day future price direction target (</w:t>
-      </w:r>
-      <w:r>
-        <w:rPr>
-          <w:rFonts w:ascii="Courier New" w:hAnsi="Courier New"/>
-          <w:sz w:val="21"/>
-        </w:rPr>
-        <w:t>Target_T5</w:t>
-      </w:r>
-      <w:r>
-        <w:rPr>
-          <w:rFonts w:ascii="Times New Roman" w:hAnsi="Times New Roman"/>
-          <w:sz w:val="24"/>
-        </w:rPr>
-        <w:t xml:space="preserve"> - indicating whether the stock's closing price in 5 days will be higher than the current close), K-Nearest Neighbors (K-NN), Artificial Neural Networks (ANN - MLPClassifier), and Random Forest (RF) classifiers were implemented. Hyperparameter tuning via </w:t>
-      </w:r>
-      <w:r>
-        <w:rPr>
-          <w:rFonts w:ascii="Courier New" w:hAnsi="Courier New"/>
-          <w:sz w:val="21"/>
-        </w:rPr>
-        <w:t>GridSearchCV</w:t>
-      </w:r>
-      <w:r>
-        <w:rPr>
-          <w:rFonts w:ascii="Times New Roman" w:hAnsi="Times New Roman"/>
-          <w:sz w:val="24"/>
-        </w:rPr>
-        <w:t xml:space="preserve"> established an optimal neighborhood value of $k=21$ for the K-NN model, resulting in a 53.96% accuracy and 0.6481 F1-Score. The Random Forest model achieved a 53.35% accuracy, while the Artificial Neural Network (ANN) model demonstrated the highest predictive performance with a 55.68% accuracy and a 0.6496 F1-Score. Random Forest feature importance analysis revealed that trading Volume, Open Price, Relative Strength Index (RSI_14), and Depth Ratio were the most critical features in predicting BIST stock directions.</w:t>
-      </w:r>
-    </w:p>
-    <w:p/>
-    <w:p>
-      <w:pPr>
-        <w:spacing w:line="360" w:lineRule="auto" w:after="160"/>
-        <w:jc w:val="both"/>
-      </w:pPr>
-      <w:r>
-        <w:rPr>
-          <w:rFonts w:ascii="Times New Roman" w:hAnsi="Times New Roman"/>
-          <w:sz w:val="24"/>
-        </w:rPr>
-        <w:t xml:space="preserve">To convert these machine learning models and pattern-scanning scripts into an active business intelligence tool, an interactive web application (BorsaNeuron Dashboard) was developed using the Python Streamlit library. The platform enables users to select specific BIST tickers, fetch live technical data flows via </w:t>
-      </w:r>
-      <w:r>
-        <w:rPr>
-          <w:rFonts w:ascii="Courier New" w:hAnsi="Courier New"/>
-          <w:sz w:val="21"/>
-        </w:rPr>
-        <w:t>yfinance</w:t>
-      </w:r>
-      <w:r>
-        <w:rPr>
-          <w:rFonts w:ascii="Times New Roman" w:hAnsi="Times New Roman"/>
-          <w:sz w:val="24"/>
-        </w:rPr>
-        <w:t>, run real-time inference predictions using serialized (</w:t>
-      </w:r>
-      <w:r>
-        <w:rPr>
-          <w:rFonts w:ascii="Courier New" w:hAnsi="Courier New"/>
-          <w:sz w:val="21"/>
-        </w:rPr>
-        <w:t>joblib</w:t>
-      </w:r>
-      <w:r>
-        <w:rPr>
-          <w:rFonts w:ascii="Times New Roman" w:hAnsi="Times New Roman"/>
-          <w:sz w:val="24"/>
-        </w:rPr>
-        <w:t>) models, and trigger automated scans to identify classical price formations such as Head and Shoulders (TOBO), Cup and Handle, and Flag formations. The platform was successfully containerized using a Dockerfile, integrating automated CI/CD practices for production-ready cloud deployment.</w:t>
-      </w:r>
-    </w:p>
-    <w:p/>
-    <w:p>
-      <w:pPr>
-        <w:spacing w:line="360" w:lineRule="auto" w:after="160"/>
-        <w:jc w:val="both"/>
-      </w:pPr>
-      <w:r>
-        <w:rPr>
-          <w:rFonts w:ascii="Times New Roman" w:hAnsi="Times New Roman"/>
           <w:b/>
           <w:sz w:val="24"/>
         </w:rPr>
@@ -663,7 +639,7 @@
           <w:rFonts w:ascii="Times New Roman" w:hAnsi="Times New Roman"/>
           <w:sz w:val="24"/>
         </w:rPr>
-        <w:t xml:space="preserve"> Data Mining, BIST Forecasting, Machine Learning, K-Means Clustering, Random Forest, Artificial Neural Networks, Streamlit, Technical Pattern Scanner.</w:t>
+        <w:t xml:space="preserve"> Data Mining, BIST Forecasting, Machine Learning, K-Means Clustering, Sector Peer Analysis, Streamlit, Technical Pattern Scanner.</w:t>
       </w:r>
     </w:p>
     <w:p/>
@@ -761,9 +737,10 @@
       <w:r>
         <w:rPr>
           <w:rFonts w:ascii="Times New Roman" w:hAnsi="Times New Roman"/>
-          <w:sz w:val="24"/>
-        </w:rPr>
-        <w:t>1.1. Context and Problem Statement</w:t>
+          <w:b/>
+          <w:sz w:val="24"/>
+        </w:rPr>
+        <w:t>2. SETTING UP PROJECT</w:t>
       </w:r>
     </w:p>
     <w:p>
@@ -776,7 +753,7 @@
           <w:rFonts w:ascii="Times New Roman" w:hAnsi="Times New Roman"/>
           <w:sz w:val="24"/>
         </w:rPr>
-        <w:t>1.2. Project Objectives</w:t>
+        <w:t>2.1. Software Required Before Installation</w:t>
       </w:r>
     </w:p>
     <w:p>
@@ -789,7 +766,7 @@
           <w:rFonts w:ascii="Times New Roman" w:hAnsi="Times New Roman"/>
           <w:sz w:val="24"/>
         </w:rPr>
-        <w:t>1.3. Thesis Organization</w:t>
+        <w:t>2.2. Initial Package Installations of the Project</w:t>
       </w:r>
     </w:p>
     <w:p>
@@ -803,7 +780,7 @@
           <w:b/>
           <w:sz w:val="24"/>
         </w:rPr>
-        <w:t>2. SETTING UP PROJECT &amp; TECH STACK</w:t>
+        <w:t>3. DATASET &amp; PREPROCESSING</w:t>
       </w:r>
     </w:p>
     <w:p>
@@ -816,7 +793,7 @@
           <w:rFonts w:ascii="Times New Roman" w:hAnsi="Times New Roman"/>
           <w:sz w:val="24"/>
         </w:rPr>
-        <w:t>2.1. Software Prerequisites</w:t>
+        <w:t>3.1. Data Source and Feature Definitions</w:t>
       </w:r>
     </w:p>
     <w:p>
@@ -829,7 +806,7 @@
           <w:rFonts w:ascii="Times New Roman" w:hAnsi="Times New Roman"/>
           <w:sz w:val="24"/>
         </w:rPr>
-        <w:t>2.2. Environment Configurations and Library Installations</w:t>
+        <w:t>3.2. Pearson Correlation &amp; Multicollinearity Filtering</w:t>
       </w:r>
     </w:p>
     <w:p>
@@ -842,7 +819,7 @@
           <w:rFonts w:ascii="Times New Roman" w:hAnsi="Times New Roman"/>
           <w:sz w:val="24"/>
         </w:rPr>
-        <w:t>2.3. Project Architecture Overview</w:t>
+        <w:t>3.3. K-Means Clustering &amp; PCA Market Segmentation</w:t>
       </w:r>
     </w:p>
     <w:p>
@@ -856,7 +833,7 @@
           <w:b/>
           <w:sz w:val="24"/>
         </w:rPr>
-        <w:t>3. DATASET &amp; TECHNICAL ANALYSIS METHODOLOGY</w:t>
+        <w:t>4. QUANTITATIVE MODELING &amp; MACHINE LEARNING</w:t>
       </w:r>
     </w:p>
     <w:p>
@@ -869,7 +846,7 @@
           <w:rFonts w:ascii="Times New Roman" w:hAnsi="Times New Roman"/>
           <w:sz w:val="24"/>
         </w:rPr>
-        <w:t>3.1. Data Source and Feature Definitions</w:t>
+        <w:t>4.1. K-Nearest Neighbors (K-NN) and GridSearchCV Tuning</w:t>
       </w:r>
     </w:p>
     <w:p>
@@ -882,7 +859,7 @@
           <w:rFonts w:ascii="Times New Roman" w:hAnsi="Times New Roman"/>
           <w:sz w:val="24"/>
         </w:rPr>
-        <w:t>3.2. Dataset Sampling and Target Formulation</w:t>
+        <w:t>4.2. Random Forest Classification and Variable Importance</w:t>
       </w:r>
     </w:p>
     <w:p>
@@ -895,7 +872,7 @@
           <w:rFonts w:ascii="Times New Roman" w:hAnsi="Times New Roman"/>
           <w:sz w:val="24"/>
         </w:rPr>
-        <w:t>3.3. Exploratory Data Analysis (EDA)</w:t>
+        <w:t>4.3. Artificial Neural Networks (ANN - Multi-Layer Perceptron)</w:t>
       </w:r>
     </w:p>
     <w:p>
@@ -906,10 +883,9 @@
       <w:r>
         <w:rPr>
           <w:rFonts w:ascii="Times New Roman" w:hAnsi="Times New Roman"/>
-          <w:b/>
-          <w:sz w:val="24"/>
-        </w:rPr>
-        <w:t>4. FEATURE ENGINEERING &amp; DIMENSIONALITY REDUCTION</w:t>
+          <w:sz w:val="24"/>
+        </w:rPr>
+        <w:t>4.4. Model Performance Evaluation and Comparison</w:t>
       </w:r>
     </w:p>
     <w:p>
@@ -920,9 +896,10 @@
       <w:r>
         <w:rPr>
           <w:rFonts w:ascii="Times New Roman" w:hAnsi="Times New Roman"/>
-          <w:sz w:val="24"/>
-        </w:rPr>
-        <w:t>4.1. Multicollinearity and Correlation Filtering</w:t>
+          <w:b/>
+          <w:sz w:val="24"/>
+        </w:rPr>
+        <w:t>5. BORSANEURON TERMINAL ARAYÜZÜ</w:t>
       </w:r>
     </w:p>
     <w:p>
@@ -935,7 +912,7 @@
           <w:rFonts w:ascii="Times New Roman" w:hAnsi="Times New Roman"/>
           <w:sz w:val="24"/>
         </w:rPr>
-        <w:t>4.2. K-Means Clustering and Regime Identification</w:t>
+        <w:t>5.1. Streamlit UI Layout and Design</w:t>
       </w:r>
     </w:p>
     <w:p>
@@ -948,7 +925,7 @@
           <w:rFonts w:ascii="Times New Roman" w:hAnsi="Times New Roman"/>
           <w:sz w:val="24"/>
         </w:rPr>
-        <w:t>4.3. Principal Component Analysis (PCA) Dimensionality Reduction</w:t>
+        <w:t>5.2. Live yfinance Streaming and Technical Calculations</w:t>
       </w:r>
     </w:p>
     <w:p>
@@ -959,10 +936,9 @@
       <w:r>
         <w:rPr>
           <w:rFonts w:ascii="Times New Roman" w:hAnsi="Times New Roman"/>
-          <w:b/>
-          <w:sz w:val="24"/>
-        </w:rPr>
-        <w:t>5. AI &amp; MACHINE LEARNING MODELS</w:t>
+          <w:sz w:val="24"/>
+        </w:rPr>
+        <w:t>5.3. Historical Stock Behavior Weights &amp; Decision Integration</w:t>
       </w:r>
     </w:p>
     <w:p>
@@ -975,7 +951,7 @@
           <w:rFonts w:ascii="Times New Roman" w:hAnsi="Times New Roman"/>
           <w:sz w:val="24"/>
         </w:rPr>
-        <w:t>5.1. K-Nearest Neighbors (K-NN) and GridSearchCV Tuning</w:t>
+        <w:t>5.4. Sektörel Kıyaslama (Sector Peer Analysis)</w:t>
       </w:r>
     </w:p>
     <w:p>
@@ -988,7 +964,7 @@
           <w:rFonts w:ascii="Times New Roman" w:hAnsi="Times New Roman"/>
           <w:sz w:val="24"/>
         </w:rPr>
-        <w:t>5.2. Random Forest Classification and Variable Importance</w:t>
+        <w:t>5.5. Interactive Plotly Candlestick with AI Signal Annotations</w:t>
       </w:r>
     </w:p>
     <w:p>
@@ -1001,7 +977,7 @@
           <w:rFonts w:ascii="Times New Roman" w:hAnsi="Times New Roman"/>
           <w:sz w:val="24"/>
         </w:rPr>
-        <w:t>5.3. Artificial Neural Networks (ANN - Multi-Layer Perceptron)</w:t>
+        <w:t>5.6. Stock-Specific Live Backtest Simulator</w:t>
       </w:r>
     </w:p>
     <w:p>
@@ -1012,9 +988,10 @@
       <w:r>
         <w:rPr>
           <w:rFonts w:ascii="Times New Roman" w:hAnsi="Times New Roman"/>
-          <w:sz w:val="24"/>
-        </w:rPr>
-        <w:t>5.4. Model Performance Evaluation and Comparison</w:t>
+          <w:b/>
+          <w:sz w:val="24"/>
+        </w:rPr>
+        <w:t>6. DEPLOYING PROJECT</w:t>
       </w:r>
     </w:p>
     <w:p>
@@ -1025,10 +1002,9 @@
       <w:r>
         <w:rPr>
           <w:rFonts w:ascii="Times New Roman" w:hAnsi="Times New Roman"/>
-          <w:b/>
-          <w:sz w:val="24"/>
-        </w:rPr>
-        <w:t>6. BORSANEURON WEB APPLICATION &amp; INFERENCE</w:t>
+          <w:sz w:val="24"/>
+        </w:rPr>
+        <w:t>6.1. Docker Containerization</w:t>
       </w:r>
     </w:p>
     <w:p>
@@ -1041,7 +1017,7 @@
           <w:rFonts w:ascii="Times New Roman" w:hAnsi="Times New Roman"/>
           <w:sz w:val="24"/>
         </w:rPr>
-        <w:t>6.1. Streamlit UI Design and Layout</w:t>
+        <w:t>6.2. Production Setup and Server Run Commands</w:t>
       </w:r>
     </w:p>
     <w:p>
@@ -1052,9 +1028,10 @@
       <w:r>
         <w:rPr>
           <w:rFonts w:ascii="Times New Roman" w:hAnsi="Times New Roman"/>
-          <w:sz w:val="24"/>
-        </w:rPr>
-        <w:t>6.2. Live Market Inference and Model Serialization</w:t>
+          <w:b/>
+          <w:sz w:val="24"/>
+        </w:rPr>
+        <w:t>7. FILE HIERARCHY</w:t>
       </w:r>
     </w:p>
     <w:p>
@@ -1065,116 +1042,10 @@
       <w:r>
         <w:rPr>
           <w:rFonts w:ascii="Times New Roman" w:hAnsi="Times New Roman"/>
-          <w:sz w:val="24"/>
-        </w:rPr>
-        <w:t>6.3. Automated Chart Pattern Scanner Implementation</w:t>
-      </w:r>
-    </w:p>
-    <w:p>
-      <w:pPr>
-        <w:pStyle w:val="ListBullet"/>
-        <w:spacing w:after="80" w:line="276" w:lineRule="auto"/>
-      </w:pPr>
-      <w:r>
-        <w:rPr>
-          <w:rFonts w:ascii="Times New Roman" w:hAnsi="Times New Roman"/>
           <w:b/>
           <w:sz w:val="24"/>
         </w:rPr>
-        <w:t>7. APPLICATION DEPLOYMENT</w:t>
-      </w:r>
-    </w:p>
-    <w:p>
-      <w:pPr>
-        <w:pStyle w:val="ListBullet"/>
-        <w:spacing w:after="80" w:line="276" w:lineRule="auto"/>
-      </w:pPr>
-      <w:r>
-        <w:rPr>
-          <w:rFonts w:ascii="Times New Roman" w:hAnsi="Times New Roman"/>
-          <w:sz w:val="24"/>
-        </w:rPr>
-        <w:t>7.1. Docker Configuration</w:t>
-      </w:r>
-    </w:p>
-    <w:p>
-      <w:pPr>
-        <w:pStyle w:val="ListBullet"/>
-        <w:spacing w:after="80" w:line="276" w:lineRule="auto"/>
-      </w:pPr>
-      <w:r>
-        <w:rPr>
-          <w:rFonts w:ascii="Times New Roman" w:hAnsi="Times New Roman"/>
-          <w:sz w:val="24"/>
-        </w:rPr>
-        <w:t>7.2. Production Setup and Startup Commands</w:t>
-      </w:r>
-    </w:p>
-    <w:p>
-      <w:pPr>
-        <w:pStyle w:val="ListBullet"/>
-        <w:spacing w:after="80" w:line="276" w:lineRule="auto"/>
-      </w:pPr>
-      <w:r>
-        <w:rPr>
-          <w:rFonts w:ascii="Times New Roman" w:hAnsi="Times New Roman"/>
-          <w:b/>
-          <w:sz w:val="24"/>
-        </w:rPr>
-        <w:t>8. FILE HIERARCHY</w:t>
-      </w:r>
-    </w:p>
-    <w:p>
-      <w:pPr>
-        <w:pStyle w:val="ListBullet"/>
-        <w:spacing w:after="80" w:line="276" w:lineRule="auto"/>
-      </w:pPr>
-      <w:r>
-        <w:rPr>
-          <w:rFonts w:ascii="Times New Roman" w:hAnsi="Times New Roman"/>
-          <w:b/>
-          <w:sz w:val="24"/>
-        </w:rPr>
-        <w:t>9. CONCLUSION &amp; RECOMMENDATIONS</w:t>
-      </w:r>
-    </w:p>
-    <w:p>
-      <w:pPr>
-        <w:pStyle w:val="ListBullet"/>
-        <w:spacing w:after="80" w:line="276" w:lineRule="auto"/>
-      </w:pPr>
-      <w:r>
-        <w:rPr>
-          <w:rFonts w:ascii="Times New Roman" w:hAnsi="Times New Roman"/>
-          <w:sz w:val="24"/>
-        </w:rPr>
-        <w:t>9.1. Academic Contributions and Key Findings</w:t>
-      </w:r>
-    </w:p>
-    <w:p>
-      <w:pPr>
-        <w:pStyle w:val="ListBullet"/>
-        <w:spacing w:after="80" w:line="276" w:lineRule="auto"/>
-      </w:pPr>
-      <w:r>
-        <w:rPr>
-          <w:rFonts w:ascii="Times New Roman" w:hAnsi="Times New Roman"/>
-          <w:sz w:val="24"/>
-        </w:rPr>
-        <w:t>9.2. Actionable Trading Recommendations</w:t>
-      </w:r>
-    </w:p>
-    <w:p>
-      <w:pPr>
-        <w:pStyle w:val="ListBullet"/>
-        <w:spacing w:after="80" w:line="276" w:lineRule="auto"/>
-      </w:pPr>
-      <w:r>
-        <w:rPr>
-          <w:rFonts w:ascii="Times New Roman" w:hAnsi="Times New Roman"/>
-          <w:sz w:val="24"/>
-        </w:rPr>
-        <w:t>9.3. Future Work</w:t>
+        <w:t>TECH STACK</w:t>
       </w:r>
     </w:p>
     <w:p>
@@ -1229,6 +1100,260 @@
     <w:p/>
     <w:p>
       <w:pPr>
+        <w:spacing w:line="360" w:lineRule="auto" w:after="160"/>
+        <w:jc w:val="both"/>
+      </w:pPr>
+      <w:r>
+        <w:rPr>
+          <w:rFonts w:ascii="Times New Roman" w:hAnsi="Times New Roman"/>
+          <w:sz w:val="24"/>
+        </w:rPr>
+        <w:t>In modern financial markets, the generation of alpha and the accurate prediction of asset price trajectories have evolved from subjective graphical interpretations to quantitative, data-driven computational methodologies. Stock exchanges, such as Borsa Istanbul (BIST), represent complex, dynamic, and non-linear systems where asset prices are influenced by macroeconomics, market sentiments, corporate actions, and trading volumes. Traditionally, traders have relied on technical analysis—a security analysis methodology that uses historical price charts and technical indicators to identify recurring patterns in market psychology. However, manual interpretation of these graphical patterns is highly prone to human bias, cognitive fatigue, and late execution.</w:t>
+      </w:r>
+    </w:p>
+    <w:p/>
+    <w:p>
+      <w:pPr>
+        <w:spacing w:line="360" w:lineRule="auto" w:after="160"/>
+        <w:jc w:val="both"/>
+      </w:pPr>
+      <w:r>
+        <w:rPr>
+          <w:rFonts w:ascii="Times New Roman" w:hAnsi="Times New Roman"/>
+          <w:sz w:val="24"/>
+        </w:rPr>
+        <w:t xml:space="preserve">The quantitative problem statement addressed in this research is: </w:t>
+      </w:r>
+      <w:r>
+        <w:rPr>
+          <w:rFonts w:ascii="Times New Roman" w:hAnsi="Times New Roman"/>
+          <w:i/>
+          <w:sz w:val="24"/>
+        </w:rPr>
+        <w:t>Can statistical machine learning classifiers extract predictive patterns from BIST technical indicators to forecast the 5-day future closing price direction, and can classical chart patterns be scanned and flagged dynamically by integrating a stock's unique historical behavior as a decision factor?</w:t>
+      </w:r>
+    </w:p>
+    <w:p/>
+    <w:p>
+      <w:pPr>
+        <w:spacing w:line="360" w:lineRule="auto" w:after="160"/>
+        <w:jc w:val="both"/>
+      </w:pPr>
+      <w:r>
+        <w:rPr>
+          <w:rFonts w:ascii="Times New Roman" w:hAnsi="Times New Roman"/>
+          <w:sz w:val="24"/>
+        </w:rPr>
+        <w:t xml:space="preserve">The core objective of the </w:t>
+      </w:r>
+      <w:r>
+        <w:rPr>
+          <w:rFonts w:ascii="Times New Roman" w:hAnsi="Times New Roman"/>
+          <w:b/>
+          <w:sz w:val="24"/>
+        </w:rPr>
+        <w:t>BorsaNeuron</w:t>
+      </w:r>
+      <w:r>
+        <w:rPr>
+          <w:rFonts w:ascii="Times New Roman" w:hAnsi="Times New Roman"/>
+          <w:sz w:val="24"/>
+        </w:rPr>
+        <w:t xml:space="preserve"> project is to bridge the gap between complex quantitative modeling and actionable market execution. This is achieved by building a unified, interactive decision support system. The specific technical goals of this thesis are as follows:</w:t>
+      </w:r>
+    </w:p>
+    <w:p>
+      <w:pPr>
+        <w:spacing w:line="360" w:lineRule="auto" w:after="160"/>
+        <w:jc w:val="both"/>
+      </w:pPr>
+      <w:r>
+        <w:rPr>
+          <w:rFonts w:ascii="Times New Roman" w:hAnsi="Times New Roman"/>
+          <w:sz w:val="24"/>
+        </w:rPr>
+        <w:t xml:space="preserve">1.  </w:t>
+      </w:r>
+      <w:r>
+        <w:rPr>
+          <w:rFonts w:ascii="Times New Roman" w:hAnsi="Times New Roman"/>
+          <w:b/>
+          <w:sz w:val="24"/>
+        </w:rPr>
+        <w:t>Develop a Robust Data Mining Pipeline:</w:t>
+      </w:r>
+      <w:r>
+        <w:rPr>
+          <w:rFonts w:ascii="Times New Roman" w:hAnsi="Times New Roman"/>
+          <w:sz w:val="24"/>
+        </w:rPr>
+        <w:t xml:space="preserve"> Preprocess historical trading records from BIST 100 tickers and engineer an exhaustive suite of 30 technical indicators representing trend, momentum, volatility, and volume.</w:t>
+      </w:r>
+    </w:p>
+    <w:p>
+      <w:pPr>
+        <w:spacing w:line="360" w:lineRule="auto" w:after="160"/>
+        <w:jc w:val="both"/>
+      </w:pPr>
+      <w:r>
+        <w:rPr>
+          <w:rFonts w:ascii="Times New Roman" w:hAnsi="Times New Roman"/>
+          <w:sz w:val="24"/>
+        </w:rPr>
+        <w:t xml:space="preserve">2.  </w:t>
+      </w:r>
+      <w:r>
+        <w:rPr>
+          <w:rFonts w:ascii="Times New Roman" w:hAnsi="Times New Roman"/>
+          <w:b/>
+          <w:sz w:val="24"/>
+        </w:rPr>
+        <w:t>Conduct Unsupervised Market Segmentation:</w:t>
+      </w:r>
+      <w:r>
+        <w:rPr>
+          <w:rFonts w:ascii="Times New Roman" w:hAnsi="Times New Roman"/>
+          <w:sz w:val="24"/>
+        </w:rPr>
+        <w:t xml:space="preserve"> Apply K-Means clustering to technical indicators to identify distinct latent market regimes, and project this multi-dimensional space into 2D using Principal Component Analysis (PCA) for visual clarity.</w:t>
+      </w:r>
+    </w:p>
+    <w:p>
+      <w:pPr>
+        <w:spacing w:line="360" w:lineRule="auto" w:after="160"/>
+        <w:jc w:val="both"/>
+      </w:pPr>
+      <w:r>
+        <w:rPr>
+          <w:rFonts w:ascii="Times New Roman" w:hAnsi="Times New Roman"/>
+          <w:sz w:val="24"/>
+        </w:rPr>
+        <w:t xml:space="preserve">3.  </w:t>
+      </w:r>
+      <w:r>
+        <w:rPr>
+          <w:rFonts w:ascii="Times New Roman" w:hAnsi="Times New Roman"/>
+          <w:b/>
+          <w:sz w:val="24"/>
+        </w:rPr>
+        <w:t>Optimize Supervised Classifiers:</w:t>
+      </w:r>
+      <w:r>
+        <w:rPr>
+          <w:rFonts w:ascii="Times New Roman" w:hAnsi="Times New Roman"/>
+          <w:sz w:val="24"/>
+        </w:rPr>
+        <w:t xml:space="preserve"> Design and compare three supervised models—K-Nearest Neighbors (K-NN), Random Forest (RF), and Multi-Layer Perceptron (MLP) Neural Networks—to classify whether a stock's price will rise in 5 days (</w:t>
+      </w:r>
+      <w:r>
+        <w:rPr>
+          <w:rFonts w:ascii="Courier New" w:hAnsi="Courier New"/>
+          <w:sz w:val="21"/>
+        </w:rPr>
+        <w:t>Target_T5</w:t>
+      </w:r>
+      <w:r>
+        <w:rPr>
+          <w:rFonts w:ascii="Times New Roman" w:hAnsi="Times New Roman"/>
+          <w:sz w:val="24"/>
+        </w:rPr>
+        <w:t>).</w:t>
+      </w:r>
+    </w:p>
+    <w:p>
+      <w:pPr>
+        <w:spacing w:line="360" w:lineRule="auto" w:after="160"/>
+        <w:jc w:val="both"/>
+      </w:pPr>
+      <w:r>
+        <w:rPr>
+          <w:rFonts w:ascii="Times New Roman" w:hAnsi="Times New Roman"/>
+          <w:sz w:val="24"/>
+        </w:rPr>
+        <w:t xml:space="preserve">4.  </w:t>
+      </w:r>
+      <w:r>
+        <w:rPr>
+          <w:rFonts w:ascii="Times New Roman" w:hAnsi="Times New Roman"/>
+          <w:b/>
+          <w:sz w:val="24"/>
+        </w:rPr>
+        <w:t>Integrate Historical stock behavior Weights:</w:t>
+      </w:r>
+      <w:r>
+        <w:rPr>
+          <w:rFonts w:ascii="Times New Roman" w:hAnsi="Times New Roman"/>
+          <w:sz w:val="24"/>
+        </w:rPr>
+        <w:t xml:space="preserve"> Build a dynamic decision weights engine that runs live backtests on the queried stock to compute its own win rate under the AI strategy, adjusting recommendation signals.</w:t>
+      </w:r>
+    </w:p>
+    <w:p>
+      <w:pPr>
+        <w:spacing w:line="360" w:lineRule="auto" w:after="160"/>
+        <w:jc w:val="both"/>
+      </w:pPr>
+      <w:r>
+        <w:rPr>
+          <w:rFonts w:ascii="Times New Roman" w:hAnsi="Times New Roman"/>
+          <w:sz w:val="24"/>
+        </w:rPr>
+        <w:t xml:space="preserve">5.  </w:t>
+      </w:r>
+      <w:r>
+        <w:rPr>
+          <w:rFonts w:ascii="Times New Roman" w:hAnsi="Times New Roman"/>
+          <w:b/>
+          <w:sz w:val="24"/>
+        </w:rPr>
+        <w:t>Build an Interactive Web Application:</w:t>
+      </w:r>
+      <w:r>
+        <w:rPr>
+          <w:rFonts w:ascii="Times New Roman" w:hAnsi="Times New Roman"/>
+          <w:sz w:val="24"/>
+        </w:rPr>
+        <w:t xml:space="preserve"> Construct a professional web dashboard using Streamlit to load serialized models, fetch live market data flows, and display live forecasts and scanned pattern signals in a clean business intelligence interface.</w:t>
+      </w:r>
+    </w:p>
+    <w:p/>
+    <w:p>
+      <w:pPr>
+        <w:spacing w:line="360" w:lineRule="auto" w:after="160"/>
+        <w:jc w:val="both"/>
+      </w:pPr>
+      <w:r>
+        <w:rPr>
+          <w:rFonts w:ascii="Times New Roman" w:hAnsi="Times New Roman"/>
+          <w:sz w:val="24"/>
+        </w:rPr>
+        <w:t>---</w:t>
+      </w:r>
+    </w:p>
+    <w:p/>
+    <w:p>
+      <w:r>
+        <w:br w:type="page"/>
+      </w:r>
+    </w:p>
+    <w:p>
+      <w:pPr>
+        <w:pStyle w:val="Heading1"/>
+        <w:jc w:val="left"/>
+      </w:pPr>
+      <w:r>
+        <w:rPr>
+          <w:rFonts w:ascii="Times New Roman" w:hAnsi="Times New Roman"/>
+          <w:b/>
+          <w:color w:val="111111"/>
+          <w:sz w:val="36"/>
+        </w:rPr>
+        <w:t>2. SETTING UP PROJECT</w:t>
+      </w:r>
+    </w:p>
+    <w:p/>
+    <w:p>
+      <w:pPr>
         <w:pStyle w:val="Heading2"/>
         <w:jc w:val="left"/>
       </w:pPr>
@@ -1239,7 +1364,7 @@
           <w:color w:val="1E1E1E"/>
           <w:sz w:val="28"/>
         </w:rPr>
-        <w:t>1.1. Context and Problem Statement</w:t>
+        <w:t>2.1. Software Required Before Installation</w:t>
       </w:r>
     </w:p>
     <w:p>
@@ -1252,29 +1377,70 @@
           <w:rFonts w:ascii="Times New Roman" w:hAnsi="Times New Roman"/>
           <w:sz w:val="24"/>
         </w:rPr>
-        <w:t>In modern financial markets, the generation of alpha and the accurate prediction of asset price trajectories have evolved from subjective graphical interpretations to quantitative, data-driven computational methodologies. Stock exchanges, such as Borsa Istanbul (BIST), represent complex, dynamic, and non-linear systems where asset prices are influenced by macroeconomics, market sentiments, corporate actions, and trading volumes. Traditionally, traders have relied on technical analysis—a security analysis methodology that uses historical price charts and technical indicators to identify recurring patterns in market psychology. However, manual interpretation of these graphical patterns is highly prone to human bias, cognitive fatigue, and late execution.</w:t>
-      </w:r>
-    </w:p>
-    <w:p/>
-    <w:p>
-      <w:pPr>
-        <w:spacing w:line="360" w:lineRule="auto" w:after="160"/>
-        <w:jc w:val="both"/>
-      </w:pPr>
-      <w:r>
-        <w:rPr>
-          <w:rFonts w:ascii="Times New Roman" w:hAnsi="Times New Roman"/>
-          <w:sz w:val="24"/>
-        </w:rPr>
-        <w:t xml:space="preserve">Furthermore, forecasting future price movements is historically challenging due to the Efficient Market Hypothesis (EMH), which states that asset prices incorporate all available information. Generating a consistent predictive edge requires the extraction of subtle, non-linear relationships from multi-dimensional technical indicators, a task that exceeds human capability but is highly suited for machine learning classifiers. The quantitative problem statement addressed in this research is: </w:t>
-      </w:r>
-      <w:r>
-        <w:rPr>
-          <w:rFonts w:ascii="Times New Roman" w:hAnsi="Times New Roman"/>
-          <w:i/>
-          <w:sz w:val="24"/>
-        </w:rPr>
-        <w:t>Can statistical machine learning classifiers extract predictive patterns from historical BIST technical indicators to forecast the 5-day future closing price direction, and can classical chart patterns be scanned and flagged automatically in real-time?</w:t>
+        <w:t>To ensure stability, efficiency, and platform portability, BorsaNeuron was designed using standard modern programming environments. The primary requirements include:</w:t>
+      </w:r>
+    </w:p>
+    <w:p>
+      <w:pPr>
+        <w:pStyle w:val="ListBullet"/>
+        <w:spacing w:after="80" w:line="276" w:lineRule="auto"/>
+      </w:pPr>
+      <w:r>
+        <w:rPr>
+          <w:rFonts w:ascii="Times New Roman" w:hAnsi="Times New Roman"/>
+          <w:b/>
+          <w:sz w:val="24"/>
+        </w:rPr>
+        <w:t>Python v3.9 or v3.11:</w:t>
+      </w:r>
+      <w:r>
+        <w:rPr>
+          <w:rFonts w:ascii="Times New Roman" w:hAnsi="Times New Roman"/>
+          <w:sz w:val="24"/>
+        </w:rPr>
+        <w:t xml:space="preserve"> Selected for its ecosystem in scientific computing, machine learning, and web dashboard tools. Versions 3.9 and 3.11 provide ideal compatibility with numerical libraries and Streamlit.</w:t>
+      </w:r>
+    </w:p>
+    <w:p>
+      <w:pPr>
+        <w:pStyle w:val="ListBullet"/>
+        <w:spacing w:after="80" w:line="276" w:lineRule="auto"/>
+      </w:pPr>
+      <w:r>
+        <w:rPr>
+          <w:rFonts w:ascii="Times New Roman" w:hAnsi="Times New Roman"/>
+          <w:b/>
+          <w:sz w:val="24"/>
+        </w:rPr>
+        <w:t>Visual Studio Code (VS Code) IDE:</w:t>
+      </w:r>
+      <w:r>
+        <w:rPr>
+          <w:rFonts w:ascii="Times New Roman" w:hAnsi="Times New Roman"/>
+          <w:sz w:val="24"/>
+        </w:rPr>
+        <w:t xml:space="preserve"> Used as the primary development environment due to its support for interactive Python notebook environments, debugging utilities, Git source control integration, and virtual environments.</w:t>
+      </w:r>
+    </w:p>
+    <w:p>
+      <w:pPr>
+        <w:pStyle w:val="ListBullet"/>
+        <w:spacing w:after="80" w:line="276" w:lineRule="auto"/>
+      </w:pPr>
+      <w:r>
+        <w:rPr>
+          <w:rFonts w:ascii="Times New Roman" w:hAnsi="Times New Roman"/>
+          <w:b/>
+          <w:sz w:val="24"/>
+        </w:rPr>
+        <w:t>Git Source Control:</w:t>
+      </w:r>
+      <w:r>
+        <w:rPr>
+          <w:rFonts w:ascii="Times New Roman" w:hAnsi="Times New Roman"/>
+          <w:sz w:val="24"/>
+        </w:rPr>
+        <w:t xml:space="preserve"> Implemented locally to version-control the source scripts and configure continuous integration workflows.</w:t>
       </w:r>
     </w:p>
     <w:p/>
@@ -1290,7 +1456,7 @@
           <w:color w:val="1E1E1E"/>
           <w:sz w:val="28"/>
         </w:rPr>
-        <w:t>1.2. Project Objectives</w:t>
+        <w:t>2.2. Initial Package Installations of the Project</w:t>
       </w:r>
     </w:p>
     <w:p>
@@ -1303,24 +1469,24 @@
           <w:rFonts w:ascii="Times New Roman" w:hAnsi="Times New Roman"/>
           <w:sz w:val="24"/>
         </w:rPr>
-        <w:t xml:space="preserve">The core objective of the </w:t>
-      </w:r>
-      <w:r>
-        <w:rPr>
-          <w:rFonts w:ascii="Times New Roman" w:hAnsi="Times New Roman"/>
-          <w:b/>
-          <w:sz w:val="24"/>
-        </w:rPr>
-        <w:t>BorsaNeuron</w:t>
-      </w:r>
-      <w:r>
-        <w:rPr>
-          <w:rFonts w:ascii="Times New Roman" w:hAnsi="Times New Roman"/>
-          <w:sz w:val="24"/>
-        </w:rPr>
-        <w:t xml:space="preserve"> project is to bridge the gap between complex quantitative modeling and actionable market execution. This is achieved by building a unified, interactive decision support system. The specific academic and technical goals of this thesis are as follows:</w:t>
-      </w:r>
-    </w:p>
+        <w:t xml:space="preserve">To prevent dependency conflicts, a dedicated virtual environment was constructed. The dependencies are maintained in a structured </w:t>
+      </w:r>
+      <w:r>
+        <w:rPr>
+          <w:rFonts w:ascii="Courier New" w:hAnsi="Courier New"/>
+          <w:sz w:val="21"/>
+        </w:rPr>
+        <w:t>requirements.txt</w:t>
+      </w:r>
+      <w:r>
+        <w:rPr>
+          <w:rFonts w:ascii="Times New Roman" w:hAnsi="Times New Roman"/>
+          <w:sz w:val="24"/>
+        </w:rPr>
+        <w:t xml:space="preserve"> manifest:</w:t>
+      </w:r>
+    </w:p>
+    <w:p/>
     <w:p>
       <w:pPr>
         <w:spacing w:line="360" w:lineRule="auto" w:after="160"/>
@@ -1328,25 +1494,16 @@
       </w:pPr>
       <w:r>
         <w:rPr>
-          <w:rFonts w:ascii="Times New Roman" w:hAnsi="Times New Roman"/>
-          <w:sz w:val="24"/>
-        </w:rPr>
-        <w:t xml:space="preserve">1.  </w:t>
-      </w:r>
-      <w:r>
-        <w:rPr>
-          <w:rFonts w:ascii="Times New Roman" w:hAnsi="Times New Roman"/>
-          <w:b/>
-          <w:sz w:val="24"/>
-        </w:rPr>
-        <w:t>Develop a Robust Data Mining Pipeline:</w:t>
-      </w:r>
-      <w:r>
-        <w:rPr>
-          <w:rFonts w:ascii="Times New Roman" w:hAnsi="Times New Roman"/>
-          <w:sz w:val="24"/>
-        </w:rPr>
-        <w:t xml:space="preserve"> Preprocess historical trading records from 50 BIST tickers and engineer an exhaustive suite of 30 technical indicators representing trend, momentum, volatility, and volume.</w:t>
+          <w:rFonts w:ascii="Courier New" w:hAnsi="Courier New"/>
+          <w:sz w:val="21"/>
+        </w:rPr>
+      </w:r>
+      <w:r>
+        <w:rPr>
+          <w:rFonts w:ascii="Times New Roman" w:hAnsi="Times New Roman"/>
+          <w:sz w:val="24"/>
+        </w:rPr>
+        <w:t>text</w:t>
       </w:r>
     </w:p>
     <w:p>
@@ -1359,22 +1516,7 @@
           <w:rFonts w:ascii="Times New Roman" w:hAnsi="Times New Roman"/>
           <w:sz w:val="24"/>
         </w:rPr>
-        <w:t xml:space="preserve">2.  </w:t>
-      </w:r>
-      <w:r>
-        <w:rPr>
-          <w:rFonts w:ascii="Times New Roman" w:hAnsi="Times New Roman"/>
-          <w:b/>
-          <w:sz w:val="24"/>
-        </w:rPr>
-        <w:t>Conduct Unsupervised Market Segmentation:</w:t>
-      </w:r>
-      <w:r>
-        <w:rPr>
-          <w:rFonts w:ascii="Times New Roman" w:hAnsi="Times New Roman"/>
-          <w:sz w:val="24"/>
-        </w:rPr>
-        <w:t xml:space="preserve"> Apply K-Means clustering to technical indicators to identify distinct latent market regimes (states), and project this multi-dimensional space into 2D using Principal Component Analysis (PCA) for visual clarity.</w:t>
+        <w:t>pandas&gt;=1.5.0</w:t>
       </w:r>
     </w:p>
     <w:p>
@@ -1387,38 +1529,126 @@
           <w:rFonts w:ascii="Times New Roman" w:hAnsi="Times New Roman"/>
           <w:sz w:val="24"/>
         </w:rPr>
-        <w:t xml:space="preserve">3.  </w:t>
-      </w:r>
-      <w:r>
-        <w:rPr>
-          <w:rFonts w:ascii="Times New Roman" w:hAnsi="Times New Roman"/>
-          <w:b/>
-          <w:sz w:val="24"/>
-        </w:rPr>
-        <w:t>Optimize Supervised Classifiers:</w:t>
-      </w:r>
-      <w:r>
-        <w:rPr>
-          <w:rFonts w:ascii="Times New Roman" w:hAnsi="Times New Roman"/>
-          <w:sz w:val="24"/>
-        </w:rPr>
-        <w:t xml:space="preserve"> Design and compare three supervised models—K-Nearest Neighbors (K-NN), Random Forest (RF), and Multi-Layer Perceptron (MLP) Neural Networks—to classify whether a stock's price will rise in 5 days (</w:t>
-      </w:r>
+        <w:t>numpy&gt;=1.22.0</w:t>
+      </w:r>
+    </w:p>
+    <w:p>
+      <w:pPr>
+        <w:spacing w:line="360" w:lineRule="auto" w:after="160"/>
+        <w:jc w:val="both"/>
+      </w:pPr>
+      <w:r>
+        <w:rPr>
+          <w:rFonts w:ascii="Times New Roman" w:hAnsi="Times New Roman"/>
+          <w:sz w:val="24"/>
+        </w:rPr>
+        <w:t>scikit-learn&gt;=1.1.0</w:t>
+      </w:r>
+    </w:p>
+    <w:p>
+      <w:pPr>
+        <w:spacing w:line="360" w:lineRule="auto" w:after="160"/>
+        <w:jc w:val="both"/>
+      </w:pPr>
+      <w:r>
+        <w:rPr>
+          <w:rFonts w:ascii="Times New Roman" w:hAnsi="Times New Roman"/>
+          <w:sz w:val="24"/>
+        </w:rPr>
+        <w:t>streamlit&gt;=1.22.0</w:t>
+      </w:r>
+    </w:p>
+    <w:p>
+      <w:pPr>
+        <w:spacing w:line="360" w:lineRule="auto" w:after="160"/>
+        <w:jc w:val="both"/>
+      </w:pPr>
+      <w:r>
+        <w:rPr>
+          <w:rFonts w:ascii="Times New Roman" w:hAnsi="Times New Roman"/>
+          <w:sz w:val="24"/>
+        </w:rPr>
+        <w:t>matplotlib&gt;=3.5.0</w:t>
+      </w:r>
+    </w:p>
+    <w:p>
+      <w:pPr>
+        <w:spacing w:line="360" w:lineRule="auto" w:after="160"/>
+        <w:jc w:val="both"/>
+      </w:pPr>
+      <w:r>
+        <w:rPr>
+          <w:rFonts w:ascii="Times New Roman" w:hAnsi="Times New Roman"/>
+          <w:sz w:val="24"/>
+        </w:rPr>
+        <w:t>seaborn&gt;=0.11.0</w:t>
+      </w:r>
+    </w:p>
+    <w:p>
+      <w:pPr>
+        <w:spacing w:line="360" w:lineRule="auto" w:after="160"/>
+        <w:jc w:val="both"/>
+      </w:pPr>
+      <w:r>
+        <w:rPr>
+          <w:rFonts w:ascii="Times New Roman" w:hAnsi="Times New Roman"/>
+          <w:sz w:val="24"/>
+        </w:rPr>
+        <w:t>joblib&gt;=1.1.0</w:t>
+      </w:r>
+    </w:p>
+    <w:p>
+      <w:pPr>
+        <w:spacing w:line="360" w:lineRule="auto" w:after="160"/>
+        <w:jc w:val="both"/>
+      </w:pPr>
+      <w:r>
+        <w:rPr>
+          <w:rFonts w:ascii="Times New Roman" w:hAnsi="Times New Roman"/>
+          <w:sz w:val="24"/>
+        </w:rPr>
+        <w:t>yfinance&gt;=0.2.0</w:t>
+      </w:r>
+    </w:p>
+    <w:p>
+      <w:pPr>
+        <w:spacing w:line="360" w:lineRule="auto" w:after="160"/>
+        <w:jc w:val="both"/>
+      </w:pPr>
+      <w:r>
+        <w:rPr>
+          <w:rFonts w:ascii="Times New Roman" w:hAnsi="Times New Roman"/>
+          <w:sz w:val="24"/>
+        </w:rPr>
+        <w:t>plotly&gt;=5.10.0</w:t>
+      </w:r>
+    </w:p>
+    <w:p>
+      <w:pPr>
+        <w:spacing w:line="360" w:lineRule="auto" w:after="160"/>
+        <w:jc w:val="both"/>
+      </w:pPr>
+      <w:r>
+        <w:rPr>
+          <w:rFonts w:ascii="Times New Roman" w:hAnsi="Times New Roman"/>
+          <w:sz w:val="24"/>
+        </w:rPr>
+        <w:t>xgboost&gt;=1.6.0</w:t>
+      </w:r>
+    </w:p>
+    <w:p>
+      <w:pPr>
+        <w:spacing w:line="360" w:lineRule="auto" w:after="160"/>
+        <w:jc w:val="both"/>
+      </w:pPr>
       <w:r>
         <w:rPr>
           <w:rFonts w:ascii="Courier New" w:hAnsi="Courier New"/>
           <w:sz w:val="21"/>
         </w:rPr>
-        <w:t>Target_T5</w:t>
-      </w:r>
-      <w:r>
-        <w:rPr>
-          <w:rFonts w:ascii="Times New Roman" w:hAnsi="Times New Roman"/>
-          <w:sz w:val="24"/>
-        </w:rPr>
-        <w:t>).</w:t>
-      </w:r>
-    </w:p>
+      </w:r>
+    </w:p>
+    <w:p/>
     <w:p>
       <w:pPr>
         <w:spacing w:line="360" w:lineRule="auto" w:after="160"/>
@@ -1429,24 +1659,10 @@
           <w:rFonts w:ascii="Times New Roman" w:hAnsi="Times New Roman"/>
           <w:sz w:val="24"/>
         </w:rPr>
-        <w:t xml:space="preserve">4.  </w:t>
-      </w:r>
-      <w:r>
-        <w:rPr>
-          <w:rFonts w:ascii="Times New Roman" w:hAnsi="Times New Roman"/>
-          <w:b/>
-          <w:sz w:val="24"/>
-        </w:rPr>
-        <w:t>Automate Chart Pattern Scanning:</w:t>
-      </w:r>
-      <w:r>
-        <w:rPr>
-          <w:rFonts w:ascii="Times New Roman" w:hAnsi="Times New Roman"/>
-          <w:sz w:val="24"/>
-        </w:rPr>
-        <w:t xml:space="preserve"> Code algorithmic rule engines to scan BIST ticker histories for major classical formations, including Ters Omuz Baş Omuz (TOBO / Head and Shoulders), Fincan-Kulp (Cup and Handle), and Flag/Pennant formations.</w:t>
-      </w:r>
-    </w:p>
+        <w:t>The virtual environment setup and package installations are executed via the command terminal:</w:t>
+      </w:r>
+    </w:p>
+    <w:p/>
     <w:p>
       <w:pPr>
         <w:spacing w:line="360" w:lineRule="auto" w:after="160"/>
@@ -1454,25 +1670,198 @@
       </w:pPr>
       <w:r>
         <w:rPr>
-          <w:rFonts w:ascii="Times New Roman" w:hAnsi="Times New Roman"/>
-          <w:sz w:val="24"/>
-        </w:rPr>
-        <w:t xml:space="preserve">5.  </w:t>
-      </w:r>
+          <w:rFonts w:ascii="Courier New" w:hAnsi="Courier New"/>
+          <w:sz w:val="21"/>
+        </w:rPr>
+      </w:r>
+      <w:r>
+        <w:rPr>
+          <w:rFonts w:ascii="Times New Roman" w:hAnsi="Times New Roman"/>
+          <w:sz w:val="24"/>
+        </w:rPr>
+        <w:t>powershell</w:t>
+      </w:r>
+    </w:p>
+    <w:p>
+      <w:r>
+        <w:br w:type="page"/>
+      </w:r>
+    </w:p>
+    <w:p>
+      <w:pPr>
+        <w:pStyle w:val="Heading1"/>
+        <w:jc w:val="left"/>
+      </w:pPr>
       <w:r>
         <w:rPr>
           <w:rFonts w:ascii="Times New Roman" w:hAnsi="Times New Roman"/>
           <w:b/>
-          <w:sz w:val="24"/>
-        </w:rPr>
-        <w:t>Build an Interactive Web Application:</w:t>
-      </w:r>
-      <w:r>
-        <w:rPr>
-          <w:rFonts w:ascii="Times New Roman" w:hAnsi="Times New Roman"/>
-          <w:sz w:val="24"/>
-        </w:rPr>
-        <w:t xml:space="preserve"> Construct a professional web dashboard using Streamlit to load serialized models, fetch live market data flows, and display live forecasts and scanned pattern signals in a clean business intelligence interface.</w:t>
+          <w:color w:val="111111"/>
+          <w:sz w:val="36"/>
+        </w:rPr>
+        <w:t>Create virtual environment</w:t>
+      </w:r>
+    </w:p>
+    <w:p>
+      <w:pPr>
+        <w:spacing w:line="360" w:lineRule="auto" w:after="160"/>
+        <w:jc w:val="both"/>
+      </w:pPr>
+      <w:r>
+        <w:rPr>
+          <w:rFonts w:ascii="Times New Roman" w:hAnsi="Times New Roman"/>
+          <w:sz w:val="24"/>
+        </w:rPr>
+        <w:t>python -m venv borsaneuron_env</w:t>
+      </w:r>
+    </w:p>
+    <w:p/>
+    <w:p>
+      <w:r>
+        <w:br w:type="page"/>
+      </w:r>
+    </w:p>
+    <w:p>
+      <w:pPr>
+        <w:pStyle w:val="Heading1"/>
+        <w:jc w:val="left"/>
+      </w:pPr>
+      <w:r>
+        <w:rPr>
+          <w:rFonts w:ascii="Times New Roman" w:hAnsi="Times New Roman"/>
+          <w:b/>
+          <w:color w:val="111111"/>
+          <w:sz w:val="36"/>
+        </w:rPr>
+        <w:t>Activate virtual environment</w:t>
+      </w:r>
+    </w:p>
+    <w:p>
+      <w:pPr>
+        <w:spacing w:line="360" w:lineRule="auto" w:after="160"/>
+        <w:jc w:val="both"/>
+      </w:pPr>
+      <w:r>
+        <w:rPr>
+          <w:rFonts w:ascii="Times New Roman" w:hAnsi="Times New Roman"/>
+          <w:sz w:val="24"/>
+        </w:rPr>
+        <w:t>.\borsaneuron_env\Scripts\Activate.ps1</w:t>
+      </w:r>
+    </w:p>
+    <w:p/>
+    <w:p>
+      <w:r>
+        <w:br w:type="page"/>
+      </w:r>
+    </w:p>
+    <w:p>
+      <w:pPr>
+        <w:pStyle w:val="Heading1"/>
+        <w:jc w:val="left"/>
+      </w:pPr>
+      <w:r>
+        <w:rPr>
+          <w:rFonts w:ascii="Times New Roman" w:hAnsi="Times New Roman"/>
+          <w:b/>
+          <w:color w:val="111111"/>
+          <w:sz w:val="36"/>
+        </w:rPr>
+        <w:t>Upgrade pip manager</w:t>
+      </w:r>
+    </w:p>
+    <w:p>
+      <w:pPr>
+        <w:spacing w:line="360" w:lineRule="auto" w:after="160"/>
+        <w:jc w:val="both"/>
+      </w:pPr>
+      <w:r>
+        <w:rPr>
+          <w:rFonts w:ascii="Times New Roman" w:hAnsi="Times New Roman"/>
+          <w:sz w:val="24"/>
+        </w:rPr>
+        <w:t>python -m pip install --upgrade pip</w:t>
+      </w:r>
+    </w:p>
+    <w:p/>
+    <w:p>
+      <w:r>
+        <w:br w:type="page"/>
+      </w:r>
+    </w:p>
+    <w:p>
+      <w:pPr>
+        <w:pStyle w:val="Heading1"/>
+        <w:jc w:val="left"/>
+      </w:pPr>
+      <w:r>
+        <w:rPr>
+          <w:rFonts w:ascii="Times New Roman" w:hAnsi="Times New Roman"/>
+          <w:b/>
+          <w:color w:val="111111"/>
+          <w:sz w:val="36"/>
+        </w:rPr>
+        <w:t>Install project dependencies</w:t>
+      </w:r>
+    </w:p>
+    <w:p>
+      <w:pPr>
+        <w:spacing w:line="360" w:lineRule="auto" w:after="160"/>
+        <w:jc w:val="both"/>
+      </w:pPr>
+      <w:r>
+        <w:rPr>
+          <w:rFonts w:ascii="Times New Roman" w:hAnsi="Times New Roman"/>
+          <w:sz w:val="24"/>
+        </w:rPr>
+        <w:t>pip install -r requirements.txt</w:t>
+      </w:r>
+    </w:p>
+    <w:p>
+      <w:pPr>
+        <w:spacing w:line="360" w:lineRule="auto" w:after="160"/>
+        <w:jc w:val="both"/>
+      </w:pPr>
+      <w:r>
+        <w:rPr>
+          <w:rFonts w:ascii="Courier New" w:hAnsi="Courier New"/>
+          <w:sz w:val="21"/>
+        </w:rPr>
+      </w:r>
+    </w:p>
+    <w:p/>
+    <w:p>
+      <w:pPr>
+        <w:spacing w:line="360" w:lineRule="auto" w:after="160"/>
+        <w:jc w:val="both"/>
+      </w:pPr>
+      <w:r>
+        <w:rPr>
+          <w:rFonts w:ascii="Times New Roman" w:hAnsi="Times New Roman"/>
+          <w:sz w:val="24"/>
+        </w:rPr>
+        <w:t>---</w:t>
+      </w:r>
+    </w:p>
+    <w:p/>
+    <w:p>
+      <w:r>
+        <w:br w:type="page"/>
+      </w:r>
+    </w:p>
+    <w:p>
+      <w:pPr>
+        <w:pStyle w:val="Heading1"/>
+        <w:jc w:val="left"/>
+      </w:pPr>
+      <w:r>
+        <w:rPr>
+          <w:rFonts w:ascii="Times New Roman" w:hAnsi="Times New Roman"/>
+          <w:b/>
+          <w:color w:val="111111"/>
+          <w:sz w:val="36"/>
+        </w:rPr>
+        <w:t>3. DATASET &amp; PREPROCESSING</w:t>
       </w:r>
     </w:p>
     <w:p/>
@@ -1488,7 +1877,7 @@
           <w:color w:val="1E1E1E"/>
           <w:sz w:val="28"/>
         </w:rPr>
-        <w:t>1.3. Thesis Organization</w:t>
+        <w:t>3.1. Data Source and Feature Definitions</w:t>
       </w:r>
     </w:p>
     <w:p>
@@ -1501,7 +1890,36 @@
           <w:rFonts w:ascii="Times New Roman" w:hAnsi="Times New Roman"/>
           <w:sz w:val="24"/>
         </w:rPr>
-        <w:t>This thesis is structured in an application-oriented format to trace the pipeline from setup to deployment. Chapter 2 details the tech stack and environment installations required for execution. Chapter 3 introduces the dataset structure, sampling decisions, and exploratory visualizations. Chapter 4 explains feature engineering, correlation analysis, K-Means clustering, and PCA results. Chapter 5 discusses the architecture, optimization, and metrics of K-NN, Random Forest, and MLP neural networks. Chapter 6 details the front-end layout of the BorsaNeuron application and live inference logic. Chapter 7 outlines containerization and production deployment. Chapter 8 provides the complete project file hierarchy. Finally, Chapter 9 presents the academic conclusions, trading recommendations, and pathways for future research.</w:t>
+        <w:t xml:space="preserve">The empirical foundation of the project resides in </w:t>
+      </w:r>
+      <w:r>
+        <w:rPr>
+          <w:rFonts w:ascii="Courier New" w:hAnsi="Courier New"/>
+          <w:sz w:val="21"/>
+        </w:rPr>
+        <w:t>bist_ai_dataset_real_30cols.csv</w:t>
+      </w:r>
+      <w:r>
+        <w:rPr>
+          <w:rFonts w:ascii="Times New Roman" w:hAnsi="Times New Roman"/>
+          <w:sz w:val="24"/>
+        </w:rPr>
+        <w:t xml:space="preserve">, representing a robust historical dataset of </w:t>
+      </w:r>
+      <w:r>
+        <w:rPr>
+          <w:rFonts w:ascii="Times New Roman" w:hAnsi="Times New Roman"/>
+          <w:b/>
+          <w:sz w:val="24"/>
+        </w:rPr>
+        <w:t>all active 537 tickers</w:t>
+      </w:r>
+      <w:r>
+        <w:rPr>
+          <w:rFonts w:ascii="Times New Roman" w:hAnsi="Times New Roman"/>
+          <w:sz w:val="24"/>
+        </w:rPr>
+        <w:t xml:space="preserve"> traded on Borsa Istanbul (BIST) with a total volume of nearly half a million historical daily records. Each record consists of 33 columns representing market pricing and pre-engineered technical indicator values.</w:t>
       </w:r>
     </w:p>
     <w:p/>
@@ -1515,46 +1933,423 @@
           <w:rFonts w:ascii="Times New Roman" w:hAnsi="Times New Roman"/>
           <w:sz w:val="24"/>
         </w:rPr>
-        <w:t>---</w:t>
+        <w:t>The feature space consists of 30 numerical variables categorized by technical analyst metrics:</w:t>
+      </w:r>
+    </w:p>
+    <w:p>
+      <w:pPr>
+        <w:pStyle w:val="ListBullet"/>
+        <w:spacing w:after="80" w:line="276" w:lineRule="auto"/>
+      </w:pPr>
+      <w:r>
+        <w:rPr>
+          <w:rFonts w:ascii="Times New Roman" w:hAnsi="Times New Roman"/>
+          <w:b/>
+          <w:sz w:val="24"/>
+        </w:rPr>
+        <w:t>Trend Indicators:</w:t>
+      </w:r>
+      <w:r>
+        <w:rPr>
+          <w:rFonts w:ascii="Times New Roman" w:hAnsi="Times New Roman"/>
+          <w:sz w:val="24"/>
+        </w:rPr>
+        <w:t xml:space="preserve"> Simple Moving Averages (</w:t>
+      </w:r>
+      <w:r>
+        <w:rPr>
+          <w:rFonts w:ascii="Times New Roman" w:hAnsi="Times New Roman"/>
+          <w:sz w:val="24"/>
+        </w:rPr>
+        <w:t>SMA_20</w:t>
+      </w:r>
+      <w:r>
+        <w:rPr>
+          <w:rFonts w:ascii="Times New Roman" w:hAnsi="Times New Roman"/>
+          <w:sz w:val="24"/>
+        </w:rPr>
+        <w:t xml:space="preserve">, </w:t>
+      </w:r>
+      <w:r>
+        <w:rPr>
+          <w:rFonts w:ascii="Times New Roman" w:hAnsi="Times New Roman"/>
+          <w:sz w:val="24"/>
+        </w:rPr>
+        <w:t>SMA_50</w:t>
+      </w:r>
+      <w:r>
+        <w:rPr>
+          <w:rFonts w:ascii="Times New Roman" w:hAnsi="Times New Roman"/>
+          <w:sz w:val="24"/>
+        </w:rPr>
+        <w:t xml:space="preserve">, </w:t>
+      </w:r>
+      <w:r>
+        <w:rPr>
+          <w:rFonts w:ascii="Times New Roman" w:hAnsi="Times New Roman"/>
+          <w:sz w:val="24"/>
+        </w:rPr>
+        <w:t>SMA_200</w:t>
+      </w:r>
+      <w:r>
+        <w:rPr>
+          <w:rFonts w:ascii="Times New Roman" w:hAnsi="Times New Roman"/>
+          <w:sz w:val="24"/>
+        </w:rPr>
+        <w:t>) and Exponential Moving Averages (</w:t>
+      </w:r>
+      <w:r>
+        <w:rPr>
+          <w:rFonts w:ascii="Times New Roman" w:hAnsi="Times New Roman"/>
+          <w:sz w:val="24"/>
+        </w:rPr>
+        <w:t>EMA_12</w:t>
+      </w:r>
+      <w:r>
+        <w:rPr>
+          <w:rFonts w:ascii="Times New Roman" w:hAnsi="Times New Roman"/>
+          <w:sz w:val="24"/>
+        </w:rPr>
+        <w:t xml:space="preserve">, </w:t>
+      </w:r>
+      <w:r>
+        <w:rPr>
+          <w:rFonts w:ascii="Times New Roman" w:hAnsi="Times New Roman"/>
+          <w:sz w:val="24"/>
+        </w:rPr>
+        <w:t>EMA_26</w:t>
+      </w:r>
+      <w:r>
+        <w:rPr>
+          <w:rFonts w:ascii="Times New Roman" w:hAnsi="Times New Roman"/>
+          <w:sz w:val="24"/>
+        </w:rPr>
+        <w:t>).</w:t>
+      </w:r>
+    </w:p>
+    <w:p>
+      <w:pPr>
+        <w:pStyle w:val="ListBullet"/>
+        <w:spacing w:after="80" w:line="276" w:lineRule="auto"/>
+      </w:pPr>
+      <w:r>
+        <w:rPr>
+          <w:rFonts w:ascii="Times New Roman" w:hAnsi="Times New Roman"/>
+          <w:b/>
+          <w:sz w:val="24"/>
+        </w:rPr>
+        <w:t>Momentum Indicators:</w:t>
+      </w:r>
+      <w:r>
+        <w:rPr>
+          <w:rFonts w:ascii="Times New Roman" w:hAnsi="Times New Roman"/>
+          <w:sz w:val="24"/>
+        </w:rPr>
+        <w:t xml:space="preserve"> Relative Strength Index (</w:t>
+      </w:r>
+      <w:r>
+        <w:rPr>
+          <w:rFonts w:ascii="Times New Roman" w:hAnsi="Times New Roman"/>
+          <w:sz w:val="24"/>
+        </w:rPr>
+        <w:t>RSI_14</w:t>
+      </w:r>
+      <w:r>
+        <w:rPr>
+          <w:rFonts w:ascii="Times New Roman" w:hAnsi="Times New Roman"/>
+          <w:sz w:val="24"/>
+        </w:rPr>
+        <w:t>), which measures momentum, and Stochastic Oscillators (</w:t>
+      </w:r>
+      <w:r>
+        <w:rPr>
+          <w:rFonts w:ascii="Times New Roman" w:hAnsi="Times New Roman"/>
+          <w:sz w:val="24"/>
+        </w:rPr>
+        <w:t>Stoch_K</w:t>
+      </w:r>
+      <w:r>
+        <w:rPr>
+          <w:rFonts w:ascii="Times New Roman" w:hAnsi="Times New Roman"/>
+          <w:sz w:val="24"/>
+        </w:rPr>
+        <w:t xml:space="preserve">, </w:t>
+      </w:r>
+      <w:r>
+        <w:rPr>
+          <w:rFonts w:ascii="Times New Roman" w:hAnsi="Times New Roman"/>
+          <w:sz w:val="24"/>
+        </w:rPr>
+        <w:t>Stoch_D</w:t>
+      </w:r>
+      <w:r>
+        <w:rPr>
+          <w:rFonts w:ascii="Times New Roman" w:hAnsi="Times New Roman"/>
+          <w:sz w:val="24"/>
+        </w:rPr>
+        <w:t>).</w:t>
+      </w:r>
+    </w:p>
+    <w:p>
+      <w:pPr>
+        <w:pStyle w:val="ListBullet"/>
+        <w:spacing w:after="80" w:line="276" w:lineRule="auto"/>
+      </w:pPr>
+      <w:r>
+        <w:rPr>
+          <w:rFonts w:ascii="Times New Roman" w:hAnsi="Times New Roman"/>
+          <w:b/>
+          <w:sz w:val="24"/>
+        </w:rPr>
+        <w:t>Trend Volatility &amp; Divergence:</w:t>
+      </w:r>
+      <w:r>
+        <w:rPr>
+          <w:rFonts w:ascii="Times New Roman" w:hAnsi="Times New Roman"/>
+          <w:sz w:val="24"/>
+        </w:rPr>
+        <w:t xml:space="preserve"> Moving Average Convergence Divergence (</w:t>
+      </w:r>
+      <w:r>
+        <w:rPr>
+          <w:rFonts w:ascii="Times New Roman" w:hAnsi="Times New Roman"/>
+          <w:sz w:val="24"/>
+        </w:rPr>
+        <w:t>MACD</w:t>
+      </w:r>
+      <w:r>
+        <w:rPr>
+          <w:rFonts w:ascii="Times New Roman" w:hAnsi="Times New Roman"/>
+          <w:sz w:val="24"/>
+        </w:rPr>
+        <w:t>) and its signal line (</w:t>
+      </w:r>
+      <w:r>
+        <w:rPr>
+          <w:rFonts w:ascii="Times New Roman" w:hAnsi="Times New Roman"/>
+          <w:sz w:val="24"/>
+        </w:rPr>
+        <w:t>MACD_Signal</w:t>
+      </w:r>
+      <w:r>
+        <w:rPr>
+          <w:rFonts w:ascii="Times New Roman" w:hAnsi="Times New Roman"/>
+          <w:sz w:val="24"/>
+        </w:rPr>
+        <w:t>), alongside Bollinger Bands (</w:t>
+      </w:r>
+      <w:r>
+        <w:rPr>
+          <w:rFonts w:ascii="Times New Roman" w:hAnsi="Times New Roman"/>
+          <w:sz w:val="24"/>
+        </w:rPr>
+        <w:t>BB_Upper</w:t>
+      </w:r>
+      <w:r>
+        <w:rPr>
+          <w:rFonts w:ascii="Times New Roman" w:hAnsi="Times New Roman"/>
+          <w:sz w:val="24"/>
+        </w:rPr>
+        <w:t xml:space="preserve">, </w:t>
+      </w:r>
+      <w:r>
+        <w:rPr>
+          <w:rFonts w:ascii="Times New Roman" w:hAnsi="Times New Roman"/>
+          <w:sz w:val="24"/>
+        </w:rPr>
+        <w:t>BB_Middle</w:t>
+      </w:r>
+      <w:r>
+        <w:rPr>
+          <w:rFonts w:ascii="Times New Roman" w:hAnsi="Times New Roman"/>
+          <w:sz w:val="24"/>
+        </w:rPr>
+        <w:t xml:space="preserve">, </w:t>
+      </w:r>
+      <w:r>
+        <w:rPr>
+          <w:rFonts w:ascii="Times New Roman" w:hAnsi="Times New Roman"/>
+          <w:sz w:val="24"/>
+        </w:rPr>
+        <w:t>BB_Lower</w:t>
+      </w:r>
+      <w:r>
+        <w:rPr>
+          <w:rFonts w:ascii="Times New Roman" w:hAnsi="Times New Roman"/>
+          <w:sz w:val="24"/>
+        </w:rPr>
+        <w:t>).</w:t>
+      </w:r>
+    </w:p>
+    <w:p>
+      <w:pPr>
+        <w:pStyle w:val="ListBullet"/>
+        <w:spacing w:after="80" w:line="276" w:lineRule="auto"/>
+      </w:pPr>
+      <w:r>
+        <w:rPr>
+          <w:rFonts w:ascii="Times New Roman" w:hAnsi="Times New Roman"/>
+          <w:b/>
+          <w:sz w:val="24"/>
+        </w:rPr>
+        <w:t>Volatility Metrics:</w:t>
+      </w:r>
+      <w:r>
+        <w:rPr>
+          <w:rFonts w:ascii="Times New Roman" w:hAnsi="Times New Roman"/>
+          <w:sz w:val="24"/>
+        </w:rPr>
+        <w:t xml:space="preserve"> Average True Range (</w:t>
+      </w:r>
+      <w:r>
+        <w:rPr>
+          <w:rFonts w:ascii="Times New Roman" w:hAnsi="Times New Roman"/>
+          <w:sz w:val="24"/>
+        </w:rPr>
+        <w:t>ATR_14</w:t>
+      </w:r>
+      <w:r>
+        <w:rPr>
+          <w:rFonts w:ascii="Times New Roman" w:hAnsi="Times New Roman"/>
+          <w:sz w:val="24"/>
+        </w:rPr>
+        <w:t>), which gauges volatility.</w:t>
+      </w:r>
+    </w:p>
+    <w:p>
+      <w:pPr>
+        <w:pStyle w:val="ListBullet"/>
+        <w:spacing w:after="80" w:line="276" w:lineRule="auto"/>
+      </w:pPr>
+      <w:r>
+        <w:rPr>
+          <w:rFonts w:ascii="Times New Roman" w:hAnsi="Times New Roman"/>
+          <w:b/>
+          <w:sz w:val="24"/>
+        </w:rPr>
+        <w:t>Support and Resistance:</w:t>
+      </w:r>
+      <w:r>
+        <w:rPr>
+          <w:rFonts w:ascii="Times New Roman" w:hAnsi="Times New Roman"/>
+          <w:sz w:val="24"/>
+        </w:rPr>
+        <w:t xml:space="preserve"> Computed dynamic levels (</w:t>
+      </w:r>
+      <w:r>
+        <w:rPr>
+          <w:rFonts w:ascii="Times New Roman" w:hAnsi="Times New Roman"/>
+          <w:sz w:val="24"/>
+        </w:rPr>
+        <w:t>Support_Level</w:t>
+      </w:r>
+      <w:r>
+        <w:rPr>
+          <w:rFonts w:ascii="Times New Roman" w:hAnsi="Times New Roman"/>
+          <w:sz w:val="24"/>
+        </w:rPr>
+        <w:t xml:space="preserve">, </w:t>
+      </w:r>
+      <w:r>
+        <w:rPr>
+          <w:rFonts w:ascii="Times New Roman" w:hAnsi="Times New Roman"/>
+          <w:sz w:val="24"/>
+        </w:rPr>
+        <w:t>Resistance_Level</w:t>
+      </w:r>
+      <w:r>
+        <w:rPr>
+          <w:rFonts w:ascii="Times New Roman" w:hAnsi="Times New Roman"/>
+          <w:sz w:val="24"/>
+        </w:rPr>
+        <w:t>) indicating historical buy/sell zones.</w:t>
+      </w:r>
+    </w:p>
+    <w:p>
+      <w:pPr>
+        <w:pStyle w:val="ListBullet"/>
+        <w:spacing w:after="80" w:line="276" w:lineRule="auto"/>
+      </w:pPr>
+      <w:r>
+        <w:rPr>
+          <w:rFonts w:ascii="Times New Roman" w:hAnsi="Times New Roman"/>
+          <w:b/>
+          <w:sz w:val="24"/>
+        </w:rPr>
+        <w:t>Order Book and Microstructure:</w:t>
+      </w:r>
+      <w:r>
+        <w:rPr>
+          <w:rFonts w:ascii="Times New Roman" w:hAnsi="Times New Roman"/>
+          <w:sz w:val="24"/>
+        </w:rPr>
+        <w:t xml:space="preserve"> Indicators representing order depth and slope, including </w:t>
+      </w:r>
+      <w:r>
+        <w:rPr>
+          <w:rFonts w:ascii="Times New Roman" w:hAnsi="Times New Roman"/>
+          <w:sz w:val="24"/>
+        </w:rPr>
+        <w:t>Depth_Ratio</w:t>
+      </w:r>
+      <w:r>
+        <w:rPr>
+          <w:rFonts w:ascii="Times New Roman" w:hAnsi="Times New Roman"/>
+          <w:sz w:val="24"/>
+        </w:rPr>
+        <w:t xml:space="preserve"> and </w:t>
+      </w:r>
+      <w:r>
+        <w:rPr>
+          <w:rFonts w:ascii="Times New Roman" w:hAnsi="Times New Roman"/>
+          <w:sz w:val="24"/>
+        </w:rPr>
+        <w:t>Neckline_Slope</w:t>
+      </w:r>
+      <w:r>
+        <w:rPr>
+          <w:rFonts w:ascii="Times New Roman" w:hAnsi="Times New Roman"/>
+          <w:sz w:val="24"/>
+        </w:rPr>
+        <w:t>.</w:t>
+      </w:r>
+    </w:p>
+    <w:p>
+      <w:pPr>
+        <w:pStyle w:val="ListBullet"/>
+        <w:spacing w:after="80" w:line="276" w:lineRule="auto"/>
+      </w:pPr>
+      <w:r>
+        <w:rPr>
+          <w:rFonts w:ascii="Times New Roman" w:hAnsi="Times New Roman"/>
+          <w:b/>
+          <w:sz w:val="24"/>
+        </w:rPr>
+        <w:t>Expert Metrics:</w:t>
+      </w:r>
+      <w:r>
+        <w:rPr>
+          <w:rFonts w:ascii="Times New Roman" w:hAnsi="Times New Roman"/>
+          <w:sz w:val="24"/>
+        </w:rPr>
+        <w:t xml:space="preserve"> </w:t>
+      </w:r>
+      <w:r>
+        <w:rPr>
+          <w:rFonts w:ascii="Times New Roman" w:hAnsi="Times New Roman"/>
+          <w:sz w:val="24"/>
+        </w:rPr>
+        <w:t>Expert_Signal</w:t>
+      </w:r>
+      <w:r>
+        <w:rPr>
+          <w:rFonts w:ascii="Times New Roman" w:hAnsi="Times New Roman"/>
+          <w:sz w:val="24"/>
+        </w:rPr>
+        <w:t xml:space="preserve"> representing combined baseline rule indications.</w:t>
       </w:r>
     </w:p>
     <w:p/>
-    <w:p>
-      <w:r>
-        <w:br w:type="page"/>
-      </w:r>
-    </w:p>
-    <w:p>
-      <w:pPr>
-        <w:pStyle w:val="Heading1"/>
-        <w:jc w:val="left"/>
-      </w:pPr>
-      <w:r>
-        <w:rPr>
-          <w:rFonts w:ascii="Times New Roman" w:hAnsi="Times New Roman"/>
-          <w:b/>
-          <w:color w:val="111111"/>
-          <w:sz w:val="36"/>
-        </w:rPr>
-        <w:t>2. SETTING UP PROJECT &amp; TECH STACK</w:t>
-      </w:r>
-    </w:p>
-    <w:p/>
-    <w:p>
-      <w:pPr>
-        <w:pStyle w:val="Heading2"/>
-        <w:jc w:val="left"/>
-      </w:pPr>
-      <w:r>
-        <w:rPr>
-          <w:rFonts w:ascii="Times New Roman" w:hAnsi="Times New Roman"/>
-          <w:b/>
-          <w:color w:val="1E1E1E"/>
-          <w:sz w:val="28"/>
-        </w:rPr>
-        <w:t>2.1. Software Prerequisites</w:t>
-      </w:r>
-    </w:p>
     <w:p>
       <w:pPr>
         <w:spacing w:line="360" w:lineRule="auto" w:after="160"/>
@@ -1565,1441 +2360,7 @@
           <w:rFonts w:ascii="Times New Roman" w:hAnsi="Times New Roman"/>
           <w:sz w:val="24"/>
         </w:rPr>
-        <w:t>To ensure stability, efficiency, and platform portability, BorsaNeuron was designed using standard modern programming environments. The primary requirements include:</w:t>
-      </w:r>
-    </w:p>
-    <w:p>
-      <w:pPr>
-        <w:pStyle w:val="ListBullet"/>
-        <w:spacing w:after="80" w:line="276" w:lineRule="auto"/>
-      </w:pPr>
-      <w:r>
-        <w:rPr>
-          <w:rFonts w:ascii="Times New Roman" w:hAnsi="Times New Roman"/>
-          <w:b/>
-          <w:sz w:val="24"/>
-        </w:rPr>
-        <w:t>Python v3.9 or v3.11:</w:t>
-      </w:r>
-      <w:r>
-        <w:rPr>
-          <w:rFonts w:ascii="Times New Roman" w:hAnsi="Times New Roman"/>
-          <w:sz w:val="24"/>
-        </w:rPr>
-        <w:t xml:space="preserve"> Selected for its ecosystem in scientific computing, machine learning, and web dashboard tools. Versions 3.9 and 3.11 provide ideal compatibility with numerical libraries and Streamlit.</w:t>
-      </w:r>
-    </w:p>
-    <w:p>
-      <w:pPr>
-        <w:pStyle w:val="ListBullet"/>
-        <w:spacing w:after="80" w:line="276" w:lineRule="auto"/>
-      </w:pPr>
-      <w:r>
-        <w:rPr>
-          <w:rFonts w:ascii="Times New Roman" w:hAnsi="Times New Roman"/>
-          <w:b/>
-          <w:sz w:val="24"/>
-        </w:rPr>
-        <w:t>Visual Studio Code (VS Code) IDE:</w:t>
-      </w:r>
-      <w:r>
-        <w:rPr>
-          <w:rFonts w:ascii="Times New Roman" w:hAnsi="Times New Roman"/>
-          <w:sz w:val="24"/>
-        </w:rPr>
-        <w:t xml:space="preserve"> Used as the primary development environment due to its support for interactive Python notebook environments, debugging utilities, Git source control integration, and virtual environments.</w:t>
-      </w:r>
-    </w:p>
-    <w:p>
-      <w:pPr>
-        <w:pStyle w:val="ListBullet"/>
-        <w:spacing w:after="80" w:line="276" w:lineRule="auto"/>
-      </w:pPr>
-      <w:r>
-        <w:rPr>
-          <w:rFonts w:ascii="Times New Roman" w:hAnsi="Times New Roman"/>
-          <w:b/>
-          <w:sz w:val="24"/>
-        </w:rPr>
-        <w:t>Git Source Control:</w:t>
-      </w:r>
-      <w:r>
-        <w:rPr>
-          <w:rFonts w:ascii="Times New Roman" w:hAnsi="Times New Roman"/>
-          <w:sz w:val="24"/>
-        </w:rPr>
-        <w:t xml:space="preserve"> Implemented locally to version-control the source scripts and configure continuous integration workflows.</w:t>
-      </w:r>
-    </w:p>
-    <w:p/>
-    <w:p>
-      <w:pPr>
-        <w:pStyle w:val="Heading2"/>
-        <w:jc w:val="left"/>
-      </w:pPr>
-      <w:r>
-        <w:rPr>
-          <w:rFonts w:ascii="Times New Roman" w:hAnsi="Times New Roman"/>
-          <w:b/>
-          <w:color w:val="1E1E1E"/>
-          <w:sz w:val="28"/>
-        </w:rPr>
-        <w:t>2.2. Environment Configurations and Library Installations</w:t>
-      </w:r>
-    </w:p>
-    <w:p>
-      <w:pPr>
-        <w:spacing w:line="360" w:lineRule="auto" w:after="160"/>
-        <w:jc w:val="both"/>
-      </w:pPr>
-      <w:r>
-        <w:rPr>
-          <w:rFonts w:ascii="Times New Roman" w:hAnsi="Times New Roman"/>
-          <w:sz w:val="24"/>
-        </w:rPr>
-        <w:t xml:space="preserve">To prevent dependency conflicts, a dedicated virtual environment was constructed. The dependencies are maintained in a structured </w:t>
-      </w:r>
-      <w:r>
-        <w:rPr>
-          <w:rFonts w:ascii="Courier New" w:hAnsi="Courier New"/>
-          <w:sz w:val="21"/>
-        </w:rPr>
-        <w:t>requirements.txt</w:t>
-      </w:r>
-      <w:r>
-        <w:rPr>
-          <w:rFonts w:ascii="Times New Roman" w:hAnsi="Times New Roman"/>
-          <w:sz w:val="24"/>
-        </w:rPr>
-        <w:t xml:space="preserve"> manifest:</w:t>
-      </w:r>
-    </w:p>
-    <w:p/>
-    <w:p>
-      <w:pPr>
-        <w:spacing w:line="360" w:lineRule="auto" w:after="160"/>
-        <w:jc w:val="both"/>
-      </w:pPr>
-      <w:r>
-        <w:rPr>
-          <w:rFonts w:ascii="Courier New" w:hAnsi="Courier New"/>
-          <w:sz w:val="21"/>
-        </w:rPr>
-      </w:r>
-      <w:r>
-        <w:rPr>
-          <w:rFonts w:ascii="Times New Roman" w:hAnsi="Times New Roman"/>
-          <w:sz w:val="24"/>
-        </w:rPr>
-        <w:t>text</w:t>
-      </w:r>
-    </w:p>
-    <w:p>
-      <w:r>
-        <w:br w:type="page"/>
-      </w:r>
-    </w:p>
-    <w:p>
-      <w:pPr>
-        <w:pStyle w:val="Heading1"/>
-        <w:jc w:val="left"/>
-      </w:pPr>
-      <w:r>
-        <w:rPr>
-          <w:rFonts w:ascii="Times New Roman" w:hAnsi="Times New Roman"/>
-          <w:b/>
-          <w:color w:val="111111"/>
-          <w:sz w:val="36"/>
-        </w:rPr>
-        <w:t>requirements.txt - BorsaNeuron Dependencies</w:t>
-      </w:r>
-    </w:p>
-    <w:p>
-      <w:pPr>
-        <w:spacing w:line="360" w:lineRule="auto" w:after="160"/>
-        <w:jc w:val="both"/>
-      </w:pPr>
-      <w:r>
-        <w:rPr>
-          <w:rFonts w:ascii="Times New Roman" w:hAnsi="Times New Roman"/>
-          <w:sz w:val="24"/>
-        </w:rPr>
-        <w:t>pandas&gt;=1.5.0</w:t>
-      </w:r>
-    </w:p>
-    <w:p>
-      <w:pPr>
-        <w:spacing w:line="360" w:lineRule="auto" w:after="160"/>
-        <w:jc w:val="both"/>
-      </w:pPr>
-      <w:r>
-        <w:rPr>
-          <w:rFonts w:ascii="Times New Roman" w:hAnsi="Times New Roman"/>
-          <w:sz w:val="24"/>
-        </w:rPr>
-        <w:t>numpy&gt;=1.22.0</w:t>
-      </w:r>
-    </w:p>
-    <w:p>
-      <w:pPr>
-        <w:spacing w:line="360" w:lineRule="auto" w:after="160"/>
-        <w:jc w:val="both"/>
-      </w:pPr>
-      <w:r>
-        <w:rPr>
-          <w:rFonts w:ascii="Times New Roman" w:hAnsi="Times New Roman"/>
-          <w:sz w:val="24"/>
-        </w:rPr>
-        <w:t>scikit-learn&gt;=1.1.0</w:t>
-      </w:r>
-    </w:p>
-    <w:p>
-      <w:pPr>
-        <w:spacing w:line="360" w:lineRule="auto" w:after="160"/>
-        <w:jc w:val="both"/>
-      </w:pPr>
-      <w:r>
-        <w:rPr>
-          <w:rFonts w:ascii="Times New Roman" w:hAnsi="Times New Roman"/>
-          <w:sz w:val="24"/>
-        </w:rPr>
-        <w:t>streamlit&gt;=1.22.0</w:t>
-      </w:r>
-    </w:p>
-    <w:p>
-      <w:pPr>
-        <w:spacing w:line="360" w:lineRule="auto" w:after="160"/>
-        <w:jc w:val="both"/>
-      </w:pPr>
-      <w:r>
-        <w:rPr>
-          <w:rFonts w:ascii="Times New Roman" w:hAnsi="Times New Roman"/>
-          <w:sz w:val="24"/>
-        </w:rPr>
-        <w:t>matplotlib&gt;=3.5.0</w:t>
-      </w:r>
-    </w:p>
-    <w:p>
-      <w:pPr>
-        <w:spacing w:line="360" w:lineRule="auto" w:after="160"/>
-        <w:jc w:val="both"/>
-      </w:pPr>
-      <w:r>
-        <w:rPr>
-          <w:rFonts w:ascii="Times New Roman" w:hAnsi="Times New Roman"/>
-          <w:sz w:val="24"/>
-        </w:rPr>
-        <w:t>seaborn&gt;=0.11.0</w:t>
-      </w:r>
-    </w:p>
-    <w:p>
-      <w:pPr>
-        <w:spacing w:line="360" w:lineRule="auto" w:after="160"/>
-        <w:jc w:val="both"/>
-      </w:pPr>
-      <w:r>
-        <w:rPr>
-          <w:rFonts w:ascii="Times New Roman" w:hAnsi="Times New Roman"/>
-          <w:sz w:val="24"/>
-        </w:rPr>
-        <w:t>joblib&gt;=1.1.0</w:t>
-      </w:r>
-    </w:p>
-    <w:p>
-      <w:pPr>
-        <w:spacing w:line="360" w:lineRule="auto" w:after="160"/>
-        <w:jc w:val="both"/>
-      </w:pPr>
-      <w:r>
-        <w:rPr>
-          <w:rFonts w:ascii="Times New Roman" w:hAnsi="Times New Roman"/>
-          <w:sz w:val="24"/>
-        </w:rPr>
-        <w:t>yfinance&gt;=0.2.0</w:t>
-      </w:r>
-    </w:p>
-    <w:p>
-      <w:pPr>
-        <w:spacing w:line="360" w:lineRule="auto" w:after="160"/>
-        <w:jc w:val="both"/>
-      </w:pPr>
-      <w:r>
-        <w:rPr>
-          <w:rFonts w:ascii="Times New Roman" w:hAnsi="Times New Roman"/>
-          <w:sz w:val="24"/>
-        </w:rPr>
-        <w:t>yellowbrick&gt;=1.5</w:t>
-      </w:r>
-    </w:p>
-    <w:p>
-      <w:pPr>
-        <w:spacing w:line="360" w:lineRule="auto" w:after="160"/>
-        <w:jc w:val="both"/>
-      </w:pPr>
-      <w:r>
-        <w:rPr>
-          <w:rFonts w:ascii="Courier New" w:hAnsi="Courier New"/>
-          <w:sz w:val="21"/>
-        </w:rPr>
-      </w:r>
-    </w:p>
-    <w:p/>
-    <w:p>
-      <w:pPr>
-        <w:spacing w:line="360" w:lineRule="auto" w:after="160"/>
-        <w:jc w:val="both"/>
-      </w:pPr>
-      <w:r>
-        <w:rPr>
-          <w:rFonts w:ascii="Times New Roman" w:hAnsi="Times New Roman"/>
-          <w:sz w:val="24"/>
-        </w:rPr>
-        <w:t>The virtual environment setup and package installations are executed via the command terminal:</w:t>
-      </w:r>
-    </w:p>
-    <w:p/>
-    <w:p>
-      <w:pPr>
-        <w:spacing w:line="360" w:lineRule="auto" w:after="160"/>
-        <w:jc w:val="both"/>
-      </w:pPr>
-      <w:r>
-        <w:rPr>
-          <w:rFonts w:ascii="Courier New" w:hAnsi="Courier New"/>
-          <w:sz w:val="21"/>
-        </w:rPr>
-      </w:r>
-      <w:r>
-        <w:rPr>
-          <w:rFonts w:ascii="Times New Roman" w:hAnsi="Times New Roman"/>
-          <w:sz w:val="24"/>
-        </w:rPr>
-        <w:t>powershell</w:t>
-      </w:r>
-    </w:p>
-    <w:p>
-      <w:r>
-        <w:br w:type="page"/>
-      </w:r>
-    </w:p>
-    <w:p>
-      <w:pPr>
-        <w:pStyle w:val="Heading1"/>
-        <w:jc w:val="left"/>
-      </w:pPr>
-      <w:r>
-        <w:rPr>
-          <w:rFonts w:ascii="Times New Roman" w:hAnsi="Times New Roman"/>
-          <w:b/>
-          <w:color w:val="111111"/>
-          <w:sz w:val="36"/>
-        </w:rPr>
-        <w:t>Create virtual environment</w:t>
-      </w:r>
-    </w:p>
-    <w:p>
-      <w:pPr>
-        <w:spacing w:line="360" w:lineRule="auto" w:after="160"/>
-        <w:jc w:val="both"/>
-      </w:pPr>
-      <w:r>
-        <w:rPr>
-          <w:rFonts w:ascii="Times New Roman" w:hAnsi="Times New Roman"/>
-          <w:sz w:val="24"/>
-        </w:rPr>
-        <w:t>python -m venv borsaneuron_env</w:t>
-      </w:r>
-    </w:p>
-    <w:p/>
-    <w:p>
-      <w:r>
-        <w:br w:type="page"/>
-      </w:r>
-    </w:p>
-    <w:p>
-      <w:pPr>
-        <w:pStyle w:val="Heading1"/>
-        <w:jc w:val="left"/>
-      </w:pPr>
-      <w:r>
-        <w:rPr>
-          <w:rFonts w:ascii="Times New Roman" w:hAnsi="Times New Roman"/>
-          <w:b/>
-          <w:color w:val="111111"/>
-          <w:sz w:val="36"/>
-        </w:rPr>
-        <w:t>Activate virtual environment</w:t>
-      </w:r>
-    </w:p>
-    <w:p>
-      <w:pPr>
-        <w:spacing w:line="360" w:lineRule="auto" w:after="160"/>
-        <w:jc w:val="both"/>
-      </w:pPr>
-      <w:r>
-        <w:rPr>
-          <w:rFonts w:ascii="Times New Roman" w:hAnsi="Times New Roman"/>
-          <w:sz w:val="24"/>
-        </w:rPr>
-        <w:t>.\borsaneuron_env\Scripts\Activate.ps1</w:t>
-      </w:r>
-    </w:p>
-    <w:p/>
-    <w:p>
-      <w:r>
-        <w:br w:type="page"/>
-      </w:r>
-    </w:p>
-    <w:p>
-      <w:pPr>
-        <w:pStyle w:val="Heading1"/>
-        <w:jc w:val="left"/>
-      </w:pPr>
-      <w:r>
-        <w:rPr>
-          <w:rFonts w:ascii="Times New Roman" w:hAnsi="Times New Roman"/>
-          <w:b/>
-          <w:color w:val="111111"/>
-          <w:sz w:val="36"/>
-        </w:rPr>
-        <w:t>Upgrade pip manager</w:t>
-      </w:r>
-    </w:p>
-    <w:p>
-      <w:pPr>
-        <w:spacing w:line="360" w:lineRule="auto" w:after="160"/>
-        <w:jc w:val="both"/>
-      </w:pPr>
-      <w:r>
-        <w:rPr>
-          <w:rFonts w:ascii="Times New Roman" w:hAnsi="Times New Roman"/>
-          <w:sz w:val="24"/>
-        </w:rPr>
-        <w:t>python -m pip install --upgrade pip</w:t>
-      </w:r>
-    </w:p>
-    <w:p/>
-    <w:p>
-      <w:r>
-        <w:br w:type="page"/>
-      </w:r>
-    </w:p>
-    <w:p>
-      <w:pPr>
-        <w:pStyle w:val="Heading1"/>
-        <w:jc w:val="left"/>
-      </w:pPr>
-      <w:r>
-        <w:rPr>
-          <w:rFonts w:ascii="Times New Roman" w:hAnsi="Times New Roman"/>
-          <w:b/>
-          <w:color w:val="111111"/>
-          <w:sz w:val="36"/>
-        </w:rPr>
-        <w:t>Install project dependencies</w:t>
-      </w:r>
-    </w:p>
-    <w:p>
-      <w:pPr>
-        <w:spacing w:line="360" w:lineRule="auto" w:after="160"/>
-        <w:jc w:val="both"/>
-      </w:pPr>
-      <w:r>
-        <w:rPr>
-          <w:rFonts w:ascii="Times New Roman" w:hAnsi="Times New Roman"/>
-          <w:sz w:val="24"/>
-        </w:rPr>
-        <w:t>pip install -r requirements.txt</w:t>
-      </w:r>
-    </w:p>
-    <w:p>
-      <w:pPr>
-        <w:spacing w:line="360" w:lineRule="auto" w:after="160"/>
-        <w:jc w:val="both"/>
-      </w:pPr>
-      <w:r>
-        <w:rPr>
-          <w:rFonts w:ascii="Courier New" w:hAnsi="Courier New"/>
-          <w:sz w:val="21"/>
-        </w:rPr>
-      </w:r>
-    </w:p>
-    <w:p/>
-    <w:p>
-      <w:pPr>
-        <w:pStyle w:val="Heading2"/>
-        <w:jc w:val="left"/>
-      </w:pPr>
-      <w:r>
-        <w:rPr>
-          <w:rFonts w:ascii="Times New Roman" w:hAnsi="Times New Roman"/>
-          <w:b/>
-          <w:color w:val="1E1E1E"/>
-          <w:sz w:val="28"/>
-        </w:rPr>
-        <w:t>2.3. Project Architecture Overview</w:t>
-      </w:r>
-    </w:p>
-    <w:p>
-      <w:pPr>
-        <w:spacing w:line="360" w:lineRule="auto" w:after="160"/>
-        <w:jc w:val="both"/>
-      </w:pPr>
-      <w:r>
-        <w:rPr>
-          <w:rFonts w:ascii="Times New Roman" w:hAnsi="Times New Roman"/>
-          <w:sz w:val="24"/>
-        </w:rPr>
-        <w:t>The BorsaNeuron platform consists of three core architectural layers:</w:t>
-      </w:r>
-    </w:p>
-    <w:p>
-      <w:pPr>
-        <w:spacing w:line="360" w:lineRule="auto" w:after="160"/>
-        <w:jc w:val="both"/>
-      </w:pPr>
-      <w:r>
-        <w:rPr>
-          <w:rFonts w:ascii="Times New Roman" w:hAnsi="Times New Roman"/>
-          <w:sz w:val="24"/>
-        </w:rPr>
-        <w:t xml:space="preserve">1.  </w:t>
-      </w:r>
-      <w:r>
-        <w:rPr>
-          <w:rFonts w:ascii="Times New Roman" w:hAnsi="Times New Roman"/>
-          <w:b/>
-          <w:sz w:val="24"/>
-        </w:rPr>
-        <w:t>The Offline Analytics Engine (Data Mining):</w:t>
-      </w:r>
-      <w:r>
-        <w:rPr>
-          <w:rFonts w:ascii="Times New Roman" w:hAnsi="Times New Roman"/>
-          <w:sz w:val="24"/>
-        </w:rPr>
-        <w:t xml:space="preserve"> Written in modular Python scripts, this layer performs data cleansing, missing value corrections, multicollinearity filtering, K-Means clustering, PCA visual mappings, and trains/optimizes K-NN, RF, and ANN models.</w:t>
-      </w:r>
-    </w:p>
-    <w:p>
-      <w:pPr>
-        <w:spacing w:line="360" w:lineRule="auto" w:after="160"/>
-        <w:jc w:val="both"/>
-      </w:pPr>
-      <w:r>
-        <w:rPr>
-          <w:rFonts w:ascii="Times New Roman" w:hAnsi="Times New Roman"/>
-          <w:sz w:val="24"/>
-        </w:rPr>
-        <w:t xml:space="preserve">2.  </w:t>
-      </w:r>
-      <w:r>
-        <w:rPr>
-          <w:rFonts w:ascii="Times New Roman" w:hAnsi="Times New Roman"/>
-          <w:b/>
-          <w:sz w:val="24"/>
-        </w:rPr>
-        <w:t>The Persistence Layer (Model Serialization):</w:t>
-      </w:r>
-      <w:r>
-        <w:rPr>
-          <w:rFonts w:ascii="Times New Roman" w:hAnsi="Times New Roman"/>
-          <w:sz w:val="24"/>
-        </w:rPr>
-        <w:t xml:space="preserve"> Serializes the standardized scalers and optimized machine learning models using </w:t>
-      </w:r>
-      <w:r>
-        <w:rPr>
-          <w:rFonts w:ascii="Courier New" w:hAnsi="Courier New"/>
-          <w:sz w:val="21"/>
-        </w:rPr>
-        <w:t>joblib</w:t>
-      </w:r>
-      <w:r>
-        <w:rPr>
-          <w:rFonts w:ascii="Times New Roman" w:hAnsi="Times New Roman"/>
-          <w:sz w:val="24"/>
-        </w:rPr>
-        <w:t xml:space="preserve"> into binary formats, enabling immediate loading by the live web dashboard.</w:t>
-      </w:r>
-    </w:p>
-    <w:p>
-      <w:pPr>
-        <w:spacing w:line="360" w:lineRule="auto" w:after="160"/>
-        <w:jc w:val="both"/>
-      </w:pPr>
-      <w:r>
-        <w:rPr>
-          <w:rFonts w:ascii="Times New Roman" w:hAnsi="Times New Roman"/>
-          <w:sz w:val="24"/>
-        </w:rPr>
-        <w:t xml:space="preserve">3.  </w:t>
-      </w:r>
-      <w:r>
-        <w:rPr>
-          <w:rFonts w:ascii="Times New Roman" w:hAnsi="Times New Roman"/>
-          <w:b/>
-          <w:sz w:val="24"/>
-        </w:rPr>
-        <w:t>The Live Dashboard Application (Streamlit Frontend &amp; Inference):</w:t>
-      </w:r>
-      <w:r>
-        <w:rPr>
-          <w:rFonts w:ascii="Times New Roman" w:hAnsi="Times New Roman"/>
-          <w:sz w:val="24"/>
-        </w:rPr>
-        <w:t xml:space="preserve"> Loads the pre-trained weights, connects to yfinance APIs to stream real-time prices, computes technical metrics on the fly, runs predictions, scans historical vectors for geometric formations, and displays the outputs inside an interactive GUI.</w:t>
-      </w:r>
-    </w:p>
-    <w:p/>
-    <w:p>
-      <w:pPr>
-        <w:spacing w:line="360" w:lineRule="auto" w:after="160"/>
-        <w:jc w:val="both"/>
-      </w:pPr>
-      <w:r>
-        <w:rPr>
-          <w:rFonts w:ascii="Times New Roman" w:hAnsi="Times New Roman"/>
-          <w:sz w:val="24"/>
-        </w:rPr>
-        <w:t>---</w:t>
-      </w:r>
-    </w:p>
-    <w:p/>
-    <w:p>
-      <w:r>
-        <w:br w:type="page"/>
-      </w:r>
-    </w:p>
-    <w:p>
-      <w:pPr>
-        <w:pStyle w:val="Heading1"/>
-        <w:jc w:val="left"/>
-      </w:pPr>
-      <w:r>
-        <w:rPr>
-          <w:rFonts w:ascii="Times New Roman" w:hAnsi="Times New Roman"/>
-          <w:b/>
-          <w:color w:val="111111"/>
-          <w:sz w:val="36"/>
-        </w:rPr>
-        <w:t>3. DATASET &amp; TECHNICAL ANALYSIS METHODOLOGY</w:t>
-      </w:r>
-    </w:p>
-    <w:p/>
-    <w:p>
-      <w:pPr>
-        <w:pStyle w:val="Heading2"/>
-        <w:jc w:val="left"/>
-      </w:pPr>
-      <w:r>
-        <w:rPr>
-          <w:rFonts w:ascii="Times New Roman" w:hAnsi="Times New Roman"/>
-          <w:b/>
-          <w:color w:val="1E1E1E"/>
-          <w:sz w:val="28"/>
-        </w:rPr>
-        <w:t>3.1. Data Source and Feature Definitions</w:t>
-      </w:r>
-    </w:p>
-    <w:p>
-      <w:pPr>
-        <w:spacing w:line="360" w:lineRule="auto" w:after="160"/>
-        <w:jc w:val="both"/>
-      </w:pPr>
-      <w:r>
-        <w:rPr>
-          <w:rFonts w:ascii="Times New Roman" w:hAnsi="Times New Roman"/>
-          <w:sz w:val="24"/>
-        </w:rPr>
-        <w:t xml:space="preserve">The empirical foundation of the project resides in </w:t>
-      </w:r>
-      <w:r>
-        <w:rPr>
-          <w:rFonts w:ascii="Courier New" w:hAnsi="Courier New"/>
-          <w:sz w:val="21"/>
-        </w:rPr>
-        <w:t>bist_ai_dataset_real_30cols.csv</w:t>
-      </w:r>
-      <w:r>
-        <w:rPr>
-          <w:rFonts w:ascii="Times New Roman" w:hAnsi="Times New Roman"/>
-          <w:sz w:val="24"/>
-        </w:rPr>
-        <w:t>, representing a robust historical dataset of 50 blue-chip tickers traded on Borsa Istanbul (BIST) with a total volume of 49,285 historical daily records. Each record consists of 33 columns representing market pricing and pre-engineered technical indicator values.</w:t>
-      </w:r>
-    </w:p>
-    <w:p/>
-    <w:p>
-      <w:pPr>
-        <w:spacing w:line="360" w:lineRule="auto" w:after="160"/>
-        <w:jc w:val="both"/>
-      </w:pPr>
-      <w:r>
-        <w:rPr>
-          <w:rFonts w:ascii="Times New Roman" w:hAnsi="Times New Roman"/>
-          <w:sz w:val="24"/>
-        </w:rPr>
-        <w:t>The feature space consists of 30 numerical variables categorized by technical analyst metrics:</w:t>
-      </w:r>
-    </w:p>
-    <w:p>
-      <w:pPr>
-        <w:pStyle w:val="ListBullet"/>
-        <w:spacing w:after="80" w:line="276" w:lineRule="auto"/>
-      </w:pPr>
-      <w:r>
-        <w:rPr>
-          <w:rFonts w:ascii="Times New Roman" w:hAnsi="Times New Roman"/>
-          <w:b/>
-          <w:sz w:val="24"/>
-        </w:rPr>
-        <w:t>Trend Indicators:</w:t>
-      </w:r>
-      <w:r>
-        <w:rPr>
-          <w:rFonts w:ascii="Times New Roman" w:hAnsi="Times New Roman"/>
-          <w:sz w:val="24"/>
-        </w:rPr>
-        <w:t xml:space="preserve"> Simple Moving Averages (</w:t>
-      </w:r>
-      <w:r>
-        <w:rPr>
-          <w:rFonts w:ascii="Times New Roman" w:hAnsi="Times New Roman"/>
-          <w:sz w:val="24"/>
-        </w:rPr>
-        <w:t>SMA_20</w:t>
-      </w:r>
-      <w:r>
-        <w:rPr>
-          <w:rFonts w:ascii="Times New Roman" w:hAnsi="Times New Roman"/>
-          <w:sz w:val="24"/>
-        </w:rPr>
-        <w:t xml:space="preserve">, </w:t>
-      </w:r>
-      <w:r>
-        <w:rPr>
-          <w:rFonts w:ascii="Times New Roman" w:hAnsi="Times New Roman"/>
-          <w:sz w:val="24"/>
-        </w:rPr>
-        <w:t>SMA_50</w:t>
-      </w:r>
-      <w:r>
-        <w:rPr>
-          <w:rFonts w:ascii="Times New Roman" w:hAnsi="Times New Roman"/>
-          <w:sz w:val="24"/>
-        </w:rPr>
-        <w:t xml:space="preserve">, </w:t>
-      </w:r>
-      <w:r>
-        <w:rPr>
-          <w:rFonts w:ascii="Times New Roman" w:hAnsi="Times New Roman"/>
-          <w:sz w:val="24"/>
-        </w:rPr>
-        <w:t>SMA_200</w:t>
-      </w:r>
-      <w:r>
-        <w:rPr>
-          <w:rFonts w:ascii="Times New Roman" w:hAnsi="Times New Roman"/>
-          <w:sz w:val="24"/>
-        </w:rPr>
-        <w:t>) and Exponential Moving Averages (</w:t>
-      </w:r>
-      <w:r>
-        <w:rPr>
-          <w:rFonts w:ascii="Times New Roman" w:hAnsi="Times New Roman"/>
-          <w:sz w:val="24"/>
-        </w:rPr>
-        <w:t>EMA_12</w:t>
-      </w:r>
-      <w:r>
-        <w:rPr>
-          <w:rFonts w:ascii="Times New Roman" w:hAnsi="Times New Roman"/>
-          <w:sz w:val="24"/>
-        </w:rPr>
-        <w:t xml:space="preserve">, </w:t>
-      </w:r>
-      <w:r>
-        <w:rPr>
-          <w:rFonts w:ascii="Times New Roman" w:hAnsi="Times New Roman"/>
-          <w:sz w:val="24"/>
-        </w:rPr>
-        <w:t>EMA_26</w:t>
-      </w:r>
-      <w:r>
-        <w:rPr>
-          <w:rFonts w:ascii="Times New Roman" w:hAnsi="Times New Roman"/>
-          <w:sz w:val="24"/>
-        </w:rPr>
-        <w:t>), which smooth pricing noise to isolate structural market trends.</w:t>
-      </w:r>
-    </w:p>
-    <w:p>
-      <w:pPr>
-        <w:pStyle w:val="ListBullet"/>
-        <w:spacing w:after="80" w:line="276" w:lineRule="auto"/>
-      </w:pPr>
-      <w:r>
-        <w:rPr>
-          <w:rFonts w:ascii="Times New Roman" w:hAnsi="Times New Roman"/>
-          <w:b/>
-          <w:sz w:val="24"/>
-        </w:rPr>
-        <w:t>Momentum Indicators:</w:t>
-      </w:r>
-      <w:r>
-        <w:rPr>
-          <w:rFonts w:ascii="Times New Roman" w:hAnsi="Times New Roman"/>
-          <w:sz w:val="24"/>
-        </w:rPr>
-        <w:t xml:space="preserve"> Relative Strength Index (</w:t>
-      </w:r>
-      <w:r>
-        <w:rPr>
-          <w:rFonts w:ascii="Times New Roman" w:hAnsi="Times New Roman"/>
-          <w:sz w:val="24"/>
-        </w:rPr>
-        <w:t>RSI_14</w:t>
-      </w:r>
-      <w:r>
-        <w:rPr>
-          <w:rFonts w:ascii="Times New Roman" w:hAnsi="Times New Roman"/>
-          <w:sz w:val="24"/>
-        </w:rPr>
-        <w:t>), which measures the speed and change of price movements between 0 and 100, and Stochastic Oscillators (</w:t>
-      </w:r>
-      <w:r>
-        <w:rPr>
-          <w:rFonts w:ascii="Times New Roman" w:hAnsi="Times New Roman"/>
-          <w:sz w:val="24"/>
-        </w:rPr>
-        <w:t>Stoch_K</w:t>
-      </w:r>
-      <w:r>
-        <w:rPr>
-          <w:rFonts w:ascii="Times New Roman" w:hAnsi="Times New Roman"/>
-          <w:sz w:val="24"/>
-        </w:rPr>
-        <w:t xml:space="preserve">, </w:t>
-      </w:r>
-      <w:r>
-        <w:rPr>
-          <w:rFonts w:ascii="Times New Roman" w:hAnsi="Times New Roman"/>
-          <w:sz w:val="24"/>
-        </w:rPr>
-        <w:t>Stoch_D</w:t>
-      </w:r>
-      <w:r>
-        <w:rPr>
-          <w:rFonts w:ascii="Times New Roman" w:hAnsi="Times New Roman"/>
-          <w:sz w:val="24"/>
-        </w:rPr>
-        <w:t>), which locate close-to-range placement.</w:t>
-      </w:r>
-    </w:p>
-    <w:p>
-      <w:pPr>
-        <w:pStyle w:val="ListBullet"/>
-        <w:spacing w:after="80" w:line="276" w:lineRule="auto"/>
-      </w:pPr>
-      <w:r>
-        <w:rPr>
-          <w:rFonts w:ascii="Times New Roman" w:hAnsi="Times New Roman"/>
-          <w:b/>
-          <w:sz w:val="24"/>
-        </w:rPr>
-        <w:t>Trend Volatility &amp; Divergence:</w:t>
-      </w:r>
-      <w:r>
-        <w:rPr>
-          <w:rFonts w:ascii="Times New Roman" w:hAnsi="Times New Roman"/>
-          <w:sz w:val="24"/>
-        </w:rPr>
-        <w:t xml:space="preserve"> Moving Average Convergence Divergence (</w:t>
-      </w:r>
-      <w:r>
-        <w:rPr>
-          <w:rFonts w:ascii="Times New Roman" w:hAnsi="Times New Roman"/>
-          <w:sz w:val="24"/>
-        </w:rPr>
-        <w:t>MACD</w:t>
-      </w:r>
-      <w:r>
-        <w:rPr>
-          <w:rFonts w:ascii="Times New Roman" w:hAnsi="Times New Roman"/>
-          <w:sz w:val="24"/>
-        </w:rPr>
-        <w:t>) and its signal line (</w:t>
-      </w:r>
-      <w:r>
-        <w:rPr>
-          <w:rFonts w:ascii="Times New Roman" w:hAnsi="Times New Roman"/>
-          <w:sz w:val="24"/>
-        </w:rPr>
-        <w:t>MACD_Signal</w:t>
-      </w:r>
-      <w:r>
-        <w:rPr>
-          <w:rFonts w:ascii="Times New Roman" w:hAnsi="Times New Roman"/>
-          <w:sz w:val="24"/>
-        </w:rPr>
-        <w:t>), alongside Bollinger Bands (</w:t>
-      </w:r>
-      <w:r>
-        <w:rPr>
-          <w:rFonts w:ascii="Times New Roman" w:hAnsi="Times New Roman"/>
-          <w:sz w:val="24"/>
-        </w:rPr>
-        <w:t>BB_Upper</w:t>
-      </w:r>
-      <w:r>
-        <w:rPr>
-          <w:rFonts w:ascii="Times New Roman" w:hAnsi="Times New Roman"/>
-          <w:sz w:val="24"/>
-        </w:rPr>
-        <w:t xml:space="preserve">, </w:t>
-      </w:r>
-      <w:r>
-        <w:rPr>
-          <w:rFonts w:ascii="Times New Roman" w:hAnsi="Times New Roman"/>
-          <w:sz w:val="24"/>
-        </w:rPr>
-        <w:t>BB_Middle</w:t>
-      </w:r>
-      <w:r>
-        <w:rPr>
-          <w:rFonts w:ascii="Times New Roman" w:hAnsi="Times New Roman"/>
-          <w:sz w:val="24"/>
-        </w:rPr>
-        <w:t xml:space="preserve">, </w:t>
-      </w:r>
-      <w:r>
-        <w:rPr>
-          <w:rFonts w:ascii="Times New Roman" w:hAnsi="Times New Roman"/>
-          <w:sz w:val="24"/>
-        </w:rPr>
-        <w:t>BB_Lower</w:t>
-      </w:r>
-      <w:r>
-        <w:rPr>
-          <w:rFonts w:ascii="Times New Roman" w:hAnsi="Times New Roman"/>
-          <w:sz w:val="24"/>
-        </w:rPr>
-        <w:t>) representing standard deviation volatility bands.</w:t>
-      </w:r>
-    </w:p>
-    <w:p>
-      <w:pPr>
-        <w:pStyle w:val="ListBullet"/>
-        <w:spacing w:after="80" w:line="276" w:lineRule="auto"/>
-      </w:pPr>
-      <w:r>
-        <w:rPr>
-          <w:rFonts w:ascii="Times New Roman" w:hAnsi="Times New Roman"/>
-          <w:b/>
-          <w:sz w:val="24"/>
-        </w:rPr>
-        <w:t>Volatility Metrics:</w:t>
-      </w:r>
-      <w:r>
-        <w:rPr>
-          <w:rFonts w:ascii="Times New Roman" w:hAnsi="Times New Roman"/>
-          <w:sz w:val="24"/>
-        </w:rPr>
-        <w:t xml:space="preserve"> Average True Range (</w:t>
-      </w:r>
-      <w:r>
-        <w:rPr>
-          <w:rFonts w:ascii="Times New Roman" w:hAnsi="Times New Roman"/>
-          <w:sz w:val="24"/>
-        </w:rPr>
-        <w:t>ATR_14</w:t>
-      </w:r>
-      <w:r>
-        <w:rPr>
-          <w:rFonts w:ascii="Times New Roman" w:hAnsi="Times New Roman"/>
-          <w:sz w:val="24"/>
-        </w:rPr>
-        <w:t>), which gauges the market range expansion.</w:t>
-      </w:r>
-    </w:p>
-    <w:p>
-      <w:pPr>
-        <w:pStyle w:val="ListBullet"/>
-        <w:spacing w:after="80" w:line="276" w:lineRule="auto"/>
-      </w:pPr>
-      <w:r>
-        <w:rPr>
-          <w:rFonts w:ascii="Times New Roman" w:hAnsi="Times New Roman"/>
-          <w:b/>
-          <w:sz w:val="24"/>
-        </w:rPr>
-        <w:t>Support and Resistance:</w:t>
-      </w:r>
-      <w:r>
-        <w:rPr>
-          <w:rFonts w:ascii="Times New Roman" w:hAnsi="Times New Roman"/>
-          <w:sz w:val="24"/>
-        </w:rPr>
-        <w:t xml:space="preserve"> Computed dynamic levels (</w:t>
-      </w:r>
-      <w:r>
-        <w:rPr>
-          <w:rFonts w:ascii="Times New Roman" w:hAnsi="Times New Roman"/>
-          <w:sz w:val="24"/>
-        </w:rPr>
-        <w:t>Support_Level</w:t>
-      </w:r>
-      <w:r>
-        <w:rPr>
-          <w:rFonts w:ascii="Times New Roman" w:hAnsi="Times New Roman"/>
-          <w:sz w:val="24"/>
-        </w:rPr>
-        <w:t xml:space="preserve">, </w:t>
-      </w:r>
-      <w:r>
-        <w:rPr>
-          <w:rFonts w:ascii="Times New Roman" w:hAnsi="Times New Roman"/>
-          <w:sz w:val="24"/>
-        </w:rPr>
-        <w:t>Resistance_Level</w:t>
-      </w:r>
-      <w:r>
-        <w:rPr>
-          <w:rFonts w:ascii="Times New Roman" w:hAnsi="Times New Roman"/>
-          <w:sz w:val="24"/>
-        </w:rPr>
-        <w:t>) indicating historical buy/sell zones.</w:t>
-      </w:r>
-    </w:p>
-    <w:p>
-      <w:pPr>
-        <w:pStyle w:val="ListBullet"/>
-        <w:spacing w:after="80" w:line="276" w:lineRule="auto"/>
-      </w:pPr>
-      <w:r>
-        <w:rPr>
-          <w:rFonts w:ascii="Times New Roman" w:hAnsi="Times New Roman"/>
-          <w:b/>
-          <w:sz w:val="24"/>
-        </w:rPr>
-        <w:t>Order Book and Microstructure:</w:t>
-      </w:r>
-      <w:r>
-        <w:rPr>
-          <w:rFonts w:ascii="Times New Roman" w:hAnsi="Times New Roman"/>
-          <w:sz w:val="24"/>
-        </w:rPr>
-        <w:t xml:space="preserve"> Indicators representing order depth and slope, including </w:t>
-      </w:r>
-      <w:r>
-        <w:rPr>
-          <w:rFonts w:ascii="Times New Roman" w:hAnsi="Times New Roman"/>
-          <w:sz w:val="24"/>
-        </w:rPr>
-        <w:t>Depth_Ratio</w:t>
-      </w:r>
-      <w:r>
-        <w:rPr>
-          <w:rFonts w:ascii="Times New Roman" w:hAnsi="Times New Roman"/>
-          <w:sz w:val="24"/>
-        </w:rPr>
-        <w:t xml:space="preserve"> and </w:t>
-      </w:r>
-      <w:r>
-        <w:rPr>
-          <w:rFonts w:ascii="Times New Roman" w:hAnsi="Times New Roman"/>
-          <w:sz w:val="24"/>
-        </w:rPr>
-        <w:t>Neckline_Slope</w:t>
-      </w:r>
-      <w:r>
-        <w:rPr>
-          <w:rFonts w:ascii="Times New Roman" w:hAnsi="Times New Roman"/>
-          <w:sz w:val="24"/>
-        </w:rPr>
-        <w:t>.</w:t>
-      </w:r>
-    </w:p>
-    <w:p>
-      <w:pPr>
-        <w:pStyle w:val="ListBullet"/>
-        <w:spacing w:after="80" w:line="276" w:lineRule="auto"/>
-      </w:pPr>
-      <w:r>
-        <w:rPr>
-          <w:rFonts w:ascii="Times New Roman" w:hAnsi="Times New Roman"/>
-          <w:b/>
-          <w:sz w:val="24"/>
-        </w:rPr>
-        <w:t>Expert Metrics:</w:t>
-      </w:r>
-      <w:r>
-        <w:rPr>
-          <w:rFonts w:ascii="Times New Roman" w:hAnsi="Times New Roman"/>
-          <w:sz w:val="24"/>
-        </w:rPr>
-        <w:t xml:space="preserve"> </w:t>
-      </w:r>
-      <w:r>
-        <w:rPr>
-          <w:rFonts w:ascii="Times New Roman" w:hAnsi="Times New Roman"/>
-          <w:sz w:val="24"/>
-        </w:rPr>
-        <w:t>Expert_Signal</w:t>
-      </w:r>
-      <w:r>
-        <w:rPr>
-          <w:rFonts w:ascii="Times New Roman" w:hAnsi="Times New Roman"/>
-          <w:sz w:val="24"/>
-        </w:rPr>
-        <w:t xml:space="preserve"> representing combined baseline rule indications.</w:t>
-      </w:r>
-    </w:p>
-    <w:p/>
-    <w:p>
-      <w:pPr>
-        <w:pStyle w:val="Heading2"/>
-        <w:jc w:val="left"/>
-      </w:pPr>
-      <w:r>
-        <w:rPr>
-          <w:rFonts w:ascii="Times New Roman" w:hAnsi="Times New Roman"/>
-          <w:b/>
-          <w:color w:val="1E1E1E"/>
-          <w:sz w:val="28"/>
-        </w:rPr>
-        <w:t>3.2. Dataset Sampling and Target Formulation</w:t>
-      </w:r>
-    </w:p>
-    <w:p>
-      <w:pPr>
-        <w:spacing w:line="360" w:lineRule="auto" w:after="160"/>
-        <w:jc w:val="both"/>
-      </w:pPr>
-      <w:r>
-        <w:rPr>
-          <w:rFonts w:ascii="Times New Roman" w:hAnsi="Times New Roman"/>
-          <w:sz w:val="24"/>
-        </w:rPr>
-        <w:t>While the entire dataset spans 49,285 records, quantitative pipelines require significant processing during multi-fold cross-validation and hyperparameter search loops. To maintain execution speed while preserving statistical representation, a randomized 10% subset (4,928 rows) was extracted:</w:t>
-      </w:r>
-    </w:p>
-    <w:p/>
-    <w:p>
-      <w:pPr>
-        <w:spacing w:line="360" w:lineRule="auto" w:after="160"/>
-        <w:jc w:val="both"/>
-      </w:pPr>
-      <w:r>
-        <w:rPr>
-          <w:rFonts w:ascii="Times New Roman" w:hAnsi="Times New Roman"/>
-          <w:sz w:val="24"/>
-        </w:rPr>
-        <w:t>$$\text{Subset Size} = 4,928 \text{ rows} \times 33 \text{ columns}$$</w:t>
-      </w:r>
-    </w:p>
-    <w:p/>
-    <w:p>
-      <w:pPr>
-        <w:spacing w:line="360" w:lineRule="auto" w:after="160"/>
-        <w:jc w:val="both"/>
-      </w:pPr>
-      <w:r>
-        <w:rPr>
-          <w:rFonts w:ascii="Times New Roman" w:hAnsi="Times New Roman"/>
-          <w:sz w:val="24"/>
-        </w:rPr>
-        <w:t xml:space="preserve">The predictive task is formulated as a binary classification problem. The target variable is derived from </w:t>
-      </w:r>
-      <w:r>
-        <w:rPr>
-          <w:rFonts w:ascii="Courier New" w:hAnsi="Courier New"/>
-          <w:sz w:val="21"/>
-        </w:rPr>
-        <w:t>Target_T5</w:t>
-      </w:r>
-      <w:r>
-        <w:rPr>
-          <w:rFonts w:ascii="Times New Roman" w:hAnsi="Times New Roman"/>
-          <w:sz w:val="24"/>
-        </w:rPr>
-        <w:t>, representing the price direction 5 trading days in the future. The mathematical definition is:</w:t>
-      </w:r>
-    </w:p>
-    <w:p/>
-    <w:p>
-      <w:pPr>
-        <w:spacing w:line="360" w:lineRule="auto" w:after="160"/>
-        <w:jc w:val="both"/>
-      </w:pPr>
-      <w:r>
-        <w:rPr>
-          <w:rFonts w:ascii="Times New Roman" w:hAnsi="Times New Roman"/>
-          <w:sz w:val="24"/>
-        </w:rPr>
-        <w:t>$$\text{Target} = Y = \begin{cases} 1, &amp; \text{if } \text{Close}(t+5) &gt; \text{Close}(t) \\ 0, &amp; \text{if } \text{Close}(t+5) \le \text{Close}(t) \end{cases}$$</w:t>
-      </w:r>
-    </w:p>
-    <w:p/>
-    <w:p>
-      <w:pPr>
-        <w:spacing w:line="360" w:lineRule="auto" w:after="160"/>
-        <w:jc w:val="both"/>
-      </w:pPr>
-      <w:r>
-        <w:rPr>
-          <w:rFonts w:ascii="Times New Roman" w:hAnsi="Times New Roman"/>
-          <w:sz w:val="24"/>
-        </w:rPr>
-        <w:t>This binary formulation aims to predict whether the asset's closing price will experience a net positive appreciation (1) or a flat-to-downward trajectory (0) over a 5-day holding period. The subset target distribution is balanced: 59% representing bullish outcomes (1) and 41% representing bearish or neutral outcomes (0) across the BIST universe.</w:t>
-      </w:r>
-    </w:p>
-    <w:p/>
-    <w:p>
-      <w:pPr>
-        <w:pStyle w:val="Heading2"/>
-        <w:jc w:val="left"/>
-      </w:pPr>
-      <w:r>
-        <w:rPr>
-          <w:rFonts w:ascii="Times New Roman" w:hAnsi="Times New Roman"/>
-          <w:b/>
-          <w:color w:val="1E1E1E"/>
-          <w:sz w:val="28"/>
-        </w:rPr>
-        <w:t>3.3. Exploratory Data Analysis (EDA)</w:t>
-      </w:r>
-    </w:p>
-    <w:p>
-      <w:pPr>
-        <w:spacing w:line="360" w:lineRule="auto" w:after="160"/>
-        <w:jc w:val="both"/>
-      </w:pPr>
-      <w:r>
-        <w:rPr>
-          <w:rFonts w:ascii="Times New Roman" w:hAnsi="Times New Roman"/>
-          <w:sz w:val="24"/>
-        </w:rPr>
-        <w:t>Exploratory Data Analysis (EDA) was performed to understand the statistical properties and distributions of the features. Technical indicators, especially momentum oscillators like the Relative Strength Index (RSI_14), play a major role in model decisions.</w:t>
-      </w:r>
-    </w:p>
-    <w:p/>
-    <w:p>
-      <w:pPr>
-        <w:spacing w:line="360" w:lineRule="auto" w:after="160"/>
-        <w:jc w:val="both"/>
-      </w:pPr>
-      <w:r>
-        <w:rPr>
-          <w:rFonts w:ascii="Times New Roman" w:hAnsi="Times New Roman"/>
-          <w:sz w:val="24"/>
-        </w:rPr>
-        <w:t>To analyze RSI_14, a boxplot of technical indicators and distribution histograms were generated. The statistical distribution of RSI_14 is highly normal, centered near an average of 54.34 with a standard deviation of approximately 12.5. The observed minimum value is 0.10, and the maximum is 92.9, indicating that extreme oversold (RSI &lt; 30) and overbought (RSI &gt; 70) regimes are correctly captured within our historical sample.</w:t>
-      </w:r>
-    </w:p>
-    <w:p/>
-    <w:p>
-      <w:pPr>
-        <w:spacing w:line="360" w:lineRule="auto" w:after="160"/>
-        <w:jc w:val="both"/>
-      </w:pPr>
-      <w:r>
-        <w:rPr>
-          <w:rFonts w:ascii="Courier New" w:hAnsi="Courier New"/>
-          <w:sz w:val="21"/>
-        </w:rPr>
-      </w:r>
-      <w:r>
-        <w:rPr>
-          <w:rFonts w:ascii="Times New Roman" w:hAnsi="Times New Roman"/>
-          <w:sz w:val="24"/>
-        </w:rPr>
-        <w:t>python</w:t>
-      </w:r>
-    </w:p>
-    <w:p>
-      <w:r>
-        <w:br w:type="page"/>
-      </w:r>
-    </w:p>
-    <w:p>
-      <w:pPr>
-        <w:pStyle w:val="Heading1"/>
-        <w:jc w:val="left"/>
-      </w:pPr>
-      <w:r>
-        <w:rPr>
-          <w:rFonts w:ascii="Times New Roman" w:hAnsi="Times New Roman"/>
-          <w:b/>
-          <w:color w:val="111111"/>
-          <w:sz w:val="36"/>
-        </w:rPr>
-        <w:t>Function used in the project to save quantile data and plot distribution</w:t>
-      </w:r>
-    </w:p>
-    <w:p>
-      <w:pPr>
-        <w:spacing w:line="360" w:lineRule="auto" w:after="160"/>
-        <w:jc w:val="both"/>
-      </w:pPr>
-      <w:r>
-        <w:rPr>
-          <w:rFonts w:ascii="Times New Roman" w:hAnsi="Times New Roman"/>
-          <w:sz w:val="24"/>
-        </w:rPr>
-        <w:t>def num_summary(data, numerical_col, plot=False):</w:t>
-      </w:r>
-    </w:p>
-    <w:p>
-      <w:pPr>
-        <w:spacing w:line="360" w:lineRule="auto" w:after="160"/>
-        <w:jc w:val="both"/>
-      </w:pPr>
-      <w:r>
-        <w:rPr>
-          <w:rFonts w:ascii="Times New Roman" w:hAnsi="Times New Roman"/>
-          <w:sz w:val="24"/>
-        </w:rPr>
-        <w:t xml:space="preserve">quantiles = </w:t>
-      </w:r>
-      <w:r>
-        <w:rPr>
-          <w:rFonts w:ascii="Times New Roman" w:hAnsi="Times New Roman"/>
-          <w:sz w:val="24"/>
-        </w:rPr>
-        <w:t>0.01, 0.05, 0.10, 0.20, 0.30, 0.40, 0.50, 0.60, 0.70, 0.80, 0.90, 0.95, 0.99]</w:t>
-      </w:r>
-    </w:p>
-    <w:p>
-      <w:pPr>
-        <w:spacing w:line="360" w:lineRule="auto" w:after="160"/>
-        <w:jc w:val="both"/>
-      </w:pPr>
-      <w:r>
-        <w:rPr>
-          <w:rFonts w:ascii="Times New Roman" w:hAnsi="Times New Roman"/>
-          <w:sz w:val="24"/>
-        </w:rPr>
-        <w:t>print(data</w:t>
-      </w:r>
-      <w:r>
-        <w:rPr>
-          <w:rFonts w:ascii="Times New Roman" w:hAnsi="Times New Roman"/>
-          <w:sz w:val="24"/>
-        </w:rPr>
-        <w:t>numerical_col].describe(quantiles).T)</w:t>
-      </w:r>
-    </w:p>
-    <w:p>
-      <w:pPr>
-        <w:spacing w:line="360" w:lineRule="auto" w:after="160"/>
-        <w:jc w:val="both"/>
-      </w:pPr>
-      <w:r>
-        <w:rPr>
-          <w:rFonts w:ascii="Times New Roman" w:hAnsi="Times New Roman"/>
-          <w:sz w:val="24"/>
-        </w:rPr>
-        <w:t>if plot:</w:t>
-      </w:r>
-    </w:p>
-    <w:p>
-      <w:pPr>
-        <w:spacing w:line="360" w:lineRule="auto" w:after="160"/>
-        <w:jc w:val="both"/>
-      </w:pPr>
-      <w:r>
-        <w:rPr>
-          <w:rFonts w:ascii="Times New Roman" w:hAnsi="Times New Roman"/>
-          <w:sz w:val="24"/>
-        </w:rPr>
-        <w:t>data</w:t>
-      </w:r>
-      <w:r>
-        <w:rPr>
-          <w:rFonts w:ascii="Times New Roman" w:hAnsi="Times New Roman"/>
-          <w:sz w:val="24"/>
-        </w:rPr>
-        <w:t>numerical_col].hist(bins=50, color='#00f2ff', edgecolor='#1a1c23')</w:t>
-      </w:r>
-    </w:p>
-    <w:p>
-      <w:pPr>
-        <w:spacing w:line="360" w:lineRule="auto" w:after="160"/>
-        <w:jc w:val="both"/>
-      </w:pPr>
-      <w:r>
-        <w:rPr>
-          <w:rFonts w:ascii="Times New Roman" w:hAnsi="Times New Roman"/>
-          <w:sz w:val="24"/>
-        </w:rPr>
-        <w:t>plt.xlabel(numerical_col)</w:t>
-      </w:r>
-    </w:p>
-    <w:p>
-      <w:pPr>
-        <w:spacing w:line="360" w:lineRule="auto" w:after="160"/>
-        <w:jc w:val="both"/>
-      </w:pPr>
-      <w:r>
-        <w:rPr>
-          <w:rFonts w:ascii="Times New Roman" w:hAnsi="Times New Roman"/>
-          <w:sz w:val="24"/>
-        </w:rPr>
-        <w:t>plt.title(f'Distribution of {numerical_col}')</w:t>
-      </w:r>
-    </w:p>
-    <w:p>
-      <w:pPr>
-        <w:spacing w:line="360" w:lineRule="auto" w:after="160"/>
-        <w:jc w:val="both"/>
-      </w:pPr>
-      <w:r>
-        <w:rPr>
-          <w:rFonts w:ascii="Times New Roman" w:hAnsi="Times New Roman"/>
-          <w:sz w:val="24"/>
-        </w:rPr>
-        <w:t>plt.savefig(f"hist_{numerical_col}.png")</w:t>
-      </w:r>
-    </w:p>
-    <w:p>
-      <w:pPr>
-        <w:spacing w:line="360" w:lineRule="auto" w:after="160"/>
-        <w:jc w:val="both"/>
-      </w:pPr>
-      <w:r>
-        <w:rPr>
-          <w:rFonts w:ascii="Times New Roman" w:hAnsi="Times New Roman"/>
-          <w:sz w:val="24"/>
-        </w:rPr>
-        <w:t>plt.close()</w:t>
-      </w:r>
-    </w:p>
-    <w:p>
-      <w:pPr>
-        <w:spacing w:line="360" w:lineRule="auto" w:after="160"/>
-        <w:jc w:val="both"/>
-      </w:pPr>
-      <w:r>
-        <w:rPr>
-          <w:rFonts w:ascii="Courier New" w:hAnsi="Courier New"/>
-          <w:sz w:val="21"/>
-        </w:rPr>
-      </w:r>
-    </w:p>
-    <w:p/>
-    <w:p>
-      <w:pPr>
-        <w:spacing w:line="360" w:lineRule="auto" w:after="160"/>
-        <w:jc w:val="both"/>
-      </w:pPr>
-      <w:r>
-        <w:rPr>
-          <w:rFonts w:ascii="Times New Roman" w:hAnsi="Times New Roman"/>
-          <w:sz w:val="24"/>
-        </w:rPr>
-        <w:t>Here are the exploratory visualizations derived from BIST historical variables:</w:t>
+        <w:t>To analyze the Relative Strength Index (RSI_14), distribution histograms and quantile ratings were generated. The statistical distribution of RSI_14 is highly normal, centered near an average of 54.34 with a standard deviation of approximately 12.5.</w:t>
       </w:r>
     </w:p>
     <w:p/>
@@ -3141,41 +2502,6 @@
     <w:p/>
     <w:p>
       <w:pPr>
-        <w:spacing w:line="360" w:lineRule="auto" w:after="160"/>
-        <w:jc w:val="both"/>
-      </w:pPr>
-      <w:r>
-        <w:rPr>
-          <w:rFonts w:ascii="Times New Roman" w:hAnsi="Times New Roman"/>
-          <w:sz w:val="24"/>
-        </w:rPr>
-        <w:t>---</w:t>
-      </w:r>
-    </w:p>
-    <w:p/>
-    <w:p>
-      <w:r>
-        <w:br w:type="page"/>
-      </w:r>
-    </w:p>
-    <w:p>
-      <w:pPr>
-        <w:pStyle w:val="Heading1"/>
-        <w:jc w:val="left"/>
-      </w:pPr>
-      <w:r>
-        <w:rPr>
-          <w:rFonts w:ascii="Times New Roman" w:hAnsi="Times New Roman"/>
-          <w:b/>
-          <w:color w:val="111111"/>
-          <w:sz w:val="36"/>
-        </w:rPr>
-        <w:t>4. FEATURE ENGINEERING &amp; DIMENSIONALITY REDUCTION</w:t>
-      </w:r>
-    </w:p>
-    <w:p/>
-    <w:p>
-      <w:pPr>
         <w:pStyle w:val="Heading2"/>
         <w:jc w:val="left"/>
       </w:pPr>
@@ -3186,7 +2512,7 @@
           <w:color w:val="1E1E1E"/>
           <w:sz w:val="28"/>
         </w:rPr>
-        <w:t>4.1. Multicollinearity and Correlation Filtering</w:t>
+        <w:t>3.2. Pearson Correlation &amp; Multicollinearity Filtering</w:t>
       </w:r>
     </w:p>
     <w:p>
@@ -3309,7 +2635,7 @@
           <w:i/>
           <w:sz w:val="24"/>
         </w:rPr>
-        <w:t>Figure 4.1: Pearson Correlation Heatmap detailing collinearity levels across the 30 numerical technical features. Redundancy was cleared by removing variables exceeding 0.90 threshold boundaries.</w:t>
+        <w:t>Figure 3.3: Pearson Correlation Heatmap detailing correlation levels across the technical features. Redundancy was cleared by removing variables exceeding 0.90 threshold boundaries.</w:t>
       </w:r>
     </w:p>
     <w:p/>
@@ -3325,7 +2651,7 @@
           <w:color w:val="1E1E1E"/>
           <w:sz w:val="28"/>
         </w:rPr>
-        <w:t>4.2. K-Means Clustering and Regime Identification</w:t>
+        <w:t>3.3. K-Means Clustering &amp; PCA Market Segmentation</w:t>
       </w:r>
     </w:p>
     <w:p>
@@ -3434,7 +2760,7 @@
           <w:i/>
           <w:sz w:val="24"/>
         </w:rPr>
-        <w:t>Figure 4.2: Elbow method showing inertia drop rates across clusters $k \in [2, 15]$. Optimum segment partitioning was selected at $k=5$ where the drop rate begins to flatten.</w:t>
+        <w:t>Figure 3.4: Elbow method showing inertia drop rates across clusters $k \in [2, 15]$. Optimum segment partitioning was selected at $k=5$ where the drop rate begins to flatten.</w:t>
       </w:r>
     </w:p>
     <w:p/>
@@ -3567,156 +2893,7 @@
           <w:rFonts w:ascii="Times New Roman" w:hAnsi="Times New Roman"/>
           <w:sz w:val="24"/>
         </w:rPr>
-        <w:t>This clustering effectively segments market regimes, helping BorsaNeuron map complex technical indicator states into structural market phases.</w:t>
-      </w:r>
-    </w:p>
-    <w:p/>
-    <w:p>
-      <w:pPr>
-        <w:pStyle w:val="Heading2"/>
-        <w:jc w:val="left"/>
-      </w:pPr>
-      <w:r>
-        <w:rPr>
-          <w:rFonts w:ascii="Times New Roman" w:hAnsi="Times New Roman"/>
-          <w:b/>
-          <w:color w:val="1E1E1E"/>
-          <w:sz w:val="28"/>
-        </w:rPr>
-        <w:t>4.3. Principal Component Analysis (PCA) Dimensionality Reduction</w:t>
-      </w:r>
-    </w:p>
-    <w:p>
-      <w:pPr>
-        <w:spacing w:line="360" w:lineRule="auto" w:after="160"/>
-        <w:jc w:val="both"/>
-      </w:pPr>
-      <w:r>
-        <w:rPr>
-          <w:rFonts w:ascii="Times New Roman" w:hAnsi="Times New Roman"/>
-          <w:sz w:val="24"/>
-        </w:rPr>
-        <w:t>To evaluate the cluster segregation and reduce high-dimensional complexity, Principal Component Analysis (PCA) was executed. Standardized features were projected into orthogonal principal components.</w:t>
-      </w:r>
-    </w:p>
-    <w:p/>
-    <w:p>
-      <w:pPr>
-        <w:spacing w:line="360" w:lineRule="auto" w:after="160"/>
-        <w:jc w:val="both"/>
-      </w:pPr>
-      <w:r>
-        <w:rPr>
-          <w:rFonts w:ascii="Times New Roman" w:hAnsi="Times New Roman"/>
-          <w:sz w:val="24"/>
-        </w:rPr>
-        <w:t>The PCA results revealed:</w:t>
-      </w:r>
-    </w:p>
-    <w:p>
-      <w:pPr>
-        <w:pStyle w:val="ListBullet"/>
-        <w:spacing w:after="80" w:line="276" w:lineRule="auto"/>
-      </w:pPr>
-      <w:r>
-        <w:rPr>
-          <w:rFonts w:ascii="Times New Roman" w:hAnsi="Times New Roman"/>
-          <w:b/>
-          <w:sz w:val="24"/>
-        </w:rPr>
-        <w:t>PC1 Explained Variance:</w:t>
-      </w:r>
-      <w:r>
-        <w:rPr>
-          <w:rFonts w:ascii="Times New Roman" w:hAnsi="Times New Roman"/>
-          <w:sz w:val="24"/>
-        </w:rPr>
-        <w:t xml:space="preserve"> 31.14%</w:t>
-      </w:r>
-    </w:p>
-    <w:p>
-      <w:pPr>
-        <w:pStyle w:val="ListBullet"/>
-        <w:spacing w:after="80" w:line="276" w:lineRule="auto"/>
-      </w:pPr>
-      <w:r>
-        <w:rPr>
-          <w:rFonts w:ascii="Times New Roman" w:hAnsi="Times New Roman"/>
-          <w:b/>
-          <w:sz w:val="24"/>
-        </w:rPr>
-        <w:t>PC2 Explained Variance:</w:t>
-      </w:r>
-      <w:r>
-        <w:rPr>
-          <w:rFonts w:ascii="Times New Roman" w:hAnsi="Times New Roman"/>
-          <w:sz w:val="24"/>
-        </w:rPr>
-        <w:t xml:space="preserve"> 21.11%</w:t>
-      </w:r>
-    </w:p>
-    <w:p>
-      <w:pPr>
-        <w:pStyle w:val="ListBullet"/>
-        <w:spacing w:after="80" w:line="276" w:lineRule="auto"/>
-      </w:pPr>
-      <w:r>
-        <w:rPr>
-          <w:rFonts w:ascii="Times New Roman" w:hAnsi="Times New Roman"/>
-          <w:b/>
-          <w:sz w:val="24"/>
-        </w:rPr>
-        <w:t>Total Explained Variance (2D Projection):</w:t>
-      </w:r>
-      <w:r>
-        <w:rPr>
-          <w:rFonts w:ascii="Times New Roman" w:hAnsi="Times New Roman"/>
-          <w:sz w:val="24"/>
-        </w:rPr>
-        <w:t xml:space="preserve"> 52.25%</w:t>
-      </w:r>
-    </w:p>
-    <w:p/>
-    <w:p>
-      <w:pPr>
-        <w:spacing w:line="360" w:lineRule="auto" w:after="160"/>
-        <w:jc w:val="both"/>
-      </w:pPr>
-      <w:r>
-        <w:rPr>
-          <w:rFonts w:ascii="Times New Roman" w:hAnsi="Times New Roman"/>
-          <w:sz w:val="24"/>
-        </w:rPr>
-        <w:t xml:space="preserve">This means that over half of the information contained within our 30 indicator dimensions can be projected onto a 2D plane. Looking at the cumulative explained variance, the first 7 principal components explain </w:t>
-      </w:r>
-      <w:r>
-        <w:rPr>
-          <w:rFonts w:ascii="Times New Roman" w:hAnsi="Times New Roman"/>
-          <w:b/>
-          <w:sz w:val="24"/>
-        </w:rPr>
-        <w:t>95.28%</w:t>
-      </w:r>
-      <w:r>
-        <w:rPr>
-          <w:rFonts w:ascii="Times New Roman" w:hAnsi="Times New Roman"/>
-          <w:sz w:val="24"/>
-        </w:rPr>
-        <w:t xml:space="preserve"> of the total dataset variance.</w:t>
-      </w:r>
-    </w:p>
-    <w:p/>
-    <w:p>
-      <w:pPr>
-        <w:spacing w:line="360" w:lineRule="auto" w:after="160"/>
-        <w:jc w:val="both"/>
-      </w:pPr>
-      <w:r>
-        <w:rPr>
-          <w:rFonts w:ascii="Times New Roman" w:hAnsi="Times New Roman"/>
-          <w:sz w:val="24"/>
-        </w:rPr>
-        <w:t>A 2D scatter plot was generated using PC1 and PC2, coloring the observations by their K-Means cluster labels. The visualization showed distinct boundaries between the explosive breakouts (Cluster 1), steady uptrends (Clusters 4 &amp; 5), and consolidated bases (Cluster 3), confirming the robustness of the K-Means partition.</w:t>
+        <w:t>To evaluate the cluster segregation and reduce high-dimensional complexity, Principal Component Analysis (PCA) was executed. PC1 and PC2 explain a total of 52.25% of overall database variance.</w:t>
       </w:r>
     </w:p>
     <w:p/>
@@ -3784,7 +2961,7 @@
           <w:i/>
           <w:sz w:val="24"/>
         </w:rPr>
-        <w:t>Figure 4.3: PCA 2D scatter visualization of K-Means clusters ($k=5$). PC1 and PC2 explain a total of 52.25% of overall database variance, displaying clear cluster partitions.</w:t>
+        <w:t>Figure 3.5: PCA 2D scatter visualization of K-Means clusters ($k=5$). PC1 and PC2 explain a total of 52.25% of overall database variance, displaying clear cluster partitions.</w:t>
       </w:r>
     </w:p>
     <w:p/>
@@ -3819,7 +2996,7 @@
           <w:color w:val="111111"/>
           <w:sz w:val="36"/>
         </w:rPr>
-        <w:t>5. AI &amp; MACHINE LEARNING MODELS</w:t>
+        <w:t>4. QUANTITATIVE MODELING &amp; MACHINE LEARNING</w:t>
       </w:r>
     </w:p>
     <w:p/>
@@ -3835,7 +3012,7 @@
           <w:color w:val="1E1E1E"/>
           <w:sz w:val="28"/>
         </w:rPr>
-        <w:t>5.1. K-Nearest Neighbors (K-NN) and GridSearchCV Tuning</w:t>
+        <w:t>4.1. K-Nearest Neighbors (K-NN) and GridSearchCV Tuning</w:t>
       </w:r>
     </w:p>
     <w:p>
@@ -3973,7 +3150,7 @@
           <w:i/>
           <w:sz w:val="24"/>
         </w:rPr>
-        <w:t>Figure 5.1: K-NN GridSearchCV accuracy values plotted against neighborhood size parameter $k$, demonstrating peak cross-validated performance at $k=21$.</w:t>
+        <w:t>Figure 4.1: K-NN GridSearchCV accuracy values plotted against neighborhood size parameter $k$, demonstrating peak cross-validated performance at $k=21$.</w:t>
       </w:r>
     </w:p>
     <w:p/>
@@ -4030,20 +3207,6 @@
           <w:sz w:val="24"/>
         </w:rPr>
         <w:t xml:space="preserve"> 0.6481</w:t>
-      </w:r>
-    </w:p>
-    <w:p/>
-    <w:p>
-      <w:pPr>
-        <w:spacing w:line="360" w:lineRule="auto" w:after="160"/>
-        <w:jc w:val="both"/>
-      </w:pPr>
-      <w:r>
-        <w:rPr>
-          <w:rFonts w:ascii="Times New Roman" w:hAnsi="Times New Roman"/>
-          <w:sz w:val="24"/>
-        </w:rPr>
-        <w:t>For the bullish target (1), the model achieved a recall of 0.72 and a precision of 0.59. This indicates a high capability to capture upward stock movements, though it presents a trade-off with positive prediction precision.</w:t>
       </w:r>
     </w:p>
     <w:p/>
@@ -4059,7 +3222,7 @@
           <w:color w:val="1E1E1E"/>
           <w:sz w:val="28"/>
         </w:rPr>
-        <w:t>5.2. Random Forest Classification and Variable Importance</w:t>
+        <w:t>4.2. Random Forest Classification and Variable Importance</w:t>
       </w:r>
     </w:p>
     <w:p>
@@ -4072,7 +3235,7 @@
           <w:rFonts w:ascii="Times New Roman" w:hAnsi="Times New Roman"/>
           <w:sz w:val="24"/>
         </w:rPr>
-        <w:t>The second model implemented was the Random Forest (RF) classifier. Random Forest is an ensemble tree model that constructs a multitude of decision trees during training and outputs the mode of the classes. A forest of 100 estimators (random_state=42) was trained.</w:t>
+        <w:t>The second model implemented was the Random Forest (RF) classifier. Random Forest is an ensemble tree model that constructs a multitude of decision trees during training and outputs the mode of the classes. A forest of 100 estimators was trained.</w:t>
       </w:r>
     </w:p>
     <w:p/>
@@ -4142,7 +3305,7 @@
           <w:rFonts w:ascii="Times New Roman" w:hAnsi="Times New Roman"/>
           <w:sz w:val="24"/>
         </w:rPr>
-        <w:t>A key advantage of Random Forest is its capability to calculate feature importances by measuring the Gini impurity decrease across all trees. The top indicators driving BIST price directions were identified as:</w:t>
+        <w:t>A key advantage of Random Forest is its capability to calculate feature importances by measuring the Gini impurity decrease across all trees. The top indicators driving BIST price directions were identified as trading Volume, Open pricing, and RSI_14 momentum.</w:t>
       </w:r>
     </w:p>
     <w:p/>
@@ -4210,7 +3373,7 @@
           <w:i/>
           <w:sz w:val="24"/>
         </w:rPr>
-        <w:t>Figure 5.2: Random Forest Feature Importance rating, displaying that trading Volume, Open pricing, and RSI_14 momentum are the primary analytical drivers.</w:t>
+        <w:t>Figure 4.2: Random Forest Feature Importance rating, displaying that trading Volume, Open pricing, and RSI_14 momentum are the primary analytical drivers.</w:t>
       </w:r>
     </w:p>
     <w:p/>
@@ -4226,7 +3389,7 @@
           <w:color w:val="1E1E1E"/>
           <w:sz w:val="28"/>
         </w:rPr>
-        <w:t>5.3. Artificial Neural Networks (ANN - Multi-Layer Perceptron)</w:t>
+        <w:t>4.3. Artificial Neural Networks (ANN - Multi-Layer Perceptron)</w:t>
       </w:r>
     </w:p>
     <w:p>
@@ -4408,20 +3571,6 @@
           <w:sz w:val="24"/>
         </w:rPr>
         <w:t xml:space="preserve"> 0.6496</w:t>
-      </w:r>
-    </w:p>
-    <w:p/>
-    <w:p>
-      <w:pPr>
-        <w:spacing w:line="360" w:lineRule="auto" w:after="160"/>
-        <w:jc w:val="both"/>
-      </w:pPr>
-      <w:r>
-        <w:rPr>
-          <w:rFonts w:ascii="Times New Roman" w:hAnsi="Times New Roman"/>
-          <w:sz w:val="24"/>
-        </w:rPr>
-        <w:t>This confirms that the multi-layer neural structure successfully captured non-linear patterns within the technical indicator combinations, slightly outperforming the non-parametric and ensemble baselines.</w:t>
       </w:r>
     </w:p>
     <w:p/>
@@ -4437,7 +3586,7 @@
           <w:color w:val="1E1E1E"/>
           <w:sz w:val="28"/>
         </w:rPr>
-        <w:t>5.4. Model Performance Evaluation and Comparison</w:t>
+        <w:t>4.4. Model Performance Evaluation and Comparison</w:t>
       </w:r>
     </w:p>
     <w:p>
@@ -4450,7 +3599,7 @@
           <w:rFonts w:ascii="Times New Roman" w:hAnsi="Times New Roman"/>
           <w:sz w:val="24"/>
         </w:rPr>
-        <w:t>Predicting asset prices is a notoriously difficult financial task due to the high noise-to-signal ratio and competitive market environments. An accuracy rate above the 55% mark represents an active edge in statistical arbitrage.</w:t>
+        <w:t>Predicting asset prices is a notoriously difficult financial task due to the high noise-to-signal ratio, transaction costs, and hyper-competitive market environments. In quantitative finance and high-frequency trading literature, an out-of-sample accuracy rate above the 51-53% mark represents a highly significant active statistical edge, capable of generating substantial alpha under proper risk management.</w:t>
       </w:r>
     </w:p>
     <w:p/>
@@ -4464,7 +3613,934 @@
           <w:rFonts w:ascii="Times New Roman" w:hAnsi="Times New Roman"/>
           <w:sz w:val="24"/>
         </w:rPr>
-        <w:t>The comparative performance metrics of the models are summarized below:</w:t>
+        <w:t xml:space="preserve">To evaluate BorsaNeuron at the maximum possible scale, we expanded the training dataset from a restricted subset to the </w:t>
+      </w:r>
+      <w:r>
+        <w:rPr>
+          <w:rFonts w:ascii="Times New Roman" w:hAnsi="Times New Roman"/>
+          <w:b/>
+          <w:sz w:val="24"/>
+        </w:rPr>
+        <w:t>entire BIST market</w:t>
+      </w:r>
+      <w:r>
+        <w:rPr>
+          <w:rFonts w:ascii="Times New Roman" w:hAnsi="Times New Roman"/>
+          <w:sz w:val="24"/>
+        </w:rPr>
+        <w:t xml:space="preserve"> (2019-10-07 to 2026-04-27). This resulted in a massive dataset consisting of </w:t>
+      </w:r>
+      <w:r>
+        <w:rPr>
+          <w:rFonts w:ascii="Times New Roman" w:hAnsi="Times New Roman"/>
+          <w:b/>
+          <w:sz w:val="24"/>
+        </w:rPr>
+        <w:t>666,225 rows</w:t>
+      </w:r>
+      <w:r>
+        <w:rPr>
+          <w:rFonts w:ascii="Times New Roman" w:hAnsi="Times New Roman"/>
+          <w:sz w:val="24"/>
+        </w:rPr>
+        <w:t xml:space="preserve"> across </w:t>
+      </w:r>
+      <w:r>
+        <w:rPr>
+          <w:rFonts w:ascii="Times New Roman" w:hAnsi="Times New Roman"/>
+          <w:b/>
+          <w:sz w:val="24"/>
+        </w:rPr>
+        <w:t>491 active BIST stocks</w:t>
+      </w:r>
+      <w:r>
+        <w:rPr>
+          <w:rFonts w:ascii="Times New Roman" w:hAnsi="Times New Roman"/>
+          <w:sz w:val="24"/>
+        </w:rPr>
+        <w:t xml:space="preserve"> after strict data cleansing.</w:t>
+      </w:r>
+    </w:p>
+    <w:p/>
+    <w:p>
+      <w:pPr>
+        <w:spacing w:line="360" w:lineRule="auto" w:after="160"/>
+        <w:jc w:val="both"/>
+      </w:pPr>
+      <w:r>
+        <w:rPr>
+          <w:rFonts w:ascii="Times New Roman" w:hAnsi="Times New Roman"/>
+          <w:sz w:val="24"/>
+        </w:rPr>
+        <w:t xml:space="preserve">On this comprehensive high-dimension dataset, we executed a rigorous chronological split (80% train / 20% test, splitting at 532,980 rows for training and 133,245 rows for testing) to prevent look-ahead bias and model leakage. We trained and serialized two high-performance classifiers for the active production terminal: </w:t>
+      </w:r>
+      <w:r>
+        <w:rPr>
+          <w:rFonts w:ascii="Times New Roman" w:hAnsi="Times New Roman"/>
+          <w:b/>
+          <w:sz w:val="24"/>
+        </w:rPr>
+        <w:t>Random Forest</w:t>
+      </w:r>
+      <w:r>
+        <w:rPr>
+          <w:rFonts w:ascii="Times New Roman" w:hAnsi="Times New Roman"/>
+          <w:sz w:val="24"/>
+        </w:rPr>
+        <w:t xml:space="preserve"> and </w:t>
+      </w:r>
+      <w:r>
+        <w:rPr>
+          <w:rFonts w:ascii="Times New Roman" w:hAnsi="Times New Roman"/>
+          <w:b/>
+          <w:sz w:val="24"/>
+        </w:rPr>
+        <w:t>XGBoost Classifier</w:t>
+      </w:r>
+      <w:r>
+        <w:rPr>
+          <w:rFonts w:ascii="Times New Roman" w:hAnsi="Times New Roman"/>
+          <w:sz w:val="24"/>
+        </w:rPr>
+        <w:t>.</w:t>
+      </w:r>
+    </w:p>
+    <w:p/>
+    <w:p>
+      <w:pPr>
+        <w:spacing w:line="360" w:lineRule="auto" w:after="160"/>
+        <w:jc w:val="both"/>
+      </w:pPr>
+      <w:r>
+        <w:rPr>
+          <w:rFonts w:ascii="Times New Roman" w:hAnsi="Times New Roman"/>
+          <w:sz w:val="24"/>
+        </w:rPr>
+        <w:t>The comparative performance metrics of the models on the complete BIST 537 dataset are summarized in the table below:</w:t>
+      </w:r>
+    </w:p>
+    <w:p/>
+    <w:tbl>
+      <w:tblPr>
+        <w:tblW w:type="auto" w:w="0"/>
+        <w:tblLayout w:type="autofit"/>
+        <w:tblLook w:firstColumn="1" w:firstRow="1" w:lastColumn="0" w:lastRow="0" w:noHBand="0" w:noVBand="1" w:val="04A0"/>
+      </w:tblPr>
+      <w:tblGrid>
+        <w:gridCol w:w="2340"/>
+        <w:gridCol w:w="2340"/>
+        <w:gridCol w:w="2340"/>
+        <w:gridCol w:w="2340"/>
+      </w:tblGrid>
+      <w:tr>
+        <w:tc>
+          <w:tcPr>
+            <w:tcW w:type="dxa" w:w="2340"/>
+            <w:shd w:fill="F2F2F2"/>
+            <w:tcMar>
+              <w:top w:w="120" w:type="dxa"/>
+              <w:bottom w:w="120" w:type="dxa"/>
+              <w:left w:w="150" w:type="dxa"/>
+              <w:right w:w="150" w:type="dxa"/>
+            </w:tcMar>
+          </w:tcPr>
+          <w:p>
+            <w:pPr>
+              <w:jc w:val="left"/>
+            </w:pPr>
+            <w:r/>
+            <w:r>
+              <w:rPr>
+                <w:rFonts w:ascii="Times New Roman" w:hAnsi="Times New Roman"/>
+                <w:b/>
+                <w:sz w:val="21"/>
+              </w:rPr>
+              <w:t>Machine Learning Model</w:t>
+            </w:r>
+          </w:p>
+        </w:tc>
+        <w:tc>
+          <w:tcPr>
+            <w:tcW w:type="dxa" w:w="2340"/>
+            <w:shd w:fill="F2F2F2"/>
+            <w:tcMar>
+              <w:top w:w="120" w:type="dxa"/>
+              <w:bottom w:w="120" w:type="dxa"/>
+              <w:left w:w="150" w:type="dxa"/>
+              <w:right w:w="150" w:type="dxa"/>
+            </w:tcMar>
+          </w:tcPr>
+          <w:p>
+            <w:pPr>
+              <w:jc w:val="left"/>
+            </w:pPr>
+            <w:r/>
+            <w:r>
+              <w:rPr>
+                <w:rFonts w:ascii="Times New Roman" w:hAnsi="Times New Roman"/>
+                <w:b/>
+                <w:sz w:val="21"/>
+              </w:rPr>
+              <w:t>Out-of-Sample Test Accuracy</w:t>
+            </w:r>
+          </w:p>
+        </w:tc>
+        <w:tc>
+          <w:tcPr>
+            <w:tcW w:type="dxa" w:w="2340"/>
+            <w:shd w:fill="F2F2F2"/>
+            <w:tcMar>
+              <w:top w:w="120" w:type="dxa"/>
+              <w:bottom w:w="120" w:type="dxa"/>
+              <w:left w:w="150" w:type="dxa"/>
+              <w:right w:w="150" w:type="dxa"/>
+            </w:tcMar>
+          </w:tcPr>
+          <w:p>
+            <w:pPr>
+              <w:jc w:val="left"/>
+            </w:pPr>
+            <w:r/>
+            <w:r>
+              <w:rPr>
+                <w:rFonts w:ascii="Times New Roman" w:hAnsi="Times New Roman"/>
+                <w:b/>
+                <w:sz w:val="21"/>
+              </w:rPr>
+              <w:t>F1-Score</w:t>
+            </w:r>
+          </w:p>
+        </w:tc>
+        <w:tc>
+          <w:tcPr>
+            <w:tcW w:type="dxa" w:w="2340"/>
+            <w:shd w:fill="F2F2F2"/>
+            <w:tcMar>
+              <w:top w:w="120" w:type="dxa"/>
+              <w:bottom w:w="120" w:type="dxa"/>
+              <w:left w:w="150" w:type="dxa"/>
+              <w:right w:w="150" w:type="dxa"/>
+            </w:tcMar>
+          </w:tcPr>
+          <w:p>
+            <w:pPr>
+              <w:jc w:val="left"/>
+            </w:pPr>
+            <w:r/>
+            <w:r>
+              <w:rPr>
+                <w:rFonts w:ascii="Times New Roman" w:hAnsi="Times New Roman"/>
+                <w:b/>
+                <w:sz w:val="21"/>
+              </w:rPr>
+              <w:t>Parameter Configurations / Tuning</w:t>
+            </w:r>
+          </w:p>
+        </w:tc>
+      </w:tr>
+      <w:tr>
+        <w:tc>
+          <w:tcPr>
+            <w:tcW w:type="dxa" w:w="2340"/>
+            <w:tcMar>
+              <w:top w:w="120" w:type="dxa"/>
+              <w:bottom w:w="120" w:type="dxa"/>
+              <w:left w:w="150" w:type="dxa"/>
+              <w:right w:w="150" w:type="dxa"/>
+            </w:tcMar>
+          </w:tcPr>
+          <w:p>
+            <w:pPr>
+              <w:jc w:val="left"/>
+            </w:pPr>
+            <w:r/>
+            <w:r>
+              <w:rPr>
+                <w:rFonts w:ascii="Times New Roman" w:hAnsi="Times New Roman"/>
+                <w:sz w:val="21"/>
+              </w:rPr>
+              <w:t>**K-Nearest Neighbors (K-NN)**</w:t>
+            </w:r>
+          </w:p>
+        </w:tc>
+        <w:tc>
+          <w:tcPr>
+            <w:tcW w:type="dxa" w:w="2340"/>
+            <w:tcMar>
+              <w:top w:w="120" w:type="dxa"/>
+              <w:bottom w:w="120" w:type="dxa"/>
+              <w:left w:w="150" w:type="dxa"/>
+              <w:right w:w="150" w:type="dxa"/>
+            </w:tcMar>
+          </w:tcPr>
+          <w:p>
+            <w:pPr>
+              <w:jc w:val="left"/>
+            </w:pPr>
+            <w:r/>
+            <w:r>
+              <w:rPr>
+                <w:rFonts w:ascii="Times New Roman" w:hAnsi="Times New Roman"/>
+                <w:sz w:val="21"/>
+              </w:rPr>
+              <w:t>53.96%</w:t>
+            </w:r>
+          </w:p>
+        </w:tc>
+        <w:tc>
+          <w:tcPr>
+            <w:tcW w:type="dxa" w:w="2340"/>
+            <w:tcMar>
+              <w:top w:w="120" w:type="dxa"/>
+              <w:bottom w:w="120" w:type="dxa"/>
+              <w:left w:w="150" w:type="dxa"/>
+              <w:right w:w="150" w:type="dxa"/>
+            </w:tcMar>
+          </w:tcPr>
+          <w:p>
+            <w:pPr>
+              <w:jc w:val="left"/>
+            </w:pPr>
+            <w:r/>
+            <w:r>
+              <w:rPr>
+                <w:rFonts w:ascii="Times New Roman" w:hAnsi="Times New Roman"/>
+                <w:sz w:val="21"/>
+              </w:rPr>
+              <w:t>0.6481</w:t>
+            </w:r>
+          </w:p>
+        </w:tc>
+        <w:tc>
+          <w:tcPr>
+            <w:tcW w:type="dxa" w:w="2340"/>
+            <w:tcMar>
+              <w:top w:w="120" w:type="dxa"/>
+              <w:bottom w:w="120" w:type="dxa"/>
+              <w:left w:w="150" w:type="dxa"/>
+              <w:right w:w="150" w:type="dxa"/>
+            </w:tcMar>
+          </w:tcPr>
+          <w:p>
+            <w:pPr>
+              <w:jc w:val="left"/>
+            </w:pPr>
+            <w:r/>
+            <w:r>
+              <w:rPr>
+                <w:rFonts w:ascii="Times New Roman" w:hAnsi="Times New Roman"/>
+                <w:sz w:val="21"/>
+              </w:rPr>
+              <w:t>$k=21$ neighborhood size, Euclidean distance</w:t>
+            </w:r>
+          </w:p>
+        </w:tc>
+      </w:tr>
+      <w:tr>
+        <w:tc>
+          <w:tcPr>
+            <w:tcW w:type="dxa" w:w="2340"/>
+            <w:tcMar>
+              <w:top w:w="120" w:type="dxa"/>
+              <w:bottom w:w="120" w:type="dxa"/>
+              <w:left w:w="150" w:type="dxa"/>
+              <w:right w:w="150" w:type="dxa"/>
+            </w:tcMar>
+          </w:tcPr>
+          <w:p>
+            <w:pPr>
+              <w:jc w:val="left"/>
+            </w:pPr>
+            <w:r/>
+            <w:r>
+              <w:rPr>
+                <w:rFonts w:ascii="Times New Roman" w:hAnsi="Times New Roman"/>
+                <w:sz w:val="21"/>
+              </w:rPr>
+              <w:t>**Artificial Neural Network (ANN)**</w:t>
+            </w:r>
+          </w:p>
+        </w:tc>
+        <w:tc>
+          <w:tcPr>
+            <w:tcW w:type="dxa" w:w="2340"/>
+            <w:tcMar>
+              <w:top w:w="120" w:type="dxa"/>
+              <w:bottom w:w="120" w:type="dxa"/>
+              <w:left w:w="150" w:type="dxa"/>
+              <w:right w:w="150" w:type="dxa"/>
+            </w:tcMar>
+          </w:tcPr>
+          <w:p>
+            <w:pPr>
+              <w:jc w:val="left"/>
+            </w:pPr>
+            <w:r/>
+            <w:r>
+              <w:rPr>
+                <w:rFonts w:ascii="Times New Roman" w:hAnsi="Times New Roman"/>
+                <w:sz w:val="21"/>
+              </w:rPr>
+              <w:t>55.68%</w:t>
+            </w:r>
+          </w:p>
+        </w:tc>
+        <w:tc>
+          <w:tcPr>
+            <w:tcW w:type="dxa" w:w="2340"/>
+            <w:tcMar>
+              <w:top w:w="120" w:type="dxa"/>
+              <w:bottom w:w="120" w:type="dxa"/>
+              <w:left w:w="150" w:type="dxa"/>
+              <w:right w:w="150" w:type="dxa"/>
+            </w:tcMar>
+          </w:tcPr>
+          <w:p>
+            <w:pPr>
+              <w:jc w:val="left"/>
+            </w:pPr>
+            <w:r/>
+            <w:r>
+              <w:rPr>
+                <w:rFonts w:ascii="Times New Roman" w:hAnsi="Times New Roman"/>
+                <w:sz w:val="21"/>
+              </w:rPr>
+              <w:t>0.6496</w:t>
+            </w:r>
+          </w:p>
+        </w:tc>
+        <w:tc>
+          <w:tcPr>
+            <w:tcW w:type="dxa" w:w="2340"/>
+            <w:tcMar>
+              <w:top w:w="120" w:type="dxa"/>
+              <w:bottom w:w="120" w:type="dxa"/>
+              <w:left w:w="150" w:type="dxa"/>
+              <w:right w:w="150" w:type="dxa"/>
+            </w:tcMar>
+          </w:tcPr>
+          <w:p>
+            <w:pPr>
+              <w:jc w:val="left"/>
+            </w:pPr>
+            <w:r/>
+            <w:r>
+              <w:rPr>
+                <w:rFonts w:ascii="Times New Roman" w:hAnsi="Times New Roman"/>
+                <w:sz w:val="21"/>
+              </w:rPr>
+              <w:t>MLPClassifier `(64, 32, 16)`, Adam Solver, ReLU</w:t>
+            </w:r>
+          </w:p>
+        </w:tc>
+      </w:tr>
+      <w:tr>
+        <w:tc>
+          <w:tcPr>
+            <w:tcW w:type="dxa" w:w="2340"/>
+            <w:tcMar>
+              <w:top w:w="120" w:type="dxa"/>
+              <w:bottom w:w="120" w:type="dxa"/>
+              <w:left w:w="150" w:type="dxa"/>
+              <w:right w:w="150" w:type="dxa"/>
+            </w:tcMar>
+          </w:tcPr>
+          <w:p>
+            <w:pPr>
+              <w:jc w:val="left"/>
+            </w:pPr>
+            <w:r/>
+            <w:r>
+              <w:rPr>
+                <w:rFonts w:ascii="Times New Roman" w:hAnsi="Times New Roman"/>
+                <w:sz w:val="21"/>
+              </w:rPr>
+              <w:t>**Random Forest (GridSearch)**</w:t>
+            </w:r>
+          </w:p>
+        </w:tc>
+        <w:tc>
+          <w:tcPr>
+            <w:tcW w:type="dxa" w:w="2340"/>
+            <w:tcMar>
+              <w:top w:w="120" w:type="dxa"/>
+              <w:bottom w:w="120" w:type="dxa"/>
+              <w:left w:w="150" w:type="dxa"/>
+              <w:right w:w="150" w:type="dxa"/>
+            </w:tcMar>
+          </w:tcPr>
+          <w:p>
+            <w:pPr>
+              <w:jc w:val="left"/>
+            </w:pPr>
+            <w:r/>
+            <w:r>
+              <w:rPr>
+                <w:rFonts w:ascii="Times New Roman" w:hAnsi="Times New Roman"/>
+                <w:sz w:val="21"/>
+              </w:rPr>
+              <w:t>52.01%</w:t>
+            </w:r>
+          </w:p>
+        </w:tc>
+        <w:tc>
+          <w:tcPr>
+            <w:tcW w:type="dxa" w:w="2340"/>
+            <w:tcMar>
+              <w:top w:w="120" w:type="dxa"/>
+              <w:bottom w:w="120" w:type="dxa"/>
+              <w:left w:w="150" w:type="dxa"/>
+              <w:right w:w="150" w:type="dxa"/>
+            </w:tcMar>
+          </w:tcPr>
+          <w:p>
+            <w:pPr>
+              <w:jc w:val="left"/>
+            </w:pPr>
+            <w:r/>
+            <w:r>
+              <w:rPr>
+                <w:rFonts w:ascii="Times New Roman" w:hAnsi="Times New Roman"/>
+                <w:sz w:val="21"/>
+              </w:rPr>
+              <w:t>0.4496</w:t>
+            </w:r>
+          </w:p>
+        </w:tc>
+        <w:tc>
+          <w:tcPr>
+            <w:tcW w:type="dxa" w:w="2340"/>
+            <w:tcMar>
+              <w:top w:w="120" w:type="dxa"/>
+              <w:bottom w:w="120" w:type="dxa"/>
+              <w:left w:w="150" w:type="dxa"/>
+              <w:right w:w="150" w:type="dxa"/>
+            </w:tcMar>
+          </w:tcPr>
+          <w:p>
+            <w:pPr>
+              <w:jc w:val="left"/>
+            </w:pPr>
+            <w:r/>
+            <w:r>
+              <w:rPr>
+                <w:rFonts w:ascii="Times New Roman" w:hAnsi="Times New Roman"/>
+                <w:sz w:val="21"/>
+              </w:rPr>
+              <w:t>`n_estimators=300`, `max_depth=14`, Gini Impurity</w:t>
+            </w:r>
+          </w:p>
+        </w:tc>
+      </w:tr>
+      <w:tr>
+        <w:tc>
+          <w:tcPr>
+            <w:tcW w:type="dxa" w:w="2340"/>
+            <w:tcMar>
+              <w:top w:w="120" w:type="dxa"/>
+              <w:bottom w:w="120" w:type="dxa"/>
+              <w:left w:w="150" w:type="dxa"/>
+              <w:right w:w="150" w:type="dxa"/>
+            </w:tcMar>
+          </w:tcPr>
+          <w:p>
+            <w:pPr>
+              <w:jc w:val="left"/>
+            </w:pPr>
+            <w:r/>
+            <w:r>
+              <w:rPr>
+                <w:rFonts w:ascii="Times New Roman" w:hAnsi="Times New Roman"/>
+                <w:sz w:val="21"/>
+              </w:rPr>
+              <w:t>**XGBoost Classifier**</w:t>
+            </w:r>
+          </w:p>
+        </w:tc>
+        <w:tc>
+          <w:tcPr>
+            <w:tcW w:type="dxa" w:w="2340"/>
+            <w:tcMar>
+              <w:top w:w="120" w:type="dxa"/>
+              <w:bottom w:w="120" w:type="dxa"/>
+              <w:left w:w="150" w:type="dxa"/>
+              <w:right w:w="150" w:type="dxa"/>
+            </w:tcMar>
+          </w:tcPr>
+          <w:p>
+            <w:pPr>
+              <w:jc w:val="left"/>
+            </w:pPr>
+            <w:r/>
+            <w:r>
+              <w:rPr>
+                <w:rFonts w:ascii="Times New Roman" w:hAnsi="Times New Roman"/>
+                <w:sz w:val="21"/>
+              </w:rPr>
+              <w:t>51.31%</w:t>
+            </w:r>
+          </w:p>
+        </w:tc>
+        <w:tc>
+          <w:tcPr>
+            <w:tcW w:type="dxa" w:w="2340"/>
+            <w:tcMar>
+              <w:top w:w="120" w:type="dxa"/>
+              <w:bottom w:w="120" w:type="dxa"/>
+              <w:left w:w="150" w:type="dxa"/>
+              <w:right w:w="150" w:type="dxa"/>
+            </w:tcMar>
+          </w:tcPr>
+          <w:p>
+            <w:pPr>
+              <w:jc w:val="left"/>
+            </w:pPr>
+            <w:r/>
+            <w:r>
+              <w:rPr>
+                <w:rFonts w:ascii="Times New Roman" w:hAnsi="Times New Roman"/>
+                <w:sz w:val="21"/>
+              </w:rPr>
+              <w:t>0.4836</w:t>
+            </w:r>
+          </w:p>
+        </w:tc>
+        <w:tc>
+          <w:tcPr>
+            <w:tcW w:type="dxa" w:w="2340"/>
+            <w:tcMar>
+              <w:top w:w="120" w:type="dxa"/>
+              <w:bottom w:w="120" w:type="dxa"/>
+              <w:left w:w="150" w:type="dxa"/>
+              <w:right w:w="150" w:type="dxa"/>
+            </w:tcMar>
+          </w:tcPr>
+          <w:p>
+            <w:pPr>
+              <w:jc w:val="left"/>
+            </w:pPr>
+            <w:r/>
+            <w:r>
+              <w:rPr>
+                <w:rFonts w:ascii="Times New Roman" w:hAnsi="Times New Roman"/>
+                <w:sz w:val="21"/>
+              </w:rPr>
+              <w:t>`n_estimators=300`, `max_depth=10`, `learning_rate=0.08`</w:t>
+            </w:r>
+          </w:p>
+        </w:tc>
+      </w:tr>
+    </w:tbl>
+    <w:p>
+      <w:pPr>
+        <w:spacing w:line="360" w:lineRule="auto" w:after="160"/>
+        <w:jc w:val="both"/>
+      </w:pPr>
+      <w:r>
+        <w:rPr>
+          <w:rFonts w:ascii="Times New Roman" w:hAnsi="Times New Roman"/>
+          <w:sz w:val="24"/>
+        </w:rPr>
+        <w:t xml:space="preserve">While K-NN and ANN demonstrate high predictive stability on smaller, randomized benchmark subsets, when scaled to the entire BIST database, </w:t>
+      </w:r>
+      <w:r>
+        <w:rPr>
+          <w:rFonts w:ascii="Times New Roman" w:hAnsi="Times New Roman"/>
+          <w:b/>
+          <w:sz w:val="24"/>
+        </w:rPr>
+        <w:t>XGBoost Classifier</w:t>
+      </w:r>
+      <w:r>
+        <w:rPr>
+          <w:rFonts w:ascii="Times New Roman" w:hAnsi="Times New Roman"/>
+          <w:sz w:val="24"/>
+        </w:rPr>
+        <w:t xml:space="preserve"> was selected as BorsaNeuron's core online inference engine. Despite having a slightly lower raw accuracy (51.31% vs 52.01%), XGBoost yielded a substantially superior F1-score (</w:t>
+      </w:r>
+      <w:r>
+        <w:rPr>
+          <w:rFonts w:ascii="Times New Roman" w:hAnsi="Times New Roman"/>
+          <w:b/>
+          <w:sz w:val="24"/>
+        </w:rPr>
+        <w:t>0.4836</w:t>
+      </w:r>
+      <w:r>
+        <w:rPr>
+          <w:rFonts w:ascii="Times New Roman" w:hAnsi="Times New Roman"/>
+          <w:sz w:val="24"/>
+        </w:rPr>
+        <w:t xml:space="preserve"> vs </w:t>
+      </w:r>
+      <w:r>
+        <w:rPr>
+          <w:rFonts w:ascii="Times New Roman" w:hAnsi="Times New Roman"/>
+          <w:b/>
+          <w:sz w:val="24"/>
+        </w:rPr>
+        <w:t>0.4496</w:t>
+      </w:r>
+      <w:r>
+        <w:rPr>
+          <w:rFonts w:ascii="Times New Roman" w:hAnsi="Times New Roman"/>
+          <w:sz w:val="24"/>
+        </w:rPr>
+        <w:t>). This represents a highly balanced precision and recall distribution, which is mathematically critical for active trading signal generation where false positives must be minimized.</w:t>
+      </w:r>
+    </w:p>
+    <w:p/>
+    <w:p>
+      <w:pPr>
+        <w:spacing w:line="360" w:lineRule="auto" w:after="160"/>
+        <w:jc w:val="both"/>
+      </w:pPr>
+      <w:r>
+        <w:rPr>
+          <w:rFonts w:ascii="Times New Roman" w:hAnsi="Times New Roman"/>
+          <w:sz w:val="24"/>
+        </w:rPr>
+        <w:t>The final XGBoost model's feature importance ranking reveals the following analytical weights:</w:t>
+      </w:r>
+    </w:p>
+    <w:p/>
+    <w:p>
+      <w:pPr>
+        <w:spacing w:line="360" w:lineRule="auto" w:after="160"/>
+        <w:jc w:val="both"/>
+      </w:pPr>
+      <w:r>
+        <w:rPr>
+          <w:rFonts w:ascii="Times New Roman" w:hAnsi="Times New Roman"/>
+          <w:sz w:val="24"/>
+        </w:rPr>
+        <w:t xml:space="preserve">1.  </w:t>
+      </w:r>
+      <w:r>
+        <w:rPr>
+          <w:rFonts w:ascii="Times New Roman" w:hAnsi="Times New Roman"/>
+          <w:b/>
+          <w:sz w:val="24"/>
+        </w:rPr>
+        <w:t>Resistance_Level</w:t>
+      </w:r>
+      <w:r>
+        <w:rPr>
+          <w:rFonts w:ascii="Times New Roman" w:hAnsi="Times New Roman"/>
+          <w:sz w:val="24"/>
+        </w:rPr>
+        <w:t xml:space="preserve"> (5.71%) — The primary driver, indicating breakout levels.</w:t>
+      </w:r>
+    </w:p>
+    <w:p>
+      <w:pPr>
+        <w:spacing w:line="360" w:lineRule="auto" w:after="160"/>
+        <w:jc w:val="both"/>
+      </w:pPr>
+      <w:r>
+        <w:rPr>
+          <w:rFonts w:ascii="Times New Roman" w:hAnsi="Times New Roman"/>
+          <w:sz w:val="24"/>
+        </w:rPr>
+        <w:t xml:space="preserve">2.  </w:t>
+      </w:r>
+      <w:r>
+        <w:rPr>
+          <w:rFonts w:ascii="Times New Roman" w:hAnsi="Times New Roman"/>
+          <w:b/>
+          <w:sz w:val="24"/>
+        </w:rPr>
+        <w:t>Support_Level</w:t>
+      </w:r>
+      <w:r>
+        <w:rPr>
+          <w:rFonts w:ascii="Times New Roman" w:hAnsi="Times New Roman"/>
+          <w:sz w:val="24"/>
+        </w:rPr>
+        <w:t xml:space="preserve"> (5.60%) — High significance, marking structural price floors.</w:t>
+      </w:r>
+    </w:p>
+    <w:p>
+      <w:pPr>
+        <w:spacing w:line="360" w:lineRule="auto" w:after="160"/>
+        <w:jc w:val="both"/>
+      </w:pPr>
+      <w:r>
+        <w:rPr>
+          <w:rFonts w:ascii="Times New Roman" w:hAnsi="Times New Roman"/>
+          <w:sz w:val="24"/>
+        </w:rPr>
+        <w:t xml:space="preserve">3.  </w:t>
+      </w:r>
+      <w:r>
+        <w:rPr>
+          <w:rFonts w:ascii="Times New Roman" w:hAnsi="Times New Roman"/>
+          <w:b/>
+          <w:sz w:val="24"/>
+        </w:rPr>
+        <w:t>Pat_Yok</w:t>
+      </w:r>
+      <w:r>
+        <w:rPr>
+          <w:rFonts w:ascii="Times New Roman" w:hAnsi="Times New Roman"/>
+          <w:sz w:val="24"/>
+        </w:rPr>
+        <w:t xml:space="preserve"> (5.58%) — Indicates periods of trend-less consolidation.</w:t>
+      </w:r>
+    </w:p>
+    <w:p>
+      <w:pPr>
+        <w:spacing w:line="360" w:lineRule="auto" w:after="160"/>
+        <w:jc w:val="both"/>
+      </w:pPr>
+      <w:r>
+        <w:rPr>
+          <w:rFonts w:ascii="Times New Roman" w:hAnsi="Times New Roman"/>
+          <w:sz w:val="24"/>
+        </w:rPr>
+        <w:t xml:space="preserve">4.  </w:t>
+      </w:r>
+      <w:r>
+        <w:rPr>
+          <w:rFonts w:ascii="Times New Roman" w:hAnsi="Times New Roman"/>
+          <w:b/>
+          <w:sz w:val="24"/>
+        </w:rPr>
+        <w:t>Pat_OBO (Head &amp; Shoulders)</w:t>
+      </w:r>
+      <w:r>
+        <w:rPr>
+          <w:rFonts w:ascii="Times New Roman" w:hAnsi="Times New Roman"/>
+          <w:sz w:val="24"/>
+        </w:rPr>
+        <w:t xml:space="preserve"> (5.27%) — Highly reliable bearish reversal signal.</w:t>
+      </w:r>
+    </w:p>
+    <w:p>
+      <w:pPr>
+        <w:spacing w:line="360" w:lineRule="auto" w:after="160"/>
+        <w:jc w:val="both"/>
+      </w:pPr>
+      <w:r>
+        <w:rPr>
+          <w:rFonts w:ascii="Times New Roman" w:hAnsi="Times New Roman"/>
+          <w:sz w:val="24"/>
+        </w:rPr>
+        <w:t xml:space="preserve">5.  </w:t>
+      </w:r>
+      <w:r>
+        <w:rPr>
+          <w:rFonts w:ascii="Times New Roman" w:hAnsi="Times New Roman"/>
+          <w:b/>
+          <w:sz w:val="24"/>
+        </w:rPr>
+        <w:t>SMA_50</w:t>
+      </w:r>
+      <w:r>
+        <w:rPr>
+          <w:rFonts w:ascii="Times New Roman" w:hAnsi="Times New Roman"/>
+          <w:sz w:val="24"/>
+        </w:rPr>
+        <w:t xml:space="preserve"> (5.26%) — Medium-term trend benchmark.</w:t>
+      </w:r>
+    </w:p>
+    <w:p>
+      <w:pPr>
+        <w:spacing w:line="360" w:lineRule="auto" w:after="160"/>
+        <w:jc w:val="both"/>
+      </w:pPr>
+      <w:r>
+        <w:rPr>
+          <w:rFonts w:ascii="Times New Roman" w:hAnsi="Times New Roman"/>
+          <w:sz w:val="24"/>
+        </w:rPr>
+        <w:t xml:space="preserve">6.  </w:t>
+      </w:r>
+      <w:r>
+        <w:rPr>
+          <w:rFonts w:ascii="Times New Roman" w:hAnsi="Times New Roman"/>
+          <w:b/>
+          <w:sz w:val="24"/>
+        </w:rPr>
+        <w:t>SMA_200</w:t>
+      </w:r>
+      <w:r>
+        <w:rPr>
+          <w:rFonts w:ascii="Times New Roman" w:hAnsi="Times New Roman"/>
+          <w:sz w:val="24"/>
+        </w:rPr>
+        <w:t xml:space="preserve"> (5.10%) — Major institutional support and trend line.</w:t>
+      </w:r>
+    </w:p>
+    <w:p>
+      <w:pPr>
+        <w:spacing w:line="360" w:lineRule="auto" w:after="160"/>
+        <w:jc w:val="both"/>
+      </w:pPr>
+      <w:r>
+        <w:rPr>
+          <w:rFonts w:ascii="Times New Roman" w:hAnsi="Times New Roman"/>
+          <w:sz w:val="24"/>
+        </w:rPr>
+        <w:t xml:space="preserve">7.  </w:t>
+      </w:r>
+      <w:r>
+        <w:rPr>
+          <w:rFonts w:ascii="Times New Roman" w:hAnsi="Times New Roman"/>
+          <w:b/>
+          <w:sz w:val="24"/>
+        </w:rPr>
+        <w:t>Pat_TOBO (Inverse Head &amp; Shoulders)</w:t>
+      </w:r>
+      <w:r>
+        <w:rPr>
+          <w:rFonts w:ascii="Times New Roman" w:hAnsi="Times New Roman"/>
+          <w:sz w:val="24"/>
+        </w:rPr>
+        <w:t xml:space="preserve"> (5.05%) — Strong bullish reversal pattern.</w:t>
+      </w:r>
+    </w:p>
+    <w:p>
+      <w:pPr>
+        <w:spacing w:line="360" w:lineRule="auto" w:after="160"/>
+        <w:jc w:val="both"/>
+      </w:pPr>
+      <w:r>
+        <w:rPr>
+          <w:rFonts w:ascii="Times New Roman" w:hAnsi="Times New Roman"/>
+          <w:sz w:val="24"/>
+        </w:rPr>
+        <w:t xml:space="preserve">8.  </w:t>
+      </w:r>
+      <w:r>
+        <w:rPr>
+          <w:rFonts w:ascii="Times New Roman" w:hAnsi="Times New Roman"/>
+          <w:b/>
+          <w:sz w:val="24"/>
+        </w:rPr>
+        <w:t>BB_Middle</w:t>
+      </w:r>
+      <w:r>
+        <w:rPr>
+          <w:rFonts w:ascii="Times New Roman" w:hAnsi="Times New Roman"/>
+          <w:sz w:val="24"/>
+        </w:rPr>
+        <w:t xml:space="preserve"> (4.90%) &amp; </w:t>
+      </w:r>
+      <w:r>
+        <w:rPr>
+          <w:rFonts w:ascii="Times New Roman" w:hAnsi="Times New Roman"/>
+          <w:b/>
+          <w:sz w:val="24"/>
+        </w:rPr>
+        <w:t>BB_Lower</w:t>
+      </w:r>
+      <w:r>
+        <w:rPr>
+          <w:rFonts w:ascii="Times New Roman" w:hAnsi="Times New Roman"/>
+          <w:sz w:val="24"/>
+        </w:rPr>
+        <w:t xml:space="preserve"> (4.89%) — Standard deviation volatility boundaries.</w:t>
       </w:r>
     </w:p>
     <w:p/>
@@ -4532,7 +4608,7 @@
           <w:i/>
           <w:sz w:val="24"/>
         </w:rPr>
-        <w:t>Figure 5.3: Performance comparison bar chart detailing Accuracy and F1-Scores across K-NN, Random Forest, and Artificial Neural Network (MLP) models.</w:t>
+        <w:t>Figure 4.3: Performance comparison bar chart detailing Accuracy and F1-Scores across K-NN, Random Forest, and Artificial Neural Network (MLP) models.</w:t>
       </w:r>
     </w:p>
     <w:p/>
@@ -4600,21 +4676,7 @@
           <w:i/>
           <w:sz w:val="24"/>
         </w:rPr>
-        <w:t>Figure 5.4: Confusion Matrices for the three developed classifiers on the testing split, indicating true/false distributions for bearish (0) and bullish (1) stock directions.</w:t>
-      </w:r>
-    </w:p>
-    <w:p/>
-    <w:p>
-      <w:pPr>
-        <w:spacing w:line="360" w:lineRule="auto" w:after="160"/>
-        <w:jc w:val="both"/>
-      </w:pPr>
-      <w:r>
-        <w:rPr>
-          <w:rFonts w:ascii="Times New Roman" w:hAnsi="Times New Roman"/>
-          <w:sz w:val="24"/>
-        </w:rPr>
-        <w:t>The MLP Neural Network was selected as the core engine for BorsaNeuron's live inference module due to its superior generalization capabilities.</w:t>
+        <w:t>Figure 4.4: Confusion Matrices for the developed classifiers on the testing split, indicating true/false distributions for bearish (0) and bullish (1) stock directions.</w:t>
       </w:r>
     </w:p>
     <w:p/>
@@ -4649,7 +4711,7 @@
           <w:color w:val="111111"/>
           <w:sz w:val="36"/>
         </w:rPr>
-        <w:t>6. BORSANEURON WEB APPLICATION &amp; INFERENCE</w:t>
+        <w:t>5. BORSANEURON TERMINAL ARAYÜZÜ</w:t>
       </w:r>
     </w:p>
     <w:p/>
@@ -4665,7 +4727,7 @@
           <w:color w:val="1E1E1E"/>
           <w:sz w:val="28"/>
         </w:rPr>
-        <w:t>6.1. Streamlit UI Design and Layout</w:t>
+        <w:t>5.1. Streamlit UI Layout and Design</w:t>
       </w:r>
     </w:p>
     <w:p>
@@ -4858,7 +4920,7 @@
           <w:i/>
           <w:sz w:val="24"/>
         </w:rPr>
-        <w:t>Figure 6.1: BorsaNeuron interactive platform welcome dashboard UI, displaying active model status, system latency metrics, and algorithmic capabilities.</w:t>
+        <w:t>Figure 5.1: BorsaNeuron interactive platform welcome dashboard UI, displaying active model status, system latency metrics, and algorithmic capabilities.</w:t>
       </w:r>
     </w:p>
     <w:p/>
@@ -4874,7 +4936,7 @@
           <w:color w:val="1E1E1E"/>
           <w:sz w:val="28"/>
         </w:rPr>
-        <w:t>6.2. Live Market Inference and Model Serialization</w:t>
+        <w:t>5.2. Live yfinance Streaming and Technical Calculations</w:t>
       </w:r>
     </w:p>
     <w:p>
@@ -4887,21 +4949,21 @@
           <w:rFonts w:ascii="Times New Roman" w:hAnsi="Times New Roman"/>
           <w:sz w:val="24"/>
         </w:rPr>
-        <w:t xml:space="preserve">To support real-time predictions without re-training models, the offline preprocessing scalers and trained neural weights were serialized using </w:t>
+        <w:t>In the live Streamlit backend (</w:t>
       </w:r>
       <w:r>
         <w:rPr>
           <w:rFonts w:ascii="Courier New" w:hAnsi="Courier New"/>
           <w:sz w:val="21"/>
         </w:rPr>
-        <w:t>joblib</w:t>
-      </w:r>
-      <w:r>
-        <w:rPr>
-          <w:rFonts w:ascii="Times New Roman" w:hAnsi="Times New Roman"/>
-          <w:sz w:val="24"/>
-        </w:rPr>
-        <w:t>:</w:t>
+        <w:t>app.py</w:t>
+      </w:r>
+      <w:r>
+        <w:rPr>
+          <w:rFonts w:ascii="Times New Roman" w:hAnsi="Times New Roman"/>
+          <w:sz w:val="24"/>
+        </w:rPr>
+        <w:t>), the serializations are loaded into memory and yfinance handles live price streams:</w:t>
       </w:r>
     </w:p>
     <w:p/>
@@ -4941,7 +5003,7 @@
           <w:color w:val="111111"/>
           <w:sz w:val="36"/>
         </w:rPr>
-        <w:t>Serialization in offline pipeline</w:t>
+        <w:t>Real-time loading and inference</w:t>
       </w:r>
     </w:p>
     <w:p>
@@ -4954,7 +5016,7 @@
           <w:rFonts w:ascii="Times New Roman" w:hAnsi="Times New Roman"/>
           <w:sz w:val="24"/>
         </w:rPr>
-        <w:t>import joblib</w:t>
+        <w:t>import yfinance as yf</w:t>
       </w:r>
     </w:p>
     <w:p>
@@ -4967,9 +5029,10 @@
           <w:rFonts w:ascii="Times New Roman" w:hAnsi="Times New Roman"/>
           <w:sz w:val="24"/>
         </w:rPr>
-        <w:t>joblib.dump(scaler, "best_scaler_acm465.joblib")</w:t>
-      </w:r>
-    </w:p>
+        <w:t>import joblib</w:t>
+      </w:r>
+    </w:p>
+    <w:p/>
     <w:p>
       <w:pPr>
         <w:spacing w:line="360" w:lineRule="auto" w:after="160"/>
@@ -4980,7 +5043,7 @@
           <w:rFonts w:ascii="Times New Roman" w:hAnsi="Times New Roman"/>
           <w:sz w:val="24"/>
         </w:rPr>
-        <w:t>joblib.dump(ann_model, "best_model_acm465.joblib")</w:t>
+        <w:t>scaler = joblib.load("best_scaler_acm465.joblib")</w:t>
       </w:r>
     </w:p>
     <w:p>
@@ -4990,6 +5053,139 @@
       </w:pPr>
       <w:r>
         <w:rPr>
+          <w:rFonts w:ascii="Times New Roman" w:hAnsi="Times New Roman"/>
+          <w:sz w:val="24"/>
+        </w:rPr>
+        <w:t>model = joblib.load("best_model_acm465.joblib")</w:t>
+      </w:r>
+    </w:p>
+    <w:p/>
+    <w:p>
+      <w:pPr>
+        <w:spacing w:line="360" w:lineRule="auto" w:after="160"/>
+        <w:jc w:val="both"/>
+      </w:pPr>
+      <w:r>
+        <w:rPr>
+          <w:rFonts w:ascii="Times New Roman" w:hAnsi="Times New Roman"/>
+          <w:sz w:val="24"/>
+        </w:rPr>
+        <w:t>def get_live_forecast(ticker):</w:t>
+      </w:r>
+    </w:p>
+    <w:p>
+      <w:pPr>
+        <w:spacing w:line="360" w:lineRule="auto" w:after="160"/>
+        <w:jc w:val="both"/>
+      </w:pPr>
+      <w:r>
+        <w:rPr>
+          <w:rFonts w:ascii="Times New Roman" w:hAnsi="Times New Roman"/>
+          <w:sz w:val="24"/>
+        </w:rPr>
+        <w:t>df_live = yf.download(ticker, period="1y", interval="1d")</w:t>
+      </w:r>
+    </w:p>
+    <w:p>
+      <w:pPr>
+        <w:spacing w:line="360" w:lineRule="auto" w:after="160"/>
+        <w:jc w:val="both"/>
+      </w:pPr>
+      <w:r>
+        <w:rPr>
+          <w:rFonts w:ascii="Times New Roman" w:hAnsi="Times New Roman"/>
+          <w:sz w:val="24"/>
+        </w:rPr>
+        <w:t>feature_vector = compute_technical_vector(df_live)</w:t>
+      </w:r>
+    </w:p>
+    <w:p>
+      <w:pPr>
+        <w:spacing w:line="360" w:lineRule="auto" w:after="160"/>
+        <w:jc w:val="both"/>
+      </w:pPr>
+      <w:r>
+        <w:rPr>
+          <w:rFonts w:ascii="Times New Roman" w:hAnsi="Times New Roman"/>
+          <w:sz w:val="24"/>
+        </w:rPr>
+        <w:t>scaled_vector = scaler.transform(</w:t>
+      </w:r>
+      <w:r>
+        <w:rPr>
+          <w:rFonts w:ascii="Times New Roman" w:hAnsi="Times New Roman"/>
+          <w:sz w:val="24"/>
+        </w:rPr>
+        <w:t>feature_vector])</w:t>
+      </w:r>
+    </w:p>
+    <w:p>
+      <w:pPr>
+        <w:spacing w:line="360" w:lineRule="auto" w:after="160"/>
+        <w:jc w:val="both"/>
+      </w:pPr>
+      <w:r>
+        <w:rPr>
+          <w:rFonts w:ascii="Times New Roman" w:hAnsi="Times New Roman"/>
+          <w:sz w:val="24"/>
+        </w:rPr>
+        <w:t>prediction = model.predict(scaled_vector)</w:t>
+      </w:r>
+      <w:r>
+        <w:rPr>
+          <w:rFonts w:ascii="Times New Roman" w:hAnsi="Times New Roman"/>
+          <w:sz w:val="24"/>
+        </w:rPr>
+        <w:t>0]</w:t>
+      </w:r>
+    </w:p>
+    <w:p>
+      <w:pPr>
+        <w:spacing w:line="360" w:lineRule="auto" w:after="160"/>
+        <w:jc w:val="both"/>
+      </w:pPr>
+      <w:r>
+        <w:rPr>
+          <w:rFonts w:ascii="Times New Roman" w:hAnsi="Times New Roman"/>
+          <w:sz w:val="24"/>
+        </w:rPr>
+        <w:t>probability = model.predict_proba(scaled_vector)</w:t>
+      </w:r>
+      <w:r>
+        <w:rPr>
+          <w:rFonts w:ascii="Times New Roman" w:hAnsi="Times New Roman"/>
+          <w:sz w:val="24"/>
+        </w:rPr>
+        <w:t>0]</w:t>
+      </w:r>
+      <w:r>
+        <w:rPr>
+          <w:rFonts w:ascii="Times New Roman" w:hAnsi="Times New Roman"/>
+          <w:sz w:val="24"/>
+        </w:rPr>
+        <w:t>1]</w:t>
+      </w:r>
+    </w:p>
+    <w:p>
+      <w:pPr>
+        <w:spacing w:line="360" w:lineRule="auto" w:after="160"/>
+        <w:jc w:val="both"/>
+      </w:pPr>
+      <w:r>
+        <w:rPr>
+          <w:rFonts w:ascii="Times New Roman" w:hAnsi="Times New Roman"/>
+          <w:sz w:val="24"/>
+        </w:rPr>
+        <w:t>return prediction, probability</w:t>
+      </w:r>
+    </w:p>
+    <w:p>
+      <w:pPr>
+        <w:spacing w:line="360" w:lineRule="auto" w:after="160"/>
+        <w:jc w:val="both"/>
+      </w:pPr>
+      <w:r>
+        <w:rPr>
           <w:rFonts w:ascii="Courier New" w:hAnsi="Courier New"/>
           <w:sz w:val="21"/>
         </w:rPr>
@@ -5006,327 +5202,7 @@
           <w:rFonts w:ascii="Times New Roman" w:hAnsi="Times New Roman"/>
           <w:sz w:val="24"/>
         </w:rPr>
-        <w:t>In the live Streamlit backend (</w:t>
-      </w:r>
-      <w:r>
-        <w:rPr>
-          <w:rFonts w:ascii="Courier New" w:hAnsi="Courier New"/>
-          <w:sz w:val="21"/>
-        </w:rPr>
-        <w:t>app.py</w:t>
-      </w:r>
-      <w:r>
-        <w:rPr>
-          <w:rFonts w:ascii="Times New Roman" w:hAnsi="Times New Roman"/>
-          <w:sz w:val="24"/>
-        </w:rPr>
-        <w:t>), the serializations are loaded into memory:</w:t>
-      </w:r>
-    </w:p>
-    <w:p/>
-    <w:p>
-      <w:pPr>
-        <w:spacing w:line="360" w:lineRule="auto" w:after="160"/>
-        <w:jc w:val="both"/>
-      </w:pPr>
-      <w:r>
-        <w:rPr>
-          <w:rFonts w:ascii="Courier New" w:hAnsi="Courier New"/>
-          <w:sz w:val="21"/>
-        </w:rPr>
-      </w:r>
-      <w:r>
-        <w:rPr>
-          <w:rFonts w:ascii="Times New Roman" w:hAnsi="Times New Roman"/>
-          <w:sz w:val="24"/>
-        </w:rPr>
-        <w:t>python</w:t>
-      </w:r>
-    </w:p>
-    <w:p>
-      <w:r>
-        <w:br w:type="page"/>
-      </w:r>
-    </w:p>
-    <w:p>
-      <w:pPr>
-        <w:pStyle w:val="Heading1"/>
-        <w:jc w:val="left"/>
-      </w:pPr>
-      <w:r>
-        <w:rPr>
-          <w:rFonts w:ascii="Times New Roman" w:hAnsi="Times New Roman"/>
-          <w:b/>
-          <w:color w:val="111111"/>
-          <w:sz w:val="36"/>
-        </w:rPr>
-        <w:t>Real-time loading and inference</w:t>
-      </w:r>
-    </w:p>
-    <w:p>
-      <w:pPr>
-        <w:spacing w:line="360" w:lineRule="auto" w:after="160"/>
-        <w:jc w:val="both"/>
-      </w:pPr>
-      <w:r>
-        <w:rPr>
-          <w:rFonts w:ascii="Times New Roman" w:hAnsi="Times New Roman"/>
-          <w:sz w:val="24"/>
-        </w:rPr>
-        <w:t>import yfinance as yf</w:t>
-      </w:r>
-    </w:p>
-    <w:p/>
-    <w:p>
-      <w:pPr>
-        <w:spacing w:line="360" w:lineRule="auto" w:after="160"/>
-        <w:jc w:val="both"/>
-      </w:pPr>
-      <w:r>
-        <w:rPr>
-          <w:rFonts w:ascii="Times New Roman" w:hAnsi="Times New Roman"/>
-          <w:sz w:val="24"/>
-        </w:rPr>
-        <w:t>scaler = joblib.load("best_scaler_acm465.joblib")</w:t>
-      </w:r>
-    </w:p>
-    <w:p>
-      <w:pPr>
-        <w:spacing w:line="360" w:lineRule="auto" w:after="160"/>
-        <w:jc w:val="both"/>
-      </w:pPr>
-      <w:r>
-        <w:rPr>
-          <w:rFonts w:ascii="Times New Roman" w:hAnsi="Times New Roman"/>
-          <w:sz w:val="24"/>
-        </w:rPr>
-        <w:t>model = joblib.load("best_model_acm465.joblib")</w:t>
-      </w:r>
-    </w:p>
-    <w:p/>
-    <w:p>
-      <w:pPr>
-        <w:spacing w:line="360" w:lineRule="auto" w:after="160"/>
-        <w:jc w:val="both"/>
-      </w:pPr>
-      <w:r>
-        <w:rPr>
-          <w:rFonts w:ascii="Times New Roman" w:hAnsi="Times New Roman"/>
-          <w:sz w:val="24"/>
-        </w:rPr>
-        <w:t>def get_live_forecast(ticker):</w:t>
-      </w:r>
-    </w:p>
-    <w:p>
-      <w:r>
-        <w:br w:type="page"/>
-      </w:r>
-    </w:p>
-    <w:p>
-      <w:pPr>
-        <w:pStyle w:val="Heading1"/>
-        <w:jc w:val="left"/>
-      </w:pPr>
-      <w:r>
-        <w:rPr>
-          <w:rFonts w:ascii="Times New Roman" w:hAnsi="Times New Roman"/>
-          <w:b/>
-          <w:color w:val="111111"/>
-          <w:sz w:val="36"/>
-        </w:rPr>
-        <w:t>Fetch live data</w:t>
-      </w:r>
-    </w:p>
-    <w:p>
-      <w:pPr>
-        <w:spacing w:line="360" w:lineRule="auto" w:after="160"/>
-        <w:jc w:val="both"/>
-      </w:pPr>
-      <w:r>
-        <w:rPr>
-          <w:rFonts w:ascii="Times New Roman" w:hAnsi="Times New Roman"/>
-          <w:sz w:val="24"/>
-        </w:rPr>
-        <w:t>df_live = yf.download(ticker, period="1y", interval="1d")</w:t>
-      </w:r>
-    </w:p>
-    <w:p>
-      <w:r>
-        <w:br w:type="page"/>
-      </w:r>
-    </w:p>
-    <w:p>
-      <w:pPr>
-        <w:pStyle w:val="Heading1"/>
-        <w:jc w:val="left"/>
-      </w:pPr>
-      <w:r>
-        <w:rPr>
-          <w:rFonts w:ascii="Times New Roman" w:hAnsi="Times New Roman"/>
-          <w:b/>
-          <w:color w:val="111111"/>
-          <w:sz w:val="36"/>
-        </w:rPr>
-        <w:t>Compute technical metrics on the fly (RSI, MACD, Volume etc.)</w:t>
-      </w:r>
-    </w:p>
-    <w:p>
-      <w:pPr>
-        <w:spacing w:line="360" w:lineRule="auto" w:after="160"/>
-        <w:jc w:val="both"/>
-      </w:pPr>
-      <w:r>
-        <w:rPr>
-          <w:rFonts w:ascii="Times New Roman" w:hAnsi="Times New Roman"/>
-          <w:sz w:val="24"/>
-        </w:rPr>
-        <w:t>feature_vector = compute_technical_vector(df_live)</w:t>
-      </w:r>
-    </w:p>
-    <w:p>
-      <w:r>
-        <w:br w:type="page"/>
-      </w:r>
-    </w:p>
-    <w:p>
-      <w:pPr>
-        <w:pStyle w:val="Heading1"/>
-        <w:jc w:val="left"/>
-      </w:pPr>
-      <w:r>
-        <w:rPr>
-          <w:rFonts w:ascii="Times New Roman" w:hAnsi="Times New Roman"/>
-          <w:b/>
-          <w:color w:val="111111"/>
-          <w:sz w:val="36"/>
-        </w:rPr>
-        <w:t>Scale feature vector</w:t>
-      </w:r>
-    </w:p>
-    <w:p>
-      <w:pPr>
-        <w:spacing w:line="360" w:lineRule="auto" w:after="160"/>
-        <w:jc w:val="both"/>
-      </w:pPr>
-      <w:r>
-        <w:rPr>
-          <w:rFonts w:ascii="Times New Roman" w:hAnsi="Times New Roman"/>
-          <w:sz w:val="24"/>
-        </w:rPr>
-        <w:t>scaled_vector = scaler.transform(</w:t>
-      </w:r>
-      <w:r>
-        <w:rPr>
-          <w:rFonts w:ascii="Times New Roman" w:hAnsi="Times New Roman"/>
-          <w:sz w:val="24"/>
-        </w:rPr>
-        <w:t>feature_vector])</w:t>
-      </w:r>
-    </w:p>
-    <w:p>
-      <w:r>
-        <w:br w:type="page"/>
-      </w:r>
-    </w:p>
-    <w:p>
-      <w:pPr>
-        <w:pStyle w:val="Heading1"/>
-        <w:jc w:val="left"/>
-      </w:pPr>
-      <w:r>
-        <w:rPr>
-          <w:rFonts w:ascii="Times New Roman" w:hAnsi="Times New Roman"/>
-          <w:b/>
-          <w:color w:val="111111"/>
-          <w:sz w:val="36"/>
-        </w:rPr>
-        <w:t>Run prediction</w:t>
-      </w:r>
-    </w:p>
-    <w:p>
-      <w:pPr>
-        <w:spacing w:line="360" w:lineRule="auto" w:after="160"/>
-        <w:jc w:val="both"/>
-      </w:pPr>
-      <w:r>
-        <w:rPr>
-          <w:rFonts w:ascii="Times New Roman" w:hAnsi="Times New Roman"/>
-          <w:sz w:val="24"/>
-        </w:rPr>
-        <w:t>prediction = model.predict(scaled_vector)</w:t>
-      </w:r>
-      <w:r>
-        <w:rPr>
-          <w:rFonts w:ascii="Times New Roman" w:hAnsi="Times New Roman"/>
-          <w:sz w:val="24"/>
-        </w:rPr>
-        <w:t>0]</w:t>
-      </w:r>
-    </w:p>
-    <w:p>
-      <w:pPr>
-        <w:spacing w:line="360" w:lineRule="auto" w:after="160"/>
-        <w:jc w:val="both"/>
-      </w:pPr>
-      <w:r>
-        <w:rPr>
-          <w:rFonts w:ascii="Times New Roman" w:hAnsi="Times New Roman"/>
-          <w:sz w:val="24"/>
-        </w:rPr>
-        <w:t>probability = model.predict_proba(scaled_vector)</w:t>
-      </w:r>
-      <w:r>
-        <w:rPr>
-          <w:rFonts w:ascii="Times New Roman" w:hAnsi="Times New Roman"/>
-          <w:sz w:val="24"/>
-        </w:rPr>
-        <w:t>0]</w:t>
-      </w:r>
-      <w:r>
-        <w:rPr>
-          <w:rFonts w:ascii="Times New Roman" w:hAnsi="Times New Roman"/>
-          <w:sz w:val="24"/>
-        </w:rPr>
-        <w:t>1]</w:t>
-      </w:r>
-    </w:p>
-    <w:p>
-      <w:pPr>
-        <w:spacing w:line="360" w:lineRule="auto" w:after="160"/>
-        <w:jc w:val="both"/>
-      </w:pPr>
-      <w:r>
-        <w:rPr>
-          <w:rFonts w:ascii="Times New Roman" w:hAnsi="Times New Roman"/>
-          <w:sz w:val="24"/>
-        </w:rPr>
-        <w:t>return prediction, probability</w:t>
-      </w:r>
-    </w:p>
-    <w:p>
-      <w:pPr>
-        <w:spacing w:line="360" w:lineRule="auto" w:after="160"/>
-        <w:jc w:val="both"/>
-      </w:pPr>
-      <w:r>
-        <w:rPr>
-          <w:rFonts w:ascii="Courier New" w:hAnsi="Courier New"/>
-          <w:sz w:val="21"/>
-        </w:rPr>
-      </w:r>
-    </w:p>
-    <w:p/>
-    <w:p>
-      <w:pPr>
-        <w:spacing w:line="360" w:lineRule="auto" w:after="160"/>
-        <w:jc w:val="both"/>
-      </w:pPr>
-      <w:r>
-        <w:rPr>
-          <w:rFonts w:ascii="Times New Roman" w:hAnsi="Times New Roman"/>
-          <w:sz w:val="24"/>
-        </w:rPr>
-        <w:t>This pipeline allows the web dashboard to instantly generate active market predictions for any selected BIST stock.</w:t>
+        <w:t>This pipeline allows the web dashboard to instantly generate active market predictions for any BIST stock.</w:t>
       </w:r>
     </w:p>
     <w:p/>
@@ -5394,7 +5270,7 @@
           <w:i/>
           <w:sz w:val="24"/>
         </w:rPr>
-        <w:t>Figure 6.2: Real-time stock forecast panel UI, demonstrating live technical extraction, scaler mapping, and neural direction output for BIST stocks.</w:t>
+        <w:t>Figure 5.2: Real-time stock forecast panel UI, demonstrating live technical extraction, scaler mapping, and neural direction output for BIST stocks.</w:t>
       </w:r>
     </w:p>
     <w:p/>
@@ -5410,7 +5286,7 @@
           <w:color w:val="1E1E1E"/>
           <w:sz w:val="28"/>
         </w:rPr>
-        <w:t>6.3. Automated Chart Pattern Scanner Implementation</w:t>
+        <w:t>5.3. Historical Stock Behavior Weights &amp; Decision Integration</w:t>
       </w:r>
     </w:p>
     <w:p>
@@ -5423,7 +5299,37 @@
           <w:rFonts w:ascii="Times New Roman" w:hAnsi="Times New Roman"/>
           <w:sz w:val="24"/>
         </w:rPr>
-        <w:t>The Automated Pattern Scanner page hosts algorithmic rule engines designed to scan pricing vectors for geometric formations. These scan routines operate by locating local extrema (peaks and troughs) and analyzing slopes, price tolerances, and ratios.</w:t>
+        <w:t xml:space="preserve">In accordance with Yeditepe University graduation standards, a primary innovation in this terminal is the </w:t>
+      </w:r>
+      <w:r>
+        <w:rPr>
+          <w:rFonts w:ascii="Times New Roman" w:hAnsi="Times New Roman"/>
+          <w:b/>
+          <w:sz w:val="24"/>
+        </w:rPr>
+        <w:t>Historical Stock Uyum (Win Rate) Analyzer</w:t>
+      </w:r>
+      <w:r>
+        <w:rPr>
+          <w:rFonts w:ascii="Times New Roman" w:hAnsi="Times New Roman"/>
+          <w:sz w:val="24"/>
+        </w:rPr>
+        <w:t xml:space="preserve">. When a stock is queried dynamically, the system performs a 1-year historical backtest of the model on its own history. It calculates the stock's specific </w:t>
+      </w:r>
+      <w:r>
+        <w:rPr>
+          <w:rFonts w:ascii="Times New Roman" w:hAnsi="Times New Roman"/>
+          <w:b/>
+          <w:sz w:val="24"/>
+        </w:rPr>
+        <w:t>Win Rate</w:t>
+      </w:r>
+      <w:r>
+        <w:rPr>
+          <w:rFonts w:ascii="Times New Roman" w:hAnsi="Times New Roman"/>
+          <w:sz w:val="24"/>
+        </w:rPr>
+        <w:t xml:space="preserve"> under the AI strategy:</w:t>
       </w:r>
     </w:p>
     <w:p/>
@@ -5437,9 +5343,10 @@
           <w:rFonts w:ascii="Times New Roman" w:hAnsi="Times New Roman"/>
           <w:sz w:val="24"/>
         </w:rPr>
-        <w:t>The scanner targets three major classical chart formations:</w:t>
-      </w:r>
-    </w:p>
+        <w:t>$$\text{Win Rate} = \frac{\text{Correct Bullish Forecasts}}{\text{Total Bullish Sinyalleri}} \times 100$$</w:t>
+      </w:r>
+    </w:p>
+    <w:p/>
     <w:p>
       <w:pPr>
         <w:spacing w:line="360" w:lineRule="auto" w:after="160"/>
@@ -5450,22 +5357,23 @@
           <w:rFonts w:ascii="Times New Roman" w:hAnsi="Times New Roman"/>
           <w:sz w:val="24"/>
         </w:rPr>
-        <w:t xml:space="preserve">1.  </w:t>
-      </w:r>
+        <w:t>The system displays this as a dedicated decision factor. If the stock has a history of high compliance (Win Rate &gt; 60%), it outputs a strong buy confirmation. If the stock is highly volatile or erratic (Win Rate &lt; 48%), it issues an active risk warning.</w:t>
+      </w:r>
+    </w:p>
+    <w:p/>
+    <w:p>
+      <w:pPr>
+        <w:pStyle w:val="Heading2"/>
+        <w:jc w:val="left"/>
+      </w:pPr>
       <w:r>
         <w:rPr>
           <w:rFonts w:ascii="Times New Roman" w:hAnsi="Times New Roman"/>
           <w:b/>
-          <w:sz w:val="24"/>
-        </w:rPr>
-        <w:t>Ters Omuz Baş Omuz (TOBO / Head and Shoulders Bottom):</w:t>
-      </w:r>
-      <w:r>
-        <w:rPr>
-          <w:rFonts w:ascii="Times New Roman" w:hAnsi="Times New Roman"/>
-          <w:sz w:val="24"/>
-        </w:rPr>
-        <w:t xml:space="preserve"> A primary reversal formation indicating a transition from a bearish trend to a bullish breakout. Algorithmic scanning locates five consecutive local extrema representing Left Shoulder (trough), Head (lowest trough), and Right Shoulder (trough), checking for neckline symmetry and neckline slope.</w:t>
+          <w:color w:val="1E1E1E"/>
+          <w:sz w:val="28"/>
+        </w:rPr>
+        <w:t>5.4. Sektörel Kıyaslama (Sector Peer Analysis)</w:t>
       </w:r>
     </w:p>
     <w:p>
@@ -5478,22 +5386,23 @@
           <w:rFonts w:ascii="Times New Roman" w:hAnsi="Times New Roman"/>
           <w:sz w:val="24"/>
         </w:rPr>
-        <w:t xml:space="preserve">2.  </w:t>
-      </w:r>
+        <w:t>The terminal groups stocks into sectors (Holding, Banking, Industrial, Energy, Logistics, etc.) and compares the queried stock's live metrics against the sector's historical background averages. This provides direct macro-context to traders.</w:t>
+      </w:r>
+    </w:p>
+    <w:p/>
+    <w:p>
+      <w:pPr>
+        <w:pStyle w:val="Heading2"/>
+        <w:jc w:val="left"/>
+      </w:pPr>
       <w:r>
         <w:rPr>
           <w:rFonts w:ascii="Times New Roman" w:hAnsi="Times New Roman"/>
           <w:b/>
-          <w:sz w:val="24"/>
-        </w:rPr>
-        <w:t>Fincan-Kulp (Cup and Handle):</w:t>
-      </w:r>
-      <w:r>
-        <w:rPr>
-          <w:rFonts w:ascii="Times New Roman" w:hAnsi="Times New Roman"/>
-          <w:sz w:val="24"/>
-        </w:rPr>
-        <w:t xml:space="preserve"> A bullish continuation formation. Scanning logic identifies a rounded trough structure (Cup) followed by a minor consolidation channel (Handle), ensuring the handle pullback does not exceed 50% of the cup depth.</w:t>
+          <w:color w:val="1E1E1E"/>
+          <w:sz w:val="28"/>
+        </w:rPr>
+        <w:t>5.5. Interactive Plotly Candlestick with AI Signal Annotations</w:t>
       </w:r>
     </w:p>
     <w:p>
@@ -5506,25 +5415,25 @@
           <w:rFonts w:ascii="Times New Roman" w:hAnsi="Times New Roman"/>
           <w:sz w:val="24"/>
         </w:rPr>
-        <w:t xml:space="preserve">3.  </w:t>
-      </w:r>
+        <w:t>Instead of simple line charts, BorsaNeuron renders a gorgeous Plotly Candlestick chart overlaid with Bollinger Bands and moving averages. Green upward triangles are dynamically plotted on the price curve to mark the historical days where the AI model generated successful buy signals.</w:t>
+      </w:r>
+    </w:p>
+    <w:p/>
+    <w:p>
+      <w:pPr>
+        <w:pStyle w:val="Heading2"/>
+        <w:jc w:val="left"/>
+      </w:pPr>
       <w:r>
         <w:rPr>
           <w:rFonts w:ascii="Times New Roman" w:hAnsi="Times New Roman"/>
           <w:b/>
-          <w:sz w:val="24"/>
-        </w:rPr>
-        <w:t>Flama (Flag / Pennant):</w:t>
-      </w:r>
-      <w:r>
-        <w:rPr>
-          <w:rFonts w:ascii="Times New Roman" w:hAnsi="Times New Roman"/>
-          <w:sz w:val="24"/>
-        </w:rPr>
-        <w:t xml:space="preserve"> A high-momentum continuation pattern. Scanning locates a strong vertical price movement (Flagpole) followed by a tight consolidating triangular wedge (Pennant).</w:t>
-      </w:r>
-    </w:p>
-    <w:p/>
+          <w:color w:val="1E1E1E"/>
+          <w:sz w:val="28"/>
+        </w:rPr>
+        <w:t>5.6. Stock-Specific Live Backtest Simulator</w:t>
+      </w:r>
+    </w:p>
     <w:p>
       <w:pPr>
         <w:spacing w:line="360" w:lineRule="auto" w:after="160"/>
@@ -5535,21 +5444,22 @@
           <w:rFonts w:ascii="Times New Roman" w:hAnsi="Times New Roman"/>
           <w:sz w:val="24"/>
         </w:rPr>
-        <w:t>Once a formation is identified, BorsaNeuron visualizes the historical price path and overlays the breakout neckline and target zones, helping traders easily capture geometric breakouts.</w:t>
-      </w:r>
-    </w:p>
-    <w:p/>
-    <w:p>
-      <w:pPr>
-        <w:spacing w:line="360" w:lineRule="auto" w:after="160"/>
-        <w:jc w:val="both"/>
-      </w:pPr>
-      <w:r>
-        <w:rPr>
-          <w:rFonts w:ascii="Times New Roman" w:hAnsi="Times New Roman"/>
-          <w:sz w:val="24"/>
-        </w:rPr>
-        <w:t>To enrich decision-making under varying conditions, BorsaNeuron also features a simulated What-If Scenario Analysis engine and Prophet-powered historical path forecasts.</w:t>
+        <w:t xml:space="preserve">A portfolio growth simulator is integrated into the stock query panel. It shows a cumulative growth curve comparing </w:t>
+      </w:r>
+      <w:r>
+        <w:rPr>
+          <w:rFonts w:ascii="Times New Roman" w:hAnsi="Times New Roman"/>
+          <w:b/>
+          <w:sz w:val="24"/>
+        </w:rPr>
+        <w:t>BorsaNeuron AI Strategy vs. Buy &amp; Hold Index</w:t>
+      </w:r>
+      <w:r>
+        <w:rPr>
+          <w:rFonts w:ascii="Times New Roman" w:hAnsi="Times New Roman"/>
+          <w:sz w:val="24"/>
+        </w:rPr>
+        <w:t xml:space="preserve"> over the last 1 year, starting with a hypothetical 100,000 TL capital.</w:t>
       </w:r>
     </w:p>
     <w:p/>
@@ -5617,7 +5527,7 @@
           <w:i/>
           <w:sz w:val="24"/>
         </w:rPr>
-        <w:t>Figure 6.3: What-If Scenario UI, displaying dynamic simulation sliders that predict BIST stock direction adjustments under hypothetical indicator shifts.</w:t>
+        <w:t>Figure 5.3: What-If Scenario UI, displaying dynamic simulation sliders that predict BIST stock direction adjustments under hypothetical indicator shifts.</w:t>
       </w:r>
     </w:p>
     <w:p/>
@@ -5685,7 +5595,7 @@
           <w:i/>
           <w:sz w:val="24"/>
         </w:rPr>
-        <w:t>Figure 6.4: K-Means cluster profile density analysis, mapping BIST tickers to volatile breakout states and steady consolidation bases.</w:t>
+        <w:t>Figure 5.4: K-Means cluster profile density analysis, mapping BIST tickers to volatile breakout states and steady consolidation bases.</w:t>
       </w:r>
     </w:p>
     <w:p/>
@@ -5753,7 +5663,7 @@
           <w:i/>
           <w:sz w:val="24"/>
         </w:rPr>
-        <w:t>Figure 6.5: Live Prophet price path forecast interface, outlining standard prediction intervals for selected BIST assets.</w:t>
+        <w:t>Figure 5.5: Live Prophet price path forecast interface, outlining standard prediction intervals for selected BIST assets.</w:t>
       </w:r>
     </w:p>
     <w:p/>
@@ -5821,7 +5731,7 @@
           <w:i/>
           <w:sz w:val="24"/>
         </w:rPr>
-        <w:t>Figure 6.6: Backtesting performance charting comparing the active BorsaNeuron prediction signals against a baseline buy-and-hold index strategy.</w:t>
+        <w:t>Figure 5.6: Backtesting performance charting comparing the active BorsaNeuron prediction signals against a baseline buy-and-hold index strategy.</w:t>
       </w:r>
     </w:p>
     <w:p/>
@@ -5856,7 +5766,21 @@
           <w:color w:val="111111"/>
           <w:sz w:val="36"/>
         </w:rPr>
-        <w:t>7. APPLICATION DEPLOYMENT</w:t>
+        <w:t>6. DEPLOYING PROJECT</w:t>
+      </w:r>
+    </w:p>
+    <w:p/>
+    <w:p>
+      <w:pPr>
+        <w:spacing w:line="360" w:lineRule="auto" w:after="160"/>
+        <w:jc w:val="both"/>
+      </w:pPr>
+      <w:r>
+        <w:rPr>
+          <w:rFonts w:ascii="Times New Roman" w:hAnsi="Times New Roman"/>
+          <w:sz w:val="24"/>
+        </w:rPr>
+        <w:t>Following the successful execution of empirical machine learning modeling and interactive terminal dashboard construction, the final phase of BorsaNeuron's systems lifecycle entails enterprise-ready cloud deployment. To transition seamlessly from a local proof-of-concept environment to a production environment accessible by institutional actors, we adopt a containerized packaging paradigm. Utilizing Docker containerization ensures that the exact runtime environment, library dependencies, models, and technical scanner structures are bundled together, preventing deployment leakage, system friction, and platform-specific configuration discrepancies. In this chapter, we detail the system deployment and containerization workflow.</w:t>
       </w:r>
     </w:p>
     <w:p/>
@@ -5872,7 +5796,7 @@
           <w:color w:val="1E1E1E"/>
           <w:sz w:val="28"/>
         </w:rPr>
-        <w:t>7.1. Docker Configuration</w:t>
+        <w:t>6.1. Docker Containerization</w:t>
       </w:r>
     </w:p>
     <w:p>
@@ -5920,6 +5844,282 @@
           <w:sz w:val="24"/>
         </w:rPr>
         <w:t>dockerfile</w:t>
+      </w:r>
+    </w:p>
+    <w:p>
+      <w:pPr>
+        <w:spacing w:line="360" w:lineRule="auto" w:after="160"/>
+        <w:jc w:val="both"/>
+      </w:pPr>
+      <w:r>
+        <w:rPr>
+          <w:rFonts w:ascii="Times New Roman" w:hAnsi="Times New Roman"/>
+          <w:sz w:val="24"/>
+        </w:rPr>
+        <w:t>FROM python:3.9-slim</w:t>
+      </w:r>
+    </w:p>
+    <w:p>
+      <w:pPr>
+        <w:spacing w:line="360" w:lineRule="auto" w:after="160"/>
+        <w:jc w:val="both"/>
+      </w:pPr>
+      <w:r>
+        <w:rPr>
+          <w:rFonts w:ascii="Times New Roman" w:hAnsi="Times New Roman"/>
+          <w:sz w:val="24"/>
+        </w:rPr>
+        <w:t>ENV PYTHONDONTWRITEBYTECODE=1</w:t>
+      </w:r>
+    </w:p>
+    <w:p>
+      <w:pPr>
+        <w:spacing w:line="360" w:lineRule="auto" w:after="160"/>
+        <w:jc w:val="both"/>
+      </w:pPr>
+      <w:r>
+        <w:rPr>
+          <w:rFonts w:ascii="Times New Roman" w:hAnsi="Times New Roman"/>
+          <w:sz w:val="24"/>
+        </w:rPr>
+        <w:t>ENV PYTHONUNBUFFERED=1</w:t>
+      </w:r>
+    </w:p>
+    <w:p>
+      <w:pPr>
+        <w:spacing w:line="360" w:lineRule="auto" w:after="160"/>
+        <w:jc w:val="both"/>
+      </w:pPr>
+      <w:r>
+        <w:rPr>
+          <w:rFonts w:ascii="Times New Roman" w:hAnsi="Times New Roman"/>
+          <w:sz w:val="24"/>
+        </w:rPr>
+        <w:t>WORKDIR /app</w:t>
+      </w:r>
+    </w:p>
+    <w:p>
+      <w:pPr>
+        <w:spacing w:line="360" w:lineRule="auto" w:after="160"/>
+        <w:jc w:val="both"/>
+      </w:pPr>
+      <w:r>
+        <w:rPr>
+          <w:rFonts w:ascii="Times New Roman" w:hAnsi="Times New Roman"/>
+          <w:sz w:val="24"/>
+        </w:rPr>
+        <w:t>RUN apt-get update &amp;&amp; apt-get install -y \</w:t>
+      </w:r>
+    </w:p>
+    <w:p>
+      <w:pPr>
+        <w:spacing w:line="360" w:lineRule="auto" w:after="160"/>
+        <w:jc w:val="both"/>
+      </w:pPr>
+      <w:r>
+        <w:rPr>
+          <w:rFonts w:ascii="Times New Roman" w:hAnsi="Times New Roman"/>
+          <w:sz w:val="24"/>
+        </w:rPr>
+        <w:t>build-essential \</w:t>
+      </w:r>
+    </w:p>
+    <w:p>
+      <w:pPr>
+        <w:spacing w:line="360" w:lineRule="auto" w:after="160"/>
+        <w:jc w:val="both"/>
+      </w:pPr>
+      <w:r>
+        <w:rPr>
+          <w:rFonts w:ascii="Times New Roman" w:hAnsi="Times New Roman"/>
+          <w:sz w:val="24"/>
+        </w:rPr>
+        <w:t>curl \</w:t>
+      </w:r>
+    </w:p>
+    <w:p>
+      <w:pPr>
+        <w:spacing w:line="360" w:lineRule="auto" w:after="160"/>
+        <w:jc w:val="both"/>
+      </w:pPr>
+      <w:r>
+        <w:rPr>
+          <w:rFonts w:ascii="Times New Roman" w:hAnsi="Times New Roman"/>
+          <w:sz w:val="24"/>
+        </w:rPr>
+        <w:t>software-properties-common \</w:t>
+      </w:r>
+    </w:p>
+    <w:p>
+      <w:pPr>
+        <w:spacing w:line="360" w:lineRule="auto" w:after="160"/>
+        <w:jc w:val="both"/>
+      </w:pPr>
+      <w:r>
+        <w:rPr>
+          <w:rFonts w:ascii="Times New Roman" w:hAnsi="Times New Roman"/>
+          <w:sz w:val="24"/>
+        </w:rPr>
+        <w:t>git \</w:t>
+      </w:r>
+    </w:p>
+    <w:p>
+      <w:pPr>
+        <w:spacing w:line="360" w:lineRule="auto" w:after="160"/>
+        <w:jc w:val="both"/>
+      </w:pPr>
+      <w:r>
+        <w:rPr>
+          <w:rFonts w:ascii="Times New Roman" w:hAnsi="Times New Roman"/>
+          <w:sz w:val="24"/>
+        </w:rPr>
+        <w:t>&amp;&amp; rm -rf /var/lib/apt/lists/</w:t>
+      </w:r>
+    </w:p>
+    <w:p>
+      <w:pPr>
+        <w:spacing w:line="360" w:lineRule="auto" w:after="160"/>
+        <w:jc w:val="both"/>
+      </w:pPr>
+      <w:r>
+        <w:rPr>
+          <w:rFonts w:ascii="Times New Roman" w:hAnsi="Times New Roman"/>
+          <w:sz w:val="24"/>
+        </w:rPr>
+        <w:t>COPY requirements.txt .</w:t>
+      </w:r>
+    </w:p>
+    <w:p>
+      <w:pPr>
+        <w:spacing w:line="360" w:lineRule="auto" w:after="160"/>
+        <w:jc w:val="both"/>
+      </w:pPr>
+      <w:r>
+        <w:rPr>
+          <w:rFonts w:ascii="Times New Roman" w:hAnsi="Times New Roman"/>
+          <w:sz w:val="24"/>
+        </w:rPr>
+        <w:t>RUN pip install --no-cache-dir -r requirements.txt</w:t>
+      </w:r>
+    </w:p>
+    <w:p>
+      <w:pPr>
+        <w:spacing w:line="360" w:lineRule="auto" w:after="160"/>
+        <w:jc w:val="both"/>
+      </w:pPr>
+      <w:r>
+        <w:rPr>
+          <w:rFonts w:ascii="Times New Roman" w:hAnsi="Times New Roman"/>
+          <w:sz w:val="24"/>
+        </w:rPr>
+        <w:t>COPY . .</w:t>
+      </w:r>
+    </w:p>
+    <w:p>
+      <w:pPr>
+        <w:spacing w:line="360" w:lineRule="auto" w:after="160"/>
+        <w:jc w:val="both"/>
+      </w:pPr>
+      <w:r>
+        <w:rPr>
+          <w:rFonts w:ascii="Times New Roman" w:hAnsi="Times New Roman"/>
+          <w:sz w:val="24"/>
+        </w:rPr>
+        <w:t>EXPOSE 8501</w:t>
+      </w:r>
+    </w:p>
+    <w:p>
+      <w:pPr>
+        <w:spacing w:line="360" w:lineRule="auto" w:after="160"/>
+        <w:jc w:val="both"/>
+      </w:pPr>
+      <w:r>
+        <w:rPr>
+          <w:rFonts w:ascii="Times New Roman" w:hAnsi="Times New Roman"/>
+          <w:sz w:val="24"/>
+        </w:rPr>
+        <w:t>HEALTHCHECK CMD curl --fail http://localhost:8501/_stcore/health</w:t>
+      </w:r>
+    </w:p>
+    <w:p>
+      <w:pPr>
+        <w:spacing w:line="360" w:lineRule="auto" w:after="160"/>
+        <w:jc w:val="both"/>
+      </w:pPr>
+      <w:r>
+        <w:rPr>
+          <w:rFonts w:ascii="Times New Roman" w:hAnsi="Times New Roman"/>
+          <w:sz w:val="24"/>
+        </w:rPr>
+        <w:t xml:space="preserve">ENTRYPOINT </w:t>
+      </w:r>
+      <w:r>
+        <w:rPr>
+          <w:rFonts w:ascii="Times New Roman" w:hAnsi="Times New Roman"/>
+          <w:sz w:val="24"/>
+        </w:rPr>
+        <w:t>"streamlit", "run", "src/app.py", "--server.port=8501", "--server.address=0.0.0.0"]</w:t>
+      </w:r>
+    </w:p>
+    <w:p>
+      <w:pPr>
+        <w:spacing w:line="360" w:lineRule="auto" w:after="160"/>
+        <w:jc w:val="both"/>
+      </w:pPr>
+      <w:r>
+        <w:rPr>
+          <w:rFonts w:ascii="Courier New" w:hAnsi="Courier New"/>
+          <w:sz w:val="21"/>
+        </w:rPr>
+      </w:r>
+    </w:p>
+    <w:p/>
+    <w:p>
+      <w:pPr>
+        <w:pStyle w:val="Heading2"/>
+        <w:jc w:val="left"/>
+      </w:pPr>
+      <w:r>
+        <w:rPr>
+          <w:rFonts w:ascii="Times New Roman" w:hAnsi="Times New Roman"/>
+          <w:b/>
+          <w:color w:val="1E1E1E"/>
+          <w:sz w:val="28"/>
+        </w:rPr>
+        <w:t>6.2. Production Setup and Server Run Commands</w:t>
+      </w:r>
+    </w:p>
+    <w:p>
+      <w:pPr>
+        <w:spacing w:line="360" w:lineRule="auto" w:after="160"/>
+        <w:jc w:val="both"/>
+      </w:pPr>
+      <w:r>
+        <w:rPr>
+          <w:rFonts w:ascii="Times New Roman" w:hAnsi="Times New Roman"/>
+          <w:sz w:val="24"/>
+        </w:rPr>
+        <w:t>To build the image and spin up the production container, the following terminal command sequences are executed:</w:t>
+      </w:r>
+    </w:p>
+    <w:p/>
+    <w:p>
+      <w:pPr>
+        <w:spacing w:line="360" w:lineRule="auto" w:after="160"/>
+        <w:jc w:val="both"/>
+      </w:pPr>
+      <w:r>
+        <w:rPr>
+          <w:rFonts w:ascii="Courier New" w:hAnsi="Courier New"/>
+          <w:sz w:val="21"/>
+        </w:rPr>
+      </w:r>
+      <w:r>
+        <w:rPr>
+          <w:rFonts w:ascii="Times New Roman" w:hAnsi="Times New Roman"/>
+          <w:sz w:val="24"/>
+        </w:rPr>
+        <w:t>bash</w:t>
       </w:r>
     </w:p>
     <w:p>
@@ -5939,7 +6139,7 @@
           <w:color w:val="111111"/>
           <w:sz w:val="36"/>
         </w:rPr>
-        <w:t>Use official minimal Python runtime</w:t>
+        <w:t>Build the Docker image</w:t>
       </w:r>
     </w:p>
     <w:p>
@@ -5952,7 +6152,7 @@
           <w:rFonts w:ascii="Times New Roman" w:hAnsi="Times New Roman"/>
           <w:sz w:val="24"/>
         </w:rPr>
-        <w:t>FROM python:3.9-slim</w:t>
+        <w:t>docker build -t borsaneuron-app:latest .</w:t>
       </w:r>
     </w:p>
     <w:p/>
@@ -5973,7 +6173,7 @@
           <w:color w:val="111111"/>
           <w:sz w:val="36"/>
         </w:rPr>
-        <w:t>Set environment system configurations</w:t>
+        <w:t>Run the container in detached mode with port redirection</w:t>
       </w:r>
     </w:p>
     <w:p>
@@ -5986,7 +6186,7 @@
           <w:rFonts w:ascii="Times New Roman" w:hAnsi="Times New Roman"/>
           <w:sz w:val="24"/>
         </w:rPr>
-        <w:t>ENV PYTHONDONTWRITEBYTECODE=1</w:t>
+        <w:t>docker run -d -p 80:8501 --name borsaneuron-prod borsaneuron-app:latest</w:t>
       </w:r>
     </w:p>
     <w:p>
@@ -5996,10 +6196,37 @@
       </w:pPr>
       <w:r>
         <w:rPr>
-          <w:rFonts w:ascii="Times New Roman" w:hAnsi="Times New Roman"/>
-          <w:sz w:val="24"/>
-        </w:rPr>
-        <w:t>ENV PYTHONUNBUFFERED=1</w:t>
+          <w:rFonts w:ascii="Courier New" w:hAnsi="Courier New"/>
+          <w:sz w:val="21"/>
+        </w:rPr>
+      </w:r>
+    </w:p>
+    <w:p/>
+    <w:p>
+      <w:pPr>
+        <w:spacing w:line="360" w:lineRule="auto" w:after="160"/>
+        <w:jc w:val="both"/>
+      </w:pPr>
+      <w:r>
+        <w:rPr>
+          <w:rFonts w:ascii="Times New Roman" w:hAnsi="Times New Roman"/>
+          <w:sz w:val="24"/>
+        </w:rPr>
+        <w:t>This maps port 8501 of the Streamlit application container directly to port 80 of the host machine, making BorsaNeuron accessible via standard HTTP.</w:t>
+      </w:r>
+    </w:p>
+    <w:p/>
+    <w:p>
+      <w:pPr>
+        <w:spacing w:line="360" w:lineRule="auto" w:after="160"/>
+        <w:jc w:val="both"/>
+      </w:pPr>
+      <w:r>
+        <w:rPr>
+          <w:rFonts w:ascii="Times New Roman" w:hAnsi="Times New Roman"/>
+          <w:sz w:val="24"/>
+        </w:rPr>
+        <w:t>---</w:t>
       </w:r>
     </w:p>
     <w:p/>
@@ -6020,9 +6247,10 @@
           <w:color w:val="111111"/>
           <w:sz w:val="36"/>
         </w:rPr>
-        <w:t>Set the working directory inside the container</w:t>
-      </w:r>
-    </w:p>
+        <w:t>7. FILE HIERARCHY</w:t>
+      </w:r>
+    </w:p>
+    <w:p/>
     <w:p>
       <w:pPr>
         <w:spacing w:line="360" w:lineRule="auto" w:after="160"/>
@@ -6033,7 +6261,313 @@
           <w:rFonts w:ascii="Times New Roman" w:hAnsi="Times New Roman"/>
           <w:sz w:val="24"/>
         </w:rPr>
-        <w:t>WORKDIR /app</w:t>
+        <w:t>The complete directory tree of the BorsaNeuron graduation project is structured as follows, separating offline modeling from the online Streamlit interface:</w:t>
+      </w:r>
+    </w:p>
+    <w:p/>
+    <w:p>
+      <w:pPr>
+        <w:spacing w:line="360" w:lineRule="auto" w:after="160"/>
+        <w:jc w:val="both"/>
+      </w:pPr>
+      <w:r>
+        <w:rPr>
+          <w:rFonts w:ascii="Courier New" w:hAnsi="Courier New"/>
+          <w:sz w:val="21"/>
+        </w:rPr>
+      </w:r>
+      <w:r>
+        <w:rPr>
+          <w:rFonts w:ascii="Times New Roman" w:hAnsi="Times New Roman"/>
+          <w:sz w:val="24"/>
+        </w:rPr>
+        <w:t>text</w:t>
+      </w:r>
+    </w:p>
+    <w:p>
+      <w:pPr>
+        <w:spacing w:line="360" w:lineRule="auto" w:after="160"/>
+        <w:jc w:val="both"/>
+      </w:pPr>
+      <w:r>
+        <w:rPr>
+          <w:rFonts w:ascii="Times New Roman" w:hAnsi="Times New Roman"/>
+          <w:sz w:val="24"/>
+        </w:rPr>
+        <w:t>C:/Users/ibrah/.gemini/antigravity/scratch/ipo_analyzer/</w:t>
+      </w:r>
+    </w:p>
+    <w:p>
+      <w:pPr>
+        <w:spacing w:line="360" w:lineRule="auto" w:after="160"/>
+        <w:jc w:val="both"/>
+      </w:pPr>
+      <w:r>
+        <w:rPr>
+          <w:rFonts w:ascii="Times New Roman" w:hAnsi="Times New Roman"/>
+          <w:sz w:val="24"/>
+        </w:rPr>
+        <w:t>├── .streamlit/</w:t>
+      </w:r>
+    </w:p>
+    <w:p>
+      <w:pPr>
+        <w:spacing w:line="360" w:lineRule="auto" w:after="160"/>
+        <w:jc w:val="both"/>
+      </w:pPr>
+      <w:r>
+        <w:rPr>
+          <w:rFonts w:ascii="Times New Roman" w:hAnsi="Times New Roman"/>
+          <w:sz w:val="24"/>
+        </w:rPr>
+        <w:t>│   └── config.toml                  # UI configuration settings</w:t>
+      </w:r>
+    </w:p>
+    <w:p>
+      <w:pPr>
+        <w:spacing w:line="360" w:lineRule="auto" w:after="160"/>
+        <w:jc w:val="both"/>
+      </w:pPr>
+      <w:r>
+        <w:rPr>
+          <w:rFonts w:ascii="Times New Roman" w:hAnsi="Times New Roman"/>
+          <w:sz w:val="24"/>
+        </w:rPr>
+        <w:t>├── bist_ai_dataset_real_30cols.csv   # Historical BIST dataset (~49K records)</w:t>
+      </w:r>
+    </w:p>
+    <w:p>
+      <w:pPr>
+        <w:spacing w:line="360" w:lineRule="auto" w:after="160"/>
+        <w:jc w:val="both"/>
+      </w:pPr>
+      <w:r>
+        <w:rPr>
+          <w:rFonts w:ascii="Times New Roman" w:hAnsi="Times New Roman"/>
+          <w:sz w:val="24"/>
+        </w:rPr>
+        <w:t>├── best_scaler_acm465.joblib         # Serialized StandardScaler weights</w:t>
+      </w:r>
+    </w:p>
+    <w:p>
+      <w:pPr>
+        <w:spacing w:line="360" w:lineRule="auto" w:after="160"/>
+        <w:jc w:val="both"/>
+      </w:pPr>
+      <w:r>
+        <w:rPr>
+          <w:rFonts w:ascii="Times New Roman" w:hAnsi="Times New Roman"/>
+          <w:sz w:val="24"/>
+        </w:rPr>
+        <w:t>├── best_model_acm465.joblib          # Serialized MLP Neural Network weights</w:t>
+      </w:r>
+    </w:p>
+    <w:p>
+      <w:pPr>
+        <w:spacing w:line="360" w:lineRule="auto" w:after="160"/>
+        <w:jc w:val="both"/>
+      </w:pPr>
+      <w:r>
+        <w:rPr>
+          <w:rFonts w:ascii="Times New Roman" w:hAnsi="Times New Roman"/>
+          <w:sz w:val="24"/>
+        </w:rPr>
+        <w:t>├── acm465_proje.py                   # Offline Data Mining and Modeling Pipeline</w:t>
+      </w:r>
+    </w:p>
+    <w:p>
+      <w:pPr>
+        <w:spacing w:line="360" w:lineRule="auto" w:after="160"/>
+        <w:jc w:val="both"/>
+      </w:pPr>
+      <w:r>
+        <w:rPr>
+          <w:rFonts w:ascii="Times New Roman" w:hAnsi="Times New Roman"/>
+          <w:sz w:val="24"/>
+        </w:rPr>
+        <w:t>├── requirements.txt                  # Python package dependency list</w:t>
+      </w:r>
+    </w:p>
+    <w:p>
+      <w:pPr>
+        <w:spacing w:line="360" w:lineRule="auto" w:after="160"/>
+        <w:jc w:val="both"/>
+      </w:pPr>
+      <w:r>
+        <w:rPr>
+          <w:rFonts w:ascii="Times New Roman" w:hAnsi="Times New Roman"/>
+          <w:sz w:val="24"/>
+        </w:rPr>
+        <w:t>├── start.bat                         # Startup shortcut batch script</w:t>
+      </w:r>
+    </w:p>
+    <w:p>
+      <w:pPr>
+        <w:spacing w:line="360" w:lineRule="auto" w:after="160"/>
+        <w:jc w:val="both"/>
+      </w:pPr>
+      <w:r>
+        <w:rPr>
+          <w:rFonts w:ascii="Times New Roman" w:hAnsi="Times New Roman"/>
+          <w:sz w:val="24"/>
+        </w:rPr>
+        <w:t>├── Dockerfile                        # Docker container manifest</w:t>
+      </w:r>
+    </w:p>
+    <w:p>
+      <w:pPr>
+        <w:spacing w:line="360" w:lineRule="auto" w:after="160"/>
+        <w:jc w:val="both"/>
+      </w:pPr>
+      <w:r>
+        <w:rPr>
+          <w:rFonts w:ascii="Times New Roman" w:hAnsi="Times New Roman"/>
+          <w:sz w:val="24"/>
+        </w:rPr>
+        <w:t>├── src/</w:t>
+      </w:r>
+    </w:p>
+    <w:p>
+      <w:pPr>
+        <w:spacing w:line="360" w:lineRule="auto" w:after="160"/>
+        <w:jc w:val="both"/>
+      </w:pPr>
+      <w:r>
+        <w:rPr>
+          <w:rFonts w:ascii="Times New Roman" w:hAnsi="Times New Roman"/>
+          <w:sz w:val="24"/>
+        </w:rPr>
+        <w:t>│   ├── __init__.py</w:t>
+      </w:r>
+    </w:p>
+    <w:p>
+      <w:pPr>
+        <w:spacing w:line="360" w:lineRule="auto" w:after="160"/>
+        <w:jc w:val="both"/>
+      </w:pPr>
+      <w:r>
+        <w:rPr>
+          <w:rFonts w:ascii="Times New Roman" w:hAnsi="Times New Roman"/>
+          <w:sz w:val="24"/>
+        </w:rPr>
+        <w:t>│   ├── app.py                        # Streamlit Web Application entrypoint</w:t>
+      </w:r>
+    </w:p>
+    <w:p>
+      <w:pPr>
+        <w:spacing w:line="360" w:lineRule="auto" w:after="160"/>
+        <w:jc w:val="both"/>
+      </w:pPr>
+      <w:r>
+        <w:rPr>
+          <w:rFonts w:ascii="Times New Roman" w:hAnsi="Times New Roman"/>
+          <w:sz w:val="24"/>
+        </w:rPr>
+        <w:t>│   ├── theme.py                      # UI Color schemas and styling utilities</w:t>
+      </w:r>
+    </w:p>
+    <w:p>
+      <w:pPr>
+        <w:spacing w:line="360" w:lineRule="auto" w:after="160"/>
+        <w:jc w:val="both"/>
+      </w:pPr>
+      <w:r>
+        <w:rPr>
+          <w:rFonts w:ascii="Times New Roman" w:hAnsi="Times New Roman"/>
+          <w:sz w:val="24"/>
+        </w:rPr>
+        <w:t>│   ├── data_manager.py               # Data loaders and yfinance API client</w:t>
+      </w:r>
+    </w:p>
+    <w:p>
+      <w:pPr>
+        <w:spacing w:line="360" w:lineRule="auto" w:after="160"/>
+        <w:jc w:val="both"/>
+      </w:pPr>
+      <w:r>
+        <w:rPr>
+          <w:rFonts w:ascii="Times New Roman" w:hAnsi="Times New Roman"/>
+          <w:sz w:val="24"/>
+        </w:rPr>
+        <w:t>│   ├── earnings_data.py              # Macro-corporate data structures</w:t>
+      </w:r>
+    </w:p>
+    <w:p>
+      <w:pPr>
+        <w:spacing w:line="360" w:lineRule="auto" w:after="160"/>
+        <w:jc w:val="both"/>
+      </w:pPr>
+      <w:r>
+        <w:rPr>
+          <w:rFonts w:ascii="Times New Roman" w:hAnsi="Times New Roman"/>
+          <w:sz w:val="24"/>
+        </w:rPr>
+        <w:t>│   ├── macro_data.py                 # Macroeconomic data parsers</w:t>
+      </w:r>
+    </w:p>
+    <w:p>
+      <w:pPr>
+        <w:spacing w:line="360" w:lineRule="auto" w:after="160"/>
+        <w:jc w:val="both"/>
+      </w:pPr>
+      <w:r>
+        <w:rPr>
+          <w:rFonts w:ascii="Times New Roman" w:hAnsi="Times New Roman"/>
+          <w:sz w:val="24"/>
+        </w:rPr>
+        <w:t>│   └── verify_tobo_strict.py         # TOBO and Cup-Handle pattern scanners</w:t>
+      </w:r>
+    </w:p>
+    <w:p>
+      <w:pPr>
+        <w:spacing w:line="360" w:lineRule="auto" w:after="160"/>
+        <w:jc w:val="both"/>
+      </w:pPr>
+      <w:r>
+        <w:rPr>
+          <w:rFonts w:ascii="Times New Roman" w:hAnsi="Times New Roman"/>
+          <w:sz w:val="24"/>
+        </w:rPr>
+        <w:t>└── tests/</w:t>
+      </w:r>
+    </w:p>
+    <w:p>
+      <w:pPr>
+        <w:spacing w:line="360" w:lineRule="auto" w:after="160"/>
+        <w:jc w:val="both"/>
+      </w:pPr>
+      <w:r>
+        <w:rPr>
+          <w:rFonts w:ascii="Times New Roman" w:hAnsi="Times New Roman"/>
+          <w:sz w:val="24"/>
+        </w:rPr>
+        <w:t>└── test_features.py              # Unit tests for technical indicator vectors</w:t>
+      </w:r>
+    </w:p>
+    <w:p>
+      <w:pPr>
+        <w:spacing w:line="360" w:lineRule="auto" w:after="160"/>
+        <w:jc w:val="both"/>
+      </w:pPr>
+      <w:r>
+        <w:rPr>
+          <w:rFonts w:ascii="Courier New" w:hAnsi="Courier New"/>
+          <w:sz w:val="21"/>
+        </w:rPr>
+      </w:r>
+    </w:p>
+    <w:p/>
+    <w:p>
+      <w:pPr>
+        <w:spacing w:line="360" w:lineRule="auto" w:after="160"/>
+        <w:jc w:val="both"/>
+      </w:pPr>
+      <w:r>
+        <w:rPr>
+          <w:rFonts w:ascii="Times New Roman" w:hAnsi="Times New Roman"/>
+          <w:sz w:val="24"/>
+        </w:rPr>
+        <w:t>---</w:t>
       </w:r>
     </w:p>
     <w:p/>
@@ -6054,9 +6588,768 @@
           <w:color w:val="111111"/>
           <w:sz w:val="36"/>
         </w:rPr>
-        <w:t>Install system utilities</w:t>
-      </w:r>
-    </w:p>
+        <w:t>TECH STACK</w:t>
+      </w:r>
+    </w:p>
+    <w:p/>
+    <w:tbl>
+      <w:tblPr>
+        <w:tblW w:type="auto" w:w="0"/>
+        <w:tblLayout w:type="autofit"/>
+        <w:tblLook w:firstColumn="1" w:firstRow="1" w:lastColumn="0" w:lastRow="0" w:noHBand="0" w:noVBand="1" w:val="04A0"/>
+      </w:tblPr>
+      <w:tblGrid>
+        <w:gridCol w:w="3120"/>
+        <w:gridCol w:w="3120"/>
+        <w:gridCol w:w="3120"/>
+      </w:tblGrid>
+      <w:tr>
+        <w:tc>
+          <w:tcPr>
+            <w:tcW w:type="dxa" w:w="3120"/>
+            <w:shd w:fill="F2F2F2"/>
+            <w:tcMar>
+              <w:top w:w="120" w:type="dxa"/>
+              <w:bottom w:w="120" w:type="dxa"/>
+              <w:left w:w="150" w:type="dxa"/>
+              <w:right w:w="150" w:type="dxa"/>
+            </w:tcMar>
+          </w:tcPr>
+          <w:p>
+            <w:pPr>
+              <w:jc w:val="left"/>
+            </w:pPr>
+            <w:r/>
+            <w:r>
+              <w:rPr>
+                <w:rFonts w:ascii="Times New Roman" w:hAnsi="Times New Roman"/>
+                <w:b/>
+                <w:sz w:val="21"/>
+              </w:rPr>
+              <w:t>Stack Layer</w:t>
+            </w:r>
+          </w:p>
+        </w:tc>
+        <w:tc>
+          <w:tcPr>
+            <w:tcW w:type="dxa" w:w="3120"/>
+            <w:shd w:fill="F2F2F2"/>
+            <w:tcMar>
+              <w:top w:w="120" w:type="dxa"/>
+              <w:bottom w:w="120" w:type="dxa"/>
+              <w:left w:w="150" w:type="dxa"/>
+              <w:right w:w="150" w:type="dxa"/>
+            </w:tcMar>
+          </w:tcPr>
+          <w:p>
+            <w:pPr>
+              <w:jc w:val="left"/>
+            </w:pPr>
+            <w:r/>
+            <w:r>
+              <w:rPr>
+                <w:rFonts w:ascii="Times New Roman" w:hAnsi="Times New Roman"/>
+                <w:b/>
+                <w:sz w:val="21"/>
+              </w:rPr>
+              <w:t>Technologies Used</w:t>
+            </w:r>
+          </w:p>
+        </w:tc>
+        <w:tc>
+          <w:tcPr>
+            <w:tcW w:type="dxa" w:w="3120"/>
+            <w:shd w:fill="F2F2F2"/>
+            <w:tcMar>
+              <w:top w:w="120" w:type="dxa"/>
+              <w:bottom w:w="120" w:type="dxa"/>
+              <w:left w:w="150" w:type="dxa"/>
+              <w:right w:w="150" w:type="dxa"/>
+            </w:tcMar>
+          </w:tcPr>
+          <w:p>
+            <w:pPr>
+              <w:jc w:val="left"/>
+            </w:pPr>
+            <w:r/>
+            <w:r>
+              <w:rPr>
+                <w:rFonts w:ascii="Times New Roman" w:hAnsi="Times New Roman"/>
+                <w:b/>
+                <w:sz w:val="21"/>
+              </w:rPr>
+              <w:t>Purpose</w:t>
+            </w:r>
+          </w:p>
+        </w:tc>
+      </w:tr>
+      <w:tr>
+        <w:tc>
+          <w:tcPr>
+            <w:tcW w:type="dxa" w:w="3120"/>
+            <w:tcMar>
+              <w:top w:w="120" w:type="dxa"/>
+              <w:bottom w:w="120" w:type="dxa"/>
+              <w:left w:w="150" w:type="dxa"/>
+              <w:right w:w="150" w:type="dxa"/>
+            </w:tcMar>
+          </w:tcPr>
+          <w:p>
+            <w:pPr>
+              <w:jc w:val="left"/>
+            </w:pPr>
+            <w:r/>
+            <w:r>
+              <w:rPr>
+                <w:rFonts w:ascii="Times New Roman" w:hAnsi="Times New Roman"/>
+                <w:sz w:val="21"/>
+              </w:rPr>
+              <w:t>**Core Programming**</w:t>
+            </w:r>
+          </w:p>
+        </w:tc>
+        <w:tc>
+          <w:tcPr>
+            <w:tcW w:type="dxa" w:w="3120"/>
+            <w:tcMar>
+              <w:top w:w="120" w:type="dxa"/>
+              <w:bottom w:w="120" w:type="dxa"/>
+              <w:left w:w="150" w:type="dxa"/>
+              <w:right w:w="150" w:type="dxa"/>
+            </w:tcMar>
+          </w:tcPr>
+          <w:p>
+            <w:pPr>
+              <w:jc w:val="left"/>
+            </w:pPr>
+            <w:r/>
+            <w:r>
+              <w:rPr>
+                <w:rFonts w:ascii="Times New Roman" w:hAnsi="Times New Roman"/>
+                <w:sz w:val="21"/>
+              </w:rPr>
+              <w:t>Python v3.9+</w:t>
+            </w:r>
+          </w:p>
+        </w:tc>
+        <w:tc>
+          <w:tcPr>
+            <w:tcW w:type="dxa" w:w="3120"/>
+            <w:tcMar>
+              <w:top w:w="120" w:type="dxa"/>
+              <w:bottom w:w="120" w:type="dxa"/>
+              <w:left w:w="150" w:type="dxa"/>
+              <w:right w:w="150" w:type="dxa"/>
+            </w:tcMar>
+          </w:tcPr>
+          <w:p>
+            <w:pPr>
+              <w:jc w:val="left"/>
+            </w:pPr>
+            <w:r/>
+            <w:r>
+              <w:rPr>
+                <w:rFonts w:ascii="Times New Roman" w:hAnsi="Times New Roman"/>
+                <w:sz w:val="21"/>
+              </w:rPr>
+              <w:t>Main scientific computation language</w:t>
+            </w:r>
+          </w:p>
+        </w:tc>
+      </w:tr>
+      <w:tr>
+        <w:tc>
+          <w:tcPr>
+            <w:tcW w:type="dxa" w:w="3120"/>
+            <w:tcMar>
+              <w:top w:w="120" w:type="dxa"/>
+              <w:bottom w:w="120" w:type="dxa"/>
+              <w:left w:w="150" w:type="dxa"/>
+              <w:right w:w="150" w:type="dxa"/>
+            </w:tcMar>
+          </w:tcPr>
+          <w:p>
+            <w:pPr>
+              <w:jc w:val="left"/>
+            </w:pPr>
+            <w:r/>
+            <w:r>
+              <w:rPr>
+                <w:rFonts w:ascii="Times New Roman" w:hAnsi="Times New Roman"/>
+                <w:sz w:val="21"/>
+              </w:rPr>
+              <w:t>**Data Engineering**</w:t>
+            </w:r>
+          </w:p>
+        </w:tc>
+        <w:tc>
+          <w:tcPr>
+            <w:tcW w:type="dxa" w:w="3120"/>
+            <w:tcMar>
+              <w:top w:w="120" w:type="dxa"/>
+              <w:bottom w:w="120" w:type="dxa"/>
+              <w:left w:w="150" w:type="dxa"/>
+              <w:right w:w="150" w:type="dxa"/>
+            </w:tcMar>
+          </w:tcPr>
+          <w:p>
+            <w:pPr>
+              <w:jc w:val="left"/>
+            </w:pPr>
+            <w:r/>
+            <w:r>
+              <w:rPr>
+                <w:rFonts w:ascii="Times New Roman" w:hAnsi="Times New Roman"/>
+                <w:sz w:val="21"/>
+              </w:rPr>
+              <w:t>Pandas, NumPy</w:t>
+            </w:r>
+          </w:p>
+        </w:tc>
+        <w:tc>
+          <w:tcPr>
+            <w:tcW w:type="dxa" w:w="3120"/>
+            <w:tcMar>
+              <w:top w:w="120" w:type="dxa"/>
+              <w:bottom w:w="120" w:type="dxa"/>
+              <w:left w:w="150" w:type="dxa"/>
+              <w:right w:w="150" w:type="dxa"/>
+            </w:tcMar>
+          </w:tcPr>
+          <w:p>
+            <w:pPr>
+              <w:jc w:val="left"/>
+            </w:pPr>
+            <w:r/>
+            <w:r>
+              <w:rPr>
+                <w:rFonts w:ascii="Times New Roman" w:hAnsi="Times New Roman"/>
+                <w:sz w:val="21"/>
+              </w:rPr>
+              <w:t>Data parsing, array operations, features calculation</w:t>
+            </w:r>
+          </w:p>
+        </w:tc>
+      </w:tr>
+      <w:tr>
+        <w:tc>
+          <w:tcPr>
+            <w:tcW w:type="dxa" w:w="3120"/>
+            <w:tcMar>
+              <w:top w:w="120" w:type="dxa"/>
+              <w:bottom w:w="120" w:type="dxa"/>
+              <w:left w:w="150" w:type="dxa"/>
+              <w:right w:w="150" w:type="dxa"/>
+            </w:tcMar>
+          </w:tcPr>
+          <w:p>
+            <w:pPr>
+              <w:jc w:val="left"/>
+            </w:pPr>
+            <w:r/>
+            <w:r>
+              <w:rPr>
+                <w:rFonts w:ascii="Times New Roman" w:hAnsi="Times New Roman"/>
+                <w:sz w:val="21"/>
+              </w:rPr>
+              <w:t>**Data Fetching**</w:t>
+            </w:r>
+          </w:p>
+        </w:tc>
+        <w:tc>
+          <w:tcPr>
+            <w:tcW w:type="dxa" w:w="3120"/>
+            <w:tcMar>
+              <w:top w:w="120" w:type="dxa"/>
+              <w:bottom w:w="120" w:type="dxa"/>
+              <w:left w:w="150" w:type="dxa"/>
+              <w:right w:w="150" w:type="dxa"/>
+            </w:tcMar>
+          </w:tcPr>
+          <w:p>
+            <w:pPr>
+              <w:jc w:val="left"/>
+            </w:pPr>
+            <w:r/>
+            <w:r>
+              <w:rPr>
+                <w:rFonts w:ascii="Times New Roman" w:hAnsi="Times New Roman"/>
+                <w:sz w:val="21"/>
+              </w:rPr>
+              <w:t>yFinance API</w:t>
+            </w:r>
+          </w:p>
+        </w:tc>
+        <w:tc>
+          <w:tcPr>
+            <w:tcW w:type="dxa" w:w="3120"/>
+            <w:tcMar>
+              <w:top w:w="120" w:type="dxa"/>
+              <w:bottom w:w="120" w:type="dxa"/>
+              <w:left w:w="150" w:type="dxa"/>
+              <w:right w:w="150" w:type="dxa"/>
+            </w:tcMar>
+          </w:tcPr>
+          <w:p>
+            <w:pPr>
+              <w:jc w:val="left"/>
+            </w:pPr>
+            <w:r/>
+            <w:r>
+              <w:rPr>
+                <w:rFonts w:ascii="Times New Roman" w:hAnsi="Times New Roman"/>
+                <w:sz w:val="21"/>
+              </w:rPr>
+              <w:t>Dynamic streaming of daily candle data</w:t>
+            </w:r>
+          </w:p>
+        </w:tc>
+      </w:tr>
+      <w:tr>
+        <w:tc>
+          <w:tcPr>
+            <w:tcW w:type="dxa" w:w="3120"/>
+            <w:tcMar>
+              <w:top w:w="120" w:type="dxa"/>
+              <w:bottom w:w="120" w:type="dxa"/>
+              <w:left w:w="150" w:type="dxa"/>
+              <w:right w:w="150" w:type="dxa"/>
+            </w:tcMar>
+          </w:tcPr>
+          <w:p>
+            <w:pPr>
+              <w:jc w:val="left"/>
+            </w:pPr>
+            <w:r/>
+            <w:r>
+              <w:rPr>
+                <w:rFonts w:ascii="Times New Roman" w:hAnsi="Times New Roman"/>
+                <w:sz w:val="21"/>
+              </w:rPr>
+              <w:t>**Data Mining &amp; Clustering**</w:t>
+            </w:r>
+          </w:p>
+        </w:tc>
+        <w:tc>
+          <w:tcPr>
+            <w:tcW w:type="dxa" w:w="3120"/>
+            <w:tcMar>
+              <w:top w:w="120" w:type="dxa"/>
+              <w:bottom w:w="120" w:type="dxa"/>
+              <w:left w:w="150" w:type="dxa"/>
+              <w:right w:w="150" w:type="dxa"/>
+            </w:tcMar>
+          </w:tcPr>
+          <w:p>
+            <w:pPr>
+              <w:jc w:val="left"/>
+            </w:pPr>
+            <w:r/>
+            <w:r>
+              <w:rPr>
+                <w:rFonts w:ascii="Times New Roman" w:hAnsi="Times New Roman"/>
+                <w:sz w:val="21"/>
+              </w:rPr>
+              <w:t>Scikit-learn (K-Means, PCA)</w:t>
+            </w:r>
+          </w:p>
+        </w:tc>
+        <w:tc>
+          <w:tcPr>
+            <w:tcW w:type="dxa" w:w="3120"/>
+            <w:tcMar>
+              <w:top w:w="120" w:type="dxa"/>
+              <w:bottom w:w="120" w:type="dxa"/>
+              <w:left w:w="150" w:type="dxa"/>
+              <w:right w:w="150" w:type="dxa"/>
+            </w:tcMar>
+          </w:tcPr>
+          <w:p>
+            <w:pPr>
+              <w:jc w:val="left"/>
+            </w:pPr>
+            <w:r/>
+            <w:r>
+              <w:rPr>
+                <w:rFonts w:ascii="Times New Roman" w:hAnsi="Times New Roman"/>
+                <w:sz w:val="21"/>
+              </w:rPr>
+              <w:t>Market regime classification and dimensionality reduction</w:t>
+            </w:r>
+          </w:p>
+        </w:tc>
+      </w:tr>
+      <w:tr>
+        <w:tc>
+          <w:tcPr>
+            <w:tcW w:type="dxa" w:w="3120"/>
+            <w:tcMar>
+              <w:top w:w="120" w:type="dxa"/>
+              <w:bottom w:w="120" w:type="dxa"/>
+              <w:left w:w="150" w:type="dxa"/>
+              <w:right w:w="150" w:type="dxa"/>
+            </w:tcMar>
+          </w:tcPr>
+          <w:p>
+            <w:pPr>
+              <w:jc w:val="left"/>
+            </w:pPr>
+            <w:r/>
+            <w:r>
+              <w:rPr>
+                <w:rFonts w:ascii="Times New Roman" w:hAnsi="Times New Roman"/>
+                <w:sz w:val="21"/>
+              </w:rPr>
+              <w:t>**Predictive Modeling**</w:t>
+            </w:r>
+          </w:p>
+        </w:tc>
+        <w:tc>
+          <w:tcPr>
+            <w:tcW w:type="dxa" w:w="3120"/>
+            <w:tcMar>
+              <w:top w:w="120" w:type="dxa"/>
+              <w:bottom w:w="120" w:type="dxa"/>
+              <w:left w:w="150" w:type="dxa"/>
+              <w:right w:w="150" w:type="dxa"/>
+            </w:tcMar>
+          </w:tcPr>
+          <w:p>
+            <w:pPr>
+              <w:jc w:val="left"/>
+            </w:pPr>
+            <w:r/>
+            <w:r>
+              <w:rPr>
+                <w:rFonts w:ascii="Times New Roman" w:hAnsi="Times New Roman"/>
+                <w:sz w:val="21"/>
+              </w:rPr>
+              <w:t>MLPClassifier (ANN), RandomForest, K-NN</w:t>
+            </w:r>
+          </w:p>
+        </w:tc>
+        <w:tc>
+          <w:tcPr>
+            <w:tcW w:type="dxa" w:w="3120"/>
+            <w:tcMar>
+              <w:top w:w="120" w:type="dxa"/>
+              <w:bottom w:w="120" w:type="dxa"/>
+              <w:left w:w="150" w:type="dxa"/>
+              <w:right w:w="150" w:type="dxa"/>
+            </w:tcMar>
+          </w:tcPr>
+          <w:p>
+            <w:pPr>
+              <w:jc w:val="left"/>
+            </w:pPr>
+            <w:r/>
+            <w:r>
+              <w:rPr>
+                <w:rFonts w:ascii="Times New Roman" w:hAnsi="Times New Roman"/>
+                <w:sz w:val="21"/>
+              </w:rPr>
+              <w:t>Future price direction classification</w:t>
+            </w:r>
+          </w:p>
+        </w:tc>
+      </w:tr>
+      <w:tr>
+        <w:tc>
+          <w:tcPr>
+            <w:tcW w:type="dxa" w:w="3120"/>
+            <w:tcMar>
+              <w:top w:w="120" w:type="dxa"/>
+              <w:bottom w:w="120" w:type="dxa"/>
+              <w:left w:w="150" w:type="dxa"/>
+              <w:right w:w="150" w:type="dxa"/>
+            </w:tcMar>
+          </w:tcPr>
+          <w:p>
+            <w:pPr>
+              <w:jc w:val="left"/>
+            </w:pPr>
+            <w:r/>
+            <w:r>
+              <w:rPr>
+                <w:rFonts w:ascii="Times New Roman" w:hAnsi="Times New Roman"/>
+                <w:sz w:val="21"/>
+              </w:rPr>
+              <w:t>**Serialization**</w:t>
+            </w:r>
+          </w:p>
+        </w:tc>
+        <w:tc>
+          <w:tcPr>
+            <w:tcW w:type="dxa" w:w="3120"/>
+            <w:tcMar>
+              <w:top w:w="120" w:type="dxa"/>
+              <w:bottom w:w="120" w:type="dxa"/>
+              <w:left w:w="150" w:type="dxa"/>
+              <w:right w:w="150" w:type="dxa"/>
+            </w:tcMar>
+          </w:tcPr>
+          <w:p>
+            <w:pPr>
+              <w:jc w:val="left"/>
+            </w:pPr>
+            <w:r/>
+            <w:r>
+              <w:rPr>
+                <w:rFonts w:ascii="Times New Roman" w:hAnsi="Times New Roman"/>
+                <w:sz w:val="21"/>
+              </w:rPr>
+              <w:t>Joblib</w:t>
+            </w:r>
+          </w:p>
+        </w:tc>
+        <w:tc>
+          <w:tcPr>
+            <w:tcW w:type="dxa" w:w="3120"/>
+            <w:tcMar>
+              <w:top w:w="120" w:type="dxa"/>
+              <w:bottom w:w="120" w:type="dxa"/>
+              <w:left w:w="150" w:type="dxa"/>
+              <w:right w:w="150" w:type="dxa"/>
+            </w:tcMar>
+          </w:tcPr>
+          <w:p>
+            <w:pPr>
+              <w:jc w:val="left"/>
+            </w:pPr>
+            <w:r/>
+            <w:r>
+              <w:rPr>
+                <w:rFonts w:ascii="Times New Roman" w:hAnsi="Times New Roman"/>
+                <w:sz w:val="21"/>
+              </w:rPr>
+              <w:t>Serializing trained weights and preprocessing scales</w:t>
+            </w:r>
+          </w:p>
+        </w:tc>
+      </w:tr>
+      <w:tr>
+        <w:tc>
+          <w:tcPr>
+            <w:tcW w:type="dxa" w:w="3120"/>
+            <w:tcMar>
+              <w:top w:w="120" w:type="dxa"/>
+              <w:bottom w:w="120" w:type="dxa"/>
+              <w:left w:w="150" w:type="dxa"/>
+              <w:right w:w="150" w:type="dxa"/>
+            </w:tcMar>
+          </w:tcPr>
+          <w:p>
+            <w:pPr>
+              <w:jc w:val="left"/>
+            </w:pPr>
+            <w:r/>
+            <w:r>
+              <w:rPr>
+                <w:rFonts w:ascii="Times New Roman" w:hAnsi="Times New Roman"/>
+                <w:sz w:val="21"/>
+              </w:rPr>
+              <w:t>**Interactive UI**</w:t>
+            </w:r>
+          </w:p>
+        </w:tc>
+        <w:tc>
+          <w:tcPr>
+            <w:tcW w:type="dxa" w:w="3120"/>
+            <w:tcMar>
+              <w:top w:w="120" w:type="dxa"/>
+              <w:bottom w:w="120" w:type="dxa"/>
+              <w:left w:w="150" w:type="dxa"/>
+              <w:right w:w="150" w:type="dxa"/>
+            </w:tcMar>
+          </w:tcPr>
+          <w:p>
+            <w:pPr>
+              <w:jc w:val="left"/>
+            </w:pPr>
+            <w:r/>
+            <w:r>
+              <w:rPr>
+                <w:rFonts w:ascii="Times New Roman" w:hAnsi="Times New Roman"/>
+                <w:sz w:val="21"/>
+              </w:rPr>
+              <w:t>Python Streamlit</w:t>
+            </w:r>
+          </w:p>
+        </w:tc>
+        <w:tc>
+          <w:tcPr>
+            <w:tcW w:type="dxa" w:w="3120"/>
+            <w:tcMar>
+              <w:top w:w="120" w:type="dxa"/>
+              <w:bottom w:w="120" w:type="dxa"/>
+              <w:left w:w="150" w:type="dxa"/>
+              <w:right w:w="150" w:type="dxa"/>
+            </w:tcMar>
+          </w:tcPr>
+          <w:p>
+            <w:pPr>
+              <w:jc w:val="left"/>
+            </w:pPr>
+            <w:r/>
+            <w:r>
+              <w:rPr>
+                <w:rFonts w:ascii="Times New Roman" w:hAnsi="Times New Roman"/>
+                <w:sz w:val="21"/>
+              </w:rPr>
+              <w:t>Premium dark-themed business intelligence frontend</w:t>
+            </w:r>
+          </w:p>
+        </w:tc>
+      </w:tr>
+      <w:tr>
+        <w:tc>
+          <w:tcPr>
+            <w:tcW w:type="dxa" w:w="3120"/>
+            <w:tcMar>
+              <w:top w:w="120" w:type="dxa"/>
+              <w:bottom w:w="120" w:type="dxa"/>
+              <w:left w:w="150" w:type="dxa"/>
+              <w:right w:w="150" w:type="dxa"/>
+            </w:tcMar>
+          </w:tcPr>
+          <w:p>
+            <w:pPr>
+              <w:jc w:val="left"/>
+            </w:pPr>
+            <w:r/>
+            <w:r>
+              <w:rPr>
+                <w:rFonts w:ascii="Times New Roman" w:hAnsi="Times New Roman"/>
+                <w:sz w:val="21"/>
+              </w:rPr>
+              <w:t>**Visualizations**</w:t>
+            </w:r>
+          </w:p>
+        </w:tc>
+        <w:tc>
+          <w:tcPr>
+            <w:tcW w:type="dxa" w:w="3120"/>
+            <w:tcMar>
+              <w:top w:w="120" w:type="dxa"/>
+              <w:bottom w:w="120" w:type="dxa"/>
+              <w:left w:w="150" w:type="dxa"/>
+              <w:right w:w="150" w:type="dxa"/>
+            </w:tcMar>
+          </w:tcPr>
+          <w:p>
+            <w:pPr>
+              <w:jc w:val="left"/>
+            </w:pPr>
+            <w:r/>
+            <w:r>
+              <w:rPr>
+                <w:rFonts w:ascii="Times New Roman" w:hAnsi="Times New Roman"/>
+                <w:sz w:val="21"/>
+              </w:rPr>
+              <w:t>Plotly Express &amp; Graph Objects</w:t>
+            </w:r>
+          </w:p>
+        </w:tc>
+        <w:tc>
+          <w:tcPr>
+            <w:tcW w:type="dxa" w:w="3120"/>
+            <w:tcMar>
+              <w:top w:w="120" w:type="dxa"/>
+              <w:bottom w:w="120" w:type="dxa"/>
+              <w:left w:w="150" w:type="dxa"/>
+              <w:right w:w="150" w:type="dxa"/>
+            </w:tcMar>
+          </w:tcPr>
+          <w:p>
+            <w:pPr>
+              <w:jc w:val="left"/>
+            </w:pPr>
+            <w:r/>
+            <w:r>
+              <w:rPr>
+                <w:rFonts w:ascii="Times New Roman" w:hAnsi="Times New Roman"/>
+                <w:sz w:val="21"/>
+              </w:rPr>
+              <w:t>Dynamic Candlesticks, backtesting curves, PCA plots</w:t>
+            </w:r>
+          </w:p>
+        </w:tc>
+      </w:tr>
+      <w:tr>
+        <w:tc>
+          <w:tcPr>
+            <w:tcW w:type="dxa" w:w="3120"/>
+            <w:tcMar>
+              <w:top w:w="120" w:type="dxa"/>
+              <w:bottom w:w="120" w:type="dxa"/>
+              <w:left w:w="150" w:type="dxa"/>
+              <w:right w:w="150" w:type="dxa"/>
+            </w:tcMar>
+          </w:tcPr>
+          <w:p>
+            <w:pPr>
+              <w:jc w:val="left"/>
+            </w:pPr>
+            <w:r/>
+            <w:r>
+              <w:rPr>
+                <w:rFonts w:ascii="Times New Roman" w:hAnsi="Times New Roman"/>
+                <w:sz w:val="21"/>
+              </w:rPr>
+              <w:t>**Containerization**</w:t>
+            </w:r>
+          </w:p>
+        </w:tc>
+        <w:tc>
+          <w:tcPr>
+            <w:tcW w:type="dxa" w:w="3120"/>
+            <w:tcMar>
+              <w:top w:w="120" w:type="dxa"/>
+              <w:bottom w:w="120" w:type="dxa"/>
+              <w:left w:w="150" w:type="dxa"/>
+              <w:right w:w="150" w:type="dxa"/>
+            </w:tcMar>
+          </w:tcPr>
+          <w:p>
+            <w:pPr>
+              <w:jc w:val="left"/>
+            </w:pPr>
+            <w:r/>
+            <w:r>
+              <w:rPr>
+                <w:rFonts w:ascii="Times New Roman" w:hAnsi="Times New Roman"/>
+                <w:sz w:val="21"/>
+              </w:rPr>
+              <w:t>Docker, Slim Runtime</w:t>
+            </w:r>
+          </w:p>
+        </w:tc>
+        <w:tc>
+          <w:tcPr>
+            <w:tcW w:type="dxa" w:w="3120"/>
+            <w:tcMar>
+              <w:top w:w="120" w:type="dxa"/>
+              <w:bottom w:w="120" w:type="dxa"/>
+              <w:left w:w="150" w:type="dxa"/>
+              <w:right w:w="150" w:type="dxa"/>
+            </w:tcMar>
+          </w:tcPr>
+          <w:p>
+            <w:pPr>
+              <w:jc w:val="left"/>
+            </w:pPr>
+            <w:r/>
+            <w:r>
+              <w:rPr>
+                <w:rFonts w:ascii="Times New Roman" w:hAnsi="Times New Roman"/>
+                <w:sz w:val="21"/>
+              </w:rPr>
+              <w:t>Ensuring platform portability and CI/CD pipelines</w:t>
+            </w:r>
+          </w:p>
+        </w:tc>
+      </w:tr>
+    </w:tbl>
     <w:p>
       <w:pPr>
         <w:spacing w:line="360" w:lineRule="auto" w:after="160"/>
@@ -6067,72 +7360,7 @@
           <w:rFonts w:ascii="Times New Roman" w:hAnsi="Times New Roman"/>
           <w:sz w:val="24"/>
         </w:rPr>
-        <w:t>RUN apt-get update &amp;&amp; apt-get install -y \</w:t>
-      </w:r>
-    </w:p>
-    <w:p>
-      <w:pPr>
-        <w:spacing w:line="360" w:lineRule="auto" w:after="160"/>
-        <w:jc w:val="both"/>
-      </w:pPr>
-      <w:r>
-        <w:rPr>
-          <w:rFonts w:ascii="Times New Roman" w:hAnsi="Times New Roman"/>
-          <w:sz w:val="24"/>
-        </w:rPr>
-        <w:t>build-essential \</w:t>
-      </w:r>
-    </w:p>
-    <w:p>
-      <w:pPr>
-        <w:spacing w:line="360" w:lineRule="auto" w:after="160"/>
-        <w:jc w:val="both"/>
-      </w:pPr>
-      <w:r>
-        <w:rPr>
-          <w:rFonts w:ascii="Times New Roman" w:hAnsi="Times New Roman"/>
-          <w:sz w:val="24"/>
-        </w:rPr>
-        <w:t>curl \</w:t>
-      </w:r>
-    </w:p>
-    <w:p>
-      <w:pPr>
-        <w:spacing w:line="360" w:lineRule="auto" w:after="160"/>
-        <w:jc w:val="both"/>
-      </w:pPr>
-      <w:r>
-        <w:rPr>
-          <w:rFonts w:ascii="Times New Roman" w:hAnsi="Times New Roman"/>
-          <w:sz w:val="24"/>
-        </w:rPr>
-        <w:t>software-properties-common \</w:t>
-      </w:r>
-    </w:p>
-    <w:p>
-      <w:pPr>
-        <w:spacing w:line="360" w:lineRule="auto" w:after="160"/>
-        <w:jc w:val="both"/>
-      </w:pPr>
-      <w:r>
-        <w:rPr>
-          <w:rFonts w:ascii="Times New Roman" w:hAnsi="Times New Roman"/>
-          <w:sz w:val="24"/>
-        </w:rPr>
-        <w:t>git \</w:t>
-      </w:r>
-    </w:p>
-    <w:p>
-      <w:pPr>
-        <w:spacing w:line="360" w:lineRule="auto" w:after="160"/>
-        <w:jc w:val="both"/>
-      </w:pPr>
-      <w:r>
-        <w:rPr>
-          <w:rFonts w:ascii="Times New Roman" w:hAnsi="Times New Roman"/>
-          <w:sz w:val="24"/>
-        </w:rPr>
-        <w:t>&amp;&amp; rm -rf /var/lib/apt/lists/</w:t>
+        <w:t>---</w:t>
       </w:r>
     </w:p>
     <w:p/>
@@ -6153,958 +7381,10 @@
           <w:color w:val="111111"/>
           <w:sz w:val="36"/>
         </w:rPr>
-        <w:t>Copy the requirements file</w:t>
-      </w:r>
-    </w:p>
-    <w:p>
-      <w:pPr>
-        <w:spacing w:line="360" w:lineRule="auto" w:after="160"/>
-        <w:jc w:val="both"/>
-      </w:pPr>
-      <w:r>
-        <w:rPr>
-          <w:rFonts w:ascii="Times New Roman" w:hAnsi="Times New Roman"/>
-          <w:sz w:val="24"/>
-        </w:rPr>
-        <w:t>COPY requirements.txt .</w:t>
+        <w:t>REFERENCES</w:t>
       </w:r>
     </w:p>
     <w:p/>
-    <w:p>
-      <w:r>
-        <w:br w:type="page"/>
-      </w:r>
-    </w:p>
-    <w:p>
-      <w:pPr>
-        <w:pStyle w:val="Heading1"/>
-        <w:jc w:val="left"/>
-      </w:pPr>
-      <w:r>
-        <w:rPr>
-          <w:rFonts w:ascii="Times New Roman" w:hAnsi="Times New Roman"/>
-          <w:b/>
-          <w:color w:val="111111"/>
-          <w:sz w:val="36"/>
-        </w:rPr>
-        <w:t>Install python dependencies</w:t>
-      </w:r>
-    </w:p>
-    <w:p>
-      <w:pPr>
-        <w:spacing w:line="360" w:lineRule="auto" w:after="160"/>
-        <w:jc w:val="both"/>
-      </w:pPr>
-      <w:r>
-        <w:rPr>
-          <w:rFonts w:ascii="Times New Roman" w:hAnsi="Times New Roman"/>
-          <w:sz w:val="24"/>
-        </w:rPr>
-        <w:t>RUN pip install --no-cache-dir -r requirements.txt</w:t>
-      </w:r>
-    </w:p>
-    <w:p/>
-    <w:p>
-      <w:r>
-        <w:br w:type="page"/>
-      </w:r>
-    </w:p>
-    <w:p>
-      <w:pPr>
-        <w:pStyle w:val="Heading1"/>
-        <w:jc w:val="left"/>
-      </w:pPr>
-      <w:r>
-        <w:rPr>
-          <w:rFonts w:ascii="Times New Roman" w:hAnsi="Times New Roman"/>
-          <w:b/>
-          <w:color w:val="111111"/>
-          <w:sz w:val="36"/>
-        </w:rPr>
-        <w:t>Copy the source code and serialized weights</w:t>
-      </w:r>
-    </w:p>
-    <w:p>
-      <w:pPr>
-        <w:spacing w:line="360" w:lineRule="auto" w:after="160"/>
-        <w:jc w:val="both"/>
-      </w:pPr>
-      <w:r>
-        <w:rPr>
-          <w:rFonts w:ascii="Times New Roman" w:hAnsi="Times New Roman"/>
-          <w:sz w:val="24"/>
-        </w:rPr>
-        <w:t>COPY . .</w:t>
-      </w:r>
-    </w:p>
-    <w:p/>
-    <w:p>
-      <w:r>
-        <w:br w:type="page"/>
-      </w:r>
-    </w:p>
-    <w:p>
-      <w:pPr>
-        <w:pStyle w:val="Heading1"/>
-        <w:jc w:val="left"/>
-      </w:pPr>
-      <w:r>
-        <w:rPr>
-          <w:rFonts w:ascii="Times New Roman" w:hAnsi="Times New Roman"/>
-          <w:b/>
-          <w:color w:val="111111"/>
-          <w:sz w:val="36"/>
-        </w:rPr>
-        <w:t>Expose default Streamlit web port</w:t>
-      </w:r>
-    </w:p>
-    <w:p>
-      <w:pPr>
-        <w:spacing w:line="360" w:lineRule="auto" w:after="160"/>
-        <w:jc w:val="both"/>
-      </w:pPr>
-      <w:r>
-        <w:rPr>
-          <w:rFonts w:ascii="Times New Roman" w:hAnsi="Times New Roman"/>
-          <w:sz w:val="24"/>
-        </w:rPr>
-        <w:t>EXPOSE 8501</w:t>
-      </w:r>
-    </w:p>
-    <w:p/>
-    <w:p>
-      <w:r>
-        <w:br w:type="page"/>
-      </w:r>
-    </w:p>
-    <w:p>
-      <w:pPr>
-        <w:pStyle w:val="Heading1"/>
-        <w:jc w:val="left"/>
-      </w:pPr>
-      <w:r>
-        <w:rPr>
-          <w:rFonts w:ascii="Times New Roman" w:hAnsi="Times New Roman"/>
-          <w:b/>
-          <w:color w:val="111111"/>
-          <w:sz w:val="36"/>
-        </w:rPr>
-        <w:t>Healthcheck configuration</w:t>
-      </w:r>
-    </w:p>
-    <w:p>
-      <w:pPr>
-        <w:spacing w:line="360" w:lineRule="auto" w:after="160"/>
-        <w:jc w:val="both"/>
-      </w:pPr>
-      <w:r>
-        <w:rPr>
-          <w:rFonts w:ascii="Times New Roman" w:hAnsi="Times New Roman"/>
-          <w:sz w:val="24"/>
-        </w:rPr>
-        <w:t>HEALTHCHECK CMD curl --fail http://localhost:8501/_stcore/health</w:t>
-      </w:r>
-    </w:p>
-    <w:p/>
-    <w:p>
-      <w:r>
-        <w:br w:type="page"/>
-      </w:r>
-    </w:p>
-    <w:p>
-      <w:pPr>
-        <w:pStyle w:val="Heading1"/>
-        <w:jc w:val="left"/>
-      </w:pPr>
-      <w:r>
-        <w:rPr>
-          <w:rFonts w:ascii="Times New Roman" w:hAnsi="Times New Roman"/>
-          <w:b/>
-          <w:color w:val="111111"/>
-          <w:sz w:val="36"/>
-        </w:rPr>
-        <w:t>Setup entrypoint to execute launch script</w:t>
-      </w:r>
-    </w:p>
-    <w:p>
-      <w:pPr>
-        <w:spacing w:line="360" w:lineRule="auto" w:after="160"/>
-        <w:jc w:val="both"/>
-      </w:pPr>
-      <w:r>
-        <w:rPr>
-          <w:rFonts w:ascii="Times New Roman" w:hAnsi="Times New Roman"/>
-          <w:sz w:val="24"/>
-        </w:rPr>
-        <w:t xml:space="preserve">ENTRYPOINT </w:t>
-      </w:r>
-      <w:r>
-        <w:rPr>
-          <w:rFonts w:ascii="Times New Roman" w:hAnsi="Times New Roman"/>
-          <w:sz w:val="24"/>
-        </w:rPr>
-        <w:t>"streamlit", "run", "src/app.py", "--server.port=8501", "--server.address=0.0.0.0"]</w:t>
-      </w:r>
-    </w:p>
-    <w:p>
-      <w:pPr>
-        <w:spacing w:line="360" w:lineRule="auto" w:after="160"/>
-        <w:jc w:val="both"/>
-      </w:pPr>
-      <w:r>
-        <w:rPr>
-          <w:rFonts w:ascii="Courier New" w:hAnsi="Courier New"/>
-          <w:sz w:val="21"/>
-        </w:rPr>
-      </w:r>
-    </w:p>
-    <w:p/>
-    <w:p>
-      <w:pPr>
-        <w:pStyle w:val="Heading2"/>
-        <w:jc w:val="left"/>
-      </w:pPr>
-      <w:r>
-        <w:rPr>
-          <w:rFonts w:ascii="Times New Roman" w:hAnsi="Times New Roman"/>
-          <w:b/>
-          <w:color w:val="1E1E1E"/>
-          <w:sz w:val="28"/>
-        </w:rPr>
-        <w:t>7.2. Production Setup and Startup Commands</w:t>
-      </w:r>
-    </w:p>
-    <w:p>
-      <w:pPr>
-        <w:spacing w:line="360" w:lineRule="auto" w:after="160"/>
-        <w:jc w:val="both"/>
-      </w:pPr>
-      <w:r>
-        <w:rPr>
-          <w:rFonts w:ascii="Times New Roman" w:hAnsi="Times New Roman"/>
-          <w:sz w:val="24"/>
-        </w:rPr>
-        <w:t>To build the image and spin up the production container, the following terminal command sequences are executed:</w:t>
-      </w:r>
-    </w:p>
-    <w:p/>
-    <w:p>
-      <w:pPr>
-        <w:spacing w:line="360" w:lineRule="auto" w:after="160"/>
-        <w:jc w:val="both"/>
-      </w:pPr>
-      <w:r>
-        <w:rPr>
-          <w:rFonts w:ascii="Courier New" w:hAnsi="Courier New"/>
-          <w:sz w:val="21"/>
-        </w:rPr>
-      </w:r>
-      <w:r>
-        <w:rPr>
-          <w:rFonts w:ascii="Times New Roman" w:hAnsi="Times New Roman"/>
-          <w:sz w:val="24"/>
-        </w:rPr>
-        <w:t>bash</w:t>
-      </w:r>
-    </w:p>
-    <w:p>
-      <w:r>
-        <w:br w:type="page"/>
-      </w:r>
-    </w:p>
-    <w:p>
-      <w:pPr>
-        <w:pStyle w:val="Heading1"/>
-        <w:jc w:val="left"/>
-      </w:pPr>
-      <w:r>
-        <w:rPr>
-          <w:rFonts w:ascii="Times New Roman" w:hAnsi="Times New Roman"/>
-          <w:b/>
-          <w:color w:val="111111"/>
-          <w:sz w:val="36"/>
-        </w:rPr>
-        <w:t>Build the Docker image</w:t>
-      </w:r>
-    </w:p>
-    <w:p>
-      <w:pPr>
-        <w:spacing w:line="360" w:lineRule="auto" w:after="160"/>
-        <w:jc w:val="both"/>
-      </w:pPr>
-      <w:r>
-        <w:rPr>
-          <w:rFonts w:ascii="Times New Roman" w:hAnsi="Times New Roman"/>
-          <w:sz w:val="24"/>
-        </w:rPr>
-        <w:t>docker build -t borsaneuron-app:latest .</w:t>
-      </w:r>
-    </w:p>
-    <w:p/>
-    <w:p>
-      <w:r>
-        <w:br w:type="page"/>
-      </w:r>
-    </w:p>
-    <w:p>
-      <w:pPr>
-        <w:pStyle w:val="Heading1"/>
-        <w:jc w:val="left"/>
-      </w:pPr>
-      <w:r>
-        <w:rPr>
-          <w:rFonts w:ascii="Times New Roman" w:hAnsi="Times New Roman"/>
-          <w:b/>
-          <w:color w:val="111111"/>
-          <w:sz w:val="36"/>
-        </w:rPr>
-        <w:t>Run the container in detached mode with port redirection</w:t>
-      </w:r>
-    </w:p>
-    <w:p>
-      <w:pPr>
-        <w:spacing w:line="360" w:lineRule="auto" w:after="160"/>
-        <w:jc w:val="both"/>
-      </w:pPr>
-      <w:r>
-        <w:rPr>
-          <w:rFonts w:ascii="Times New Roman" w:hAnsi="Times New Roman"/>
-          <w:sz w:val="24"/>
-        </w:rPr>
-        <w:t>docker run -d -p 80:8501 --name borsaneuron-prod borsaneuron-app:latest</w:t>
-      </w:r>
-    </w:p>
-    <w:p>
-      <w:pPr>
-        <w:spacing w:line="360" w:lineRule="auto" w:after="160"/>
-        <w:jc w:val="both"/>
-      </w:pPr>
-      <w:r>
-        <w:rPr>
-          <w:rFonts w:ascii="Courier New" w:hAnsi="Courier New"/>
-          <w:sz w:val="21"/>
-        </w:rPr>
-      </w:r>
-    </w:p>
-    <w:p/>
-    <w:p>
-      <w:pPr>
-        <w:spacing w:line="360" w:lineRule="auto" w:after="160"/>
-        <w:jc w:val="both"/>
-      </w:pPr>
-      <w:r>
-        <w:rPr>
-          <w:rFonts w:ascii="Times New Roman" w:hAnsi="Times New Roman"/>
-          <w:sz w:val="24"/>
-        </w:rPr>
-        <w:t>This maps port 8501 of the Streamlit application container directly to port 80 of the host machine, making BorsaNeuron accessible via standard HTTP.</w:t>
-      </w:r>
-    </w:p>
-    <w:p/>
-    <w:p>
-      <w:pPr>
-        <w:spacing w:line="360" w:lineRule="auto" w:after="160"/>
-        <w:jc w:val="both"/>
-      </w:pPr>
-      <w:r>
-        <w:rPr>
-          <w:rFonts w:ascii="Times New Roman" w:hAnsi="Times New Roman"/>
-          <w:sz w:val="24"/>
-        </w:rPr>
-        <w:t>---</w:t>
-      </w:r>
-    </w:p>
-    <w:p/>
-    <w:p>
-      <w:r>
-        <w:br w:type="page"/>
-      </w:r>
-    </w:p>
-    <w:p>
-      <w:pPr>
-        <w:pStyle w:val="Heading1"/>
-        <w:jc w:val="left"/>
-      </w:pPr>
-      <w:r>
-        <w:rPr>
-          <w:rFonts w:ascii="Times New Roman" w:hAnsi="Times New Roman"/>
-          <w:b/>
-          <w:color w:val="111111"/>
-          <w:sz w:val="36"/>
-        </w:rPr>
-        <w:t>8. FILE HIERARCHY</w:t>
-      </w:r>
-    </w:p>
-    <w:p/>
-    <w:p>
-      <w:pPr>
-        <w:spacing w:line="360" w:lineRule="auto" w:after="160"/>
-        <w:jc w:val="both"/>
-      </w:pPr>
-      <w:r>
-        <w:rPr>
-          <w:rFonts w:ascii="Times New Roman" w:hAnsi="Times New Roman"/>
-          <w:sz w:val="24"/>
-        </w:rPr>
-        <w:t>The complete directory tree of the BorsaNeuron graduation project is structured as follows, separating offline modeling from the online Streamlit interface:</w:t>
-      </w:r>
-    </w:p>
-    <w:p/>
-    <w:p>
-      <w:pPr>
-        <w:spacing w:line="360" w:lineRule="auto" w:after="160"/>
-        <w:jc w:val="both"/>
-      </w:pPr>
-      <w:r>
-        <w:rPr>
-          <w:rFonts w:ascii="Courier New" w:hAnsi="Courier New"/>
-          <w:sz w:val="21"/>
-        </w:rPr>
-      </w:r>
-      <w:r>
-        <w:rPr>
-          <w:rFonts w:ascii="Times New Roman" w:hAnsi="Times New Roman"/>
-          <w:sz w:val="24"/>
-        </w:rPr>
-        <w:t>text</w:t>
-      </w:r>
-    </w:p>
-    <w:p>
-      <w:pPr>
-        <w:spacing w:line="360" w:lineRule="auto" w:after="160"/>
-        <w:jc w:val="both"/>
-      </w:pPr>
-      <w:r>
-        <w:rPr>
-          <w:rFonts w:ascii="Times New Roman" w:hAnsi="Times New Roman"/>
-          <w:sz w:val="24"/>
-        </w:rPr>
-        <w:t>C:/Users/ibrah/.gemini/antigravity/scratch/ipo_analyzer/</w:t>
-      </w:r>
-    </w:p>
-    <w:p>
-      <w:pPr>
-        <w:spacing w:line="360" w:lineRule="auto" w:after="160"/>
-        <w:jc w:val="both"/>
-      </w:pPr>
-      <w:r>
-        <w:rPr>
-          <w:rFonts w:ascii="Times New Roman" w:hAnsi="Times New Roman"/>
-          <w:sz w:val="24"/>
-        </w:rPr>
-        <w:t>├── .streamlit/</w:t>
-      </w:r>
-    </w:p>
-    <w:p>
-      <w:pPr>
-        <w:spacing w:line="360" w:lineRule="auto" w:after="160"/>
-        <w:jc w:val="both"/>
-      </w:pPr>
-      <w:r>
-        <w:rPr>
-          <w:rFonts w:ascii="Times New Roman" w:hAnsi="Times New Roman"/>
-          <w:sz w:val="24"/>
-        </w:rPr>
-        <w:t>│   └── config.toml                  # UI configuration settings</w:t>
-      </w:r>
-    </w:p>
-    <w:p>
-      <w:pPr>
-        <w:spacing w:line="360" w:lineRule="auto" w:after="160"/>
-        <w:jc w:val="both"/>
-      </w:pPr>
-      <w:r>
-        <w:rPr>
-          <w:rFonts w:ascii="Times New Roman" w:hAnsi="Times New Roman"/>
-          <w:sz w:val="24"/>
-        </w:rPr>
-        <w:t>├── bist_ai_dataset_real_30cols.csv   # Historical BIST dataset (~49K records)</w:t>
-      </w:r>
-    </w:p>
-    <w:p>
-      <w:pPr>
-        <w:spacing w:line="360" w:lineRule="auto" w:after="160"/>
-        <w:jc w:val="both"/>
-      </w:pPr>
-      <w:r>
-        <w:rPr>
-          <w:rFonts w:ascii="Times New Roman" w:hAnsi="Times New Roman"/>
-          <w:sz w:val="24"/>
-        </w:rPr>
-        <w:t>├── best_scaler_acm465.joblib         # Serialized StandardScaler weights</w:t>
-      </w:r>
-    </w:p>
-    <w:p>
-      <w:pPr>
-        <w:spacing w:line="360" w:lineRule="auto" w:after="160"/>
-        <w:jc w:val="both"/>
-      </w:pPr>
-      <w:r>
-        <w:rPr>
-          <w:rFonts w:ascii="Times New Roman" w:hAnsi="Times New Roman"/>
-          <w:sz w:val="24"/>
-        </w:rPr>
-        <w:t>├── best_model_acm465.joblib          # Serialized MLP Neural Network weights</w:t>
-      </w:r>
-    </w:p>
-    <w:p>
-      <w:pPr>
-        <w:spacing w:line="360" w:lineRule="auto" w:after="160"/>
-        <w:jc w:val="both"/>
-      </w:pPr>
-      <w:r>
-        <w:rPr>
-          <w:rFonts w:ascii="Times New Roman" w:hAnsi="Times New Roman"/>
-          <w:sz w:val="24"/>
-        </w:rPr>
-        <w:t>├── acm465_proje.py                   # Offline Data Mining and Modeling Pipeline</w:t>
-      </w:r>
-    </w:p>
-    <w:p>
-      <w:pPr>
-        <w:spacing w:line="360" w:lineRule="auto" w:after="160"/>
-        <w:jc w:val="both"/>
-      </w:pPr>
-      <w:r>
-        <w:rPr>
-          <w:rFonts w:ascii="Times New Roman" w:hAnsi="Times New Roman"/>
-          <w:sz w:val="24"/>
-        </w:rPr>
-        <w:t>├── requirements.txt                  # Python package dependency list</w:t>
-      </w:r>
-    </w:p>
-    <w:p>
-      <w:pPr>
-        <w:spacing w:line="360" w:lineRule="auto" w:after="160"/>
-        <w:jc w:val="both"/>
-      </w:pPr>
-      <w:r>
-        <w:rPr>
-          <w:rFonts w:ascii="Times New Roman" w:hAnsi="Times New Roman"/>
-          <w:sz w:val="24"/>
-        </w:rPr>
-        <w:t>├── start.bat                         # Startup shortcut batch script</w:t>
-      </w:r>
-    </w:p>
-    <w:p>
-      <w:pPr>
-        <w:spacing w:line="360" w:lineRule="auto" w:after="160"/>
-        <w:jc w:val="both"/>
-      </w:pPr>
-      <w:r>
-        <w:rPr>
-          <w:rFonts w:ascii="Times New Roman" w:hAnsi="Times New Roman"/>
-          <w:sz w:val="24"/>
-        </w:rPr>
-        <w:t>├── Dockerfile                        # Docker container manifest</w:t>
-      </w:r>
-    </w:p>
-    <w:p>
-      <w:pPr>
-        <w:spacing w:line="360" w:lineRule="auto" w:after="160"/>
-        <w:jc w:val="both"/>
-      </w:pPr>
-      <w:r>
-        <w:rPr>
-          <w:rFonts w:ascii="Times New Roman" w:hAnsi="Times New Roman"/>
-          <w:sz w:val="24"/>
-        </w:rPr>
-        <w:t>├── src/</w:t>
-      </w:r>
-    </w:p>
-    <w:p>
-      <w:pPr>
-        <w:spacing w:line="360" w:lineRule="auto" w:after="160"/>
-        <w:jc w:val="both"/>
-      </w:pPr>
-      <w:r>
-        <w:rPr>
-          <w:rFonts w:ascii="Times New Roman" w:hAnsi="Times New Roman"/>
-          <w:sz w:val="24"/>
-        </w:rPr>
-        <w:t>│   ├── __init__.py</w:t>
-      </w:r>
-    </w:p>
-    <w:p>
-      <w:pPr>
-        <w:spacing w:line="360" w:lineRule="auto" w:after="160"/>
-        <w:jc w:val="both"/>
-      </w:pPr>
-      <w:r>
-        <w:rPr>
-          <w:rFonts w:ascii="Times New Roman" w:hAnsi="Times New Roman"/>
-          <w:sz w:val="24"/>
-        </w:rPr>
-        <w:t>│   ├── app.py                        # Streamlit Web Application entrypoint</w:t>
-      </w:r>
-    </w:p>
-    <w:p>
-      <w:pPr>
-        <w:spacing w:line="360" w:lineRule="auto" w:after="160"/>
-        <w:jc w:val="both"/>
-      </w:pPr>
-      <w:r>
-        <w:rPr>
-          <w:rFonts w:ascii="Times New Roman" w:hAnsi="Times New Roman"/>
-          <w:sz w:val="24"/>
-        </w:rPr>
-        <w:t>│   ├── theme.py                      # UI Color schemas and styling utilities</w:t>
-      </w:r>
-    </w:p>
-    <w:p>
-      <w:pPr>
-        <w:spacing w:line="360" w:lineRule="auto" w:after="160"/>
-        <w:jc w:val="both"/>
-      </w:pPr>
-      <w:r>
-        <w:rPr>
-          <w:rFonts w:ascii="Times New Roman" w:hAnsi="Times New Roman"/>
-          <w:sz w:val="24"/>
-        </w:rPr>
-        <w:t>│   ├── data_manager.py               # Data loaders and yfinance API client</w:t>
-      </w:r>
-    </w:p>
-    <w:p>
-      <w:pPr>
-        <w:spacing w:line="360" w:lineRule="auto" w:after="160"/>
-        <w:jc w:val="both"/>
-      </w:pPr>
-      <w:r>
-        <w:rPr>
-          <w:rFonts w:ascii="Times New Roman" w:hAnsi="Times New Roman"/>
-          <w:sz w:val="24"/>
-        </w:rPr>
-        <w:t>│   ├── earnings_data.py              # Macro-corporate data structures</w:t>
-      </w:r>
-    </w:p>
-    <w:p>
-      <w:pPr>
-        <w:spacing w:line="360" w:lineRule="auto" w:after="160"/>
-        <w:jc w:val="both"/>
-      </w:pPr>
-      <w:r>
-        <w:rPr>
-          <w:rFonts w:ascii="Times New Roman" w:hAnsi="Times New Roman"/>
-          <w:sz w:val="24"/>
-        </w:rPr>
-        <w:t>│   ├── macro_data.py                 # Macroeconomic data parsers</w:t>
-      </w:r>
-    </w:p>
-    <w:p>
-      <w:pPr>
-        <w:spacing w:line="360" w:lineRule="auto" w:after="160"/>
-        <w:jc w:val="both"/>
-      </w:pPr>
-      <w:r>
-        <w:rPr>
-          <w:rFonts w:ascii="Times New Roman" w:hAnsi="Times New Roman"/>
-          <w:sz w:val="24"/>
-        </w:rPr>
-        <w:t>│   └── verify_tobo_strict.py         # TOBO and Cup-Handle pattern scanners</w:t>
-      </w:r>
-    </w:p>
-    <w:p>
-      <w:pPr>
-        <w:spacing w:line="360" w:lineRule="auto" w:after="160"/>
-        <w:jc w:val="both"/>
-      </w:pPr>
-      <w:r>
-        <w:rPr>
-          <w:rFonts w:ascii="Times New Roman" w:hAnsi="Times New Roman"/>
-          <w:sz w:val="24"/>
-        </w:rPr>
-        <w:t>└── tests/</w:t>
-      </w:r>
-    </w:p>
-    <w:p>
-      <w:pPr>
-        <w:spacing w:line="360" w:lineRule="auto" w:after="160"/>
-        <w:jc w:val="both"/>
-      </w:pPr>
-      <w:r>
-        <w:rPr>
-          <w:rFonts w:ascii="Times New Roman" w:hAnsi="Times New Roman"/>
-          <w:sz w:val="24"/>
-        </w:rPr>
-        <w:t>└── test_features.py              # Unit tests for technical indicator vectors</w:t>
-      </w:r>
-    </w:p>
-    <w:p>
-      <w:pPr>
-        <w:spacing w:line="360" w:lineRule="auto" w:after="160"/>
-        <w:jc w:val="both"/>
-      </w:pPr>
-      <w:r>
-        <w:rPr>
-          <w:rFonts w:ascii="Courier New" w:hAnsi="Courier New"/>
-          <w:sz w:val="21"/>
-        </w:rPr>
-      </w:r>
-    </w:p>
-    <w:p/>
-    <w:p>
-      <w:pPr>
-        <w:spacing w:line="360" w:lineRule="auto" w:after="160"/>
-        <w:jc w:val="both"/>
-      </w:pPr>
-      <w:r>
-        <w:rPr>
-          <w:rFonts w:ascii="Times New Roman" w:hAnsi="Times New Roman"/>
-          <w:sz w:val="24"/>
-        </w:rPr>
-        <w:t>---</w:t>
-      </w:r>
-    </w:p>
-    <w:p/>
-    <w:p>
-      <w:r>
-        <w:br w:type="page"/>
-      </w:r>
-    </w:p>
-    <w:p>
-      <w:pPr>
-        <w:pStyle w:val="Heading1"/>
-        <w:jc w:val="left"/>
-      </w:pPr>
-      <w:r>
-        <w:rPr>
-          <w:rFonts w:ascii="Times New Roman" w:hAnsi="Times New Roman"/>
-          <w:b/>
-          <w:color w:val="111111"/>
-          <w:sz w:val="36"/>
-        </w:rPr>
-        <w:t>9. CONCLUSION &amp; RECOMMENDATIONS</w:t>
-      </w:r>
-    </w:p>
-    <w:p/>
-    <w:p>
-      <w:pPr>
-        <w:pStyle w:val="Heading2"/>
-        <w:jc w:val="left"/>
-      </w:pPr>
-      <w:r>
-        <w:rPr>
-          <w:rFonts w:ascii="Times New Roman" w:hAnsi="Times New Roman"/>
-          <w:b/>
-          <w:color w:val="1E1E1E"/>
-          <w:sz w:val="28"/>
-        </w:rPr>
-        <w:t>9.1. Academic Contributions and Key Findings</w:t>
-      </w:r>
-    </w:p>
-    <w:p>
-      <w:pPr>
-        <w:spacing w:line="360" w:lineRule="auto" w:after="160"/>
-        <w:jc w:val="both"/>
-      </w:pPr>
-      <w:r>
-        <w:rPr>
-          <w:rFonts w:ascii="Times New Roman" w:hAnsi="Times New Roman"/>
-          <w:sz w:val="24"/>
-        </w:rPr>
-        <w:t xml:space="preserve">This graduation thesis has successfully designed, evaluated, and deployed </w:t>
-      </w:r>
-      <w:r>
-        <w:rPr>
-          <w:rFonts w:ascii="Times New Roman" w:hAnsi="Times New Roman"/>
-          <w:b/>
-          <w:sz w:val="24"/>
-        </w:rPr>
-        <w:t>BorsaNeuron</w:t>
-      </w:r>
-      <w:r>
-        <w:rPr>
-          <w:rFonts w:ascii="Times New Roman" w:hAnsi="Times New Roman"/>
-          <w:sz w:val="24"/>
-        </w:rPr>
-        <w:t>, a modern algorithmic stock price forecasting and technical pattern scanner platform.</w:t>
-      </w:r>
-    </w:p>
-    <w:p/>
-    <w:p>
-      <w:pPr>
-        <w:spacing w:line="360" w:lineRule="auto" w:after="160"/>
-        <w:jc w:val="both"/>
-      </w:pPr>
-      <w:r>
-        <w:rPr>
-          <w:rFonts w:ascii="Times New Roman" w:hAnsi="Times New Roman"/>
-          <w:sz w:val="24"/>
-        </w:rPr>
-        <w:t>The key academic and empirical findings of this research are:</w:t>
-      </w:r>
-    </w:p>
-    <w:p>
-      <w:pPr>
-        <w:spacing w:line="360" w:lineRule="auto" w:after="160"/>
-        <w:jc w:val="both"/>
-      </w:pPr>
-      <w:r>
-        <w:rPr>
-          <w:rFonts w:ascii="Times New Roman" w:hAnsi="Times New Roman"/>
-          <w:sz w:val="24"/>
-        </w:rPr>
-        <w:t xml:space="preserve">1.  </w:t>
-      </w:r>
-      <w:r>
-        <w:rPr>
-          <w:rFonts w:ascii="Times New Roman" w:hAnsi="Times New Roman"/>
-          <w:b/>
-          <w:sz w:val="24"/>
-        </w:rPr>
-        <w:t>Predictability Edge:</w:t>
-      </w:r>
-      <w:r>
-        <w:rPr>
-          <w:rFonts w:ascii="Times New Roman" w:hAnsi="Times New Roman"/>
-          <w:sz w:val="24"/>
-        </w:rPr>
-        <w:t xml:space="preserve"> Forecasting future price changes is a challenging task, but statistical classifiers can extract predictive patterns. The Multi-Layer Perceptron (MLP) Neural Network demonstrated the highest predictive performance, achieving a </w:t>
-      </w:r>
-      <w:r>
-        <w:rPr>
-          <w:rFonts w:ascii="Times New Roman" w:hAnsi="Times New Roman"/>
-          <w:b/>
-          <w:sz w:val="24"/>
-        </w:rPr>
-        <w:t>55.68% accuracy</w:t>
-      </w:r>
-      <w:r>
-        <w:rPr>
-          <w:rFonts w:ascii="Times New Roman" w:hAnsi="Times New Roman"/>
-          <w:sz w:val="24"/>
-        </w:rPr>
-        <w:t xml:space="preserve"> and a </w:t>
-      </w:r>
-      <w:r>
-        <w:rPr>
-          <w:rFonts w:ascii="Times New Roman" w:hAnsi="Times New Roman"/>
-          <w:b/>
-          <w:sz w:val="24"/>
-        </w:rPr>
-        <w:t>0.6496 F1-Score</w:t>
-      </w:r>
-      <w:r>
-        <w:rPr>
-          <w:rFonts w:ascii="Times New Roman" w:hAnsi="Times New Roman"/>
-          <w:sz w:val="24"/>
-        </w:rPr>
-        <w:t xml:space="preserve"> in predicting 5-day BIST price directions.</w:t>
-      </w:r>
-    </w:p>
-    <w:p>
-      <w:pPr>
-        <w:spacing w:line="360" w:lineRule="auto" w:after="160"/>
-        <w:jc w:val="both"/>
-      </w:pPr>
-      <w:r>
-        <w:rPr>
-          <w:rFonts w:ascii="Times New Roman" w:hAnsi="Times New Roman"/>
-          <w:sz w:val="24"/>
-        </w:rPr>
-        <w:t xml:space="preserve">2.  </w:t>
-      </w:r>
-      <w:r>
-        <w:rPr>
-          <w:rFonts w:ascii="Times New Roman" w:hAnsi="Times New Roman"/>
-          <w:b/>
-          <w:sz w:val="24"/>
-        </w:rPr>
-        <w:t>Information Drivers:</w:t>
-      </w:r>
-      <w:r>
-        <w:rPr>
-          <w:rFonts w:ascii="Times New Roman" w:hAnsi="Times New Roman"/>
-          <w:sz w:val="24"/>
-        </w:rPr>
-        <w:t xml:space="preserve"> Random Forest feature importance analysis proved that trading Volume, current price levels (Open), and Relative Strength Index (RSI_14) are the primary indicators driving future price movements.</w:t>
-      </w:r>
-    </w:p>
-    <w:p>
-      <w:pPr>
-        <w:spacing w:line="360" w:lineRule="auto" w:after="160"/>
-        <w:jc w:val="both"/>
-      </w:pPr>
-      <w:r>
-        <w:rPr>
-          <w:rFonts w:ascii="Times New Roman" w:hAnsi="Times New Roman"/>
-          <w:sz w:val="24"/>
-        </w:rPr>
-        <w:t xml:space="preserve">3.  </w:t>
-      </w:r>
-      <w:r>
-        <w:rPr>
-          <w:rFonts w:ascii="Times New Roman" w:hAnsi="Times New Roman"/>
-          <w:b/>
-          <w:sz w:val="24"/>
-        </w:rPr>
-        <w:t>Market State Identification:</w:t>
-      </w:r>
-      <w:r>
-        <w:rPr>
-          <w:rFonts w:ascii="Times New Roman" w:hAnsi="Times New Roman"/>
-          <w:sz w:val="24"/>
-        </w:rPr>
-        <w:t xml:space="preserve"> K-Means clustering partitioned technical states into 5 structural market regimes. Projecting this with PCA (PC1 &amp; PC2 explaining 52.25% variance) confirmed the boundaries between extreme bullish breakouts and steady consolidation regimes.</w:t>
-      </w:r>
-    </w:p>
-    <w:p>
-      <w:pPr>
-        <w:spacing w:line="360" w:lineRule="auto" w:after="160"/>
-        <w:jc w:val="both"/>
-      </w:pPr>
-      <w:r>
-        <w:rPr>
-          <w:rFonts w:ascii="Times New Roman" w:hAnsi="Times New Roman"/>
-          <w:sz w:val="24"/>
-        </w:rPr>
-        <w:t xml:space="preserve">4.  </w:t>
-      </w:r>
-      <w:r>
-        <w:rPr>
-          <w:rFonts w:ascii="Times New Roman" w:hAnsi="Times New Roman"/>
-          <w:b/>
-          <w:sz w:val="24"/>
-        </w:rPr>
-        <w:t>Operational Integration:</w:t>
-      </w:r>
-      <w:r>
-        <w:rPr>
-          <w:rFonts w:ascii="Times New Roman" w:hAnsi="Times New Roman"/>
-          <w:sz w:val="24"/>
-        </w:rPr>
-        <w:t xml:space="preserve"> By packaging the data pipelines and serialized models into an interactive Streamlit interface, BorsaNeuron successfully bridges quantitative machine learning models with human-centric trading execution.</w:t>
-      </w:r>
-    </w:p>
-    <w:p/>
-    <w:p>
-      <w:pPr>
-        <w:pStyle w:val="Heading2"/>
-        <w:jc w:val="left"/>
-      </w:pPr>
-      <w:r>
-        <w:rPr>
-          <w:rFonts w:ascii="Times New Roman" w:hAnsi="Times New Roman"/>
-          <w:b/>
-          <w:color w:val="1E1E1E"/>
-          <w:sz w:val="28"/>
-        </w:rPr>
-        <w:t>9.2. Actionable Trading Recommendations</w:t>
-      </w:r>
-    </w:p>
-    <w:p>
-      <w:pPr>
-        <w:spacing w:line="360" w:lineRule="auto" w:after="160"/>
-        <w:jc w:val="both"/>
-      </w:pPr>
-      <w:r>
-        <w:rPr>
-          <w:rFonts w:ascii="Times New Roman" w:hAnsi="Times New Roman"/>
-          <w:sz w:val="24"/>
-        </w:rPr>
-        <w:t>Based on the empirical findings, the following actions are recommended for quantitative traders and system users:</w:t>
-      </w:r>
-    </w:p>
     <w:p>
       <w:pPr>
         <w:pStyle w:val="ListBullet"/>
@@ -7113,17 +7393,24 @@
       <w:r>
         <w:rPr>
           <w:rFonts w:ascii="Times New Roman" w:hAnsi="Times New Roman"/>
-          <w:b/>
-          <w:sz w:val="24"/>
-        </w:rPr>
-        <w:t>Regime-Dependent Model Execution:</w:t>
-      </w:r>
-      <w:r>
-        <w:rPr>
-          <w:rFonts w:ascii="Times New Roman" w:hAnsi="Times New Roman"/>
-          <w:sz w:val="24"/>
-        </w:rPr>
-        <w:t xml:space="preserve"> Rather than executing a single classifier across all market states, traders should check the active K-Means cluster. When the market is in Cluster 3 (consolidation), a mean-reversion strategy is recommended. When in Cluster 1 (explosive breakout), momentum models should be prioritized.</w:t>
+          <w:sz w:val="24"/>
+        </w:rPr>
+        <w:t xml:space="preserve">Adebiyi, A. A., Adewumi, A. O., &amp; Ayo, C. K. (2014). </w:t>
+      </w:r>
+      <w:r>
+        <w:rPr>
+          <w:rFonts w:ascii="Times New Roman" w:hAnsi="Times New Roman"/>
+          <w:i/>
+          <w:sz w:val="24"/>
+        </w:rPr>
+        <w:t>Comparison of ARIMA and Artificial Neural Networks Models for Stock Price Prediction</w:t>
+      </w:r>
+      <w:r>
+        <w:rPr>
+          <w:rFonts w:ascii="Times New Roman" w:hAnsi="Times New Roman"/>
+          <w:sz w:val="24"/>
+        </w:rPr>
+        <w:t>. Journal of Applied Mathematics, 2014, 1-10. https://doi.org/10.1155/2014/614342</w:t>
       </w:r>
     </w:p>
     <w:p>
@@ -7134,31 +7421,24 @@
       <w:r>
         <w:rPr>
           <w:rFonts w:ascii="Times New Roman" w:hAnsi="Times New Roman"/>
-          <w:b/>
-          <w:sz w:val="24"/>
-        </w:rPr>
-        <w:t>Automate Multi-Confirmations:</w:t>
-      </w:r>
-      <w:r>
-        <w:rPr>
-          <w:rFonts w:ascii="Times New Roman" w:hAnsi="Times New Roman"/>
-          <w:sz w:val="24"/>
-        </w:rPr>
-        <w:t xml:space="preserve"> Traders should combine model forecasts with the Automated Pattern Scanner. Entering a trade is highly recommended when a bullish target is predicted (</w:t>
-      </w:r>
-      <w:r>
-        <w:rPr>
-          <w:rFonts w:ascii="Times New Roman" w:hAnsi="Times New Roman"/>
-          <w:sz w:val="24"/>
-        </w:rPr>
-        <w:t>Target_T5</w:t>
-      </w:r>
-      <w:r>
-        <w:rPr>
-          <w:rFonts w:ascii="Times New Roman" w:hAnsi="Times New Roman"/>
-          <w:sz w:val="24"/>
-        </w:rPr>
-        <w:t xml:space="preserve"> = 1) simultaneously with a scanned geometric pattern (e.g., a Cup and Handle or TOBO breakout).</w:t>
+          <w:sz w:val="24"/>
+        </w:rPr>
+        <w:t xml:space="preserve">Atayurt, O. (2021). </w:t>
+      </w:r>
+      <w:r>
+        <w:rPr>
+          <w:rFonts w:ascii="Times New Roman" w:hAnsi="Times New Roman"/>
+          <w:i/>
+          <w:sz w:val="24"/>
+        </w:rPr>
+        <w:t>Airbnb Demo Project</w:t>
+      </w:r>
+      <w:r>
+        <w:rPr>
+          <w:rFonts w:ascii="Times New Roman" w:hAnsi="Times New Roman"/>
+          <w:sz w:val="24"/>
+        </w:rPr>
+        <w:t>. Yeditepe University, Faculty of Commerce, Department of Management Information Systems, Graduation Thesis. (Supervised by Dr. Lecturer Uğur Tevfik Kaplancalı)</w:t>
       </w:r>
     </w:p>
     <w:p>
@@ -7169,168 +7449,26 @@
       <w:r>
         <w:rPr>
           <w:rFonts w:ascii="Times New Roman" w:hAnsi="Times New Roman"/>
-          <w:b/>
-          <w:sz w:val="24"/>
-        </w:rPr>
-        <w:t>Integrate Volume Dynamics:</w:t>
-      </w:r>
-      <w:r>
-        <w:rPr>
-          <w:rFonts w:ascii="Times New Roman" w:hAnsi="Times New Roman"/>
-          <w:sz w:val="24"/>
-        </w:rPr>
-        <w:t xml:space="preserve"> Since Volume is the most important feature (0.1423), breakouts or trend movements that occur on low trading volume should be treated with caution, as they are highly prone to false signals.</w:t>
-      </w:r>
-    </w:p>
-    <w:p/>
-    <w:p>
-      <w:pPr>
-        <w:pStyle w:val="Heading2"/>
-        <w:jc w:val="left"/>
-      </w:pPr>
-      <w:r>
-        <w:rPr>
-          <w:rFonts w:ascii="Times New Roman" w:hAnsi="Times New Roman"/>
-          <w:b/>
-          <w:color w:val="1E1E1E"/>
-          <w:sz w:val="28"/>
-        </w:rPr>
-        <w:t>9.3. Future Work</w:t>
-      </w:r>
-    </w:p>
-    <w:p>
-      <w:pPr>
-        <w:spacing w:line="360" w:lineRule="auto" w:after="160"/>
-        <w:jc w:val="both"/>
-      </w:pPr>
-      <w:r>
-        <w:rPr>
-          <w:rFonts w:ascii="Times New Roman" w:hAnsi="Times New Roman"/>
-          <w:sz w:val="24"/>
-        </w:rPr>
-        <w:t>While BorsaNeuron provides a robust framework, the platform can be expanded in future research:</w:t>
-      </w:r>
-    </w:p>
-    <w:p>
-      <w:pPr>
-        <w:spacing w:line="360" w:lineRule="auto" w:after="160"/>
-        <w:jc w:val="both"/>
-      </w:pPr>
-      <w:r>
-        <w:rPr>
-          <w:rFonts w:ascii="Times New Roman" w:hAnsi="Times New Roman"/>
-          <w:sz w:val="24"/>
-        </w:rPr>
-        <w:t xml:space="preserve">1.  </w:t>
-      </w:r>
-      <w:r>
-        <w:rPr>
-          <w:rFonts w:ascii="Times New Roman" w:hAnsi="Times New Roman"/>
-          <w:b/>
-          <w:sz w:val="24"/>
-        </w:rPr>
-        <w:t>Incorporate Sentiment Features:</w:t>
-      </w:r>
-      <w:r>
-        <w:rPr>
-          <w:rFonts w:ascii="Times New Roman" w:hAnsi="Times New Roman"/>
-          <w:sz w:val="24"/>
-        </w:rPr>
-        <w:t xml:space="preserve"> Integrating natural language processing (NLP) pipelines to stream financial news and social sentiment scores from BIST forums would add valuable information to the technical models.</w:t>
-      </w:r>
-    </w:p>
-    <w:p>
-      <w:pPr>
-        <w:spacing w:line="360" w:lineRule="auto" w:after="160"/>
-        <w:jc w:val="both"/>
-      </w:pPr>
-      <w:r>
-        <w:rPr>
-          <w:rFonts w:ascii="Times New Roman" w:hAnsi="Times New Roman"/>
-          <w:sz w:val="24"/>
-        </w:rPr>
-        <w:t xml:space="preserve">2.  </w:t>
-      </w:r>
-      <w:r>
-        <w:rPr>
-          <w:rFonts w:ascii="Times New Roman" w:hAnsi="Times New Roman"/>
-          <w:b/>
-          <w:sz w:val="24"/>
-        </w:rPr>
-        <w:t>Explore Deep Learning Architectures:</w:t>
-      </w:r>
-      <w:r>
-        <w:rPr>
-          <w:rFonts w:ascii="Times New Roman" w:hAnsi="Times New Roman"/>
-          <w:sz w:val="24"/>
-        </w:rPr>
-        <w:t xml:space="preserve"> Implementing Long Short-Term Memory (LSTM) networks or Transformer attention mechanisms could capture sequential dependencies across stock price histories more effectively than standard MLPs.</w:t>
-      </w:r>
-    </w:p>
-    <w:p>
-      <w:pPr>
-        <w:spacing w:line="360" w:lineRule="auto" w:after="160"/>
-        <w:jc w:val="both"/>
-      </w:pPr>
-      <w:r>
-        <w:rPr>
-          <w:rFonts w:ascii="Times New Roman" w:hAnsi="Times New Roman"/>
-          <w:sz w:val="24"/>
-        </w:rPr>
-        <w:t xml:space="preserve">3.  </w:t>
-      </w:r>
-      <w:r>
-        <w:rPr>
-          <w:rFonts w:ascii="Times New Roman" w:hAnsi="Times New Roman"/>
-          <w:b/>
-          <w:sz w:val="24"/>
-        </w:rPr>
-        <w:t>Add Automated Portfolio Optimization:</w:t>
-      </w:r>
-      <w:r>
-        <w:rPr>
-          <w:rFonts w:ascii="Times New Roman" w:hAnsi="Times New Roman"/>
-          <w:sz w:val="24"/>
-        </w:rPr>
-        <w:t xml:space="preserve"> Designing an automated portfolio optimizer (such as Markowitz Mean-Variance optimization) inside Streamlit would allow users to construct optimal risk-balanced portfolios across BIST stocks based on active model predictions.</w:t>
-      </w:r>
-    </w:p>
-    <w:p/>
-    <w:p>
-      <w:pPr>
-        <w:spacing w:line="360" w:lineRule="auto" w:after="160"/>
-        <w:jc w:val="both"/>
-      </w:pPr>
-      <w:r>
-        <w:rPr>
-          <w:rFonts w:ascii="Times New Roman" w:hAnsi="Times New Roman"/>
-          <w:sz w:val="24"/>
-        </w:rPr>
-        <w:t>---</w:t>
-      </w:r>
-    </w:p>
-    <w:p/>
-    <w:p>
-      <w:r>
-        <w:br w:type="page"/>
-      </w:r>
-    </w:p>
-    <w:p>
-      <w:pPr>
-        <w:pStyle w:val="Heading1"/>
-        <w:jc w:val="left"/>
-      </w:pPr>
-      <w:r>
-        <w:rPr>
-          <w:rFonts w:ascii="Times New Roman" w:hAnsi="Times New Roman"/>
-          <w:b/>
-          <w:color w:val="111111"/>
-          <w:sz w:val="36"/>
-        </w:rPr>
-        <w:t>REFERENCES</w:t>
-      </w:r>
-    </w:p>
-    <w:p/>
+          <w:sz w:val="24"/>
+        </w:rPr>
+        <w:t xml:space="preserve">Bahar, O., &amp; Bilen, K. (2023). </w:t>
+      </w:r>
+      <w:r>
+        <w:rPr>
+          <w:rFonts w:ascii="Times New Roman" w:hAnsi="Times New Roman"/>
+          <w:i/>
+          <w:sz w:val="24"/>
+        </w:rPr>
+        <w:t>Efficiency Analysis of Technical Analysis Indicators: An Application on Borsa İstanbul Tourism Industry</w:t>
+      </w:r>
+      <w:r>
+        <w:rPr>
+          <w:rFonts w:ascii="Times New Roman" w:hAnsi="Times New Roman"/>
+          <w:sz w:val="24"/>
+        </w:rPr>
+        <w:t>. Anatolia: Turizm Araştırmaları Dergisi, 34(2), 83-94. https://doi.org/10.17123/atad.1291666</w:t>
+      </w:r>
+    </w:p>
     <w:p>
       <w:pPr>
         <w:pStyle w:val="ListBullet"/>
@@ -7341,7 +7479,7 @@
           <w:rFonts w:ascii="Times New Roman" w:hAnsi="Times New Roman"/>
           <w:sz w:val="24"/>
         </w:rPr>
-        <w:t xml:space="preserve">Adebiyi, A. A., Adewumi, A. O., &amp; Ayo, C. K. (2014). </w:t>
+        <w:t xml:space="preserve">Ding, X., Zhang, Y., Liu, T., &amp; Duan, J. (2015). </w:t>
       </w:r>
       <w:r>
         <w:rPr>
@@ -7349,14 +7487,29 @@
           <w:i/>
           <w:sz w:val="24"/>
         </w:rPr>
-        <w:t>Comparison of ARIMA and Artificial Neural Networks Models for Stock Price Prediction</w:t>
-      </w:r>
-      <w:r>
-        <w:rPr>
-          <w:rFonts w:ascii="Times New Roman" w:hAnsi="Times New Roman"/>
-          <w:sz w:val="24"/>
-        </w:rPr>
-        <w:t>. Journal of Applied Mathematics, 2014, 1-10. https://doi.org/10.1155/2014/614342</w:t>
+        <w:t>Deep learning for event-driven stock prediction</w:t>
+      </w:r>
+      <w:r>
+        <w:rPr>
+          <w:rFonts w:ascii="Times New Roman" w:hAnsi="Times New Roman"/>
+          <w:sz w:val="24"/>
+        </w:rPr>
+        <w:t xml:space="preserve">. In </w:t>
+      </w:r>
+      <w:r>
+        <w:rPr>
+          <w:rFonts w:ascii="Times New Roman" w:hAnsi="Times New Roman"/>
+          <w:i/>
+          <w:sz w:val="24"/>
+        </w:rPr>
+        <w:t>Proceedings of the 24th International Joint Conference on Artificial Intelligence (IJCAI)</w:t>
+      </w:r>
+      <w:r>
+        <w:rPr>
+          <w:rFonts w:ascii="Times New Roman" w:hAnsi="Times New Roman"/>
+          <w:sz w:val="24"/>
+        </w:rPr>
+        <w:t xml:space="preserve"> (pp. 2327-2333).</w:t>
       </w:r>
     </w:p>
     <w:p>
@@ -7369,7 +7522,7 @@
           <w:rFonts w:ascii="Times New Roman" w:hAnsi="Times New Roman"/>
           <w:sz w:val="24"/>
         </w:rPr>
-        <w:t xml:space="preserve">Bahar, O., &amp; Bilen, K. (2023). </w:t>
+        <w:t xml:space="preserve">Htun, H. H., Biehl, M., &amp; Petkov, N. (2023). </w:t>
       </w:r>
       <w:r>
         <w:rPr>
@@ -7377,14 +7530,14 @@
           <w:i/>
           <w:sz w:val="24"/>
         </w:rPr>
-        <w:t>Efficiency Analysis of Technical Analysis Indicators: An Application on Borsa İstanbul Tourism Industry</w:t>
-      </w:r>
-      <w:r>
-        <w:rPr>
-          <w:rFonts w:ascii="Times New Roman" w:hAnsi="Times New Roman"/>
-          <w:sz w:val="24"/>
-        </w:rPr>
-        <w:t>. Anatolia: Turizm Araştırmaları Dergisi, 34(2), 83-94. https://doi.org/10.17123/atad.1291666</w:t>
+        <w:t>Survey of feature selection and extraction techniques for stock market prediction</w:t>
+      </w:r>
+      <w:r>
+        <w:rPr>
+          <w:rFonts w:ascii="Times New Roman" w:hAnsi="Times New Roman"/>
+          <w:sz w:val="24"/>
+        </w:rPr>
+        <w:t>. Financial Innovation, 9(1), 26. https://doi.org/10.1186/s40854-022-00441-7</w:t>
       </w:r>
     </w:p>
     <w:p>
@@ -7397,7 +7550,7 @@
           <w:rFonts w:ascii="Times New Roman" w:hAnsi="Times New Roman"/>
           <w:sz w:val="24"/>
         </w:rPr>
-        <w:t xml:space="preserve">Bhat, S. (2021). </w:t>
+        <w:t xml:space="preserve">Kutlu, G. (2022). </w:t>
       </w:r>
       <w:r>
         <w:rPr>
@@ -7405,14 +7558,14 @@
           <w:i/>
           <w:sz w:val="24"/>
         </w:rPr>
-        <w:t>Intelligent Search: Beyond Direct Keyword Queries</w:t>
-      </w:r>
-      <w:r>
-        <w:rPr>
-          <w:rFonts w:ascii="Times New Roman" w:hAnsi="Times New Roman"/>
-          <w:sz w:val="24"/>
-        </w:rPr>
-        <w:t>. Journal of Digital Search Systems, 14(2), 88-102.</w:t>
+        <w:t>Intelligent Agent to Enhance Search Engine</w:t>
+      </w:r>
+      <w:r>
+        <w:rPr>
+          <w:rFonts w:ascii="Times New Roman" w:hAnsi="Times New Roman"/>
+          <w:sz w:val="24"/>
+        </w:rPr>
+        <w:t>. Yeditepe University, Faculty of Commerce, Department of Management Information Systems, Graduation Thesis. (Supervised by Assoc. Prof. Dr. Uğur Tevfik Kaplancalı)</w:t>
       </w:r>
     </w:p>
     <w:p>
@@ -7425,7 +7578,7 @@
           <w:rFonts w:ascii="Times New Roman" w:hAnsi="Times New Roman"/>
           <w:sz w:val="24"/>
         </w:rPr>
-        <w:t xml:space="preserve">Beheshti, J. (1992). </w:t>
+        <w:t xml:space="preserve">Li, A. W., &amp; Bastos, G. S. (2020). </w:t>
       </w:r>
       <w:r>
         <w:rPr>
@@ -7433,14 +7586,14 @@
           <w:i/>
           <w:sz w:val="24"/>
         </w:rPr>
-        <w:t>Information-Retrieval Techniques and the Human User</w:t>
-      </w:r>
-      <w:r>
-        <w:rPr>
-          <w:rFonts w:ascii="Times New Roman" w:hAnsi="Times New Roman"/>
-          <w:sz w:val="24"/>
-        </w:rPr>
-        <w:t>. Information Processing &amp; Management, 28(6), 747-759.</w:t>
+        <w:t>Stock Market Forecasting Using Deep Learning and Technical Analysis: A Systematic Review</w:t>
+      </w:r>
+      <w:r>
+        <w:rPr>
+          <w:rFonts w:ascii="Times New Roman" w:hAnsi="Times New Roman"/>
+          <w:sz w:val="24"/>
+        </w:rPr>
+        <w:t>. IEEE Access, 8, 185107-185117. https://doi.org/10.1109/ACCESS.2020.3030226</w:t>
       </w:r>
     </w:p>
     <w:p>
@@ -7453,7 +7606,7 @@
           <w:rFonts w:ascii="Times New Roman" w:hAnsi="Times New Roman"/>
           <w:sz w:val="24"/>
         </w:rPr>
-        <w:t xml:space="preserve">Ding, X., Zhang, Y., Liu, T., &amp; Duan, J. (2015). </w:t>
+        <w:t xml:space="preserve">Lin, Y., Guo, H., &amp; Hu, J. (2018). </w:t>
       </w:r>
       <w:r>
         <w:rPr>
@@ -7461,29 +7614,14 @@
           <w:i/>
           <w:sz w:val="24"/>
         </w:rPr>
-        <w:t>Deep learning for event-driven stock prediction</w:t>
-      </w:r>
-      <w:r>
-        <w:rPr>
-          <w:rFonts w:ascii="Times New Roman" w:hAnsi="Times New Roman"/>
-          <w:sz w:val="24"/>
-        </w:rPr>
-        <w:t xml:space="preserve">. In </w:t>
-      </w:r>
-      <w:r>
-        <w:rPr>
-          <w:rFonts w:ascii="Times New Roman" w:hAnsi="Times New Roman"/>
-          <w:i/>
-          <w:sz w:val="24"/>
-        </w:rPr>
-        <w:t>Proceedings of the 24th International Joint Conference on Artificial Intelligence (IJCAI)</w:t>
-      </w:r>
-      <w:r>
-        <w:rPr>
-          <w:rFonts w:ascii="Times New Roman" w:hAnsi="Times New Roman"/>
-          <w:sz w:val="24"/>
-        </w:rPr>
-        <w:t xml:space="preserve"> (pp. 2327-2333).</w:t>
+        <w:t>An SVM-based approach for stock market trend prediction</w:t>
+      </w:r>
+      <w:r>
+        <w:rPr>
+          <w:rFonts w:ascii="Times New Roman" w:hAnsi="Times New Roman"/>
+          <w:sz w:val="24"/>
+        </w:rPr>
+        <w:t>. International Journal of Forecasting, 34(3), 452-465. https://doi.org/10.1016/j.ijforecast.2018.03.001</w:t>
       </w:r>
     </w:p>
     <w:p>
@@ -7496,7 +7634,7 @@
           <w:rFonts w:ascii="Times New Roman" w:hAnsi="Times New Roman"/>
           <w:sz w:val="24"/>
         </w:rPr>
-        <w:t xml:space="preserve">Htun, H. H., Biehl, M., &amp; Petkov, N. (2023). </w:t>
+        <w:t xml:space="preserve">Nassirtoussi, A. K., Aghabozorgi, S., Wah, T. Y., &amp; Ngo, D. C. L. (2014). </w:t>
       </w:r>
       <w:r>
         <w:rPr>
@@ -7504,14 +7642,14 @@
           <w:i/>
           <w:sz w:val="24"/>
         </w:rPr>
-        <w:t>Survey of feature selection and extraction techniques for stock market prediction</w:t>
-      </w:r>
-      <w:r>
-        <w:rPr>
-          <w:rFonts w:ascii="Times New Roman" w:hAnsi="Times New Roman"/>
-          <w:sz w:val="24"/>
-        </w:rPr>
-        <w:t>. Financial Innovation, 9(1), 26. https://doi.org/10.1186/s40854-022-00441-7</w:t>
+        <w:t>Text mining for market prediction: A systematic review</w:t>
+      </w:r>
+      <w:r>
+        <w:rPr>
+          <w:rFonts w:ascii="Times New Roman" w:hAnsi="Times New Roman"/>
+          <w:sz w:val="24"/>
+        </w:rPr>
+        <w:t>. Expert Systems with Applications, 41(16), 7653-7670. https://doi.org/10.1016/j.eswa.2014.06.009</w:t>
       </w:r>
     </w:p>
     <w:p>
@@ -7524,7 +7662,7 @@
           <w:rFonts w:ascii="Times New Roman" w:hAnsi="Times New Roman"/>
           <w:sz w:val="24"/>
         </w:rPr>
-        <w:t xml:space="preserve">Joshi, A. (2021). </w:t>
+        <w:t xml:space="preserve">Nti, I. K., Adebiyi, M. O., &amp; Adebiyi, A. A. (2020). </w:t>
       </w:r>
       <w:r>
         <w:rPr>
@@ -7532,14 +7670,14 @@
           <w:i/>
           <w:sz w:val="24"/>
         </w:rPr>
-        <w:t>The Principles and verified strategies of Search Engine Optimization</w:t>
-      </w:r>
-      <w:r>
-        <w:rPr>
-          <w:rFonts w:ascii="Times New Roman" w:hAnsi="Times New Roman"/>
-          <w:sz w:val="24"/>
-        </w:rPr>
-        <w:t>. Technology &amp; Search Engine Rankings, 8(4), 112-126.</w:t>
+        <w:t>A systematic review of fundamental and technical analysis of stock market predictions</w:t>
+      </w:r>
+      <w:r>
+        <w:rPr>
+          <w:rFonts w:ascii="Times New Roman" w:hAnsi="Times New Roman"/>
+          <w:sz w:val="24"/>
+        </w:rPr>
+        <w:t>. Artificial Intelligence Review, 53(4), 3007-3057. https://doi.org/10.1007/s10462-019-09754-y</w:t>
       </w:r>
     </w:p>
     <w:p>
@@ -7552,7 +7690,7 @@
           <w:rFonts w:ascii="Times New Roman" w:hAnsi="Times New Roman"/>
           <w:sz w:val="24"/>
         </w:rPr>
-        <w:t xml:space="preserve">Li, A. W., &amp; Bastos, G. S. (2020). </w:t>
+        <w:t xml:space="preserve">Raşo, H., &amp; Demirci, M. (2019). </w:t>
       </w:r>
       <w:r>
         <w:rPr>
@@ -7560,14 +7698,14 @@
           <w:i/>
           <w:sz w:val="24"/>
         </w:rPr>
-        <w:t>Stock Market Forecasting Using Deep Learning and Technical Analysis: A Systematic Review</w:t>
-      </w:r>
-      <w:r>
-        <w:rPr>
-          <w:rFonts w:ascii="Times New Roman" w:hAnsi="Times New Roman"/>
-          <w:sz w:val="24"/>
-        </w:rPr>
-        <w:t>. IEEE Access, 8, 185107-185117. https://doi.org/10.1109/ACCESS.2020.3030226</w:t>
+        <w:t>Predicting the Turkish Stock Market BIST 30 Index using Deep Learning</w:t>
+      </w:r>
+      <w:r>
+        <w:rPr>
+          <w:rFonts w:ascii="Times New Roman" w:hAnsi="Times New Roman"/>
+          <w:sz w:val="24"/>
+        </w:rPr>
+        <w:t>. International Journal of Engineering Research and Development, 11(1), 253-265. https://doi.org/10.29137/umagd.425560</w:t>
       </w:r>
     </w:p>
     <w:p>
@@ -7580,7 +7718,7 @@
           <w:rFonts w:ascii="Times New Roman" w:hAnsi="Times New Roman"/>
           <w:sz w:val="24"/>
         </w:rPr>
-        <w:t xml:space="preserve">Lin, Y., Guo, H., &amp; Hu, J. (2018). </w:t>
+        <w:t xml:space="preserve">Sonkavde, G., Dharrao, D. S., Bongale, A. M., Deokate, S. T., Doreswamy, D., &amp; Bhat, S. K. (2023). </w:t>
       </w:r>
       <w:r>
         <w:rPr>
@@ -7588,14 +7726,14 @@
           <w:i/>
           <w:sz w:val="24"/>
         </w:rPr>
-        <w:t>An SVM-based approach for stock market trend prediction</w:t>
-      </w:r>
-      <w:r>
-        <w:rPr>
-          <w:rFonts w:ascii="Times New Roman" w:hAnsi="Times New Roman"/>
-          <w:sz w:val="24"/>
-        </w:rPr>
-        <w:t>. International Journal of Forecasting, 34(3), 452-465. https://doi.org/10.1016/j.ijforecast.2018.03.001</w:t>
+        <w:t>Forecasting Stock Market Prices Using Machine Learning and Deep Learning Models: A Systematic Review, Performance Analysis and Discussion of Implications</w:t>
+      </w:r>
+      <w:r>
+        <w:rPr>
+          <w:rFonts w:ascii="Times New Roman" w:hAnsi="Times New Roman"/>
+          <w:sz w:val="24"/>
+        </w:rPr>
+        <w:t>. International Journal of Financial Studies, 11(3), 94. https://doi.org/10.3390/ijfs11030094</w:t>
       </w:r>
     </w:p>
     <w:p>
@@ -7608,7 +7746,7 @@
           <w:rFonts w:ascii="Times New Roman" w:hAnsi="Times New Roman"/>
           <w:sz w:val="24"/>
         </w:rPr>
-        <w:t xml:space="preserve">Nassirtoussi, A. K., Aghabozorgi, S., Wah, T. Y., &amp; Ngo, D. C. L. (2014). </w:t>
+        <w:t xml:space="preserve">Taşkaya, E. (2021). </w:t>
       </w:r>
       <w:r>
         <w:rPr>
@@ -7616,14 +7754,14 @@
           <w:i/>
           <w:sz w:val="24"/>
         </w:rPr>
-        <w:t>Text mining for market prediction: A systematic review</w:t>
-      </w:r>
-      <w:r>
-        <w:rPr>
-          <w:rFonts w:ascii="Times New Roman" w:hAnsi="Times New Roman"/>
-          <w:sz w:val="24"/>
-        </w:rPr>
-        <w:t>. Expert Systems with Applications, 41(16), 7653-7670. https://doi.org/10.1016/j.eswa.2014.06.009</w:t>
+        <w:t>The Difference between Amazon and Alibaba's Marketing Strategy</w:t>
+      </w:r>
+      <w:r>
+        <w:rPr>
+          <w:rFonts w:ascii="Times New Roman" w:hAnsi="Times New Roman"/>
+          <w:sz w:val="24"/>
+        </w:rPr>
+        <w:t>. Yeditepe University, Faculty of Commerce, Department of Management Information Systems, Graduation Thesis. (Supervised by Dr. Lecturer Uğur Tevfik Kaplancalı)</w:t>
       </w:r>
     </w:p>
     <w:p>
@@ -7636,7 +7774,7 @@
           <w:rFonts w:ascii="Times New Roman" w:hAnsi="Times New Roman"/>
           <w:sz w:val="24"/>
         </w:rPr>
-        <w:t xml:space="preserve">Nti, I. K., Adebiyi, M. O., &amp; Adebiyi, A. A. (2020). </w:t>
+        <w:t xml:space="preserve">Verma, S., Sahu, S. P., &amp; Sahu, T. P. (2023). </w:t>
       </w:r>
       <w:r>
         <w:rPr>
@@ -7644,174 +7782,6 @@
           <w:i/>
           <w:sz w:val="24"/>
         </w:rPr>
-        <w:t>A systematic review of fundamental and technical analysis of stock market predictions</w:t>
-      </w:r>
-      <w:r>
-        <w:rPr>
-          <w:rFonts w:ascii="Times New Roman" w:hAnsi="Times New Roman"/>
-          <w:sz w:val="24"/>
-        </w:rPr>
-        <w:t>. Artificial Intelligence Review, 53(4), 3007-3057. https://doi.org/10.1007/s10462-019-09754-y</w:t>
-      </w:r>
-    </w:p>
-    <w:p>
-      <w:pPr>
-        <w:pStyle w:val="ListBullet"/>
-        <w:spacing w:after="80" w:line="276" w:lineRule="auto"/>
-      </w:pPr>
-      <w:r>
-        <w:rPr>
-          <w:rFonts w:ascii="Times New Roman" w:hAnsi="Times New Roman"/>
-          <w:sz w:val="24"/>
-        </w:rPr>
-        <w:t xml:space="preserve">Pranavathiyani, K. (2017). </w:t>
-      </w:r>
-      <w:r>
-        <w:rPr>
-          <w:rFonts w:ascii="Times New Roman" w:hAnsi="Times New Roman"/>
-          <w:i/>
-          <w:sz w:val="24"/>
-        </w:rPr>
-        <w:t>Understanding the Foundations of Artificial Intelligence</w:t>
-      </w:r>
-      <w:r>
-        <w:rPr>
-          <w:rFonts w:ascii="Times New Roman" w:hAnsi="Times New Roman"/>
-          <w:sz w:val="24"/>
-        </w:rPr>
-        <w:t>. Cognitive Computing Research, 3(1), 45-56.</w:t>
-      </w:r>
-    </w:p>
-    <w:p>
-      <w:pPr>
-        <w:pStyle w:val="ListBullet"/>
-        <w:spacing w:after="80" w:line="276" w:lineRule="auto"/>
-      </w:pPr>
-      <w:r>
-        <w:rPr>
-          <w:rFonts w:ascii="Times New Roman" w:hAnsi="Times New Roman"/>
-          <w:sz w:val="24"/>
-        </w:rPr>
-        <w:t xml:space="preserve">Raşo, H., &amp; Demirci, M. (2019). </w:t>
-      </w:r>
-      <w:r>
-        <w:rPr>
-          <w:rFonts w:ascii="Times New Roman" w:hAnsi="Times New Roman"/>
-          <w:i/>
-          <w:sz w:val="24"/>
-        </w:rPr>
-        <w:t>Predicting the Turkish Stock Market BIST 30 Index using Deep Learning</w:t>
-      </w:r>
-      <w:r>
-        <w:rPr>
-          <w:rFonts w:ascii="Times New Roman" w:hAnsi="Times New Roman"/>
-          <w:sz w:val="24"/>
-        </w:rPr>
-        <w:t>. International Journal of Engineering Research and Development, 11(1), 253-265. https://doi.org/10.29137/umagd.425560</w:t>
-      </w:r>
-    </w:p>
-    <w:p>
-      <w:pPr>
-        <w:pStyle w:val="ListBullet"/>
-        <w:spacing w:after="80" w:line="276" w:lineRule="auto"/>
-      </w:pPr>
-      <w:r>
-        <w:rPr>
-          <w:rFonts w:ascii="Times New Roman" w:hAnsi="Times New Roman"/>
-          <w:sz w:val="24"/>
-        </w:rPr>
-        <w:t xml:space="preserve">Robertson, G. G., Robertson, S. K., &amp; Mackinlay, J. D. (1993). </w:t>
-      </w:r>
-      <w:r>
-        <w:rPr>
-          <w:rFonts w:ascii="Times New Roman" w:hAnsi="Times New Roman"/>
-          <w:i/>
-          <w:sz w:val="24"/>
-        </w:rPr>
-        <w:t>Information Visualizers and the Cognitive Coprocessor Interface Paradigm</w:t>
-      </w:r>
-      <w:r>
-        <w:rPr>
-          <w:rFonts w:ascii="Times New Roman" w:hAnsi="Times New Roman"/>
-          <w:sz w:val="24"/>
-        </w:rPr>
-        <w:t>. ACM Transactions on Graphics, 12(3), 150-171.</w:t>
-      </w:r>
-    </w:p>
-    <w:p>
-      <w:pPr>
-        <w:pStyle w:val="ListBullet"/>
-        <w:spacing w:after="80" w:line="276" w:lineRule="auto"/>
-      </w:pPr>
-      <w:r>
-        <w:rPr>
-          <w:rFonts w:ascii="Times New Roman" w:hAnsi="Times New Roman"/>
-          <w:sz w:val="24"/>
-        </w:rPr>
-        <w:t xml:space="preserve">Roesler, M., &amp; Hawkins, D. T. (1984). </w:t>
-      </w:r>
-      <w:r>
-        <w:rPr>
-          <w:rFonts w:ascii="Times New Roman" w:hAnsi="Times New Roman"/>
-          <w:i/>
-          <w:sz w:val="24"/>
-        </w:rPr>
-        <w:t>Intelligent Software Agents: A Survey of indirect management helper tools</w:t>
-      </w:r>
-      <w:r>
-        <w:rPr>
-          <w:rFonts w:ascii="Times New Roman" w:hAnsi="Times New Roman"/>
-          <w:sz w:val="24"/>
-        </w:rPr>
-        <w:t>. Communications of the ACM, 27(7), 654-663.</w:t>
-      </w:r>
-    </w:p>
-    <w:p>
-      <w:pPr>
-        <w:pStyle w:val="ListBullet"/>
-        <w:spacing w:after="80" w:line="276" w:lineRule="auto"/>
-      </w:pPr>
-      <w:r>
-        <w:rPr>
-          <w:rFonts w:ascii="Times New Roman" w:hAnsi="Times New Roman"/>
-          <w:sz w:val="24"/>
-        </w:rPr>
-        <w:t xml:space="preserve">Sonkavde, G., Dharrao, D. S., Bongale, A. M., Deokate, S. T., Doreswamy, D., &amp; Bhat, S. K. (2023). </w:t>
-      </w:r>
-      <w:r>
-        <w:rPr>
-          <w:rFonts w:ascii="Times New Roman" w:hAnsi="Times New Roman"/>
-          <w:i/>
-          <w:sz w:val="24"/>
-        </w:rPr>
-        <w:t>Forecasting Stock Market Prices Using Machine Learning and Deep Learning Models: A Systematic Review, Performance Analysis and Discussion of Implications</w:t>
-      </w:r>
-      <w:r>
-        <w:rPr>
-          <w:rFonts w:ascii="Times New Roman" w:hAnsi="Times New Roman"/>
-          <w:sz w:val="24"/>
-        </w:rPr>
-        <w:t>. International Journal of Financial Studies, 11(3), 94. https://doi.org/10.3390/ijfs11030094</w:t>
-      </w:r>
-    </w:p>
-    <w:p>
-      <w:pPr>
-        <w:pStyle w:val="ListBullet"/>
-        <w:spacing w:after="80" w:line="276" w:lineRule="auto"/>
-      </w:pPr>
-      <w:r>
-        <w:rPr>
-          <w:rFonts w:ascii="Times New Roman" w:hAnsi="Times New Roman"/>
-          <w:sz w:val="24"/>
-        </w:rPr>
-        <w:t xml:space="preserve">Verma, S., Sahu, S. P., &amp; Sahu, T. P. (2023). </w:t>
-      </w:r>
-      <w:r>
-        <w:rPr>
-          <w:rFonts w:ascii="Times New Roman" w:hAnsi="Times New Roman"/>
-          <w:i/>
-          <w:sz w:val="24"/>
-        </w:rPr>
         <w:t>Stock Market Forecasting with Different Input Indicators using Machine Learning and Deep Learning Techniques: A Review</w:t>
       </w:r>
       <w:r>
@@ -7820,34 +7790,6 @@
           <w:sz w:val="24"/>
         </w:rPr>
         <w:t>. IAENG International Journal of Computer Science, 50(4), 1-17.</w:t>
-      </w:r>
-    </w:p>
-    <w:p>
-      <w:pPr>
-        <w:pStyle w:val="ListBullet"/>
-        <w:spacing w:after="80" w:line="276" w:lineRule="auto"/>
-      </w:pPr>
-      <w:r>
-        <w:rPr>
-          <w:rFonts w:ascii="Times New Roman" w:hAnsi="Times New Roman"/>
-          <w:sz w:val="24"/>
-        </w:rPr>
-        <w:t xml:space="preserve">Yee, M. M. (1991). </w:t>
-      </w:r>
-      <w:r>
-        <w:rPr>
-          <w:rFonts w:ascii="Times New Roman" w:hAnsi="Times New Roman"/>
-          <w:i/>
-          <w:sz w:val="24"/>
-        </w:rPr>
-        <w:t>System Design and User Interface Analysis for Online Catalogs</w:t>
-      </w:r>
-      <w:r>
-        <w:rPr>
-          <w:rFonts w:ascii="Times New Roman" w:hAnsi="Times New Roman"/>
-          <w:sz w:val="24"/>
-        </w:rPr>
-        <w:t>. Library Resources &amp; Technical Services, 35(1), 67-86.</w:t>
       </w:r>
     </w:p>
     <w:sectPr>

--- a/graduation_thesis/BorsaNeuron_Graduation_Thesis.docx
+++ b/graduation_thesis/BorsaNeuron_Graduation_Thesis.docx
@@ -225,6 +225,7 @@
     <w:p>
       <w:pPr>
         <w:pStyle w:val="Heading2"/>
+        <w:spacing w:before="240" w:after="120"/>
         <w:jc w:val="left"/>
       </w:pPr>
       <w:r>
@@ -312,6 +313,7 @@
     <w:p>
       <w:pPr>
         <w:pStyle w:val="Heading2"/>
+        <w:spacing w:before="240" w:after="120"/>
         <w:jc w:val="left"/>
       </w:pPr>
       <w:r>
@@ -479,6 +481,7 @@
     <w:p>
       <w:pPr>
         <w:pStyle w:val="Heading2"/>
+        <w:spacing w:before="240" w:after="120"/>
         <w:jc w:val="left"/>
       </w:pPr>
       <w:r>
@@ -660,6 +663,7 @@
     <w:p>
       <w:pPr>
         <w:pStyle w:val="Heading2"/>
+        <w:spacing w:before="240" w:after="120"/>
         <w:jc w:val="left"/>
       </w:pPr>
       <w:r>
@@ -1078,13 +1082,9 @@
     </w:p>
     <w:p/>
     <w:p>
-      <w:r>
-        <w:br w:type="page"/>
-      </w:r>
-    </w:p>
-    <w:p>
       <w:pPr>
         <w:pStyle w:val="Heading1"/>
+        <w:spacing w:before="360" w:after="160"/>
         <w:jc w:val="left"/>
       </w:pPr>
       <w:r>
@@ -1339,6 +1339,7 @@
     <w:p>
       <w:pPr>
         <w:pStyle w:val="Heading1"/>
+        <w:spacing w:before="360" w:after="160"/>
         <w:jc w:val="left"/>
       </w:pPr>
       <w:r>
@@ -1355,6 +1356,7 @@
     <w:p>
       <w:pPr>
         <w:pStyle w:val="Heading2"/>
+        <w:spacing w:before="240" w:after="120"/>
         <w:jc w:val="left"/>
       </w:pPr>
       <w:r>
@@ -1447,6 +1449,7 @@
     <w:p>
       <w:pPr>
         <w:pStyle w:val="Heading2"/>
+        <w:spacing w:before="240" w:after="120"/>
         <w:jc w:val="left"/>
       </w:pPr>
       <w:r>
@@ -1489,23 +1492,332 @@
     <w:p/>
     <w:p>
       <w:pPr>
+        <w:spacing w:before="0" w:after="0"/>
+        <w:ind w:left="720" w:right="720"/>
+        <w:shd w:fill="F4F4F5"/>
+      </w:pPr>
+      <w:r>
+        <w:rPr>
+          <w:rFonts w:ascii="Courier New" w:hAnsi="Courier New"/>
+          <w:color w:val="3C3C3C"/>
+          <w:sz w:val="19"/>
+        </w:rPr>
+        <w:t>pandas&gt;=1.5.0</w:t>
+      </w:r>
+    </w:p>
+    <w:p>
+      <w:pPr>
+        <w:spacing w:before="0" w:after="0"/>
+        <w:ind w:left="720" w:right="720"/>
+        <w:shd w:fill="F4F4F5"/>
+      </w:pPr>
+      <w:r>
+        <w:rPr>
+          <w:rFonts w:ascii="Courier New" w:hAnsi="Courier New"/>
+          <w:color w:val="3C3C3C"/>
+          <w:sz w:val="19"/>
+        </w:rPr>
+        <w:t>numpy&gt;=1.22.0</w:t>
+      </w:r>
+    </w:p>
+    <w:p>
+      <w:pPr>
+        <w:spacing w:before="0" w:after="0"/>
+        <w:ind w:left="720" w:right="720"/>
+        <w:shd w:fill="F4F4F5"/>
+      </w:pPr>
+      <w:r>
+        <w:rPr>
+          <w:rFonts w:ascii="Courier New" w:hAnsi="Courier New"/>
+          <w:color w:val="3C3C3C"/>
+          <w:sz w:val="19"/>
+        </w:rPr>
+        <w:t>scikit-learn&gt;=1.1.0</w:t>
+      </w:r>
+    </w:p>
+    <w:p>
+      <w:pPr>
+        <w:spacing w:before="0" w:after="0"/>
+        <w:ind w:left="720" w:right="720"/>
+        <w:shd w:fill="F4F4F5"/>
+      </w:pPr>
+      <w:r>
+        <w:rPr>
+          <w:rFonts w:ascii="Courier New" w:hAnsi="Courier New"/>
+          <w:color w:val="3C3C3C"/>
+          <w:sz w:val="19"/>
+        </w:rPr>
+        <w:t>streamlit&gt;=1.22.0</w:t>
+      </w:r>
+    </w:p>
+    <w:p>
+      <w:pPr>
+        <w:spacing w:before="0" w:after="0"/>
+        <w:ind w:left="720" w:right="720"/>
+        <w:shd w:fill="F4F4F5"/>
+      </w:pPr>
+      <w:r>
+        <w:rPr>
+          <w:rFonts w:ascii="Courier New" w:hAnsi="Courier New"/>
+          <w:color w:val="3C3C3C"/>
+          <w:sz w:val="19"/>
+        </w:rPr>
+        <w:t>matplotlib&gt;=3.5.0</w:t>
+      </w:r>
+    </w:p>
+    <w:p>
+      <w:pPr>
+        <w:spacing w:before="0" w:after="0"/>
+        <w:ind w:left="720" w:right="720"/>
+        <w:shd w:fill="F4F4F5"/>
+      </w:pPr>
+      <w:r>
+        <w:rPr>
+          <w:rFonts w:ascii="Courier New" w:hAnsi="Courier New"/>
+          <w:color w:val="3C3C3C"/>
+          <w:sz w:val="19"/>
+        </w:rPr>
+        <w:t>seaborn&gt;=0.11.0</w:t>
+      </w:r>
+    </w:p>
+    <w:p>
+      <w:pPr>
+        <w:spacing w:before="0" w:after="0"/>
+        <w:ind w:left="720" w:right="720"/>
+        <w:shd w:fill="F4F4F5"/>
+      </w:pPr>
+      <w:r>
+        <w:rPr>
+          <w:rFonts w:ascii="Courier New" w:hAnsi="Courier New"/>
+          <w:color w:val="3C3C3C"/>
+          <w:sz w:val="19"/>
+        </w:rPr>
+        <w:t>joblib&gt;=1.1.0</w:t>
+      </w:r>
+    </w:p>
+    <w:p>
+      <w:pPr>
+        <w:spacing w:before="0" w:after="0"/>
+        <w:ind w:left="720" w:right="720"/>
+        <w:shd w:fill="F4F4F5"/>
+      </w:pPr>
+      <w:r>
+        <w:rPr>
+          <w:rFonts w:ascii="Courier New" w:hAnsi="Courier New"/>
+          <w:color w:val="3C3C3C"/>
+          <w:sz w:val="19"/>
+        </w:rPr>
+        <w:t>yfinance&gt;=0.2.0</w:t>
+      </w:r>
+    </w:p>
+    <w:p>
+      <w:pPr>
+        <w:spacing w:before="0" w:after="0"/>
+        <w:ind w:left="720" w:right="720"/>
+        <w:shd w:fill="F4F4F5"/>
+      </w:pPr>
+      <w:r>
+        <w:rPr>
+          <w:rFonts w:ascii="Courier New" w:hAnsi="Courier New"/>
+          <w:color w:val="3C3C3C"/>
+          <w:sz w:val="19"/>
+        </w:rPr>
+        <w:t>plotly&gt;=5.10.0</w:t>
+      </w:r>
+    </w:p>
+    <w:p>
+      <w:pPr>
+        <w:spacing w:before="0" w:after="0"/>
+        <w:ind w:left="720" w:right="720"/>
+        <w:shd w:fill="F4F4F5"/>
+      </w:pPr>
+      <w:r>
+        <w:rPr>
+          <w:rFonts w:ascii="Courier New" w:hAnsi="Courier New"/>
+          <w:color w:val="3C3C3C"/>
+          <w:sz w:val="19"/>
+        </w:rPr>
+        <w:t>xgboost&gt;=1.6.0</w:t>
+      </w:r>
+    </w:p>
+    <w:p/>
+    <w:p>
+      <w:pPr>
         <w:spacing w:line="360" w:lineRule="auto" w:after="160"/>
         <w:jc w:val="both"/>
       </w:pPr>
       <w:r>
         <w:rPr>
+          <w:rFonts w:ascii="Times New Roman" w:hAnsi="Times New Roman"/>
+          <w:sz w:val="24"/>
+        </w:rPr>
+        <w:t>The virtual environment setup and package installations are executed via the command terminal:</w:t>
+      </w:r>
+    </w:p>
+    <w:p/>
+    <w:p>
+      <w:pPr>
+        <w:spacing w:before="0" w:after="0"/>
+        <w:ind w:left="720" w:right="720"/>
+        <w:shd w:fill="F4F4F5"/>
+      </w:pPr>
+      <w:r>
+        <w:rPr>
           <w:rFonts w:ascii="Courier New" w:hAnsi="Courier New"/>
-          <w:sz w:val="21"/>
-        </w:rPr>
-      </w:r>
-      <w:r>
-        <w:rPr>
-          <w:rFonts w:ascii="Times New Roman" w:hAnsi="Times New Roman"/>
-          <w:sz w:val="24"/>
-        </w:rPr>
-        <w:t>text</w:t>
-      </w:r>
-    </w:p>
+          <w:color w:val="3C3C3C"/>
+          <w:sz w:val="19"/>
+        </w:rPr>
+        <w:t># Create virtual environment</w:t>
+      </w:r>
+    </w:p>
+    <w:p>
+      <w:pPr>
+        <w:spacing w:before="0" w:after="0"/>
+        <w:ind w:left="720" w:right="720"/>
+        <w:shd w:fill="F4F4F5"/>
+      </w:pPr>
+      <w:r>
+        <w:rPr>
+          <w:rFonts w:ascii="Courier New" w:hAnsi="Courier New"/>
+          <w:color w:val="3C3C3C"/>
+          <w:sz w:val="19"/>
+        </w:rPr>
+        <w:t>python -m venv borsaneuron_env</w:t>
+      </w:r>
+    </w:p>
+    <w:p>
+      <w:pPr>
+        <w:spacing w:before="0" w:after="0"/>
+        <w:ind w:left="720" w:right="720"/>
+        <w:shd w:fill="F4F4F5"/>
+      </w:pPr>
+      <w:r>
+        <w:rPr>
+          <w:rFonts w:ascii="Courier New" w:hAnsi="Courier New"/>
+          <w:color w:val="3C3C3C"/>
+          <w:sz w:val="19"/>
+        </w:rPr>
+      </w:r>
+    </w:p>
+    <w:p>
+      <w:pPr>
+        <w:spacing w:before="0" w:after="0"/>
+        <w:ind w:left="720" w:right="720"/>
+        <w:shd w:fill="F4F4F5"/>
+      </w:pPr>
+      <w:r>
+        <w:rPr>
+          <w:rFonts w:ascii="Courier New" w:hAnsi="Courier New"/>
+          <w:color w:val="3C3C3C"/>
+          <w:sz w:val="19"/>
+        </w:rPr>
+        <w:t># Activate virtual environment</w:t>
+      </w:r>
+    </w:p>
+    <w:p>
+      <w:pPr>
+        <w:spacing w:before="0" w:after="0"/>
+        <w:ind w:left="720" w:right="720"/>
+        <w:shd w:fill="F4F4F5"/>
+      </w:pPr>
+      <w:r>
+        <w:rPr>
+          <w:rFonts w:ascii="Courier New" w:hAnsi="Courier New"/>
+          <w:color w:val="3C3C3C"/>
+          <w:sz w:val="19"/>
+        </w:rPr>
+        <w:t>.\borsaneuron_env\Scripts\Activate.ps1</w:t>
+      </w:r>
+    </w:p>
+    <w:p>
+      <w:pPr>
+        <w:spacing w:before="0" w:after="0"/>
+        <w:ind w:left="720" w:right="720"/>
+        <w:shd w:fill="F4F4F5"/>
+      </w:pPr>
+      <w:r>
+        <w:rPr>
+          <w:rFonts w:ascii="Courier New" w:hAnsi="Courier New"/>
+          <w:color w:val="3C3C3C"/>
+          <w:sz w:val="19"/>
+        </w:rPr>
+      </w:r>
+    </w:p>
+    <w:p>
+      <w:pPr>
+        <w:spacing w:before="0" w:after="0"/>
+        <w:ind w:left="720" w:right="720"/>
+        <w:shd w:fill="F4F4F5"/>
+      </w:pPr>
+      <w:r>
+        <w:rPr>
+          <w:rFonts w:ascii="Courier New" w:hAnsi="Courier New"/>
+          <w:color w:val="3C3C3C"/>
+          <w:sz w:val="19"/>
+        </w:rPr>
+        <w:t># Upgrade pip manager</w:t>
+      </w:r>
+    </w:p>
+    <w:p>
+      <w:pPr>
+        <w:spacing w:before="0" w:after="0"/>
+        <w:ind w:left="720" w:right="720"/>
+        <w:shd w:fill="F4F4F5"/>
+      </w:pPr>
+      <w:r>
+        <w:rPr>
+          <w:rFonts w:ascii="Courier New" w:hAnsi="Courier New"/>
+          <w:color w:val="3C3C3C"/>
+          <w:sz w:val="19"/>
+        </w:rPr>
+        <w:t>python -m pip install --upgrade pip</w:t>
+      </w:r>
+    </w:p>
+    <w:p>
+      <w:pPr>
+        <w:spacing w:before="0" w:after="0"/>
+        <w:ind w:left="720" w:right="720"/>
+        <w:shd w:fill="F4F4F5"/>
+      </w:pPr>
+      <w:r>
+        <w:rPr>
+          <w:rFonts w:ascii="Courier New" w:hAnsi="Courier New"/>
+          <w:color w:val="3C3C3C"/>
+          <w:sz w:val="19"/>
+        </w:rPr>
+      </w:r>
+    </w:p>
+    <w:p>
+      <w:pPr>
+        <w:spacing w:before="0" w:after="0"/>
+        <w:ind w:left="720" w:right="720"/>
+        <w:shd w:fill="F4F4F5"/>
+      </w:pPr>
+      <w:r>
+        <w:rPr>
+          <w:rFonts w:ascii="Courier New" w:hAnsi="Courier New"/>
+          <w:color w:val="3C3C3C"/>
+          <w:sz w:val="19"/>
+        </w:rPr>
+        <w:t># Install project dependencies</w:t>
+      </w:r>
+    </w:p>
+    <w:p>
+      <w:pPr>
+        <w:spacing w:before="0" w:after="0"/>
+        <w:ind w:left="720" w:right="720"/>
+        <w:shd w:fill="F4F4F5"/>
+      </w:pPr>
+      <w:r>
+        <w:rPr>
+          <w:rFonts w:ascii="Courier New" w:hAnsi="Courier New"/>
+          <w:color w:val="3C3C3C"/>
+          <w:sz w:val="19"/>
+        </w:rPr>
+        <w:t>pip install -r requirements.txt</w:t>
+      </w:r>
+    </w:p>
+    <w:p/>
     <w:p>
       <w:pPr>
         <w:spacing w:line="360" w:lineRule="auto" w:after="160"/>
@@ -1516,173 +1828,11 @@
           <w:rFonts w:ascii="Times New Roman" w:hAnsi="Times New Roman"/>
           <w:sz w:val="24"/>
         </w:rPr>
-        <w:t>pandas&gt;=1.5.0</w:t>
-      </w:r>
-    </w:p>
-    <w:p>
-      <w:pPr>
-        <w:spacing w:line="360" w:lineRule="auto" w:after="160"/>
-        <w:jc w:val="both"/>
-      </w:pPr>
-      <w:r>
-        <w:rPr>
-          <w:rFonts w:ascii="Times New Roman" w:hAnsi="Times New Roman"/>
-          <w:sz w:val="24"/>
-        </w:rPr>
-        <w:t>numpy&gt;=1.22.0</w:t>
-      </w:r>
-    </w:p>
-    <w:p>
-      <w:pPr>
-        <w:spacing w:line="360" w:lineRule="auto" w:after="160"/>
-        <w:jc w:val="both"/>
-      </w:pPr>
-      <w:r>
-        <w:rPr>
-          <w:rFonts w:ascii="Times New Roman" w:hAnsi="Times New Roman"/>
-          <w:sz w:val="24"/>
-        </w:rPr>
-        <w:t>scikit-learn&gt;=1.1.0</w:t>
-      </w:r>
-    </w:p>
-    <w:p>
-      <w:pPr>
-        <w:spacing w:line="360" w:lineRule="auto" w:after="160"/>
-        <w:jc w:val="both"/>
-      </w:pPr>
-      <w:r>
-        <w:rPr>
-          <w:rFonts w:ascii="Times New Roman" w:hAnsi="Times New Roman"/>
-          <w:sz w:val="24"/>
-        </w:rPr>
-        <w:t>streamlit&gt;=1.22.0</w:t>
-      </w:r>
-    </w:p>
-    <w:p>
-      <w:pPr>
-        <w:spacing w:line="360" w:lineRule="auto" w:after="160"/>
-        <w:jc w:val="both"/>
-      </w:pPr>
-      <w:r>
-        <w:rPr>
-          <w:rFonts w:ascii="Times New Roman" w:hAnsi="Times New Roman"/>
-          <w:sz w:val="24"/>
-        </w:rPr>
-        <w:t>matplotlib&gt;=3.5.0</w:t>
-      </w:r>
-    </w:p>
-    <w:p>
-      <w:pPr>
-        <w:spacing w:line="360" w:lineRule="auto" w:after="160"/>
-        <w:jc w:val="both"/>
-      </w:pPr>
-      <w:r>
-        <w:rPr>
-          <w:rFonts w:ascii="Times New Roman" w:hAnsi="Times New Roman"/>
-          <w:sz w:val="24"/>
-        </w:rPr>
-        <w:t>seaborn&gt;=0.11.0</w:t>
-      </w:r>
-    </w:p>
-    <w:p>
-      <w:pPr>
-        <w:spacing w:line="360" w:lineRule="auto" w:after="160"/>
-        <w:jc w:val="both"/>
-      </w:pPr>
-      <w:r>
-        <w:rPr>
-          <w:rFonts w:ascii="Times New Roman" w:hAnsi="Times New Roman"/>
-          <w:sz w:val="24"/>
-        </w:rPr>
-        <w:t>joblib&gt;=1.1.0</w:t>
-      </w:r>
-    </w:p>
-    <w:p>
-      <w:pPr>
-        <w:spacing w:line="360" w:lineRule="auto" w:after="160"/>
-        <w:jc w:val="both"/>
-      </w:pPr>
-      <w:r>
-        <w:rPr>
-          <w:rFonts w:ascii="Times New Roman" w:hAnsi="Times New Roman"/>
-          <w:sz w:val="24"/>
-        </w:rPr>
-        <w:t>yfinance&gt;=0.2.0</w:t>
-      </w:r>
-    </w:p>
-    <w:p>
-      <w:pPr>
-        <w:spacing w:line="360" w:lineRule="auto" w:after="160"/>
-        <w:jc w:val="both"/>
-      </w:pPr>
-      <w:r>
-        <w:rPr>
-          <w:rFonts w:ascii="Times New Roman" w:hAnsi="Times New Roman"/>
-          <w:sz w:val="24"/>
-        </w:rPr>
-        <w:t>plotly&gt;=5.10.0</w:t>
-      </w:r>
-    </w:p>
-    <w:p>
-      <w:pPr>
-        <w:spacing w:line="360" w:lineRule="auto" w:after="160"/>
-        <w:jc w:val="both"/>
-      </w:pPr>
-      <w:r>
-        <w:rPr>
-          <w:rFonts w:ascii="Times New Roman" w:hAnsi="Times New Roman"/>
-          <w:sz w:val="24"/>
-        </w:rPr>
-        <w:t>xgboost&gt;=1.6.0</w:t>
-      </w:r>
-    </w:p>
-    <w:p>
-      <w:pPr>
-        <w:spacing w:line="360" w:lineRule="auto" w:after="160"/>
-        <w:jc w:val="both"/>
-      </w:pPr>
-      <w:r>
-        <w:rPr>
-          <w:rFonts w:ascii="Courier New" w:hAnsi="Courier New"/>
-          <w:sz w:val="21"/>
-        </w:rPr>
+        <w:t>---</w:t>
       </w:r>
     </w:p>
     <w:p/>
     <w:p>
-      <w:pPr>
-        <w:spacing w:line="360" w:lineRule="auto" w:after="160"/>
-        <w:jc w:val="both"/>
-      </w:pPr>
-      <w:r>
-        <w:rPr>
-          <w:rFonts w:ascii="Times New Roman" w:hAnsi="Times New Roman"/>
-          <w:sz w:val="24"/>
-        </w:rPr>
-        <w:t>The virtual environment setup and package installations are executed via the command terminal:</w:t>
-      </w:r>
-    </w:p>
-    <w:p/>
-    <w:p>
-      <w:pPr>
-        <w:spacing w:line="360" w:lineRule="auto" w:after="160"/>
-        <w:jc w:val="both"/>
-      </w:pPr>
-      <w:r>
-        <w:rPr>
-          <w:rFonts w:ascii="Courier New" w:hAnsi="Courier New"/>
-          <w:sz w:val="21"/>
-        </w:rPr>
-      </w:r>
-      <w:r>
-        <w:rPr>
-          <w:rFonts w:ascii="Times New Roman" w:hAnsi="Times New Roman"/>
-          <w:sz w:val="24"/>
-        </w:rPr>
-        <w:t>powershell</w:t>
-      </w:r>
-    </w:p>
-    <w:p>
       <w:r>
         <w:br w:type="page"/>
       </w:r>
@@ -1690,6 +1840,7 @@
     <w:p>
       <w:pPr>
         <w:pStyle w:val="Heading1"/>
+        <w:spacing w:before="360" w:after="160"/>
         <w:jc w:val="left"/>
       </w:pPr>
       <w:r>
@@ -1699,175 +1850,14 @@
           <w:color w:val="111111"/>
           <w:sz w:val="36"/>
         </w:rPr>
-        <w:t>Create virtual environment</w:t>
-      </w:r>
-    </w:p>
-    <w:p>
-      <w:pPr>
-        <w:spacing w:line="360" w:lineRule="auto" w:after="160"/>
-        <w:jc w:val="both"/>
-      </w:pPr>
-      <w:r>
-        <w:rPr>
-          <w:rFonts w:ascii="Times New Roman" w:hAnsi="Times New Roman"/>
-          <w:sz w:val="24"/>
-        </w:rPr>
-        <w:t>python -m venv borsaneuron_env</w:t>
+        <w:t>3. DATASET &amp; PREPROCESSING</w:t>
       </w:r>
     </w:p>
     <w:p/>
     <w:p>
-      <w:r>
-        <w:br w:type="page"/>
-      </w:r>
-    </w:p>
-    <w:p>
-      <w:pPr>
-        <w:pStyle w:val="Heading1"/>
-        <w:jc w:val="left"/>
-      </w:pPr>
-      <w:r>
-        <w:rPr>
-          <w:rFonts w:ascii="Times New Roman" w:hAnsi="Times New Roman"/>
-          <w:b/>
-          <w:color w:val="111111"/>
-          <w:sz w:val="36"/>
-        </w:rPr>
-        <w:t>Activate virtual environment</w:t>
-      </w:r>
-    </w:p>
-    <w:p>
-      <w:pPr>
-        <w:spacing w:line="360" w:lineRule="auto" w:after="160"/>
-        <w:jc w:val="both"/>
-      </w:pPr>
-      <w:r>
-        <w:rPr>
-          <w:rFonts w:ascii="Times New Roman" w:hAnsi="Times New Roman"/>
-          <w:sz w:val="24"/>
-        </w:rPr>
-        <w:t>.\borsaneuron_env\Scripts\Activate.ps1</w:t>
-      </w:r>
-    </w:p>
-    <w:p/>
-    <w:p>
-      <w:r>
-        <w:br w:type="page"/>
-      </w:r>
-    </w:p>
-    <w:p>
-      <w:pPr>
-        <w:pStyle w:val="Heading1"/>
-        <w:jc w:val="left"/>
-      </w:pPr>
-      <w:r>
-        <w:rPr>
-          <w:rFonts w:ascii="Times New Roman" w:hAnsi="Times New Roman"/>
-          <w:b/>
-          <w:color w:val="111111"/>
-          <w:sz w:val="36"/>
-        </w:rPr>
-        <w:t>Upgrade pip manager</w:t>
-      </w:r>
-    </w:p>
-    <w:p>
-      <w:pPr>
-        <w:spacing w:line="360" w:lineRule="auto" w:after="160"/>
-        <w:jc w:val="both"/>
-      </w:pPr>
-      <w:r>
-        <w:rPr>
-          <w:rFonts w:ascii="Times New Roman" w:hAnsi="Times New Roman"/>
-          <w:sz w:val="24"/>
-        </w:rPr>
-        <w:t>python -m pip install --upgrade pip</w:t>
-      </w:r>
-    </w:p>
-    <w:p/>
-    <w:p>
-      <w:r>
-        <w:br w:type="page"/>
-      </w:r>
-    </w:p>
-    <w:p>
-      <w:pPr>
-        <w:pStyle w:val="Heading1"/>
-        <w:jc w:val="left"/>
-      </w:pPr>
-      <w:r>
-        <w:rPr>
-          <w:rFonts w:ascii="Times New Roman" w:hAnsi="Times New Roman"/>
-          <w:b/>
-          <w:color w:val="111111"/>
-          <w:sz w:val="36"/>
-        </w:rPr>
-        <w:t>Install project dependencies</w:t>
-      </w:r>
-    </w:p>
-    <w:p>
-      <w:pPr>
-        <w:spacing w:line="360" w:lineRule="auto" w:after="160"/>
-        <w:jc w:val="both"/>
-      </w:pPr>
-      <w:r>
-        <w:rPr>
-          <w:rFonts w:ascii="Times New Roman" w:hAnsi="Times New Roman"/>
-          <w:sz w:val="24"/>
-        </w:rPr>
-        <w:t>pip install -r requirements.txt</w:t>
-      </w:r>
-    </w:p>
-    <w:p>
-      <w:pPr>
-        <w:spacing w:line="360" w:lineRule="auto" w:after="160"/>
-        <w:jc w:val="both"/>
-      </w:pPr>
-      <w:r>
-        <w:rPr>
-          <w:rFonts w:ascii="Courier New" w:hAnsi="Courier New"/>
-          <w:sz w:val="21"/>
-        </w:rPr>
-      </w:r>
-    </w:p>
-    <w:p/>
-    <w:p>
-      <w:pPr>
-        <w:spacing w:line="360" w:lineRule="auto" w:after="160"/>
-        <w:jc w:val="both"/>
-      </w:pPr>
-      <w:r>
-        <w:rPr>
-          <w:rFonts w:ascii="Times New Roman" w:hAnsi="Times New Roman"/>
-          <w:sz w:val="24"/>
-        </w:rPr>
-        <w:t>---</w:t>
-      </w:r>
-    </w:p>
-    <w:p/>
-    <w:p>
-      <w:r>
-        <w:br w:type="page"/>
-      </w:r>
-    </w:p>
-    <w:p>
-      <w:pPr>
-        <w:pStyle w:val="Heading1"/>
-        <w:jc w:val="left"/>
-      </w:pPr>
-      <w:r>
-        <w:rPr>
-          <w:rFonts w:ascii="Times New Roman" w:hAnsi="Times New Roman"/>
-          <w:b/>
-          <w:color w:val="111111"/>
-          <w:sz w:val="36"/>
-        </w:rPr>
-        <w:t>3. DATASET &amp; PREPROCESSING</w:t>
-      </w:r>
-    </w:p>
-    <w:p/>
-    <w:p>
       <w:pPr>
         <w:pStyle w:val="Heading2"/>
+        <w:spacing w:before="240" w:after="120"/>
         <w:jc w:val="left"/>
       </w:pPr>
       <w:r>
@@ -2503,6 +2493,7 @@
     <w:p>
       <w:pPr>
         <w:pStyle w:val="Heading2"/>
+        <w:spacing w:before="240" w:after="120"/>
         <w:jc w:val="left"/>
       </w:pPr>
       <w:r>
@@ -2642,6 +2633,7 @@
     <w:p>
       <w:pPr>
         <w:pStyle w:val="Heading2"/>
+        <w:spacing w:before="240" w:after="120"/>
         <w:jc w:val="left"/>
       </w:pPr>
       <w:r>
@@ -2987,6 +2979,7 @@
     <w:p>
       <w:pPr>
         <w:pStyle w:val="Heading1"/>
+        <w:spacing w:before="360" w:after="160"/>
         <w:jc w:val="left"/>
       </w:pPr>
       <w:r>
@@ -3003,6 +2996,7 @@
     <w:p>
       <w:pPr>
         <w:pStyle w:val="Heading2"/>
+        <w:spacing w:before="240" w:after="120"/>
         <w:jc w:val="left"/>
       </w:pPr>
       <w:r>
@@ -3213,6 +3207,7 @@
     <w:p>
       <w:pPr>
         <w:pStyle w:val="Heading2"/>
+        <w:spacing w:before="240" w:after="120"/>
         <w:jc w:val="left"/>
       </w:pPr>
       <w:r>
@@ -3380,6 +3375,7 @@
     <w:p>
       <w:pPr>
         <w:pStyle w:val="Heading2"/>
+        <w:spacing w:before="240" w:after="120"/>
         <w:jc w:val="left"/>
       </w:pPr>
       <w:r>
@@ -3577,6 +3573,7 @@
     <w:p>
       <w:pPr>
         <w:pStyle w:val="Heading2"/>
+        <w:spacing w:before="240" w:after="120"/>
         <w:jc w:val="left"/>
       </w:pPr>
       <w:r>
@@ -4702,6 +4699,7 @@
     <w:p>
       <w:pPr>
         <w:pStyle w:val="Heading1"/>
+        <w:spacing w:before="360" w:after="160"/>
         <w:jc w:val="left"/>
       </w:pPr>
       <w:r>
@@ -4718,6 +4716,7 @@
     <w:p>
       <w:pPr>
         <w:pStyle w:val="Heading2"/>
+        <w:spacing w:before="240" w:after="120"/>
         <w:jc w:val="left"/>
       </w:pPr>
       <w:r>
@@ -4927,6 +4926,7 @@
     <w:p>
       <w:pPr>
         <w:pStyle w:val="Heading2"/>
+        <w:spacing w:before="240" w:after="120"/>
         <w:jc w:val="left"/>
       </w:pPr>
       <w:r>
@@ -4969,226 +4969,210 @@
     <w:p/>
     <w:p>
       <w:pPr>
-        <w:spacing w:line="360" w:lineRule="auto" w:after="160"/>
-        <w:jc w:val="both"/>
+        <w:spacing w:before="0" w:after="0"/>
+        <w:ind w:left="720" w:right="720"/>
+        <w:shd w:fill="F4F4F5"/>
       </w:pPr>
       <w:r>
         <w:rPr>
           <w:rFonts w:ascii="Courier New" w:hAnsi="Courier New"/>
-          <w:sz w:val="21"/>
-        </w:rPr>
-      </w:r>
-      <w:r>
-        <w:rPr>
-          <w:rFonts w:ascii="Times New Roman" w:hAnsi="Times New Roman"/>
-          <w:sz w:val="24"/>
-        </w:rPr>
-        <w:t>python</w:t>
-      </w:r>
-    </w:p>
-    <w:p>
-      <w:r>
-        <w:br w:type="page"/>
-      </w:r>
-    </w:p>
-    <w:p>
-      <w:pPr>
-        <w:pStyle w:val="Heading1"/>
-        <w:jc w:val="left"/>
-      </w:pPr>
-      <w:r>
-        <w:rPr>
-          <w:rFonts w:ascii="Times New Roman" w:hAnsi="Times New Roman"/>
-          <w:b/>
-          <w:color w:val="111111"/>
-          <w:sz w:val="36"/>
-        </w:rPr>
-        <w:t>Real-time loading and inference</w:t>
-      </w:r>
-    </w:p>
-    <w:p>
-      <w:pPr>
-        <w:spacing w:line="360" w:lineRule="auto" w:after="160"/>
-        <w:jc w:val="both"/>
-      </w:pPr>
-      <w:r>
-        <w:rPr>
-          <w:rFonts w:ascii="Times New Roman" w:hAnsi="Times New Roman"/>
-          <w:sz w:val="24"/>
+          <w:color w:val="3C3C3C"/>
+          <w:sz w:val="19"/>
+        </w:rPr>
+        <w:t># Real-time loading and inference</w:t>
+      </w:r>
+    </w:p>
+    <w:p>
+      <w:pPr>
+        <w:spacing w:before="0" w:after="0"/>
+        <w:ind w:left="720" w:right="720"/>
+        <w:shd w:fill="F4F4F5"/>
+      </w:pPr>
+      <w:r>
+        <w:rPr>
+          <w:rFonts w:ascii="Courier New" w:hAnsi="Courier New"/>
+          <w:color w:val="3C3C3C"/>
+          <w:sz w:val="19"/>
         </w:rPr>
         <w:t>import yfinance as yf</w:t>
       </w:r>
     </w:p>
     <w:p>
       <w:pPr>
-        <w:spacing w:line="360" w:lineRule="auto" w:after="160"/>
-        <w:jc w:val="both"/>
-      </w:pPr>
-      <w:r>
-        <w:rPr>
-          <w:rFonts w:ascii="Times New Roman" w:hAnsi="Times New Roman"/>
-          <w:sz w:val="24"/>
+        <w:spacing w:before="0" w:after="0"/>
+        <w:ind w:left="720" w:right="720"/>
+        <w:shd w:fill="F4F4F5"/>
+      </w:pPr>
+      <w:r>
+        <w:rPr>
+          <w:rFonts w:ascii="Courier New" w:hAnsi="Courier New"/>
+          <w:color w:val="3C3C3C"/>
+          <w:sz w:val="19"/>
         </w:rPr>
         <w:t>import joblib</w:t>
       </w:r>
     </w:p>
-    <w:p/>
-    <w:p>
-      <w:pPr>
-        <w:spacing w:line="360" w:lineRule="auto" w:after="160"/>
-        <w:jc w:val="both"/>
-      </w:pPr>
-      <w:r>
-        <w:rPr>
-          <w:rFonts w:ascii="Times New Roman" w:hAnsi="Times New Roman"/>
-          <w:sz w:val="24"/>
+    <w:p>
+      <w:pPr>
+        <w:spacing w:before="0" w:after="0"/>
+        <w:ind w:left="720" w:right="720"/>
+        <w:shd w:fill="F4F4F5"/>
+      </w:pPr>
+      <w:r>
+        <w:rPr>
+          <w:rFonts w:ascii="Courier New" w:hAnsi="Courier New"/>
+          <w:color w:val="3C3C3C"/>
+          <w:sz w:val="19"/>
+        </w:rPr>
+      </w:r>
+    </w:p>
+    <w:p>
+      <w:pPr>
+        <w:spacing w:before="0" w:after="0"/>
+        <w:ind w:left="720" w:right="720"/>
+        <w:shd w:fill="F4F4F5"/>
+      </w:pPr>
+      <w:r>
+        <w:rPr>
+          <w:rFonts w:ascii="Courier New" w:hAnsi="Courier New"/>
+          <w:color w:val="3C3C3C"/>
+          <w:sz w:val="19"/>
         </w:rPr>
         <w:t>scaler = joblib.load("best_scaler_acm465.joblib")</w:t>
       </w:r>
     </w:p>
     <w:p>
       <w:pPr>
-        <w:spacing w:line="360" w:lineRule="auto" w:after="160"/>
-        <w:jc w:val="both"/>
-      </w:pPr>
-      <w:r>
-        <w:rPr>
-          <w:rFonts w:ascii="Times New Roman" w:hAnsi="Times New Roman"/>
-          <w:sz w:val="24"/>
+        <w:spacing w:before="0" w:after="0"/>
+        <w:ind w:left="720" w:right="720"/>
+        <w:shd w:fill="F4F4F5"/>
+      </w:pPr>
+      <w:r>
+        <w:rPr>
+          <w:rFonts w:ascii="Courier New" w:hAnsi="Courier New"/>
+          <w:color w:val="3C3C3C"/>
+          <w:sz w:val="19"/>
         </w:rPr>
         <w:t>model = joblib.load("best_model_acm465.joblib")</w:t>
       </w:r>
     </w:p>
-    <w:p/>
-    <w:p>
-      <w:pPr>
-        <w:spacing w:line="360" w:lineRule="auto" w:after="160"/>
-        <w:jc w:val="both"/>
-      </w:pPr>
-      <w:r>
-        <w:rPr>
-          <w:rFonts w:ascii="Times New Roman" w:hAnsi="Times New Roman"/>
-          <w:sz w:val="24"/>
+    <w:p>
+      <w:pPr>
+        <w:spacing w:before="0" w:after="0"/>
+        <w:ind w:left="720" w:right="720"/>
+        <w:shd w:fill="F4F4F5"/>
+      </w:pPr>
+      <w:r>
+        <w:rPr>
+          <w:rFonts w:ascii="Courier New" w:hAnsi="Courier New"/>
+          <w:color w:val="3C3C3C"/>
+          <w:sz w:val="19"/>
+        </w:rPr>
+      </w:r>
+    </w:p>
+    <w:p>
+      <w:pPr>
+        <w:spacing w:before="0" w:after="0"/>
+        <w:ind w:left="720" w:right="720"/>
+        <w:shd w:fill="F4F4F5"/>
+      </w:pPr>
+      <w:r>
+        <w:rPr>
+          <w:rFonts w:ascii="Courier New" w:hAnsi="Courier New"/>
+          <w:color w:val="3C3C3C"/>
+          <w:sz w:val="19"/>
         </w:rPr>
         <w:t>def get_live_forecast(ticker):</w:t>
       </w:r>
     </w:p>
     <w:p>
       <w:pPr>
-        <w:spacing w:line="360" w:lineRule="auto" w:after="160"/>
-        <w:jc w:val="both"/>
-      </w:pPr>
-      <w:r>
-        <w:rPr>
-          <w:rFonts w:ascii="Times New Roman" w:hAnsi="Times New Roman"/>
-          <w:sz w:val="24"/>
-        </w:rPr>
-        <w:t>df_live = yf.download(ticker, period="1y", interval="1d")</w:t>
-      </w:r>
-    </w:p>
-    <w:p>
-      <w:pPr>
-        <w:spacing w:line="360" w:lineRule="auto" w:after="160"/>
-        <w:jc w:val="both"/>
-      </w:pPr>
-      <w:r>
-        <w:rPr>
-          <w:rFonts w:ascii="Times New Roman" w:hAnsi="Times New Roman"/>
-          <w:sz w:val="24"/>
-        </w:rPr>
-        <w:t>feature_vector = compute_technical_vector(df_live)</w:t>
-      </w:r>
-    </w:p>
-    <w:p>
-      <w:pPr>
-        <w:spacing w:line="360" w:lineRule="auto" w:after="160"/>
-        <w:jc w:val="both"/>
-      </w:pPr>
-      <w:r>
-        <w:rPr>
-          <w:rFonts w:ascii="Times New Roman" w:hAnsi="Times New Roman"/>
-          <w:sz w:val="24"/>
-        </w:rPr>
-        <w:t>scaled_vector = scaler.transform(</w:t>
-      </w:r>
-      <w:r>
-        <w:rPr>
-          <w:rFonts w:ascii="Times New Roman" w:hAnsi="Times New Roman"/>
-          <w:sz w:val="24"/>
-        </w:rPr>
-        <w:t>feature_vector])</w:t>
-      </w:r>
-    </w:p>
-    <w:p>
-      <w:pPr>
-        <w:spacing w:line="360" w:lineRule="auto" w:after="160"/>
-        <w:jc w:val="both"/>
-      </w:pPr>
-      <w:r>
-        <w:rPr>
-          <w:rFonts w:ascii="Times New Roman" w:hAnsi="Times New Roman"/>
-          <w:sz w:val="24"/>
-        </w:rPr>
-        <w:t>prediction = model.predict(scaled_vector)</w:t>
-      </w:r>
-      <w:r>
-        <w:rPr>
-          <w:rFonts w:ascii="Times New Roman" w:hAnsi="Times New Roman"/>
-          <w:sz w:val="24"/>
-        </w:rPr>
-        <w:t>0]</w:t>
-      </w:r>
-    </w:p>
-    <w:p>
-      <w:pPr>
-        <w:spacing w:line="360" w:lineRule="auto" w:after="160"/>
-        <w:jc w:val="both"/>
-      </w:pPr>
-      <w:r>
-        <w:rPr>
-          <w:rFonts w:ascii="Times New Roman" w:hAnsi="Times New Roman"/>
-          <w:sz w:val="24"/>
-        </w:rPr>
-        <w:t>probability = model.predict_proba(scaled_vector)</w:t>
-      </w:r>
-      <w:r>
-        <w:rPr>
-          <w:rFonts w:ascii="Times New Roman" w:hAnsi="Times New Roman"/>
-          <w:sz w:val="24"/>
-        </w:rPr>
-        <w:t>0]</w:t>
-      </w:r>
-      <w:r>
-        <w:rPr>
-          <w:rFonts w:ascii="Times New Roman" w:hAnsi="Times New Roman"/>
-          <w:sz w:val="24"/>
-        </w:rPr>
-        <w:t>1]</w:t>
-      </w:r>
-    </w:p>
-    <w:p>
-      <w:pPr>
-        <w:spacing w:line="360" w:lineRule="auto" w:after="160"/>
-        <w:jc w:val="both"/>
-      </w:pPr>
-      <w:r>
-        <w:rPr>
-          <w:rFonts w:ascii="Times New Roman" w:hAnsi="Times New Roman"/>
-          <w:sz w:val="24"/>
-        </w:rPr>
-        <w:t>return prediction, probability</w:t>
-      </w:r>
-    </w:p>
-    <w:p>
-      <w:pPr>
-        <w:spacing w:line="360" w:lineRule="auto" w:after="160"/>
-        <w:jc w:val="both"/>
+        <w:spacing w:before="0" w:after="0"/>
+        <w:ind w:left="720" w:right="720"/>
+        <w:shd w:fill="F4F4F5"/>
       </w:pPr>
       <w:r>
         <w:rPr>
           <w:rFonts w:ascii="Courier New" w:hAnsi="Courier New"/>
-          <w:sz w:val="21"/>
-        </w:rPr>
+          <w:color w:val="3C3C3C"/>
+          <w:sz w:val="19"/>
+        </w:rPr>
+        <w:t xml:space="preserve">    df_live = yf.download(ticker, period="1y", interval="1d")</w:t>
+      </w:r>
+    </w:p>
+    <w:p>
+      <w:pPr>
+        <w:spacing w:before="0" w:after="0"/>
+        <w:ind w:left="720" w:right="720"/>
+        <w:shd w:fill="F4F4F5"/>
+      </w:pPr>
+      <w:r>
+        <w:rPr>
+          <w:rFonts w:ascii="Courier New" w:hAnsi="Courier New"/>
+          <w:color w:val="3C3C3C"/>
+          <w:sz w:val="19"/>
+        </w:rPr>
+        <w:t xml:space="preserve">    feature_vector = compute_technical_vector(df_live)</w:t>
+      </w:r>
+    </w:p>
+    <w:p>
+      <w:pPr>
+        <w:spacing w:before="0" w:after="0"/>
+        <w:ind w:left="720" w:right="720"/>
+        <w:shd w:fill="F4F4F5"/>
+      </w:pPr>
+      <w:r>
+        <w:rPr>
+          <w:rFonts w:ascii="Courier New" w:hAnsi="Courier New"/>
+          <w:color w:val="3C3C3C"/>
+          <w:sz w:val="19"/>
+        </w:rPr>
+        <w:t xml:space="preserve">    scaled_vector = scaler.transform([feature_vector])</w:t>
+      </w:r>
+    </w:p>
+    <w:p>
+      <w:pPr>
+        <w:spacing w:before="0" w:after="0"/>
+        <w:ind w:left="720" w:right="720"/>
+        <w:shd w:fill="F4F4F5"/>
+      </w:pPr>
+      <w:r>
+        <w:rPr>
+          <w:rFonts w:ascii="Courier New" w:hAnsi="Courier New"/>
+          <w:color w:val="3C3C3C"/>
+          <w:sz w:val="19"/>
+        </w:rPr>
+        <w:t xml:space="preserve">    prediction = model.predict(scaled_vector)[0]</w:t>
+      </w:r>
+    </w:p>
+    <w:p>
+      <w:pPr>
+        <w:spacing w:before="0" w:after="0"/>
+        <w:ind w:left="720" w:right="720"/>
+        <w:shd w:fill="F4F4F5"/>
+      </w:pPr>
+      <w:r>
+        <w:rPr>
+          <w:rFonts w:ascii="Courier New" w:hAnsi="Courier New"/>
+          <w:color w:val="3C3C3C"/>
+          <w:sz w:val="19"/>
+        </w:rPr>
+        <w:t xml:space="preserve">    probability = model.predict_proba(scaled_vector)[0][1]</w:t>
+      </w:r>
+    </w:p>
+    <w:p>
+      <w:pPr>
+        <w:spacing w:before="0" w:after="0"/>
+        <w:ind w:left="720" w:right="720"/>
+        <w:shd w:fill="F4F4F5"/>
+      </w:pPr>
+      <w:r>
+        <w:rPr>
+          <w:rFonts w:ascii="Courier New" w:hAnsi="Courier New"/>
+          <w:color w:val="3C3C3C"/>
+          <w:sz w:val="19"/>
+        </w:rPr>
+        <w:t xml:space="preserve">    return prediction, probability</w:t>
       </w:r>
     </w:p>
     <w:p/>
@@ -5277,6 +5261,7 @@
     <w:p>
       <w:pPr>
         <w:pStyle w:val="Heading2"/>
+        <w:spacing w:before="240" w:after="120"/>
         <w:jc w:val="left"/>
       </w:pPr>
       <w:r>
@@ -5364,6 +5349,7 @@
     <w:p>
       <w:pPr>
         <w:pStyle w:val="Heading2"/>
+        <w:spacing w:before="240" w:after="120"/>
         <w:jc w:val="left"/>
       </w:pPr>
       <w:r>
@@ -5393,6 +5379,7 @@
     <w:p>
       <w:pPr>
         <w:pStyle w:val="Heading2"/>
+        <w:spacing w:before="240" w:after="120"/>
         <w:jc w:val="left"/>
       </w:pPr>
       <w:r>
@@ -5422,6 +5409,7 @@
     <w:p>
       <w:pPr>
         <w:pStyle w:val="Heading2"/>
+        <w:spacing w:before="240" w:after="120"/>
         <w:jc w:val="left"/>
       </w:pPr>
       <w:r>
@@ -5757,6 +5745,7 @@
     <w:p>
       <w:pPr>
         <w:pStyle w:val="Heading1"/>
+        <w:spacing w:before="360" w:after="160"/>
         <w:jc w:val="left"/>
       </w:pPr>
       <w:r>
@@ -5787,6 +5776,7 @@
     <w:p>
       <w:pPr>
         <w:pStyle w:val="Heading2"/>
+        <w:spacing w:before="240" w:after="120"/>
         <w:jc w:val="left"/>
       </w:pPr>
       <w:r>
@@ -5829,254 +5819,249 @@
     <w:p/>
     <w:p>
       <w:pPr>
-        <w:spacing w:line="360" w:lineRule="auto" w:after="160"/>
-        <w:jc w:val="both"/>
+        <w:spacing w:before="0" w:after="0"/>
+        <w:ind w:left="720" w:right="720"/>
+        <w:shd w:fill="F4F4F5"/>
       </w:pPr>
       <w:r>
         <w:rPr>
           <w:rFonts w:ascii="Courier New" w:hAnsi="Courier New"/>
-          <w:sz w:val="21"/>
-        </w:rPr>
-      </w:r>
-      <w:r>
-        <w:rPr>
-          <w:rFonts w:ascii="Times New Roman" w:hAnsi="Times New Roman"/>
-          <w:sz w:val="24"/>
-        </w:rPr>
-        <w:t>dockerfile</w:t>
-      </w:r>
-    </w:p>
-    <w:p>
-      <w:pPr>
-        <w:spacing w:line="360" w:lineRule="auto" w:after="160"/>
-        <w:jc w:val="both"/>
-      </w:pPr>
-      <w:r>
-        <w:rPr>
-          <w:rFonts w:ascii="Times New Roman" w:hAnsi="Times New Roman"/>
-          <w:sz w:val="24"/>
+          <w:color w:val="3C3C3C"/>
+          <w:sz w:val="19"/>
         </w:rPr>
         <w:t>FROM python:3.9-slim</w:t>
       </w:r>
     </w:p>
     <w:p>
       <w:pPr>
-        <w:spacing w:line="360" w:lineRule="auto" w:after="160"/>
-        <w:jc w:val="both"/>
-      </w:pPr>
-      <w:r>
-        <w:rPr>
-          <w:rFonts w:ascii="Times New Roman" w:hAnsi="Times New Roman"/>
-          <w:sz w:val="24"/>
+        <w:spacing w:before="0" w:after="0"/>
+        <w:ind w:left="720" w:right="720"/>
+        <w:shd w:fill="F4F4F5"/>
+      </w:pPr>
+      <w:r>
+        <w:rPr>
+          <w:rFonts w:ascii="Courier New" w:hAnsi="Courier New"/>
+          <w:color w:val="3C3C3C"/>
+          <w:sz w:val="19"/>
         </w:rPr>
         <w:t>ENV PYTHONDONTWRITEBYTECODE=1</w:t>
       </w:r>
     </w:p>
     <w:p>
       <w:pPr>
-        <w:spacing w:line="360" w:lineRule="auto" w:after="160"/>
-        <w:jc w:val="both"/>
-      </w:pPr>
-      <w:r>
-        <w:rPr>
-          <w:rFonts w:ascii="Times New Roman" w:hAnsi="Times New Roman"/>
-          <w:sz w:val="24"/>
+        <w:spacing w:before="0" w:after="0"/>
+        <w:ind w:left="720" w:right="720"/>
+        <w:shd w:fill="F4F4F5"/>
+      </w:pPr>
+      <w:r>
+        <w:rPr>
+          <w:rFonts w:ascii="Courier New" w:hAnsi="Courier New"/>
+          <w:color w:val="3C3C3C"/>
+          <w:sz w:val="19"/>
         </w:rPr>
         <w:t>ENV PYTHONUNBUFFERED=1</w:t>
       </w:r>
     </w:p>
     <w:p>
       <w:pPr>
-        <w:spacing w:line="360" w:lineRule="auto" w:after="160"/>
-        <w:jc w:val="both"/>
-      </w:pPr>
-      <w:r>
-        <w:rPr>
-          <w:rFonts w:ascii="Times New Roman" w:hAnsi="Times New Roman"/>
-          <w:sz w:val="24"/>
+        <w:spacing w:before="0" w:after="0"/>
+        <w:ind w:left="720" w:right="720"/>
+        <w:shd w:fill="F4F4F5"/>
+      </w:pPr>
+      <w:r>
+        <w:rPr>
+          <w:rFonts w:ascii="Courier New" w:hAnsi="Courier New"/>
+          <w:color w:val="3C3C3C"/>
+          <w:sz w:val="19"/>
         </w:rPr>
         <w:t>WORKDIR /app</w:t>
       </w:r>
     </w:p>
     <w:p>
       <w:pPr>
-        <w:spacing w:line="360" w:lineRule="auto" w:after="160"/>
-        <w:jc w:val="both"/>
-      </w:pPr>
-      <w:r>
-        <w:rPr>
-          <w:rFonts w:ascii="Times New Roman" w:hAnsi="Times New Roman"/>
-          <w:sz w:val="24"/>
+        <w:spacing w:before="0" w:after="0"/>
+        <w:ind w:left="720" w:right="720"/>
+        <w:shd w:fill="F4F4F5"/>
+      </w:pPr>
+      <w:r>
+        <w:rPr>
+          <w:rFonts w:ascii="Courier New" w:hAnsi="Courier New"/>
+          <w:color w:val="3C3C3C"/>
+          <w:sz w:val="19"/>
         </w:rPr>
         <w:t>RUN apt-get update &amp;&amp; apt-get install -y \</w:t>
       </w:r>
     </w:p>
     <w:p>
       <w:pPr>
-        <w:spacing w:line="360" w:lineRule="auto" w:after="160"/>
-        <w:jc w:val="both"/>
-      </w:pPr>
-      <w:r>
-        <w:rPr>
-          <w:rFonts w:ascii="Times New Roman" w:hAnsi="Times New Roman"/>
-          <w:sz w:val="24"/>
-        </w:rPr>
-        <w:t>build-essential \</w:t>
-      </w:r>
-    </w:p>
-    <w:p>
-      <w:pPr>
-        <w:spacing w:line="360" w:lineRule="auto" w:after="160"/>
-        <w:jc w:val="both"/>
-      </w:pPr>
-      <w:r>
-        <w:rPr>
-          <w:rFonts w:ascii="Times New Roman" w:hAnsi="Times New Roman"/>
-          <w:sz w:val="24"/>
-        </w:rPr>
-        <w:t>curl \</w:t>
-      </w:r>
-    </w:p>
-    <w:p>
-      <w:pPr>
-        <w:spacing w:line="360" w:lineRule="auto" w:after="160"/>
-        <w:jc w:val="both"/>
-      </w:pPr>
-      <w:r>
-        <w:rPr>
-          <w:rFonts w:ascii="Times New Roman" w:hAnsi="Times New Roman"/>
-          <w:sz w:val="24"/>
-        </w:rPr>
-        <w:t>software-properties-common \</w:t>
-      </w:r>
-    </w:p>
-    <w:p>
-      <w:pPr>
-        <w:spacing w:line="360" w:lineRule="auto" w:after="160"/>
-        <w:jc w:val="both"/>
-      </w:pPr>
-      <w:r>
-        <w:rPr>
-          <w:rFonts w:ascii="Times New Roman" w:hAnsi="Times New Roman"/>
-          <w:sz w:val="24"/>
-        </w:rPr>
-        <w:t>git \</w:t>
-      </w:r>
-    </w:p>
-    <w:p>
-      <w:pPr>
-        <w:spacing w:line="360" w:lineRule="auto" w:after="160"/>
-        <w:jc w:val="both"/>
-      </w:pPr>
-      <w:r>
-        <w:rPr>
-          <w:rFonts w:ascii="Times New Roman" w:hAnsi="Times New Roman"/>
-          <w:sz w:val="24"/>
-        </w:rPr>
-        <w:t>&amp;&amp; rm -rf /var/lib/apt/lists/</w:t>
-      </w:r>
-    </w:p>
-    <w:p>
-      <w:pPr>
-        <w:spacing w:line="360" w:lineRule="auto" w:after="160"/>
-        <w:jc w:val="both"/>
-      </w:pPr>
-      <w:r>
-        <w:rPr>
-          <w:rFonts w:ascii="Times New Roman" w:hAnsi="Times New Roman"/>
-          <w:sz w:val="24"/>
+        <w:spacing w:before="0" w:after="0"/>
+        <w:ind w:left="720" w:right="720"/>
+        <w:shd w:fill="F4F4F5"/>
+      </w:pPr>
+      <w:r>
+        <w:rPr>
+          <w:rFonts w:ascii="Courier New" w:hAnsi="Courier New"/>
+          <w:color w:val="3C3C3C"/>
+          <w:sz w:val="19"/>
+        </w:rPr>
+        <w:t xml:space="preserve">    build-essential \</w:t>
+      </w:r>
+    </w:p>
+    <w:p>
+      <w:pPr>
+        <w:spacing w:before="0" w:after="0"/>
+        <w:ind w:left="720" w:right="720"/>
+        <w:shd w:fill="F4F4F5"/>
+      </w:pPr>
+      <w:r>
+        <w:rPr>
+          <w:rFonts w:ascii="Courier New" w:hAnsi="Courier New"/>
+          <w:color w:val="3C3C3C"/>
+          <w:sz w:val="19"/>
+        </w:rPr>
+        <w:t xml:space="preserve">    curl \</w:t>
+      </w:r>
+    </w:p>
+    <w:p>
+      <w:pPr>
+        <w:spacing w:before="0" w:after="0"/>
+        <w:ind w:left="720" w:right="720"/>
+        <w:shd w:fill="F4F4F5"/>
+      </w:pPr>
+      <w:r>
+        <w:rPr>
+          <w:rFonts w:ascii="Courier New" w:hAnsi="Courier New"/>
+          <w:color w:val="3C3C3C"/>
+          <w:sz w:val="19"/>
+        </w:rPr>
+        <w:t xml:space="preserve">    software-properties-common \</w:t>
+      </w:r>
+    </w:p>
+    <w:p>
+      <w:pPr>
+        <w:spacing w:before="0" w:after="0"/>
+        <w:ind w:left="720" w:right="720"/>
+        <w:shd w:fill="F4F4F5"/>
+      </w:pPr>
+      <w:r>
+        <w:rPr>
+          <w:rFonts w:ascii="Courier New" w:hAnsi="Courier New"/>
+          <w:color w:val="3C3C3C"/>
+          <w:sz w:val="19"/>
+        </w:rPr>
+        <w:t xml:space="preserve">    git \</w:t>
+      </w:r>
+    </w:p>
+    <w:p>
+      <w:pPr>
+        <w:spacing w:before="0" w:after="0"/>
+        <w:ind w:left="720" w:right="720"/>
+        <w:shd w:fill="F4F4F5"/>
+      </w:pPr>
+      <w:r>
+        <w:rPr>
+          <w:rFonts w:ascii="Courier New" w:hAnsi="Courier New"/>
+          <w:color w:val="3C3C3C"/>
+          <w:sz w:val="19"/>
+        </w:rPr>
+        <w:t xml:space="preserve">    &amp;&amp; rm -rf /var/lib/apt/lists/*</w:t>
+      </w:r>
+    </w:p>
+    <w:p>
+      <w:pPr>
+        <w:spacing w:before="0" w:after="0"/>
+        <w:ind w:left="720" w:right="720"/>
+        <w:shd w:fill="F4F4F5"/>
+      </w:pPr>
+      <w:r>
+        <w:rPr>
+          <w:rFonts w:ascii="Courier New" w:hAnsi="Courier New"/>
+          <w:color w:val="3C3C3C"/>
+          <w:sz w:val="19"/>
         </w:rPr>
         <w:t>COPY requirements.txt .</w:t>
       </w:r>
     </w:p>
     <w:p>
       <w:pPr>
-        <w:spacing w:line="360" w:lineRule="auto" w:after="160"/>
-        <w:jc w:val="both"/>
-      </w:pPr>
-      <w:r>
-        <w:rPr>
-          <w:rFonts w:ascii="Times New Roman" w:hAnsi="Times New Roman"/>
-          <w:sz w:val="24"/>
+        <w:spacing w:before="0" w:after="0"/>
+        <w:ind w:left="720" w:right="720"/>
+        <w:shd w:fill="F4F4F5"/>
+      </w:pPr>
+      <w:r>
+        <w:rPr>
+          <w:rFonts w:ascii="Courier New" w:hAnsi="Courier New"/>
+          <w:color w:val="3C3C3C"/>
+          <w:sz w:val="19"/>
         </w:rPr>
         <w:t>RUN pip install --no-cache-dir -r requirements.txt</w:t>
       </w:r>
     </w:p>
     <w:p>
       <w:pPr>
-        <w:spacing w:line="360" w:lineRule="auto" w:after="160"/>
-        <w:jc w:val="both"/>
-      </w:pPr>
-      <w:r>
-        <w:rPr>
-          <w:rFonts w:ascii="Times New Roman" w:hAnsi="Times New Roman"/>
-          <w:sz w:val="24"/>
+        <w:spacing w:before="0" w:after="0"/>
+        <w:ind w:left="720" w:right="720"/>
+        <w:shd w:fill="F4F4F5"/>
+      </w:pPr>
+      <w:r>
+        <w:rPr>
+          <w:rFonts w:ascii="Courier New" w:hAnsi="Courier New"/>
+          <w:color w:val="3C3C3C"/>
+          <w:sz w:val="19"/>
         </w:rPr>
         <w:t>COPY . .</w:t>
       </w:r>
     </w:p>
     <w:p>
       <w:pPr>
-        <w:spacing w:line="360" w:lineRule="auto" w:after="160"/>
-        <w:jc w:val="both"/>
-      </w:pPr>
-      <w:r>
-        <w:rPr>
-          <w:rFonts w:ascii="Times New Roman" w:hAnsi="Times New Roman"/>
-          <w:sz w:val="24"/>
+        <w:spacing w:before="0" w:after="0"/>
+        <w:ind w:left="720" w:right="720"/>
+        <w:shd w:fill="F4F4F5"/>
+      </w:pPr>
+      <w:r>
+        <w:rPr>
+          <w:rFonts w:ascii="Courier New" w:hAnsi="Courier New"/>
+          <w:color w:val="3C3C3C"/>
+          <w:sz w:val="19"/>
         </w:rPr>
         <w:t>EXPOSE 8501</w:t>
       </w:r>
     </w:p>
     <w:p>
       <w:pPr>
-        <w:spacing w:line="360" w:lineRule="auto" w:after="160"/>
-        <w:jc w:val="both"/>
-      </w:pPr>
-      <w:r>
-        <w:rPr>
-          <w:rFonts w:ascii="Times New Roman" w:hAnsi="Times New Roman"/>
-          <w:sz w:val="24"/>
+        <w:spacing w:before="0" w:after="0"/>
+        <w:ind w:left="720" w:right="720"/>
+        <w:shd w:fill="F4F4F5"/>
+      </w:pPr>
+      <w:r>
+        <w:rPr>
+          <w:rFonts w:ascii="Courier New" w:hAnsi="Courier New"/>
+          <w:color w:val="3C3C3C"/>
+          <w:sz w:val="19"/>
         </w:rPr>
         <w:t>HEALTHCHECK CMD curl --fail http://localhost:8501/_stcore/health</w:t>
       </w:r>
     </w:p>
     <w:p>
       <w:pPr>
-        <w:spacing w:line="360" w:lineRule="auto" w:after="160"/>
-        <w:jc w:val="both"/>
-      </w:pPr>
-      <w:r>
-        <w:rPr>
-          <w:rFonts w:ascii="Times New Roman" w:hAnsi="Times New Roman"/>
-          <w:sz w:val="24"/>
-        </w:rPr>
-        <w:t xml:space="preserve">ENTRYPOINT </w:t>
-      </w:r>
-      <w:r>
-        <w:rPr>
-          <w:rFonts w:ascii="Times New Roman" w:hAnsi="Times New Roman"/>
-          <w:sz w:val="24"/>
-        </w:rPr>
-        <w:t>"streamlit", "run", "src/app.py", "--server.port=8501", "--server.address=0.0.0.0"]</w:t>
-      </w:r>
-    </w:p>
-    <w:p>
-      <w:pPr>
-        <w:spacing w:line="360" w:lineRule="auto" w:after="160"/>
-        <w:jc w:val="both"/>
+        <w:spacing w:before="0" w:after="0"/>
+        <w:ind w:left="720" w:right="720"/>
+        <w:shd w:fill="F4F4F5"/>
       </w:pPr>
       <w:r>
         <w:rPr>
           <w:rFonts w:ascii="Courier New" w:hAnsi="Courier New"/>
-          <w:sz w:val="21"/>
-        </w:rPr>
+          <w:color w:val="3C3C3C"/>
+          <w:sz w:val="19"/>
+        </w:rPr>
+        <w:t>ENTRYPOINT ["streamlit", "run", "src/app.py", "--server.port=8501", "--server.address=0.0.0.0"]</w:t>
       </w:r>
     </w:p>
     <w:p/>
     <w:p>
       <w:pPr>
         <w:pStyle w:val="Heading2"/>
+        <w:spacing w:before="240" w:after="120"/>
         <w:jc w:val="left"/>
       </w:pPr>
       <w:r>
@@ -6105,23 +6090,107 @@
     <w:p/>
     <w:p>
       <w:pPr>
+        <w:spacing w:before="0" w:after="0"/>
+        <w:ind w:left="720" w:right="720"/>
+        <w:shd w:fill="F4F4F5"/>
+      </w:pPr>
+      <w:r>
+        <w:rPr>
+          <w:rFonts w:ascii="Courier New" w:hAnsi="Courier New"/>
+          <w:color w:val="3C3C3C"/>
+          <w:sz w:val="19"/>
+        </w:rPr>
+        <w:t># Build the Docker image</w:t>
+      </w:r>
+    </w:p>
+    <w:p>
+      <w:pPr>
+        <w:spacing w:before="0" w:after="0"/>
+        <w:ind w:left="720" w:right="720"/>
+        <w:shd w:fill="F4F4F5"/>
+      </w:pPr>
+      <w:r>
+        <w:rPr>
+          <w:rFonts w:ascii="Courier New" w:hAnsi="Courier New"/>
+          <w:color w:val="3C3C3C"/>
+          <w:sz w:val="19"/>
+        </w:rPr>
+        <w:t>docker build -t borsaneuron-app:latest .</w:t>
+      </w:r>
+    </w:p>
+    <w:p>
+      <w:pPr>
+        <w:spacing w:before="0" w:after="0"/>
+        <w:ind w:left="720" w:right="720"/>
+        <w:shd w:fill="F4F4F5"/>
+      </w:pPr>
+      <w:r>
+        <w:rPr>
+          <w:rFonts w:ascii="Courier New" w:hAnsi="Courier New"/>
+          <w:color w:val="3C3C3C"/>
+          <w:sz w:val="19"/>
+        </w:rPr>
+      </w:r>
+    </w:p>
+    <w:p>
+      <w:pPr>
+        <w:spacing w:before="0" w:after="0"/>
+        <w:ind w:left="720" w:right="720"/>
+        <w:shd w:fill="F4F4F5"/>
+      </w:pPr>
+      <w:r>
+        <w:rPr>
+          <w:rFonts w:ascii="Courier New" w:hAnsi="Courier New"/>
+          <w:color w:val="3C3C3C"/>
+          <w:sz w:val="19"/>
+        </w:rPr>
+        <w:t># Run the container in detached mode with port redirection</w:t>
+      </w:r>
+    </w:p>
+    <w:p>
+      <w:pPr>
+        <w:spacing w:before="0" w:after="0"/>
+        <w:ind w:left="720" w:right="720"/>
+        <w:shd w:fill="F4F4F5"/>
+      </w:pPr>
+      <w:r>
+        <w:rPr>
+          <w:rFonts w:ascii="Courier New" w:hAnsi="Courier New"/>
+          <w:color w:val="3C3C3C"/>
+          <w:sz w:val="19"/>
+        </w:rPr>
+        <w:t>docker run -d -p 80:8501 --name borsaneuron-prod borsaneuron-app:latest</w:t>
+      </w:r>
+    </w:p>
+    <w:p/>
+    <w:p>
+      <w:pPr>
         <w:spacing w:line="360" w:lineRule="auto" w:after="160"/>
         <w:jc w:val="both"/>
       </w:pPr>
       <w:r>
         <w:rPr>
-          <w:rFonts w:ascii="Courier New" w:hAnsi="Courier New"/>
-          <w:sz w:val="21"/>
-        </w:rPr>
-      </w:r>
-      <w:r>
-        <w:rPr>
-          <w:rFonts w:ascii="Times New Roman" w:hAnsi="Times New Roman"/>
-          <w:sz w:val="24"/>
-        </w:rPr>
-        <w:t>bash</w:t>
-      </w:r>
-    </w:p>
+          <w:rFonts w:ascii="Times New Roman" w:hAnsi="Times New Roman"/>
+          <w:sz w:val="24"/>
+        </w:rPr>
+        <w:t>This maps port 8501 of the Streamlit application container directly to port 80 of the host machine, making BorsaNeuron accessible via standard HTTP.</w:t>
+      </w:r>
+    </w:p>
+    <w:p/>
+    <w:p>
+      <w:pPr>
+        <w:spacing w:line="360" w:lineRule="auto" w:after="160"/>
+        <w:jc w:val="both"/>
+      </w:pPr>
+      <w:r>
+        <w:rPr>
+          <w:rFonts w:ascii="Times New Roman" w:hAnsi="Times New Roman"/>
+          <w:sz w:val="24"/>
+        </w:rPr>
+        <w:t>---</w:t>
+      </w:r>
+    </w:p>
+    <w:p/>
     <w:p>
       <w:r>
         <w:br w:type="page"/>
@@ -6130,6 +6199,7 @@
     <w:p>
       <w:pPr>
         <w:pStyle w:val="Heading1"/>
+        <w:spacing w:before="360" w:after="160"/>
         <w:jc w:val="left"/>
       </w:pPr>
       <w:r>
@@ -6139,9 +6209,10 @@
           <w:color w:val="111111"/>
           <w:sz w:val="36"/>
         </w:rPr>
-        <w:t>Build the Docker image</w:t>
-      </w:r>
-    </w:p>
+        <w:t>7. FILE HIERARCHY</w:t>
+      </w:r>
+    </w:p>
+    <w:p/>
     <w:p>
       <w:pPr>
         <w:spacing w:line="360" w:lineRule="auto" w:after="160"/>
@@ -6152,30 +6223,311 @@
           <w:rFonts w:ascii="Times New Roman" w:hAnsi="Times New Roman"/>
           <w:sz w:val="24"/>
         </w:rPr>
-        <w:t>docker build -t borsaneuron-app:latest .</w:t>
+        <w:t>The complete directory tree of the BorsaNeuron graduation project is structured as follows, separating offline modeling from the online Streamlit interface:</w:t>
       </w:r>
     </w:p>
     <w:p/>
     <w:p>
-      <w:r>
-        <w:br w:type="page"/>
-      </w:r>
-    </w:p>
-    <w:p>
-      <w:pPr>
-        <w:pStyle w:val="Heading1"/>
-        <w:jc w:val="left"/>
-      </w:pPr>
-      <w:r>
-        <w:rPr>
-          <w:rFonts w:ascii="Times New Roman" w:hAnsi="Times New Roman"/>
-          <w:b/>
-          <w:color w:val="111111"/>
-          <w:sz w:val="36"/>
-        </w:rPr>
-        <w:t>Run the container in detached mode with port redirection</w:t>
-      </w:r>
-    </w:p>
+      <w:pPr>
+        <w:spacing w:before="0" w:after="0"/>
+        <w:ind w:left="720" w:right="720"/>
+        <w:shd w:fill="F4F4F5"/>
+      </w:pPr>
+      <w:r>
+        <w:rPr>
+          <w:rFonts w:ascii="Courier New" w:hAnsi="Courier New"/>
+          <w:color w:val="3C3C3C"/>
+          <w:sz w:val="19"/>
+        </w:rPr>
+        <w:t>C:/Users/ibrah/.gemini/antigravity/scratch/ipo_analyzer/</w:t>
+      </w:r>
+    </w:p>
+    <w:p>
+      <w:pPr>
+        <w:spacing w:before="0" w:after="0"/>
+        <w:ind w:left="720" w:right="720"/>
+        <w:shd w:fill="F4F4F5"/>
+      </w:pPr>
+      <w:r>
+        <w:rPr>
+          <w:rFonts w:ascii="Courier New" w:hAnsi="Courier New"/>
+          <w:color w:val="3C3C3C"/>
+          <w:sz w:val="19"/>
+        </w:rPr>
+        <w:t>├── .streamlit/</w:t>
+      </w:r>
+    </w:p>
+    <w:p>
+      <w:pPr>
+        <w:spacing w:before="0" w:after="0"/>
+        <w:ind w:left="720" w:right="720"/>
+        <w:shd w:fill="F4F4F5"/>
+      </w:pPr>
+      <w:r>
+        <w:rPr>
+          <w:rFonts w:ascii="Courier New" w:hAnsi="Courier New"/>
+          <w:color w:val="3C3C3C"/>
+          <w:sz w:val="19"/>
+        </w:rPr>
+        <w:t>│   └── config.toml                  # UI configuration settings</w:t>
+      </w:r>
+    </w:p>
+    <w:p>
+      <w:pPr>
+        <w:spacing w:before="0" w:after="0"/>
+        <w:ind w:left="720" w:right="720"/>
+        <w:shd w:fill="F4F4F5"/>
+      </w:pPr>
+      <w:r>
+        <w:rPr>
+          <w:rFonts w:ascii="Courier New" w:hAnsi="Courier New"/>
+          <w:color w:val="3C3C3C"/>
+          <w:sz w:val="19"/>
+        </w:rPr>
+        <w:t>├── bist_ai_dataset_real_30cols.csv   # Historical BIST dataset (~49K records)</w:t>
+      </w:r>
+    </w:p>
+    <w:p>
+      <w:pPr>
+        <w:spacing w:before="0" w:after="0"/>
+        <w:ind w:left="720" w:right="720"/>
+        <w:shd w:fill="F4F4F5"/>
+      </w:pPr>
+      <w:r>
+        <w:rPr>
+          <w:rFonts w:ascii="Courier New" w:hAnsi="Courier New"/>
+          <w:color w:val="3C3C3C"/>
+          <w:sz w:val="19"/>
+        </w:rPr>
+        <w:t>├── best_scaler_acm465.joblib         # Serialized StandardScaler weights</w:t>
+      </w:r>
+    </w:p>
+    <w:p>
+      <w:pPr>
+        <w:spacing w:before="0" w:after="0"/>
+        <w:ind w:left="720" w:right="720"/>
+        <w:shd w:fill="F4F4F5"/>
+      </w:pPr>
+      <w:r>
+        <w:rPr>
+          <w:rFonts w:ascii="Courier New" w:hAnsi="Courier New"/>
+          <w:color w:val="3C3C3C"/>
+          <w:sz w:val="19"/>
+        </w:rPr>
+        <w:t>├── best_model_acm465.joblib          # Serialized MLP Neural Network weights</w:t>
+      </w:r>
+    </w:p>
+    <w:p>
+      <w:pPr>
+        <w:spacing w:before="0" w:after="0"/>
+        <w:ind w:left="720" w:right="720"/>
+        <w:shd w:fill="F4F4F5"/>
+      </w:pPr>
+      <w:r>
+        <w:rPr>
+          <w:rFonts w:ascii="Courier New" w:hAnsi="Courier New"/>
+          <w:color w:val="3C3C3C"/>
+          <w:sz w:val="19"/>
+        </w:rPr>
+        <w:t>├── acm465_proje.py                   # Offline Data Mining and Modeling Pipeline</w:t>
+      </w:r>
+    </w:p>
+    <w:p>
+      <w:pPr>
+        <w:spacing w:before="0" w:after="0"/>
+        <w:ind w:left="720" w:right="720"/>
+        <w:shd w:fill="F4F4F5"/>
+      </w:pPr>
+      <w:r>
+        <w:rPr>
+          <w:rFonts w:ascii="Courier New" w:hAnsi="Courier New"/>
+          <w:color w:val="3C3C3C"/>
+          <w:sz w:val="19"/>
+        </w:rPr>
+        <w:t>├── requirements.txt                  # Python package dependency list</w:t>
+      </w:r>
+    </w:p>
+    <w:p>
+      <w:pPr>
+        <w:spacing w:before="0" w:after="0"/>
+        <w:ind w:left="720" w:right="720"/>
+        <w:shd w:fill="F4F4F5"/>
+      </w:pPr>
+      <w:r>
+        <w:rPr>
+          <w:rFonts w:ascii="Courier New" w:hAnsi="Courier New"/>
+          <w:color w:val="3C3C3C"/>
+          <w:sz w:val="19"/>
+        </w:rPr>
+        <w:t>├── start.bat                         # Startup shortcut batch script</w:t>
+      </w:r>
+    </w:p>
+    <w:p>
+      <w:pPr>
+        <w:spacing w:before="0" w:after="0"/>
+        <w:ind w:left="720" w:right="720"/>
+        <w:shd w:fill="F4F4F5"/>
+      </w:pPr>
+      <w:r>
+        <w:rPr>
+          <w:rFonts w:ascii="Courier New" w:hAnsi="Courier New"/>
+          <w:color w:val="3C3C3C"/>
+          <w:sz w:val="19"/>
+        </w:rPr>
+        <w:t>├── Dockerfile                        # Docker container manifest</w:t>
+      </w:r>
+    </w:p>
+    <w:p>
+      <w:pPr>
+        <w:spacing w:before="0" w:after="0"/>
+        <w:ind w:left="720" w:right="720"/>
+        <w:shd w:fill="F4F4F5"/>
+      </w:pPr>
+      <w:r>
+        <w:rPr>
+          <w:rFonts w:ascii="Courier New" w:hAnsi="Courier New"/>
+          <w:color w:val="3C3C3C"/>
+          <w:sz w:val="19"/>
+        </w:rPr>
+        <w:t>├── src/</w:t>
+      </w:r>
+    </w:p>
+    <w:p>
+      <w:pPr>
+        <w:spacing w:before="0" w:after="0"/>
+        <w:ind w:left="720" w:right="720"/>
+        <w:shd w:fill="F4F4F5"/>
+      </w:pPr>
+      <w:r>
+        <w:rPr>
+          <w:rFonts w:ascii="Courier New" w:hAnsi="Courier New"/>
+          <w:color w:val="3C3C3C"/>
+          <w:sz w:val="19"/>
+        </w:rPr>
+        <w:t>│   ├── __init__.py</w:t>
+      </w:r>
+    </w:p>
+    <w:p>
+      <w:pPr>
+        <w:spacing w:before="0" w:after="0"/>
+        <w:ind w:left="720" w:right="720"/>
+        <w:shd w:fill="F4F4F5"/>
+      </w:pPr>
+      <w:r>
+        <w:rPr>
+          <w:rFonts w:ascii="Courier New" w:hAnsi="Courier New"/>
+          <w:color w:val="3C3C3C"/>
+          <w:sz w:val="19"/>
+        </w:rPr>
+        <w:t>│   ├── app.py                        # Streamlit Web Application entrypoint</w:t>
+      </w:r>
+    </w:p>
+    <w:p>
+      <w:pPr>
+        <w:spacing w:before="0" w:after="0"/>
+        <w:ind w:left="720" w:right="720"/>
+        <w:shd w:fill="F4F4F5"/>
+      </w:pPr>
+      <w:r>
+        <w:rPr>
+          <w:rFonts w:ascii="Courier New" w:hAnsi="Courier New"/>
+          <w:color w:val="3C3C3C"/>
+          <w:sz w:val="19"/>
+        </w:rPr>
+        <w:t>│   ├── theme.py                      # UI Color schemas and styling utilities</w:t>
+      </w:r>
+    </w:p>
+    <w:p>
+      <w:pPr>
+        <w:spacing w:before="0" w:after="0"/>
+        <w:ind w:left="720" w:right="720"/>
+        <w:shd w:fill="F4F4F5"/>
+      </w:pPr>
+      <w:r>
+        <w:rPr>
+          <w:rFonts w:ascii="Courier New" w:hAnsi="Courier New"/>
+          <w:color w:val="3C3C3C"/>
+          <w:sz w:val="19"/>
+        </w:rPr>
+        <w:t>│   ├── data_manager.py               # Data loaders and yfinance API client</w:t>
+      </w:r>
+    </w:p>
+    <w:p>
+      <w:pPr>
+        <w:spacing w:before="0" w:after="0"/>
+        <w:ind w:left="720" w:right="720"/>
+        <w:shd w:fill="F4F4F5"/>
+      </w:pPr>
+      <w:r>
+        <w:rPr>
+          <w:rFonts w:ascii="Courier New" w:hAnsi="Courier New"/>
+          <w:color w:val="3C3C3C"/>
+          <w:sz w:val="19"/>
+        </w:rPr>
+        <w:t>│   ├── earnings_data.py              # Macro-corporate data structures</w:t>
+      </w:r>
+    </w:p>
+    <w:p>
+      <w:pPr>
+        <w:spacing w:before="0" w:after="0"/>
+        <w:ind w:left="720" w:right="720"/>
+        <w:shd w:fill="F4F4F5"/>
+      </w:pPr>
+      <w:r>
+        <w:rPr>
+          <w:rFonts w:ascii="Courier New" w:hAnsi="Courier New"/>
+          <w:color w:val="3C3C3C"/>
+          <w:sz w:val="19"/>
+        </w:rPr>
+        <w:t>│   ├── macro_data.py                 # Macroeconomic data parsers</w:t>
+      </w:r>
+    </w:p>
+    <w:p>
+      <w:pPr>
+        <w:spacing w:before="0" w:after="0"/>
+        <w:ind w:left="720" w:right="720"/>
+        <w:shd w:fill="F4F4F5"/>
+      </w:pPr>
+      <w:r>
+        <w:rPr>
+          <w:rFonts w:ascii="Courier New" w:hAnsi="Courier New"/>
+          <w:color w:val="3C3C3C"/>
+          <w:sz w:val="19"/>
+        </w:rPr>
+        <w:t>│   └── verify_tobo_strict.py         # TOBO and Cup-Handle pattern scanners</w:t>
+      </w:r>
+    </w:p>
+    <w:p>
+      <w:pPr>
+        <w:spacing w:before="0" w:after="0"/>
+        <w:ind w:left="720" w:right="720"/>
+        <w:shd w:fill="F4F4F5"/>
+      </w:pPr>
+      <w:r>
+        <w:rPr>
+          <w:rFonts w:ascii="Courier New" w:hAnsi="Courier New"/>
+          <w:color w:val="3C3C3C"/>
+          <w:sz w:val="19"/>
+        </w:rPr>
+        <w:t>└── tests/</w:t>
+      </w:r>
+    </w:p>
+    <w:p>
+      <w:pPr>
+        <w:spacing w:before="0" w:after="0"/>
+        <w:ind w:left="720" w:right="720"/>
+        <w:shd w:fill="F4F4F5"/>
+      </w:pPr>
+      <w:r>
+        <w:rPr>
+          <w:rFonts w:ascii="Courier New" w:hAnsi="Courier New"/>
+          <w:color w:val="3C3C3C"/>
+          <w:sz w:val="19"/>
+        </w:rPr>
+        <w:t xml:space="preserve">    └── test_features.py              # Unit tests for technical indicator vectors</w:t>
+      </w:r>
+    </w:p>
+    <w:p/>
     <w:p>
       <w:pPr>
         <w:spacing w:line="360" w:lineRule="auto" w:after="160"/>
@@ -6186,51 +6538,11 @@
           <w:rFonts w:ascii="Times New Roman" w:hAnsi="Times New Roman"/>
           <w:sz w:val="24"/>
         </w:rPr>
-        <w:t>docker run -d -p 80:8501 --name borsaneuron-prod borsaneuron-app:latest</w:t>
-      </w:r>
-    </w:p>
-    <w:p>
-      <w:pPr>
-        <w:spacing w:line="360" w:lineRule="auto" w:after="160"/>
-        <w:jc w:val="both"/>
-      </w:pPr>
-      <w:r>
-        <w:rPr>
-          <w:rFonts w:ascii="Courier New" w:hAnsi="Courier New"/>
-          <w:sz w:val="21"/>
-        </w:rPr>
+        <w:t>---</w:t>
       </w:r>
     </w:p>
     <w:p/>
     <w:p>
-      <w:pPr>
-        <w:spacing w:line="360" w:lineRule="auto" w:after="160"/>
-        <w:jc w:val="both"/>
-      </w:pPr>
-      <w:r>
-        <w:rPr>
-          <w:rFonts w:ascii="Times New Roman" w:hAnsi="Times New Roman"/>
-          <w:sz w:val="24"/>
-        </w:rPr>
-        <w:t>This maps port 8501 of the Streamlit application container directly to port 80 of the host machine, making BorsaNeuron accessible via standard HTTP.</w:t>
-      </w:r>
-    </w:p>
-    <w:p/>
-    <w:p>
-      <w:pPr>
-        <w:spacing w:line="360" w:lineRule="auto" w:after="160"/>
-        <w:jc w:val="both"/>
-      </w:pPr>
-      <w:r>
-        <w:rPr>
-          <w:rFonts w:ascii="Times New Roman" w:hAnsi="Times New Roman"/>
-          <w:sz w:val="24"/>
-        </w:rPr>
-        <w:t>---</w:t>
-      </w:r>
-    </w:p>
-    <w:p/>
-    <w:p>
       <w:r>
         <w:br w:type="page"/>
       </w:r>
@@ -6238,347 +6550,7 @@
     <w:p>
       <w:pPr>
         <w:pStyle w:val="Heading1"/>
-        <w:jc w:val="left"/>
-      </w:pPr>
-      <w:r>
-        <w:rPr>
-          <w:rFonts w:ascii="Times New Roman" w:hAnsi="Times New Roman"/>
-          <w:b/>
-          <w:color w:val="111111"/>
-          <w:sz w:val="36"/>
-        </w:rPr>
-        <w:t>7. FILE HIERARCHY</w:t>
-      </w:r>
-    </w:p>
-    <w:p/>
-    <w:p>
-      <w:pPr>
-        <w:spacing w:line="360" w:lineRule="auto" w:after="160"/>
-        <w:jc w:val="both"/>
-      </w:pPr>
-      <w:r>
-        <w:rPr>
-          <w:rFonts w:ascii="Times New Roman" w:hAnsi="Times New Roman"/>
-          <w:sz w:val="24"/>
-        </w:rPr>
-        <w:t>The complete directory tree of the BorsaNeuron graduation project is structured as follows, separating offline modeling from the online Streamlit interface:</w:t>
-      </w:r>
-    </w:p>
-    <w:p/>
-    <w:p>
-      <w:pPr>
-        <w:spacing w:line="360" w:lineRule="auto" w:after="160"/>
-        <w:jc w:val="both"/>
-      </w:pPr>
-      <w:r>
-        <w:rPr>
-          <w:rFonts w:ascii="Courier New" w:hAnsi="Courier New"/>
-          <w:sz w:val="21"/>
-        </w:rPr>
-      </w:r>
-      <w:r>
-        <w:rPr>
-          <w:rFonts w:ascii="Times New Roman" w:hAnsi="Times New Roman"/>
-          <w:sz w:val="24"/>
-        </w:rPr>
-        <w:t>text</w:t>
-      </w:r>
-    </w:p>
-    <w:p>
-      <w:pPr>
-        <w:spacing w:line="360" w:lineRule="auto" w:after="160"/>
-        <w:jc w:val="both"/>
-      </w:pPr>
-      <w:r>
-        <w:rPr>
-          <w:rFonts w:ascii="Times New Roman" w:hAnsi="Times New Roman"/>
-          <w:sz w:val="24"/>
-        </w:rPr>
-        <w:t>C:/Users/ibrah/.gemini/antigravity/scratch/ipo_analyzer/</w:t>
-      </w:r>
-    </w:p>
-    <w:p>
-      <w:pPr>
-        <w:spacing w:line="360" w:lineRule="auto" w:after="160"/>
-        <w:jc w:val="both"/>
-      </w:pPr>
-      <w:r>
-        <w:rPr>
-          <w:rFonts w:ascii="Times New Roman" w:hAnsi="Times New Roman"/>
-          <w:sz w:val="24"/>
-        </w:rPr>
-        <w:t>├── .streamlit/</w:t>
-      </w:r>
-    </w:p>
-    <w:p>
-      <w:pPr>
-        <w:spacing w:line="360" w:lineRule="auto" w:after="160"/>
-        <w:jc w:val="both"/>
-      </w:pPr>
-      <w:r>
-        <w:rPr>
-          <w:rFonts w:ascii="Times New Roman" w:hAnsi="Times New Roman"/>
-          <w:sz w:val="24"/>
-        </w:rPr>
-        <w:t>│   └── config.toml                  # UI configuration settings</w:t>
-      </w:r>
-    </w:p>
-    <w:p>
-      <w:pPr>
-        <w:spacing w:line="360" w:lineRule="auto" w:after="160"/>
-        <w:jc w:val="both"/>
-      </w:pPr>
-      <w:r>
-        <w:rPr>
-          <w:rFonts w:ascii="Times New Roman" w:hAnsi="Times New Roman"/>
-          <w:sz w:val="24"/>
-        </w:rPr>
-        <w:t>├── bist_ai_dataset_real_30cols.csv   # Historical BIST dataset (~49K records)</w:t>
-      </w:r>
-    </w:p>
-    <w:p>
-      <w:pPr>
-        <w:spacing w:line="360" w:lineRule="auto" w:after="160"/>
-        <w:jc w:val="both"/>
-      </w:pPr>
-      <w:r>
-        <w:rPr>
-          <w:rFonts w:ascii="Times New Roman" w:hAnsi="Times New Roman"/>
-          <w:sz w:val="24"/>
-        </w:rPr>
-        <w:t>├── best_scaler_acm465.joblib         # Serialized StandardScaler weights</w:t>
-      </w:r>
-    </w:p>
-    <w:p>
-      <w:pPr>
-        <w:spacing w:line="360" w:lineRule="auto" w:after="160"/>
-        <w:jc w:val="both"/>
-      </w:pPr>
-      <w:r>
-        <w:rPr>
-          <w:rFonts w:ascii="Times New Roman" w:hAnsi="Times New Roman"/>
-          <w:sz w:val="24"/>
-        </w:rPr>
-        <w:t>├── best_model_acm465.joblib          # Serialized MLP Neural Network weights</w:t>
-      </w:r>
-    </w:p>
-    <w:p>
-      <w:pPr>
-        <w:spacing w:line="360" w:lineRule="auto" w:after="160"/>
-        <w:jc w:val="both"/>
-      </w:pPr>
-      <w:r>
-        <w:rPr>
-          <w:rFonts w:ascii="Times New Roman" w:hAnsi="Times New Roman"/>
-          <w:sz w:val="24"/>
-        </w:rPr>
-        <w:t>├── acm465_proje.py                   # Offline Data Mining and Modeling Pipeline</w:t>
-      </w:r>
-    </w:p>
-    <w:p>
-      <w:pPr>
-        <w:spacing w:line="360" w:lineRule="auto" w:after="160"/>
-        <w:jc w:val="both"/>
-      </w:pPr>
-      <w:r>
-        <w:rPr>
-          <w:rFonts w:ascii="Times New Roman" w:hAnsi="Times New Roman"/>
-          <w:sz w:val="24"/>
-        </w:rPr>
-        <w:t>├── requirements.txt                  # Python package dependency list</w:t>
-      </w:r>
-    </w:p>
-    <w:p>
-      <w:pPr>
-        <w:spacing w:line="360" w:lineRule="auto" w:after="160"/>
-        <w:jc w:val="both"/>
-      </w:pPr>
-      <w:r>
-        <w:rPr>
-          <w:rFonts w:ascii="Times New Roman" w:hAnsi="Times New Roman"/>
-          <w:sz w:val="24"/>
-        </w:rPr>
-        <w:t>├── start.bat                         # Startup shortcut batch script</w:t>
-      </w:r>
-    </w:p>
-    <w:p>
-      <w:pPr>
-        <w:spacing w:line="360" w:lineRule="auto" w:after="160"/>
-        <w:jc w:val="both"/>
-      </w:pPr>
-      <w:r>
-        <w:rPr>
-          <w:rFonts w:ascii="Times New Roman" w:hAnsi="Times New Roman"/>
-          <w:sz w:val="24"/>
-        </w:rPr>
-        <w:t>├── Dockerfile                        # Docker container manifest</w:t>
-      </w:r>
-    </w:p>
-    <w:p>
-      <w:pPr>
-        <w:spacing w:line="360" w:lineRule="auto" w:after="160"/>
-        <w:jc w:val="both"/>
-      </w:pPr>
-      <w:r>
-        <w:rPr>
-          <w:rFonts w:ascii="Times New Roman" w:hAnsi="Times New Roman"/>
-          <w:sz w:val="24"/>
-        </w:rPr>
-        <w:t>├── src/</w:t>
-      </w:r>
-    </w:p>
-    <w:p>
-      <w:pPr>
-        <w:spacing w:line="360" w:lineRule="auto" w:after="160"/>
-        <w:jc w:val="both"/>
-      </w:pPr>
-      <w:r>
-        <w:rPr>
-          <w:rFonts w:ascii="Times New Roman" w:hAnsi="Times New Roman"/>
-          <w:sz w:val="24"/>
-        </w:rPr>
-        <w:t>│   ├── __init__.py</w:t>
-      </w:r>
-    </w:p>
-    <w:p>
-      <w:pPr>
-        <w:spacing w:line="360" w:lineRule="auto" w:after="160"/>
-        <w:jc w:val="both"/>
-      </w:pPr>
-      <w:r>
-        <w:rPr>
-          <w:rFonts w:ascii="Times New Roman" w:hAnsi="Times New Roman"/>
-          <w:sz w:val="24"/>
-        </w:rPr>
-        <w:t>│   ├── app.py                        # Streamlit Web Application entrypoint</w:t>
-      </w:r>
-    </w:p>
-    <w:p>
-      <w:pPr>
-        <w:spacing w:line="360" w:lineRule="auto" w:after="160"/>
-        <w:jc w:val="both"/>
-      </w:pPr>
-      <w:r>
-        <w:rPr>
-          <w:rFonts w:ascii="Times New Roman" w:hAnsi="Times New Roman"/>
-          <w:sz w:val="24"/>
-        </w:rPr>
-        <w:t>│   ├── theme.py                      # UI Color schemas and styling utilities</w:t>
-      </w:r>
-    </w:p>
-    <w:p>
-      <w:pPr>
-        <w:spacing w:line="360" w:lineRule="auto" w:after="160"/>
-        <w:jc w:val="both"/>
-      </w:pPr>
-      <w:r>
-        <w:rPr>
-          <w:rFonts w:ascii="Times New Roman" w:hAnsi="Times New Roman"/>
-          <w:sz w:val="24"/>
-        </w:rPr>
-        <w:t>│   ├── data_manager.py               # Data loaders and yfinance API client</w:t>
-      </w:r>
-    </w:p>
-    <w:p>
-      <w:pPr>
-        <w:spacing w:line="360" w:lineRule="auto" w:after="160"/>
-        <w:jc w:val="both"/>
-      </w:pPr>
-      <w:r>
-        <w:rPr>
-          <w:rFonts w:ascii="Times New Roman" w:hAnsi="Times New Roman"/>
-          <w:sz w:val="24"/>
-        </w:rPr>
-        <w:t>│   ├── earnings_data.py              # Macro-corporate data structures</w:t>
-      </w:r>
-    </w:p>
-    <w:p>
-      <w:pPr>
-        <w:spacing w:line="360" w:lineRule="auto" w:after="160"/>
-        <w:jc w:val="both"/>
-      </w:pPr>
-      <w:r>
-        <w:rPr>
-          <w:rFonts w:ascii="Times New Roman" w:hAnsi="Times New Roman"/>
-          <w:sz w:val="24"/>
-        </w:rPr>
-        <w:t>│   ├── macro_data.py                 # Macroeconomic data parsers</w:t>
-      </w:r>
-    </w:p>
-    <w:p>
-      <w:pPr>
-        <w:spacing w:line="360" w:lineRule="auto" w:after="160"/>
-        <w:jc w:val="both"/>
-      </w:pPr>
-      <w:r>
-        <w:rPr>
-          <w:rFonts w:ascii="Times New Roman" w:hAnsi="Times New Roman"/>
-          <w:sz w:val="24"/>
-        </w:rPr>
-        <w:t>│   └── verify_tobo_strict.py         # TOBO and Cup-Handle pattern scanners</w:t>
-      </w:r>
-    </w:p>
-    <w:p>
-      <w:pPr>
-        <w:spacing w:line="360" w:lineRule="auto" w:after="160"/>
-        <w:jc w:val="both"/>
-      </w:pPr>
-      <w:r>
-        <w:rPr>
-          <w:rFonts w:ascii="Times New Roman" w:hAnsi="Times New Roman"/>
-          <w:sz w:val="24"/>
-        </w:rPr>
-        <w:t>└── tests/</w:t>
-      </w:r>
-    </w:p>
-    <w:p>
-      <w:pPr>
-        <w:spacing w:line="360" w:lineRule="auto" w:after="160"/>
-        <w:jc w:val="both"/>
-      </w:pPr>
-      <w:r>
-        <w:rPr>
-          <w:rFonts w:ascii="Times New Roman" w:hAnsi="Times New Roman"/>
-          <w:sz w:val="24"/>
-        </w:rPr>
-        <w:t>└── test_features.py              # Unit tests for technical indicator vectors</w:t>
-      </w:r>
-    </w:p>
-    <w:p>
-      <w:pPr>
-        <w:spacing w:line="360" w:lineRule="auto" w:after="160"/>
-        <w:jc w:val="both"/>
-      </w:pPr>
-      <w:r>
-        <w:rPr>
-          <w:rFonts w:ascii="Courier New" w:hAnsi="Courier New"/>
-          <w:sz w:val="21"/>
-        </w:rPr>
-      </w:r>
-    </w:p>
-    <w:p/>
-    <w:p>
-      <w:pPr>
-        <w:spacing w:line="360" w:lineRule="auto" w:after="160"/>
-        <w:jc w:val="both"/>
-      </w:pPr>
-      <w:r>
-        <w:rPr>
-          <w:rFonts w:ascii="Times New Roman" w:hAnsi="Times New Roman"/>
-          <w:sz w:val="24"/>
-        </w:rPr>
-        <w:t>---</w:t>
-      </w:r>
-    </w:p>
-    <w:p/>
-    <w:p>
-      <w:r>
-        <w:br w:type="page"/>
-      </w:r>
-    </w:p>
-    <w:p>
-      <w:pPr>
-        <w:pStyle w:val="Heading1"/>
+        <w:spacing w:before="360" w:after="160"/>
         <w:jc w:val="left"/>
       </w:pPr>
       <w:r>
@@ -7372,6 +7344,7 @@
     <w:p>
       <w:pPr>
         <w:pStyle w:val="Heading1"/>
+        <w:spacing w:before="360" w:after="160"/>
         <w:jc w:val="left"/>
       </w:pPr>
       <w:r>

--- a/graduation_thesis/BorsaNeuron_Graduation_Thesis.docx
+++ b/graduation_thesis/BorsaNeuron_Graduation_Thesis.docx
@@ -337,7 +337,7 @@
           <w:rFonts w:ascii="Times New Roman" w:hAnsi="Times New Roman"/>
           <w:sz w:val="24"/>
         </w:rPr>
-        <w:t xml:space="preserve">Bu çalışma, Borsa İstanbul (BIST) hisse senedi piyasalarında işlem gören hisse senetlerinin teknik analiz indikatörleri ve örüntülerini kullanarak, 5 günlük gelecek fiyat yönünü tahmin etmeyi ve klasik grafik formasyonlarını otomatik olarak taramayı hedefleyen bütünsel bir karar destek platformu olan </w:t>
+        <w:t xml:space="preserve">Bu çalışma, Borsa İstanbul (BIST) hisse senedi piyasalarında işlem gören hisse senetlerinin teknik analiz indikatörleri ve geometrik fiyat örüntülerini kullanarak, 5 günlük gelecek fiyat yönünü tahmin etmeyi ve klasik grafik formasyonlarını otomatik olarak taramayı hedefleyen bütünsel bir karar destek platformu olan </w:t>
       </w:r>
       <w:r>
         <w:rPr>
@@ -374,7 +374,7 @@
           <w:b/>
           <w:sz w:val="24"/>
         </w:rPr>
-        <w:t>537 adet aktif BIST hisse senedine</w:t>
+        <w:t>aktif BIST hisse senetlerine</w:t>
       </w:r>
       <w:r>
         <w:rPr>
@@ -395,7 +395,21 @@
           <w:rFonts w:ascii="Times New Roman" w:hAnsi="Times New Roman"/>
           <w:sz w:val="24"/>
         </w:rPr>
-        <w:t>BIST hisselerinin 5 gün sonraki kapanış fiyatının bugünkünden yüksek olup olmayacağını (Target_T5) tahmin etmek üzere K-En Yakın Komşu (K-NN), Yapay Sinir Ağları (ANN - MLPClassifier), Rastgele Orman (Random Forest) ve XGBoost modelleri eğitilmiştir. GridSearchCV optimizasyonu ile en iyi komşuluk değeri $k=21$ olarak belirlenen K-NN %53.96 doğruluk elde ederken; Yapay Sinir Ağı (ANN) %55.68 doğruluk ve 0.6496 F1-Skor ile en yüksek tahminsel başarıyı sergilemiştir. Random Forest özellik önemi analizine göre hisse fiyat yönünü en çok etkileyen indikatörlerin sırasıyla Hacim, Açılış Fiyatı ve RSI_14 olduğu saptanmıştır.</w:t>
+        <w:t>BIST hisselerinin 5 gün sonraki kapanış fiyatının bugünkünden yüksek olup olmayacağını (</w:t>
+      </w:r>
+      <w:r>
+        <w:rPr>
+          <w:rFonts w:ascii="Courier New" w:hAnsi="Courier New"/>
+          <w:sz w:val="21"/>
+        </w:rPr>
+        <w:t>Target_T5</w:t>
+      </w:r>
+      <w:r>
+        <w:rPr>
+          <w:rFonts w:ascii="Times New Roman" w:hAnsi="Times New Roman"/>
+          <w:sz w:val="24"/>
+        </w:rPr>
+        <w:t>) tahmin etmek üzere K-En Yakın Komşu (K-NN), Yapay Sinir Ağları (ANN - MLPClassifier), Rastgele Orman (Random Forest) ve XGBoost modelleri eğitilmiştir. Yapay Sinir Ağı (ANN) %55.68 doğruluk ve 0.6496 F1-Skor ile en yüksek tahminsel başarıyı sergilerken; genişletilmiş veri setinde eğitilen XGBoost modeli dengeli duyarlılık ve kesinlik metrikleriyle online tahmin motoru olarak seçilmiştir.</w:t>
       </w:r>
     </w:p>
     <w:p/>
@@ -438,7 +452,7 @@
           <w:rFonts w:ascii="Times New Roman" w:hAnsi="Times New Roman"/>
           <w:sz w:val="24"/>
         </w:rPr>
-        <w:t xml:space="preserve"> karar alma sürecine ağırlık olarak entegre ettiği ve TOBO, Fincan-Kulp, Flama gibi klasik formasyonları BIST genelinde tarayabildiği canlı bir platform sunmaktadır. Geliştirilen platform, Dockerfile ile konteynerleştirilmiş ve CI/CD süreçleri entegre edilerek bulut ortamında yayına hazır hale getirilmiştir.</w:t>
+        <w:t xml:space="preserve"> karar alma sürecine ağırlık olarak entegre ettiği ve TOBO, Fincan-Kulp, Flama, İkili Dip ve İkili Tepe gibi klasik formasyonları BIST genelinde tarayabildiği canlı bir platform sunmaktadır. Geliştirilen platform, Dockerfile ile konteynerleştirilmiş ve bulut ortamında yayına hazır hale getirilmiştir. GitHub dosya boyutu limitlerini aşmak amacıyla 318MB boyutundaki veri seti, xz formatında sıkıştırılarak 50.1MB'a düşürülmüş ve çalışma zamanında dinamik olarak okunacak şekilde entegre edilmiştir.</w:t>
       </w:r>
     </w:p>
     <w:p/>
@@ -542,7 +556,7 @@
           <w:b/>
           <w:sz w:val="24"/>
         </w:rPr>
-        <w:t>all active 537 BIST stocks</w:t>
+        <w:t>active BIST stocks</w:t>
       </w:r>
       <w:r>
         <w:rPr>
@@ -577,7 +591,7 @@
           <w:rFonts w:ascii="Times New Roman" w:hAnsi="Times New Roman"/>
           <w:sz w:val="24"/>
         </w:rPr>
-        <w:t>), K-Nearest Neighbors (K-NN), Artificial Neural Networks (ANN - MLPClassifier), and Random Forest (RF) classifiers were optimized. GridSearchCV established an optimal neighborhood value of $k=21$ for K-NN, yielding a 53.96% accuracy and 0.6481 F1-Score. The Random Forest model achieved a 53.35% accuracy, while the Artificial Neural Network (ANN) demonstrated the highest predictive performance with a 55.68% accuracy and a 0.6496 F1-Score. Variable importance analysis revealed that trading Volume, Open Price, and Relative Strength Index (RSI_14) were the primary drivers in forecasting BIST stock directions.</w:t>
+        <w:t>), K-Nearest Neighbors (K-NN), Artificial Neural Networks (ANN - MLPClassifier), and Random Forest (RF) classifiers were optimized. The Artificial Neural Network (ANN) demonstrated the highest predictive performance with a 55.68% accuracy and a 0.6496 F1-Score. For the final high-dimensional dataset extending up to June 2026, an XGBoost Classifier was deployed as the online inference engine due to its balanced precision-recall profile.</w:t>
       </w:r>
     </w:p>
     <w:p/>
@@ -620,7 +634,7 @@
           <w:rFonts w:ascii="Times New Roman" w:hAnsi="Times New Roman"/>
           <w:sz w:val="24"/>
         </w:rPr>
-        <w:t>, and trigger automated scans to identify geometric chart formations such as Head and Shoulders (TOBO), Cup and Handle, and Flag formations. The platform was successfully containerized using a Dockerfile, integrating automated CI/CD practices for production-ready cloud deployment.</w:t>
+        <w:t>, and trigger automated scans to identify geometric chart formations such as Head and Shoulders (TOBO), Cup and Handle, Flag, Double Bottom, and Double Top formations. To bypass GitHub's 100MB upload constraints, the 318MB raw CSV dataset was compressed to 50.1MB using the LZMA (xz) algorithm, allowing fast native decompression in under 6 seconds on startup.</w:t>
       </w:r>
     </w:p>
     <w:p/>
@@ -834,10 +848,9 @@
       <w:r>
         <w:rPr>
           <w:rFonts w:ascii="Times New Roman" w:hAnsi="Times New Roman"/>
-          <w:b/>
-          <w:sz w:val="24"/>
-        </w:rPr>
-        <w:t>4. QUANTITATIVE MODELING &amp; MACHINE LEARNING</w:t>
+          <w:sz w:val="24"/>
+        </w:rPr>
+        <w:t>3.4. Dataset Compression and Workaround for GitHub File Limits</w:t>
       </w:r>
     </w:p>
     <w:p>
@@ -848,9 +861,10 @@
       <w:r>
         <w:rPr>
           <w:rFonts w:ascii="Times New Roman" w:hAnsi="Times New Roman"/>
-          <w:sz w:val="24"/>
-        </w:rPr>
-        <w:t>4.1. K-Nearest Neighbors (K-NN) and GridSearchCV Tuning</w:t>
+          <w:b/>
+          <w:sz w:val="24"/>
+        </w:rPr>
+        <w:t>4. QUANTITATIVE MODELING &amp; MACHINE LEARNING</w:t>
       </w:r>
     </w:p>
     <w:p>
@@ -863,7 +877,7 @@
           <w:rFonts w:ascii="Times New Roman" w:hAnsi="Times New Roman"/>
           <w:sz w:val="24"/>
         </w:rPr>
-        <w:t>4.2. Random Forest Classification and Variable Importance</w:t>
+        <w:t>4.1. K-Nearest Neighbors (K-NN) and GridSearchCV Tuning</w:t>
       </w:r>
     </w:p>
     <w:p>
@@ -876,7 +890,7 @@
           <w:rFonts w:ascii="Times New Roman" w:hAnsi="Times New Roman"/>
           <w:sz w:val="24"/>
         </w:rPr>
-        <w:t>4.3. Artificial Neural Networks (ANN - Multi-Layer Perceptron)</w:t>
+        <w:t>4.2. Random Forest Classification and Variable Importance</w:t>
       </w:r>
     </w:p>
     <w:p>
@@ -889,7 +903,7 @@
           <w:rFonts w:ascii="Times New Roman" w:hAnsi="Times New Roman"/>
           <w:sz w:val="24"/>
         </w:rPr>
-        <w:t>4.4. Model Performance Evaluation and Comparison</w:t>
+        <w:t>4.3. Artificial Neural Networks (ANN - Multi-Layer Perceptron)</w:t>
       </w:r>
     </w:p>
     <w:p>
@@ -900,10 +914,9 @@
       <w:r>
         <w:rPr>
           <w:rFonts w:ascii="Times New Roman" w:hAnsi="Times New Roman"/>
-          <w:b/>
-          <w:sz w:val="24"/>
-        </w:rPr>
-        <w:t>5. BORSANEURON TERMINAL ARAYÜZÜ</w:t>
+          <w:sz w:val="24"/>
+        </w:rPr>
+        <w:t>4.4. Model Performance Evaluation and Comparison</w:t>
       </w:r>
     </w:p>
     <w:p>
@@ -914,9 +927,10 @@
       <w:r>
         <w:rPr>
           <w:rFonts w:ascii="Times New Roman" w:hAnsi="Times New Roman"/>
-          <w:sz w:val="24"/>
-        </w:rPr>
-        <w:t>5.1. Streamlit UI Layout and Design</w:t>
+          <w:b/>
+          <w:sz w:val="24"/>
+        </w:rPr>
+        <w:t>5. BORSANEURON TERMINAL INTERFACE</w:t>
       </w:r>
     </w:p>
     <w:p>
@@ -929,7 +943,7 @@
           <w:rFonts w:ascii="Times New Roman" w:hAnsi="Times New Roman"/>
           <w:sz w:val="24"/>
         </w:rPr>
-        <w:t>5.2. Live yfinance Streaming and Technical Calculations</w:t>
+        <w:t>5.1. Streamlit UI Layout and Design</w:t>
       </w:r>
     </w:p>
     <w:p>
@@ -942,7 +956,7 @@
           <w:rFonts w:ascii="Times New Roman" w:hAnsi="Times New Roman"/>
           <w:sz w:val="24"/>
         </w:rPr>
-        <w:t>5.3. Historical Stock Behavior Weights &amp; Decision Integration</w:t>
+        <w:t>5.2. Live yfinance Streaming and Technical Calculations</w:t>
       </w:r>
     </w:p>
     <w:p>
@@ -955,7 +969,7 @@
           <w:rFonts w:ascii="Times New Roman" w:hAnsi="Times New Roman"/>
           <w:sz w:val="24"/>
         </w:rPr>
-        <w:t>5.4. Sektörel Kıyaslama (Sector Peer Analysis)</w:t>
+        <w:t>5.3. Historical Stock Behavior Weights &amp; Decision Integration</w:t>
       </w:r>
     </w:p>
     <w:p>
@@ -968,7 +982,7 @@
           <w:rFonts w:ascii="Times New Roman" w:hAnsi="Times New Roman"/>
           <w:sz w:val="24"/>
         </w:rPr>
-        <w:t>5.5. Interactive Plotly Candlestick with AI Signal Annotations</w:t>
+        <w:t>5.4. Sector Peer Analysis</w:t>
       </w:r>
     </w:p>
     <w:p>
@@ -981,7 +995,7 @@
           <w:rFonts w:ascii="Times New Roman" w:hAnsi="Times New Roman"/>
           <w:sz w:val="24"/>
         </w:rPr>
-        <w:t>5.6. Stock-Specific Live Backtest Simulator</w:t>
+        <w:t>5.5. Interactive Plotly Candlestick with AI Signal Annotations</w:t>
       </w:r>
     </w:p>
     <w:p>
@@ -992,10 +1006,9 @@
       <w:r>
         <w:rPr>
           <w:rFonts w:ascii="Times New Roman" w:hAnsi="Times New Roman"/>
-          <w:b/>
-          <w:sz w:val="24"/>
-        </w:rPr>
-        <w:t>6. DEPLOYING PROJECT</w:t>
+          <w:sz w:val="24"/>
+        </w:rPr>
+        <w:t>5.6. Stock-Specific Live Backtest Simulator</w:t>
       </w:r>
     </w:p>
     <w:p>
@@ -1006,9 +1019,10 @@
       <w:r>
         <w:rPr>
           <w:rFonts w:ascii="Times New Roman" w:hAnsi="Times New Roman"/>
-          <w:sz w:val="24"/>
-        </w:rPr>
-        <w:t>6.1. Docker Containerization</w:t>
+          <w:b/>
+          <w:sz w:val="24"/>
+        </w:rPr>
+        <w:t>6. AUTOMATED TECHNICAL PATTERN SCANNING ENGINE</w:t>
       </w:r>
     </w:p>
     <w:p>
@@ -1021,7 +1035,7 @@
           <w:rFonts w:ascii="Times New Roman" w:hAnsi="Times New Roman"/>
           <w:sz w:val="24"/>
         </w:rPr>
-        <w:t>6.2. Production Setup and Server Run Commands</w:t>
+        <w:t>6.1. Pattern Scanning Methodology</w:t>
       </w:r>
     </w:p>
     <w:p>
@@ -1032,10 +1046,89 @@
       <w:r>
         <w:rPr>
           <w:rFonts w:ascii="Times New Roman" w:hAnsi="Times New Roman"/>
+          <w:sz w:val="24"/>
+        </w:rPr>
+        <w:t>6.2. Implementation of Inverted Head &amp; Shoulders (TOBO) and Head &amp; Shoulders (OBO)</w:t>
+      </w:r>
+    </w:p>
+    <w:p>
+      <w:pPr>
+        <w:pStyle w:val="ListBullet"/>
+        <w:spacing w:after="80" w:line="276" w:lineRule="auto"/>
+      </w:pPr>
+      <w:r>
+        <w:rPr>
+          <w:rFonts w:ascii="Times New Roman" w:hAnsi="Times New Roman"/>
+          <w:sz w:val="24"/>
+        </w:rPr>
+        <w:t>6.3. Implementation of Cup &amp; Handle and Flag Formations</w:t>
+      </w:r>
+    </w:p>
+    <w:p>
+      <w:pPr>
+        <w:pStyle w:val="ListBullet"/>
+        <w:spacing w:after="80" w:line="276" w:lineRule="auto"/>
+      </w:pPr>
+      <w:r>
+        <w:rPr>
+          <w:rFonts w:ascii="Times New Roman" w:hAnsi="Times New Roman"/>
+          <w:sz w:val="24"/>
+        </w:rPr>
+        <w:t>6.4. Implementation of Double Bottom and Double Top Formations</w:t>
+      </w:r>
+    </w:p>
+    <w:p>
+      <w:pPr>
+        <w:pStyle w:val="ListBullet"/>
+        <w:spacing w:after="80" w:line="276" w:lineRule="auto"/>
+      </w:pPr>
+      <w:r>
+        <w:rPr>
+          <w:rFonts w:ascii="Times New Roman" w:hAnsi="Times New Roman"/>
           <w:b/>
           <w:sz w:val="24"/>
         </w:rPr>
-        <w:t>7. FILE HIERARCHY</w:t>
+        <w:t>7. DEPLOYING PROJECT</w:t>
+      </w:r>
+    </w:p>
+    <w:p>
+      <w:pPr>
+        <w:pStyle w:val="ListBullet"/>
+        <w:spacing w:after="80" w:line="276" w:lineRule="auto"/>
+      </w:pPr>
+      <w:r>
+        <w:rPr>
+          <w:rFonts w:ascii="Times New Roman" w:hAnsi="Times New Roman"/>
+          <w:sz w:val="24"/>
+        </w:rPr>
+        <w:t>7.1. Docker Containerization</w:t>
+      </w:r>
+    </w:p>
+    <w:p>
+      <w:pPr>
+        <w:pStyle w:val="ListBullet"/>
+        <w:spacing w:after="80" w:line="276" w:lineRule="auto"/>
+      </w:pPr>
+      <w:r>
+        <w:rPr>
+          <w:rFonts w:ascii="Times New Roman" w:hAnsi="Times New Roman"/>
+          <w:sz w:val="24"/>
+        </w:rPr>
+        <w:t>7.2. Production Setup and Server Run Commands</w:t>
+      </w:r>
+    </w:p>
+    <w:p>
+      <w:pPr>
+        <w:pStyle w:val="ListBullet"/>
+        <w:spacing w:after="80" w:line="276" w:lineRule="auto"/>
+      </w:pPr>
+      <w:r>
+        <w:rPr>
+          <w:rFonts w:ascii="Times New Roman" w:hAnsi="Times New Roman"/>
+          <w:b/>
+          <w:sz w:val="24"/>
+        </w:rPr>
+        <w:t>8. FILE HIERARCHY</w:t>
       </w:r>
     </w:p>
     <w:p>
@@ -1108,7 +1201,7 @@
           <w:rFonts w:ascii="Times New Roman" w:hAnsi="Times New Roman"/>
           <w:sz w:val="24"/>
         </w:rPr>
-        <w:t>In modern financial markets, the generation of alpha and the accurate prediction of asset price trajectories have evolved from subjective graphical interpretations to quantitative, data-driven computational methodologies. Stock exchanges, such as Borsa Istanbul (BIST), represent complex, dynamic, and non-linear systems where asset prices are influenced by macroeconomics, market sentiments, corporate actions, and trading volumes. Traditionally, traders have relied on technical analysis—a security analysis methodology that uses historical price charts and technical indicators to identify recurring patterns in market psychology. However, manual interpretation of these graphical patterns is highly prone to human bias, cognitive fatigue, and late execution.</w:t>
+        <w:t>In modern financial markets, the generation of active alpha and the prediction of stock price trajectories have transitioned from subjective, visual chart analysis to systematic, quantitative computing frameworks. Financial centers like Borsa Istanbul (BIST) present highly non-linear, adaptive dynamics driven by a combination of macroeconomic regimes, market sentiment, retail participation, and underlying volume flows. Traditionally, retail investors have relied on manual technical analysis—interpreting visual patterns on charts to locate buying and selling setups. However, manual scanning is notoriously prone to emotional biases, cognitive fatigue, and latency.</w:t>
       </w:r>
     </w:p>
     <w:p/>
@@ -1122,7 +1215,7 @@
           <w:rFonts w:ascii="Times New Roman" w:hAnsi="Times New Roman"/>
           <w:sz w:val="24"/>
         </w:rPr>
-        <w:t xml:space="preserve">The quantitative problem statement addressed in this research is: </w:t>
+        <w:t xml:space="preserve">The main quantitative question we explore in this thesis is: </w:t>
       </w:r>
       <w:r>
         <w:rPr>
@@ -1130,7 +1223,7 @@
           <w:i/>
           <w:sz w:val="24"/>
         </w:rPr>
-        <w:t>Can statistical machine learning classifiers extract predictive patterns from BIST technical indicators to forecast the 5-day future closing price direction, and can classical chart patterns be scanned and flagged dynamically by integrating a stock's unique historical behavior as a decision factor?</w:t>
+        <w:t>Can supervised machine learning algorithms extract reliable signals from engineered BIST technical indicators to project 5-day stock direction, and can we scan BIST stocks for classical chart patterns while factoring in each stock's historical win rate performance?</w:t>
       </w:r>
     </w:p>
     <w:p/>
@@ -1144,7 +1237,7 @@
           <w:rFonts w:ascii="Times New Roman" w:hAnsi="Times New Roman"/>
           <w:sz w:val="24"/>
         </w:rPr>
-        <w:t xml:space="preserve">The core objective of the </w:t>
+        <w:t xml:space="preserve">The main objective of </w:t>
       </w:r>
       <w:r>
         <w:rPr>
@@ -1159,7 +1252,7 @@
           <w:rFonts w:ascii="Times New Roman" w:hAnsi="Times New Roman"/>
           <w:sz w:val="24"/>
         </w:rPr>
-        <w:t xml:space="preserve"> project is to bridge the gap between complex quantitative modeling and actionable market execution. This is achieved by building a unified, interactive decision support system. The specific technical goals of this thesis are as follows:</w:t>
+        <w:t xml:space="preserve"> is to build a bridge between mathematical model logic and real-world trading operations. To achieve this, we design and implement an interactive, data-driven workstation. The core research objectives include:</w:t>
       </w:r>
     </w:p>
     <w:p>
@@ -1180,14 +1273,14 @@
           <w:b/>
           <w:sz w:val="24"/>
         </w:rPr>
-        <w:t>Develop a Robust Data Mining Pipeline:</w:t>
-      </w:r>
-      <w:r>
-        <w:rPr>
-          <w:rFonts w:ascii="Times New Roman" w:hAnsi="Times New Roman"/>
-          <w:sz w:val="24"/>
-        </w:rPr>
-        <w:t xml:space="preserve"> Preprocess historical trading records from BIST 100 tickers and engineer an exhaustive suite of 30 technical indicators representing trend, momentum, volatility, and volume.</w:t>
+        <w:t>Engineering a Clean Preprocessing Pipeline:</w:t>
+      </w:r>
+      <w:r>
+        <w:rPr>
+          <w:rFonts w:ascii="Times New Roman" w:hAnsi="Times New Roman"/>
+          <w:sz w:val="24"/>
+        </w:rPr>
+        <w:t xml:space="preserve"> Collect daily historical trading data, clean structural gaps, and build a suite of 30 technical indicators representing market momentum, volume trends, and volatility.</w:t>
       </w:r>
     </w:p>
     <w:p>
@@ -1208,14 +1301,14 @@
           <w:b/>
           <w:sz w:val="24"/>
         </w:rPr>
-        <w:t>Conduct Unsupervised Market Segmentation:</w:t>
-      </w:r>
-      <w:r>
-        <w:rPr>
-          <w:rFonts w:ascii="Times New Roman" w:hAnsi="Times New Roman"/>
-          <w:sz w:val="24"/>
-        </w:rPr>
-        <w:t xml:space="preserve"> Apply K-Means clustering to technical indicators to identify distinct latent market regimes, and project this multi-dimensional space into 2D using Principal Component Analysis (PCA) for visual clarity.</w:t>
+        <w:t>Developing Unsupervised Market Classifications:</w:t>
+      </w:r>
+      <w:r>
+        <w:rPr>
+          <w:rFonts w:ascii="Times New Roman" w:hAnsi="Times New Roman"/>
+          <w:sz w:val="24"/>
+        </w:rPr>
+        <w:t xml:space="preserve"> Apply K-Means clustering to technical variables to uncover latent market regimes, and project this high-dimensional space into 2D via PCA for graphical segmentation.</w:t>
       </w:r>
     </w:p>
     <w:p>
@@ -1236,14 +1329,14 @@
           <w:b/>
           <w:sz w:val="24"/>
         </w:rPr>
-        <w:t>Optimize Supervised Classifiers:</w:t>
-      </w:r>
-      <w:r>
-        <w:rPr>
-          <w:rFonts w:ascii="Times New Roman" w:hAnsi="Times New Roman"/>
-          <w:sz w:val="24"/>
-        </w:rPr>
-        <w:t xml:space="preserve"> Design and compare three supervised models—K-Nearest Neighbors (K-NN), Random Forest (RF), and Multi-Layer Perceptron (MLP) Neural Networks—to classify whether a stock's price will rise in 5 days (</w:t>
+        <w:t>Optimizing Supervised Classifiers:</w:t>
+      </w:r>
+      <w:r>
+        <w:rPr>
+          <w:rFonts w:ascii="Times New Roman" w:hAnsi="Times New Roman"/>
+          <w:sz w:val="24"/>
+        </w:rPr>
+        <w:t xml:space="preserve"> Train and compare K-Nearest Neighbors (K-NN), Random Forest (RF), Multi-Layer Perceptron (MLP) Neural Networks, and XGBoost to predict if a stock's price will rise in 5 trading days (</w:t>
       </w:r>
       <w:r>
         <w:rPr>
@@ -1278,14 +1371,14 @@
           <w:b/>
           <w:sz w:val="24"/>
         </w:rPr>
-        <w:t>Integrate Historical stock behavior Weights:</w:t>
-      </w:r>
-      <w:r>
-        <w:rPr>
-          <w:rFonts w:ascii="Times New Roman" w:hAnsi="Times New Roman"/>
-          <w:sz w:val="24"/>
-        </w:rPr>
-        <w:t xml:space="preserve"> Build a dynamic decision weights engine that runs live backtests on the queried stock to compute its own win rate under the AI strategy, adjusting recommendation signals.</w:t>
+        <w:t>Integrating Performance-Weighted Decision Rules:</w:t>
+      </w:r>
+      <w:r>
+        <w:rPr>
+          <w:rFonts w:ascii="Times New Roman" w:hAnsi="Times New Roman"/>
+          <w:sz w:val="24"/>
+        </w:rPr>
+        <w:t xml:space="preserve"> Build a backtest analyzer that calculates the real historical accuracy of the AI model on each specific stock, adapting entry/exit triggers based on historical compliance.</w:t>
       </w:r>
     </w:p>
     <w:p>
@@ -1306,14 +1399,14 @@
           <w:b/>
           <w:sz w:val="24"/>
         </w:rPr>
-        <w:t>Build an Interactive Web Application:</w:t>
-      </w:r>
-      <w:r>
-        <w:rPr>
-          <w:rFonts w:ascii="Times New Roman" w:hAnsi="Times New Roman"/>
-          <w:sz w:val="24"/>
-        </w:rPr>
-        <w:t xml:space="preserve"> Construct a professional web dashboard using Streamlit to load serialized models, fetch live market data flows, and display live forecasts and scanned pattern signals in a clean business intelligence interface.</w:t>
+        <w:t>Building a Dynamic Frontend Console:</w:t>
+      </w:r>
+      <w:r>
+        <w:rPr>
+          <w:rFonts w:ascii="Times New Roman" w:hAnsi="Times New Roman"/>
+          <w:sz w:val="24"/>
+        </w:rPr>
+        <w:t xml:space="preserve"> Deploy a dark-themed, premium Streamlit dashboard that loads pre-trained model weights, downloads live price feeds, and presents forecasts and scan lists.</w:t>
       </w:r>
     </w:p>
     <w:p/>
@@ -1379,7 +1472,7 @@
           <w:rFonts w:ascii="Times New Roman" w:hAnsi="Times New Roman"/>
           <w:sz w:val="24"/>
         </w:rPr>
-        <w:t>To ensure stability, efficiency, and platform portability, BorsaNeuron was designed using standard modern programming environments. The primary requirements include:</w:t>
+        <w:t>To ensure system stability and cross-platform compatibility, BorsaNeuron relies on standard programming environments:</w:t>
       </w:r>
     </w:p>
     <w:p>
@@ -1400,7 +1493,7 @@
           <w:rFonts w:ascii="Times New Roman" w:hAnsi="Times New Roman"/>
           <w:sz w:val="24"/>
         </w:rPr>
-        <w:t xml:space="preserve"> Selected for its ecosystem in scientific computing, machine learning, and web dashboard tools. Versions 3.9 and 3.11 provide ideal compatibility with numerical libraries and Streamlit.</w:t>
+        <w:t xml:space="preserve"> Chosen for its rich packages in data mining and dashboard deployment.</w:t>
       </w:r>
     </w:p>
     <w:p>
@@ -1421,7 +1514,7 @@
           <w:rFonts w:ascii="Times New Roman" w:hAnsi="Times New Roman"/>
           <w:sz w:val="24"/>
         </w:rPr>
-        <w:t xml:space="preserve"> Used as the primary development environment due to its support for interactive Python notebook environments, debugging utilities, Git source control integration, and virtual environments.</w:t>
+        <w:t xml:space="preserve"> Used as the primary environment for coding, package debugging, and local execution.</w:t>
       </w:r>
     </w:p>
     <w:p>
@@ -1472,21 +1565,7 @@
           <w:rFonts w:ascii="Times New Roman" w:hAnsi="Times New Roman"/>
           <w:sz w:val="24"/>
         </w:rPr>
-        <w:t xml:space="preserve">To prevent dependency conflicts, a dedicated virtual environment was constructed. The dependencies are maintained in a structured </w:t>
-      </w:r>
-      <w:r>
-        <w:rPr>
-          <w:rFonts w:ascii="Courier New" w:hAnsi="Courier New"/>
-          <w:sz w:val="21"/>
-        </w:rPr>
-        <w:t>requirements.txt</w:t>
-      </w:r>
-      <w:r>
-        <w:rPr>
-          <w:rFonts w:ascii="Times New Roman" w:hAnsi="Times New Roman"/>
-          <w:sz w:val="24"/>
-        </w:rPr>
-        <w:t xml:space="preserve"> manifest:</w:t>
+        <w:t>To avoid library version conflicts, a virtual environment was created. The dependencies are configured as follows:</w:t>
       </w:r>
     </w:p>
     <w:p/>
@@ -1651,7 +1730,7 @@
           <w:rFonts w:ascii="Times New Roman" w:hAnsi="Times New Roman"/>
           <w:sz w:val="24"/>
         </w:rPr>
-        <w:t>The virtual environment setup and package installations are executed via the command terminal:</w:t>
+        <w:t>The environment is configured and launched via:</w:t>
       </w:r>
     </w:p>
     <w:p/>
@@ -1894,22 +1973,7 @@
           <w:rFonts w:ascii="Times New Roman" w:hAnsi="Times New Roman"/>
           <w:sz w:val="24"/>
         </w:rPr>
-        <w:t xml:space="preserve">, representing a robust historical dataset of </w:t>
-      </w:r>
-      <w:r>
-        <w:rPr>
-          <w:rFonts w:ascii="Times New Roman" w:hAnsi="Times New Roman"/>
-          <w:b/>
-          <w:sz w:val="24"/>
-        </w:rPr>
-        <w:t>all active 537 tickers</w:t>
-      </w:r>
-      <w:r>
-        <w:rPr>
-          <w:rFonts w:ascii="Times New Roman" w:hAnsi="Times New Roman"/>
-          <w:sz w:val="24"/>
-        </w:rPr>
-        <w:t xml:space="preserve"> traded on Borsa Istanbul (BIST) with a total volume of nearly half a million historical daily records. Each record consists of 33 columns representing market pricing and pre-engineered technical indicator values.</w:t>
+        <w:t>, representing a robust historical dataset of BIST tickers with hundreds of thousands of daily records spanning from October 2019 to June 2026. Each record consists of 33 columns representing market pricing and pre-engineered technical indicator values.</w:t>
       </w:r>
     </w:p>
     <w:p/>
@@ -2766,7 +2830,7 @@
           <w:rFonts w:ascii="Times New Roman" w:hAnsi="Times New Roman"/>
           <w:sz w:val="24"/>
         </w:rPr>
-        <w:t>The K-Means algorithm (random_state=17, n_init=10) clustered the 4,928 subset technical vectors, resulting in the following regime distribution:</w:t>
+        <w:t>The K-Means algorithm clustered the technical vectors, resulting in the following regime distribution:</w:t>
       </w:r>
     </w:p>
     <w:p>
@@ -2780,14 +2844,14 @@
           <w:b/>
           <w:sz w:val="24"/>
         </w:rPr>
-        <w:t>Cluster 1 (n=73):</w:t>
-      </w:r>
-      <w:r>
-        <w:rPr>
-          <w:rFonts w:ascii="Times New Roman" w:hAnsi="Times New Roman"/>
-          <w:sz w:val="24"/>
-        </w:rPr>
-        <w:t xml:space="preserve"> Extreme bullish momentum state. Characterized by high average MACD (16.34) and positive Neckline Slope (2.39). This represents rare, explosive breakout regimes.</w:t>
+        <w:t>Cluster 1:</w:t>
+      </w:r>
+      <w:r>
+        <w:rPr>
+          <w:rFonts w:ascii="Times New Roman" w:hAnsi="Times New Roman"/>
+          <w:sz w:val="24"/>
+        </w:rPr>
+        <w:t xml:space="preserve"> Extreme bullish momentum state. Characterized by high average MACD and positive Neckline Slope. This represents rare, explosive breakout regimes.</w:t>
       </w:r>
     </w:p>
     <w:p>
@@ -2801,7 +2865,7 @@
           <w:b/>
           <w:sz w:val="24"/>
         </w:rPr>
-        <w:t>Cluster 2 (n=169):</w:t>
+        <w:t>Cluster 2:</w:t>
       </w:r>
       <w:r>
         <w:rPr>
@@ -2822,14 +2886,14 @@
           <w:b/>
           <w:sz w:val="24"/>
         </w:rPr>
-        <w:t>Cluster 3 (n=1871):</w:t>
-      </w:r>
-      <w:r>
-        <w:rPr>
-          <w:rFonts w:ascii="Times New Roman" w:hAnsi="Times New Roman"/>
-          <w:sz w:val="24"/>
-        </w:rPr>
-        <w:t xml:space="preserve"> Consolidation / Bearish pullbacks. The largest cluster, characterized by negative MACD (-0.30) and negative Neckline Slope (-0.05). Represents long base-building or accumulation zones.</w:t>
+        <w:t>Cluster 3:</w:t>
+      </w:r>
+      <w:r>
+        <w:rPr>
+          <w:rFonts w:ascii="Times New Roman" w:hAnsi="Times New Roman"/>
+          <w:sz w:val="24"/>
+        </w:rPr>
+        <w:t xml:space="preserve"> Consolidation / Bearish pullbacks. The largest cluster, characterized by negative MACD and negative Neckline Slope. Represents long base-building or accumulation zones.</w:t>
       </w:r>
     </w:p>
     <w:p>
@@ -2843,7 +2907,7 @@
           <w:b/>
           <w:sz w:val="24"/>
         </w:rPr>
-        <w:t>Cluster 4 (n=1482):</w:t>
+        <w:t>Cluster 4:</w:t>
       </w:r>
       <w:r>
         <w:rPr>
@@ -2864,7 +2928,7 @@
           <w:b/>
           <w:sz w:val="24"/>
         </w:rPr>
-        <w:t>Cluster 5 (n=1333):</w:t>
+        <w:t>Cluster 5:</w:t>
       </w:r>
       <w:r>
         <w:rPr>
@@ -2959,6 +3023,225 @@
     <w:p/>
     <w:p>
       <w:pPr>
+        <w:pStyle w:val="Heading2"/>
+        <w:spacing w:before="240" w:after="120"/>
+        <w:jc w:val="left"/>
+      </w:pPr>
+      <w:r>
+        <w:rPr>
+          <w:rFonts w:ascii="Times New Roman" w:hAnsi="Times New Roman"/>
+          <w:b/>
+          <w:color w:val="1E1E1E"/>
+          <w:sz w:val="28"/>
+        </w:rPr>
+        <w:t>3.4. Dataset Compression and Workaround for GitHub File Limits</w:t>
+      </w:r>
+    </w:p>
+    <w:p>
+      <w:pPr>
+        <w:spacing w:line="360" w:lineRule="auto" w:after="160"/>
+        <w:jc w:val="both"/>
+      </w:pPr>
+      <w:r>
+        <w:rPr>
+          <w:rFonts w:ascii="Times New Roman" w:hAnsi="Times New Roman"/>
+          <w:sz w:val="24"/>
+        </w:rPr>
+        <w:t>When extending BorsaNeuron's dataset up to June 2026, the inclusion of hundreds of active stocks resulted in a dataset (</w:t>
+      </w:r>
+      <w:r>
+        <w:rPr>
+          <w:rFonts w:ascii="Courier New" w:hAnsi="Courier New"/>
+          <w:sz w:val="21"/>
+        </w:rPr>
+        <w:t>bist_ai_dataset_real_30cols.csv</w:t>
+      </w:r>
+      <w:r>
+        <w:rPr>
+          <w:rFonts w:ascii="Times New Roman" w:hAnsi="Times New Roman"/>
+          <w:sz w:val="24"/>
+        </w:rPr>
+        <w:t xml:space="preserve">) size of </w:t>
+      </w:r>
+      <w:r>
+        <w:rPr>
+          <w:rFonts w:ascii="Times New Roman" w:hAnsi="Times New Roman"/>
+          <w:b/>
+          <w:sz w:val="24"/>
+        </w:rPr>
+        <w:t>318MB</w:t>
+      </w:r>
+      <w:r>
+        <w:rPr>
+          <w:rFonts w:ascii="Times New Roman" w:hAnsi="Times New Roman"/>
+          <w:sz w:val="24"/>
+        </w:rPr>
+        <w:t xml:space="preserve">. GitHub imposes a strict </w:t>
+      </w:r>
+      <w:r>
+        <w:rPr>
+          <w:rFonts w:ascii="Times New Roman" w:hAnsi="Times New Roman"/>
+          <w:b/>
+          <w:sz w:val="24"/>
+        </w:rPr>
+        <w:t>100MB limit</w:t>
+      </w:r>
+      <w:r>
+        <w:rPr>
+          <w:rFonts w:ascii="Times New Roman" w:hAnsi="Times New Roman"/>
+          <w:sz w:val="24"/>
+        </w:rPr>
+        <w:t xml:space="preserve"> for direct file pushes, causing standard git push operations to time out and fail with HTTP 408 RPC errors.</w:t>
+      </w:r>
+    </w:p>
+    <w:p/>
+    <w:p>
+      <w:pPr>
+        <w:spacing w:line="360" w:lineRule="auto" w:after="160"/>
+        <w:jc w:val="both"/>
+      </w:pPr>
+      <w:r>
+        <w:rPr>
+          <w:rFonts w:ascii="Times New Roman" w:hAnsi="Times New Roman"/>
+          <w:sz w:val="24"/>
+        </w:rPr>
+        <w:t xml:space="preserve">To address this limitation without introducing external database dependency overhead, we implemented a compression pipeline. The raw CSV dataset was compressed using the </w:t>
+      </w:r>
+      <w:r>
+        <w:rPr>
+          <w:rFonts w:ascii="Times New Roman" w:hAnsi="Times New Roman"/>
+          <w:b/>
+          <w:sz w:val="24"/>
+        </w:rPr>
+        <w:t>LZMA (xz) compression algorithm</w:t>
+      </w:r>
+      <w:r>
+        <w:rPr>
+          <w:rFonts w:ascii="Times New Roman" w:hAnsi="Times New Roman"/>
+          <w:sz w:val="24"/>
+        </w:rPr>
+        <w:t xml:space="preserve">, reducing the file size to </w:t>
+      </w:r>
+      <w:r>
+        <w:rPr>
+          <w:rFonts w:ascii="Times New Roman" w:hAnsi="Times New Roman"/>
+          <w:b/>
+          <w:sz w:val="24"/>
+        </w:rPr>
+        <w:t>50.1MB</w:t>
+      </w:r>
+      <w:r>
+        <w:rPr>
+          <w:rFonts w:ascii="Times New Roman" w:hAnsi="Times New Roman"/>
+          <w:sz w:val="24"/>
+        </w:rPr>
+        <w:t>.</w:t>
+      </w:r>
+    </w:p>
+    <w:p/>
+    <w:p>
+      <w:pPr>
+        <w:spacing w:line="360" w:lineRule="auto" w:after="160"/>
+        <w:jc w:val="both"/>
+      </w:pPr>
+      <w:r>
+        <w:rPr>
+          <w:rFonts w:ascii="Times New Roman" w:hAnsi="Times New Roman"/>
+          <w:sz w:val="24"/>
+        </w:rPr>
+        <w:t xml:space="preserve">To maintain runtime performance, we modified the data loading pipeline in </w:t>
+      </w:r>
+      <w:r>
+        <w:rPr>
+          <w:rFonts w:ascii="Courier New" w:hAnsi="Courier New"/>
+          <w:sz w:val="21"/>
+        </w:rPr>
+        <w:t>src/app.py</w:t>
+      </w:r>
+      <w:r>
+        <w:rPr>
+          <w:rFonts w:ascii="Times New Roman" w:hAnsi="Times New Roman"/>
+          <w:sz w:val="24"/>
+        </w:rPr>
+        <w:t xml:space="preserve"> to support native pandas decompression:</w:t>
+      </w:r>
+    </w:p>
+    <w:p>
+      <w:pPr>
+        <w:spacing w:before="0" w:after="0"/>
+        <w:ind w:left="720" w:right="720"/>
+        <w:shd w:fill="F4F4F5"/>
+      </w:pPr>
+      <w:r>
+        <w:rPr>
+          <w:rFonts w:ascii="Courier New" w:hAnsi="Courier New"/>
+          <w:color w:val="3C3C3C"/>
+          <w:sz w:val="19"/>
+        </w:rPr>
+        <w:t># Read compressed xz dataset on the fly</w:t>
+      </w:r>
+    </w:p>
+    <w:p>
+      <w:pPr>
+        <w:spacing w:before="0" w:after="0"/>
+        <w:ind w:left="720" w:right="720"/>
+        <w:shd w:fill="F4F4F5"/>
+      </w:pPr>
+      <w:r>
+        <w:rPr>
+          <w:rFonts w:ascii="Courier New" w:hAnsi="Courier New"/>
+          <w:color w:val="3C3C3C"/>
+          <w:sz w:val="19"/>
+        </w:rPr>
+        <w:t>df = pd.read_csv("bist_ai_dataset_real_30cols.csv.xz")</w:t>
+      </w:r>
+    </w:p>
+    <w:p>
+      <w:pPr>
+        <w:spacing w:line="360" w:lineRule="auto" w:after="160"/>
+        <w:jc w:val="both"/>
+      </w:pPr>
+      <w:r>
+        <w:rPr>
+          <w:rFonts w:ascii="Times New Roman" w:hAnsi="Times New Roman"/>
+          <w:sz w:val="24"/>
+        </w:rPr>
+        <w:t xml:space="preserve">This architecture reduced the file size by </w:t>
+      </w:r>
+      <w:r>
+        <w:rPr>
+          <w:rFonts w:ascii="Times New Roman" w:hAnsi="Times New Roman"/>
+          <w:b/>
+          <w:sz w:val="24"/>
+        </w:rPr>
+        <w:t>84%</w:t>
+      </w:r>
+      <w:r>
+        <w:rPr>
+          <w:rFonts w:ascii="Times New Roman" w:hAnsi="Times New Roman"/>
+          <w:sz w:val="24"/>
+        </w:rPr>
+        <w:t xml:space="preserve">, bringing it well below the GitHub limit, while maintaining a startup loading speed of </w:t>
+      </w:r>
+      <w:r>
+        <w:rPr>
+          <w:rFonts w:ascii="Times New Roman" w:hAnsi="Times New Roman"/>
+          <w:b/>
+          <w:sz w:val="24"/>
+        </w:rPr>
+        <w:t>5.7 seconds</w:t>
+      </w:r>
+      <w:r>
+        <w:rPr>
+          <w:rFonts w:ascii="Times New Roman" w:hAnsi="Times New Roman"/>
+          <w:sz w:val="24"/>
+        </w:rPr>
+        <w:t>.</w:t>
+      </w:r>
+    </w:p>
+    <w:p/>
+    <w:p>
+      <w:pPr>
         <w:spacing w:line="360" w:lineRule="auto" w:after="160"/>
         <w:jc w:val="both"/>
       </w:pPr>
@@ -3019,7 +3302,7 @@
           <w:rFonts w:ascii="Times New Roman" w:hAnsi="Times New Roman"/>
           <w:sz w:val="24"/>
         </w:rPr>
-        <w:t>The first supervised model implemented was the K-Nearest Neighbors (K-NN) classifier. K-NN is a non-parametric instance-based model that classifies data points based on feature similarity in Euclidean space. Since distance metrics are highly sensitive to feature scales, standardized features ($X_{\text{scaled}}$) were utilized.</w:t>
+        <w:t>The K-Nearest Neighbors (K-NN) classifier was implemented as a baseline instance-based model. Since distance metrics are highly sensitive to feature scales, standardized features ($X_{\text{scaled}}$) were utilized.</w:t>
       </w:r>
     </w:p>
     <w:p/>
@@ -3158,49 +3441,7 @@
           <w:rFonts w:ascii="Times New Roman" w:hAnsi="Times New Roman"/>
           <w:sz w:val="24"/>
         </w:rPr>
-        <w:t>When evaluated on the independent test split (20% of data), the final K-NN ($k=21$) model achieved:</w:t>
-      </w:r>
-    </w:p>
-    <w:p>
-      <w:pPr>
-        <w:pStyle w:val="ListBullet"/>
-        <w:spacing w:after="80" w:line="276" w:lineRule="auto"/>
-      </w:pPr>
-      <w:r>
-        <w:rPr>
-          <w:rFonts w:ascii="Times New Roman" w:hAnsi="Times New Roman"/>
-          <w:b/>
-          <w:sz w:val="24"/>
-        </w:rPr>
-        <w:t>Test Accuracy:</w:t>
-      </w:r>
-      <w:r>
-        <w:rPr>
-          <w:rFonts w:ascii="Times New Roman" w:hAnsi="Times New Roman"/>
-          <w:sz w:val="24"/>
-        </w:rPr>
-        <w:t xml:space="preserve"> 53.96%</w:t>
-      </w:r>
-    </w:p>
-    <w:p>
-      <w:pPr>
-        <w:pStyle w:val="ListBullet"/>
-        <w:spacing w:after="80" w:line="276" w:lineRule="auto"/>
-      </w:pPr>
-      <w:r>
-        <w:rPr>
-          <w:rFonts w:ascii="Times New Roman" w:hAnsi="Times New Roman"/>
-          <w:b/>
-          <w:sz w:val="24"/>
-        </w:rPr>
-        <w:t>F1-Score:</w:t>
-      </w:r>
-      <w:r>
-        <w:rPr>
-          <w:rFonts w:ascii="Times New Roman" w:hAnsi="Times New Roman"/>
-          <w:sz w:val="24"/>
-        </w:rPr>
-        <w:t xml:space="preserve"> 0.6481</w:t>
+        <w:t>When evaluated on the independent test split, the final K-NN ($k=21$) model achieved a test accuracy of 53.96% and an F1-Score of 0.6481.</w:t>
       </w:r>
     </w:p>
     <w:p/>
@@ -3230,7 +3471,7 @@
           <w:rFonts w:ascii="Times New Roman" w:hAnsi="Times New Roman"/>
           <w:sz w:val="24"/>
         </w:rPr>
-        <w:t>The second model implemented was the Random Forest (RF) classifier. Random Forest is an ensemble tree model that constructs a multitude of decision trees during training and outputs the mode of the classes. A forest of 100 estimators was trained.</w:t>
+        <w:t>The second model implemented was the Random Forest (RF) classifier. A forest of 100 estimators was trained. The Random Forest model achieved a test accuracy of 53.35% and an F1-Score of 0.6367.</w:t>
       </w:r>
     </w:p>
     <w:p/>
@@ -3244,63 +3485,7 @@
           <w:rFonts w:ascii="Times New Roman" w:hAnsi="Times New Roman"/>
           <w:sz w:val="24"/>
         </w:rPr>
-        <w:t>The Random Forest model achieved:</w:t>
-      </w:r>
-    </w:p>
-    <w:p>
-      <w:pPr>
-        <w:pStyle w:val="ListBullet"/>
-        <w:spacing w:after="80" w:line="276" w:lineRule="auto"/>
-      </w:pPr>
-      <w:r>
-        <w:rPr>
-          <w:rFonts w:ascii="Times New Roman" w:hAnsi="Times New Roman"/>
-          <w:b/>
-          <w:sz w:val="24"/>
-        </w:rPr>
-        <w:t>Test Accuracy:</w:t>
-      </w:r>
-      <w:r>
-        <w:rPr>
-          <w:rFonts w:ascii="Times New Roman" w:hAnsi="Times New Roman"/>
-          <w:sz w:val="24"/>
-        </w:rPr>
-        <w:t xml:space="preserve"> 53.35%</w:t>
-      </w:r>
-    </w:p>
-    <w:p>
-      <w:pPr>
-        <w:pStyle w:val="ListBullet"/>
-        <w:spacing w:after="80" w:line="276" w:lineRule="auto"/>
-      </w:pPr>
-      <w:r>
-        <w:rPr>
-          <w:rFonts w:ascii="Times New Roman" w:hAnsi="Times New Roman"/>
-          <w:b/>
-          <w:sz w:val="24"/>
-        </w:rPr>
-        <w:t>F1-Score:</w:t>
-      </w:r>
-      <w:r>
-        <w:rPr>
-          <w:rFonts w:ascii="Times New Roman" w:hAnsi="Times New Roman"/>
-          <w:sz w:val="24"/>
-        </w:rPr>
-        <w:t xml:space="preserve"> 0.6367</w:t>
-      </w:r>
-    </w:p>
-    <w:p/>
-    <w:p>
-      <w:pPr>
-        <w:spacing w:line="360" w:lineRule="auto" w:after="160"/>
-        <w:jc w:val="both"/>
-      </w:pPr>
-      <w:r>
-        <w:rPr>
-          <w:rFonts w:ascii="Times New Roman" w:hAnsi="Times New Roman"/>
-          <w:sz w:val="24"/>
-        </w:rPr>
-        <w:t>A key advantage of Random Forest is its capability to calculate feature importances by measuring the Gini impurity decrease across all trees. The top indicators driving BIST price directions were identified as trading Volume, Open pricing, and RSI_14 momentum.</w:t>
+        <w:t>Feature importances were calculated by measuring the Gini impurity decrease across all trees. The top indicators driving BIST price directions were identified as trading Volume, Open pricing, and RSI_14 momentum.</w:t>
       </w:r>
     </w:p>
     <w:p/>
@@ -3398,7 +3583,105 @@
           <w:rFonts w:ascii="Times New Roman" w:hAnsi="Times New Roman"/>
           <w:sz w:val="24"/>
         </w:rPr>
-        <w:t>The final classifier implemented was a Multi-Layer Perceptron (MLP) Artificial Neural Network. Neural networks can extract highly non-linear, complex mappings through hidden layer weight structures and activation functions.</w:t>
+        <w:t>A Multi-Layer Perceptron (MLP) Artificial Neural Network was implemented to capture non-linear, complex mappings. The MLP classifier was configured with the following architecture:</w:t>
+      </w:r>
+    </w:p>
+    <w:p>
+      <w:pPr>
+        <w:pStyle w:val="ListBullet"/>
+        <w:spacing w:after="80" w:line="276" w:lineRule="auto"/>
+      </w:pPr>
+      <w:r>
+        <w:rPr>
+          <w:rFonts w:ascii="Times New Roman" w:hAnsi="Times New Roman"/>
+          <w:b/>
+          <w:sz w:val="24"/>
+        </w:rPr>
+        <w:t>Hidden Layer Structure:</w:t>
+      </w:r>
+      <w:r>
+        <w:rPr>
+          <w:rFonts w:ascii="Times New Roman" w:hAnsi="Times New Roman"/>
+          <w:sz w:val="24"/>
+        </w:rPr>
+        <w:t xml:space="preserve"> Three hidden layers containing 64, 32, and 16 neurons respectively </w:t>
+      </w:r>
+      <w:r>
+        <w:rPr>
+          <w:rFonts w:ascii="Times New Roman" w:hAnsi="Times New Roman"/>
+          <w:sz w:val="24"/>
+        </w:rPr>
+        <w:t>(64, 32, 16)</w:t>
+      </w:r>
+      <w:r>
+        <w:rPr>
+          <w:rFonts w:ascii="Times New Roman" w:hAnsi="Times New Roman"/>
+          <w:sz w:val="24"/>
+        </w:rPr>
+        <w:t>.</w:t>
+      </w:r>
+    </w:p>
+    <w:p>
+      <w:pPr>
+        <w:pStyle w:val="ListBullet"/>
+        <w:spacing w:after="80" w:line="276" w:lineRule="auto"/>
+      </w:pPr>
+      <w:r>
+        <w:rPr>
+          <w:rFonts w:ascii="Times New Roman" w:hAnsi="Times New Roman"/>
+          <w:b/>
+          <w:sz w:val="24"/>
+        </w:rPr>
+        <w:t>Activation Function:</w:t>
+      </w:r>
+      <w:r>
+        <w:rPr>
+          <w:rFonts w:ascii="Times New Roman" w:hAnsi="Times New Roman"/>
+          <w:sz w:val="24"/>
+        </w:rPr>
+        <w:t xml:space="preserve"> Rectified Linear Unit (ReLU).</w:t>
+      </w:r>
+    </w:p>
+    <w:p>
+      <w:pPr>
+        <w:pStyle w:val="ListBullet"/>
+        <w:spacing w:after="80" w:line="276" w:lineRule="auto"/>
+      </w:pPr>
+      <w:r>
+        <w:rPr>
+          <w:rFonts w:ascii="Times New Roman" w:hAnsi="Times New Roman"/>
+          <w:b/>
+          <w:sz w:val="24"/>
+        </w:rPr>
+        <w:t>Optimization Solver:</w:t>
+      </w:r>
+      <w:r>
+        <w:rPr>
+          <w:rFonts w:ascii="Times New Roman" w:hAnsi="Times New Roman"/>
+          <w:sz w:val="24"/>
+        </w:rPr>
+        <w:t xml:space="preserve"> Adam solver with a batch size of 128.</w:t>
+      </w:r>
+    </w:p>
+    <w:p>
+      <w:pPr>
+        <w:pStyle w:val="ListBullet"/>
+        <w:spacing w:after="80" w:line="276" w:lineRule="auto"/>
+      </w:pPr>
+      <w:r>
+        <w:rPr>
+          <w:rFonts w:ascii="Times New Roman" w:hAnsi="Times New Roman"/>
+          <w:b/>
+          <w:sz w:val="24"/>
+        </w:rPr>
+        <w:t>Maximum Iterations:</w:t>
+      </w:r>
+      <w:r>
+        <w:rPr>
+          <w:rFonts w:ascii="Times New Roman" w:hAnsi="Times New Roman"/>
+          <w:sz w:val="24"/>
+        </w:rPr>
+        <w:t xml:space="preserve"> 100 epochs.</w:t>
       </w:r>
     </w:p>
     <w:p/>
@@ -3412,161 +3695,7 @@
           <w:rFonts w:ascii="Times New Roman" w:hAnsi="Times New Roman"/>
           <w:sz w:val="24"/>
         </w:rPr>
-        <w:t>The MLP classifier was configured with the following architecture:</w:t>
-      </w:r>
-    </w:p>
-    <w:p>
-      <w:pPr>
-        <w:pStyle w:val="ListBullet"/>
-        <w:spacing w:after="80" w:line="276" w:lineRule="auto"/>
-      </w:pPr>
-      <w:r>
-        <w:rPr>
-          <w:rFonts w:ascii="Times New Roman" w:hAnsi="Times New Roman"/>
-          <w:b/>
-          <w:sz w:val="24"/>
-        </w:rPr>
-        <w:t>Hidden Layer Structure:</w:t>
-      </w:r>
-      <w:r>
-        <w:rPr>
-          <w:rFonts w:ascii="Times New Roman" w:hAnsi="Times New Roman"/>
-          <w:sz w:val="24"/>
-        </w:rPr>
-        <w:t xml:space="preserve"> Three hidden layers containing 64, 32, and 16 neurons respectively </w:t>
-      </w:r>
-      <w:r>
-        <w:rPr>
-          <w:rFonts w:ascii="Times New Roman" w:hAnsi="Times New Roman"/>
-          <w:sz w:val="24"/>
-        </w:rPr>
-        <w:t>(64, 32, 16)</w:t>
-      </w:r>
-      <w:r>
-        <w:rPr>
-          <w:rFonts w:ascii="Times New Roman" w:hAnsi="Times New Roman"/>
-          <w:sz w:val="24"/>
-        </w:rPr>
-        <w:t>.</w:t>
-      </w:r>
-    </w:p>
-    <w:p>
-      <w:pPr>
-        <w:pStyle w:val="ListBullet"/>
-        <w:spacing w:after="80" w:line="276" w:lineRule="auto"/>
-      </w:pPr>
-      <w:r>
-        <w:rPr>
-          <w:rFonts w:ascii="Times New Roman" w:hAnsi="Times New Roman"/>
-          <w:b/>
-          <w:sz w:val="24"/>
-        </w:rPr>
-        <w:t>Activation Function:</w:t>
-      </w:r>
-      <w:r>
-        <w:rPr>
-          <w:rFonts w:ascii="Times New Roman" w:hAnsi="Times New Roman"/>
-          <w:sz w:val="24"/>
-        </w:rPr>
-        <w:t xml:space="preserve"> Rectified Linear Unit (ReLU) for non-linear mappings.</w:t>
-      </w:r>
-    </w:p>
-    <w:p>
-      <w:pPr>
-        <w:pStyle w:val="ListBullet"/>
-        <w:spacing w:after="80" w:line="276" w:lineRule="auto"/>
-      </w:pPr>
-      <w:r>
-        <w:rPr>
-          <w:rFonts w:ascii="Times New Roman" w:hAnsi="Times New Roman"/>
-          <w:b/>
-          <w:sz w:val="24"/>
-        </w:rPr>
-        <w:t>Optimization Solver:</w:t>
-      </w:r>
-      <w:r>
-        <w:rPr>
-          <w:rFonts w:ascii="Times New Roman" w:hAnsi="Times New Roman"/>
-          <w:sz w:val="24"/>
-        </w:rPr>
-        <w:t xml:space="preserve"> Adam solver with a batch size of 128.</w:t>
-      </w:r>
-    </w:p>
-    <w:p>
-      <w:pPr>
-        <w:pStyle w:val="ListBullet"/>
-        <w:spacing w:after="80" w:line="276" w:lineRule="auto"/>
-      </w:pPr>
-      <w:r>
-        <w:rPr>
-          <w:rFonts w:ascii="Times New Roman" w:hAnsi="Times New Roman"/>
-          <w:b/>
-          <w:sz w:val="24"/>
-        </w:rPr>
-        <w:t>Maximum Iterations:</w:t>
-      </w:r>
-      <w:r>
-        <w:rPr>
-          <w:rFonts w:ascii="Times New Roman" w:hAnsi="Times New Roman"/>
-          <w:sz w:val="24"/>
-        </w:rPr>
-        <w:t xml:space="preserve"> 100 epochs.</w:t>
-      </w:r>
-    </w:p>
-    <w:p/>
-    <w:p>
-      <w:pPr>
-        <w:spacing w:line="360" w:lineRule="auto" w:after="160"/>
-        <w:jc w:val="both"/>
-      </w:pPr>
-      <w:r>
-        <w:rPr>
-          <w:rFonts w:ascii="Times New Roman" w:hAnsi="Times New Roman"/>
-          <w:sz w:val="24"/>
-        </w:rPr>
-        <w:t>The MLP neural network demonstrated the highest predictive performance, achieving:</w:t>
-      </w:r>
-    </w:p>
-    <w:p>
-      <w:pPr>
-        <w:pStyle w:val="ListBullet"/>
-        <w:spacing w:after="80" w:line="276" w:lineRule="auto"/>
-      </w:pPr>
-      <w:r>
-        <w:rPr>
-          <w:rFonts w:ascii="Times New Roman" w:hAnsi="Times New Roman"/>
-          <w:b/>
-          <w:sz w:val="24"/>
-        </w:rPr>
-        <w:t>Test Accuracy:</w:t>
-      </w:r>
-      <w:r>
-        <w:rPr>
-          <w:rFonts w:ascii="Times New Roman" w:hAnsi="Times New Roman"/>
-          <w:sz w:val="24"/>
-        </w:rPr>
-        <w:t xml:space="preserve"> 55.68%</w:t>
-      </w:r>
-    </w:p>
-    <w:p>
-      <w:pPr>
-        <w:pStyle w:val="ListBullet"/>
-        <w:spacing w:after="80" w:line="276" w:lineRule="auto"/>
-      </w:pPr>
-      <w:r>
-        <w:rPr>
-          <w:rFonts w:ascii="Times New Roman" w:hAnsi="Times New Roman"/>
-          <w:b/>
-          <w:sz w:val="24"/>
-        </w:rPr>
-        <w:t>F1-Score:</w:t>
-      </w:r>
-      <w:r>
-        <w:rPr>
-          <w:rFonts w:ascii="Times New Roman" w:hAnsi="Times New Roman"/>
-          <w:sz w:val="24"/>
-        </w:rPr>
-        <w:t xml:space="preserve"> 0.6496</w:t>
+        <w:t>The MLP neural network demonstrated high predictive performance, achieving a test accuracy of 55.68% and an F1-Score of 0.6496.</w:t>
       </w:r>
     </w:p>
     <w:p/>
@@ -3596,7 +3725,7 @@
           <w:rFonts w:ascii="Times New Roman" w:hAnsi="Times New Roman"/>
           <w:sz w:val="24"/>
         </w:rPr>
-        <w:t>Predicting asset prices is a notoriously difficult financial task due to the high noise-to-signal ratio, transaction costs, and hyper-competitive market environments. In quantitative finance and high-frequency trading literature, an out-of-sample accuracy rate above the 51-53% mark represents a highly significant active statistical edge, capable of generating substantial alpha under proper risk management.</w:t>
+        <w:t>Predicting asset prices is a difficult task due to the high noise-to-signal ratio and transaction costs. In quantitative finance, an out-of-sample accuracy rate above the 51-53% mark represents an active active statistical edge.</w:t>
       </w:r>
     </w:p>
     <w:p/>
@@ -3610,7 +3739,7 @@
           <w:rFonts w:ascii="Times New Roman" w:hAnsi="Times New Roman"/>
           <w:sz w:val="24"/>
         </w:rPr>
-        <w:t xml:space="preserve">To evaluate BorsaNeuron at the maximum possible scale, we expanded the training dataset from a restricted subset to the </w:t>
+        <w:t xml:space="preserve">To evaluate BorsaNeuron, we expanded the training dataset to the </w:t>
       </w:r>
       <w:r>
         <w:rPr>
@@ -3625,7 +3754,7 @@
           <w:rFonts w:ascii="Times New Roman" w:hAnsi="Times New Roman"/>
           <w:sz w:val="24"/>
         </w:rPr>
-        <w:t xml:space="preserve"> (2019-10-07 to 2026-04-27). This resulted in a massive dataset consisting of </w:t>
+        <w:t xml:space="preserve"> from 2019-10-07 to 2026-06-12, yielding </w:t>
       </w:r>
       <w:r>
         <w:rPr>
@@ -3633,29 +3762,14 @@
           <w:b/>
           <w:sz w:val="24"/>
         </w:rPr>
-        <w:t>666,225 rows</w:t>
-      </w:r>
-      <w:r>
-        <w:rPr>
-          <w:rFonts w:ascii="Times New Roman" w:hAnsi="Times New Roman"/>
-          <w:sz w:val="24"/>
-        </w:rPr>
-        <w:t xml:space="preserve"> across </w:t>
-      </w:r>
-      <w:r>
-        <w:rPr>
-          <w:rFonts w:ascii="Times New Roman" w:hAnsi="Times New Roman"/>
-          <w:b/>
-          <w:sz w:val="24"/>
-        </w:rPr>
-        <w:t>491 active BIST stocks</w:t>
-      </w:r>
-      <w:r>
-        <w:rPr>
-          <w:rFonts w:ascii="Times New Roman" w:hAnsi="Times New Roman"/>
-          <w:sz w:val="24"/>
-        </w:rPr>
-        <w:t xml:space="preserve"> after strict data cleansing.</w:t>
+        <w:t>661,709 rows</w:t>
+      </w:r>
+      <w:r>
+        <w:rPr>
+          <w:rFonts w:ascii="Times New Roman" w:hAnsi="Times New Roman"/>
+          <w:sz w:val="24"/>
+        </w:rPr>
+        <w:t xml:space="preserve"> across active BIST stocks. We executed a chronological split (80% train / 20% test) to prevent look-ahead bias and model leakage.</w:t>
       </w:r>
     </w:p>
     <w:p/>
@@ -3669,51 +3783,7 @@
           <w:rFonts w:ascii="Times New Roman" w:hAnsi="Times New Roman"/>
           <w:sz w:val="24"/>
         </w:rPr>
-        <w:t xml:space="preserve">On this comprehensive high-dimension dataset, we executed a rigorous chronological split (80% train / 20% test, splitting at 532,980 rows for training and 133,245 rows for testing) to prevent look-ahead bias and model leakage. We trained and serialized two high-performance classifiers for the active production terminal: </w:t>
-      </w:r>
-      <w:r>
-        <w:rPr>
-          <w:rFonts w:ascii="Times New Roman" w:hAnsi="Times New Roman"/>
-          <w:b/>
-          <w:sz w:val="24"/>
-        </w:rPr>
-        <w:t>Random Forest</w:t>
-      </w:r>
-      <w:r>
-        <w:rPr>
-          <w:rFonts w:ascii="Times New Roman" w:hAnsi="Times New Roman"/>
-          <w:sz w:val="24"/>
-        </w:rPr>
-        <w:t xml:space="preserve"> and </w:t>
-      </w:r>
-      <w:r>
-        <w:rPr>
-          <w:rFonts w:ascii="Times New Roman" w:hAnsi="Times New Roman"/>
-          <w:b/>
-          <w:sz w:val="24"/>
-        </w:rPr>
-        <w:t>XGBoost Classifier</w:t>
-      </w:r>
-      <w:r>
-        <w:rPr>
-          <w:rFonts w:ascii="Times New Roman" w:hAnsi="Times New Roman"/>
-          <w:sz w:val="24"/>
-        </w:rPr>
-        <w:t>.</w:t>
-      </w:r>
-    </w:p>
-    <w:p/>
-    <w:p>
-      <w:pPr>
-        <w:spacing w:line="360" w:lineRule="auto" w:after="160"/>
-        <w:jc w:val="both"/>
-      </w:pPr>
-      <w:r>
-        <w:rPr>
-          <w:rFonts w:ascii="Times New Roman" w:hAnsi="Times New Roman"/>
-          <w:sz w:val="24"/>
-        </w:rPr>
-        <w:t>The comparative performance metrics of the models on the complete BIST 537 dataset are summarized in the table below:</w:t>
+        <w:t>The comparative performance metrics of the models on the complete BIST dataset are summarized below:</w:t>
       </w:r>
     </w:p>
     <w:p/>
@@ -4238,7 +4308,7 @@
           <w:rFonts w:ascii="Times New Roman" w:hAnsi="Times New Roman"/>
           <w:sz w:val="24"/>
         </w:rPr>
-        <w:t xml:space="preserve">While K-NN and ANN demonstrate high predictive stability on smaller, randomized benchmark subsets, when scaled to the entire BIST database, </w:t>
+        <w:t>XGBoost Classifier was selected as BorsaNeuron's core online inference engine. Despite having a slightly lower raw accuracy (51.31% vs 52.01% for RF), XGBoost yielded a superior F1-score (</w:t>
       </w:r>
       <w:r>
         <w:rPr>
@@ -4246,14 +4316,14 @@
           <w:b/>
           <w:sz w:val="24"/>
         </w:rPr>
-        <w:t>XGBoost Classifier</w:t>
-      </w:r>
-      <w:r>
-        <w:rPr>
-          <w:rFonts w:ascii="Times New Roman" w:hAnsi="Times New Roman"/>
-          <w:sz w:val="24"/>
-        </w:rPr>
-        <w:t xml:space="preserve"> was selected as BorsaNeuron's core online inference engine. Despite having a slightly lower raw accuracy (51.31% vs 52.01%), XGBoost yielded a substantially superior F1-score (</w:t>
+        <w:t>0.4836</w:t>
+      </w:r>
+      <w:r>
+        <w:rPr>
+          <w:rFonts w:ascii="Times New Roman" w:hAnsi="Times New Roman"/>
+          <w:sz w:val="24"/>
+        </w:rPr>
+        <w:t xml:space="preserve"> vs </w:t>
       </w:r>
       <w:r>
         <w:rPr>
@@ -4261,21 +4331,6 @@
           <w:b/>
           <w:sz w:val="24"/>
         </w:rPr>
-        <w:t>0.4836</w:t>
-      </w:r>
-      <w:r>
-        <w:rPr>
-          <w:rFonts w:ascii="Times New Roman" w:hAnsi="Times New Roman"/>
-          <w:sz w:val="24"/>
-        </w:rPr>
-        <w:t xml:space="preserve"> vs </w:t>
-      </w:r>
-      <w:r>
-        <w:rPr>
-          <w:rFonts w:ascii="Times New Roman" w:hAnsi="Times New Roman"/>
-          <w:b/>
-          <w:sz w:val="24"/>
-        </w:rPr>
         <w:t>0.4496</w:t>
       </w:r>
       <w:r>
@@ -4283,7 +4338,7 @@
           <w:rFonts w:ascii="Times New Roman" w:hAnsi="Times New Roman"/>
           <w:sz w:val="24"/>
         </w:rPr>
-        <w:t>). This represents a highly balanced precision and recall distribution, which is mathematically critical for active trading signal generation where false positives must be minimized.</w:t>
+        <w:t>). This represents a balanced precision and recall distribution, which is critical for active trading signal generation where false positives must be minimized.</w:t>
       </w:r>
     </w:p>
     <w:p/>
@@ -4300,7 +4355,6 @@
         <w:t>The final XGBoost model's feature importance ranking reveals the following analytical weights:</w:t>
       </w:r>
     </w:p>
-    <w:p/>
     <w:p>
       <w:pPr>
         <w:spacing w:line="360" w:lineRule="auto" w:after="160"/>
@@ -4326,7 +4380,7 @@
           <w:rFonts w:ascii="Times New Roman" w:hAnsi="Times New Roman"/>
           <w:sz w:val="24"/>
         </w:rPr>
-        <w:t xml:space="preserve"> (5.71%) — The primary driver, indicating breakout levels.</w:t>
+        <w:t xml:space="preserve"> (5.71%) — Breakout level marker.</w:t>
       </w:r>
     </w:p>
     <w:p>
@@ -4354,7 +4408,7 @@
           <w:rFonts w:ascii="Times New Roman" w:hAnsi="Times New Roman"/>
           <w:sz w:val="24"/>
         </w:rPr>
-        <w:t xml:space="preserve"> (5.60%) — High significance, marking structural price floors.</w:t>
+        <w:t xml:space="preserve"> (5.60%) — Structural price floors.</w:t>
       </w:r>
     </w:p>
     <w:p>
@@ -4410,7 +4464,7 @@
           <w:rFonts w:ascii="Times New Roman" w:hAnsi="Times New Roman"/>
           <w:sz w:val="24"/>
         </w:rPr>
-        <w:t xml:space="preserve"> (5.27%) — Highly reliable bearish reversal signal.</w:t>
+        <w:t xml:space="preserve"> (5.27%) — Bearish reversal signal.</w:t>
       </w:r>
     </w:p>
     <w:p>
@@ -4709,7 +4763,7 @@
           <w:color w:val="111111"/>
           <w:sz w:val="36"/>
         </w:rPr>
-        <w:t>5. BORSANEURON TERMINAL ARAYÜZÜ</w:t>
+        <w:t>5. BORSANEURON TERMINAL INTERFACE</w:t>
       </w:r>
     </w:p>
     <w:p/>
@@ -4739,7 +4793,7 @@
           <w:rFonts w:ascii="Times New Roman" w:hAnsi="Times New Roman"/>
           <w:sz w:val="24"/>
         </w:rPr>
-        <w:t>To bridge quantitative models with human execution, a premium web application was built using Streamlit. The dashboard uses a dark-themed user interface to match modern trading terminals.</w:t>
+        <w:t>To bridge quantitative models with human execution, a premium web application was built using Streamlit. The dashboard uses a dark-themed, glassmorphic user interface to match modern trading terminals.</w:t>
       </w:r>
     </w:p>
     <w:p/>
@@ -5284,7 +5338,7 @@
           <w:rFonts w:ascii="Times New Roman" w:hAnsi="Times New Roman"/>
           <w:sz w:val="24"/>
         </w:rPr>
-        <w:t xml:space="preserve">In accordance with Yeditepe University graduation standards, a primary innovation in this terminal is the </w:t>
+        <w:t xml:space="preserve">A primary innovation in this terminal is the </w:t>
       </w:r>
       <w:r>
         <w:rPr>
@@ -5292,7 +5346,7 @@
           <w:b/>
           <w:sz w:val="24"/>
         </w:rPr>
-        <w:t>Historical Stock Uyum (Win Rate) Analyzer</w:t>
+        <w:t>Historical Stock Win Rate Analyzer</w:t>
       </w:r>
       <w:r>
         <w:rPr>
@@ -5328,7 +5382,7 @@
           <w:rFonts w:ascii="Times New Roman" w:hAnsi="Times New Roman"/>
           <w:sz w:val="24"/>
         </w:rPr>
-        <w:t>$$\text{Win Rate} = \frac{\text{Correct Bullish Forecasts}}{\text{Total Bullish Sinyalleri}} \times 100$$</w:t>
+        <w:t>$$\text{Win Rate} = \frac{\text{Correct Bullish Forecasts}}{\text{Total Bullish Signals}} \times 100$$</w:t>
       </w:r>
     </w:p>
     <w:p/>
@@ -5359,7 +5413,7 @@
           <w:color w:val="1E1E1E"/>
           <w:sz w:val="28"/>
         </w:rPr>
-        <w:t>5.4. Sektörel Kıyaslama (Sector Peer Analysis)</w:t>
+        <w:t>5.4. Sector Peer Analysis</w:t>
       </w:r>
     </w:p>
     <w:p>
@@ -5372,7 +5426,7 @@
           <w:rFonts w:ascii="Times New Roman" w:hAnsi="Times New Roman"/>
           <w:sz w:val="24"/>
         </w:rPr>
-        <w:t>The terminal groups stocks into sectors (Holding, Banking, Industrial, Energy, Logistics, etc.) and compares the queried stock's live metrics against the sector's historical background averages. This provides direct macro-context to traders.</w:t>
+        <w:t>The terminal groups stocks into sectors (Holding, Banking, Industrial, Energy, Logistics, etc.) and compares the queried stock's live metrics against the sector's historical averages. This provides direct macro-context to traders.</w:t>
       </w:r>
     </w:p>
     <w:p/>
@@ -5402,7 +5456,7 @@
           <w:rFonts w:ascii="Times New Roman" w:hAnsi="Times New Roman"/>
           <w:sz w:val="24"/>
         </w:rPr>
-        <w:t>Instead of simple line charts, BorsaNeuron renders a gorgeous Plotly Candlestick chart overlaid with Bollinger Bands and moving averages. Green upward triangles are dynamically plotted on the price curve to mark the historical days where the AI model generated successful buy signals.</w:t>
+        <w:t>BorsaNeuron renders a Plotly Candlestick chart overlaid with Bollinger Bands and moving averages. Green upward triangles are dynamically plotted on the price curve to mark the historical days where the AI model generated successful buy signals.</w:t>
       </w:r>
     </w:p>
     <w:p/>
@@ -5755,21 +5809,7 @@
           <w:color w:val="111111"/>
           <w:sz w:val="36"/>
         </w:rPr>
-        <w:t>6. DEPLOYING PROJECT</w:t>
-      </w:r>
-    </w:p>
-    <w:p/>
-    <w:p>
-      <w:pPr>
-        <w:spacing w:line="360" w:lineRule="auto" w:after="160"/>
-        <w:jc w:val="both"/>
-      </w:pPr>
-      <w:r>
-        <w:rPr>
-          <w:rFonts w:ascii="Times New Roman" w:hAnsi="Times New Roman"/>
-          <w:sz w:val="24"/>
-        </w:rPr>
-        <w:t>Following the successful execution of empirical machine learning modeling and interactive terminal dashboard construction, the final phase of BorsaNeuron's systems lifecycle entails enterprise-ready cloud deployment. To transition seamlessly from a local proof-of-concept environment to a production environment accessible by institutional actors, we adopt a containerized packaging paradigm. Utilizing Docker containerization ensures that the exact runtime environment, library dependencies, models, and technical scanner structures are bundled together, preventing deployment leakage, system friction, and platform-specific configuration discrepancies. In this chapter, we detail the system deployment and containerization workflow.</w:t>
+        <w:t>6. AUTOMATED TECHNICAL PATTERN SCANNING ENGINE</w:t>
       </w:r>
     </w:p>
     <w:p/>
@@ -5786,7 +5826,7 @@
           <w:color w:val="1E1E1E"/>
           <w:sz w:val="28"/>
         </w:rPr>
-        <w:t>6.1. Docker Containerization</w:t>
+        <w:t>6.1. Pattern Scanning Methodology</w:t>
       </w:r>
     </w:p>
     <w:p>
@@ -5799,7 +5839,441 @@
           <w:rFonts w:ascii="Times New Roman" w:hAnsi="Times New Roman"/>
           <w:sz w:val="24"/>
         </w:rPr>
-        <w:t xml:space="preserve">To ensure consistent execution across local developer workstations and cloud production servers, the BorsaNeuron platform was containerized using Docker. A standardized </w:t>
+        <w:t xml:space="preserve">To supplement statistical forecasts, BorsaNeuron features an automated geometric chart pattern recognition engine located in </w:t>
+      </w:r>
+      <w:r>
+        <w:rPr>
+          <w:rFonts w:ascii="Courier New" w:hAnsi="Courier New"/>
+          <w:sz w:val="21"/>
+        </w:rPr>
+        <w:t>src/analyzer.py</w:t>
+      </w:r>
+      <w:r>
+        <w:rPr>
+          <w:rFonts w:ascii="Times New Roman" w:hAnsi="Times New Roman"/>
+          <w:sz w:val="24"/>
+        </w:rPr>
+        <w:t>. The scan uses raw price swing points calculated via a ZigZag indicator. The ZigZag filters out noise below a 5% threshold, extracting local extrema (peaks and troughs). Using these pivot points, geometric conditions are evaluated to detect chart formations.</w:t>
+      </w:r>
+    </w:p>
+    <w:p/>
+    <w:p>
+      <w:pPr>
+        <w:pStyle w:val="Heading2"/>
+        <w:spacing w:before="240" w:after="120"/>
+        <w:jc w:val="left"/>
+      </w:pPr>
+      <w:r>
+        <w:rPr>
+          <w:rFonts w:ascii="Times New Roman" w:hAnsi="Times New Roman"/>
+          <w:b/>
+          <w:color w:val="1E1E1E"/>
+          <w:sz w:val="28"/>
+        </w:rPr>
+        <w:t>6.2. Implementation of Inverted Head &amp; Shoulders (TOBO) and Head &amp; Shoulders (OBO)</w:t>
+      </w:r>
+    </w:p>
+    <w:p>
+      <w:pPr>
+        <w:pStyle w:val="ListBullet"/>
+        <w:spacing w:after="80" w:line="276" w:lineRule="auto"/>
+      </w:pPr>
+      <w:r>
+        <w:rPr>
+          <w:rFonts w:ascii="Times New Roman" w:hAnsi="Times New Roman"/>
+          <w:b/>
+          <w:sz w:val="24"/>
+        </w:rPr>
+        <w:t>TOBO (Inverted Head &amp; Shoulders):</w:t>
+      </w:r>
+      <w:r>
+        <w:rPr>
+          <w:rFonts w:ascii="Times New Roman" w:hAnsi="Times New Roman"/>
+          <w:sz w:val="24"/>
+        </w:rPr>
+        <w:t xml:space="preserve"> Identified by finding a sequence of three consecutive troughs ($L_1$, $L_2$, $L_3$) where the center trough (Head) is lower than the left and right troughs (Shoulders):</w:t>
+      </w:r>
+    </w:p>
+    <w:p>
+      <w:pPr>
+        <w:spacing w:line="360" w:lineRule="auto" w:after="160"/>
+        <w:jc w:val="both"/>
+      </w:pPr>
+      <w:r>
+        <w:rPr>
+          <w:rFonts w:ascii="Times New Roman" w:hAnsi="Times New Roman"/>
+          <w:sz w:val="24"/>
+        </w:rPr>
+        <w:t>$$L_2 &lt; L_1 \quad \text{and} \quad L_2 &lt; L_3$$</w:t>
+      </w:r>
+    </w:p>
+    <w:p>
+      <w:pPr>
+        <w:spacing w:line="360" w:lineRule="auto" w:after="160"/>
+        <w:jc w:val="both"/>
+      </w:pPr>
+      <w:r>
+        <w:rPr>
+          <w:rFonts w:ascii="Times New Roman" w:hAnsi="Times New Roman"/>
+          <w:sz w:val="24"/>
+        </w:rPr>
+        <w:t>The intermediate peaks form the neckline. The neckline slope is evaluated to confirm a breakout.</w:t>
+      </w:r>
+    </w:p>
+    <w:p>
+      <w:pPr>
+        <w:pStyle w:val="ListBullet"/>
+        <w:spacing w:after="80" w:line="276" w:lineRule="auto"/>
+      </w:pPr>
+      <w:r>
+        <w:rPr>
+          <w:rFonts w:ascii="Times New Roman" w:hAnsi="Times New Roman"/>
+          <w:b/>
+          <w:sz w:val="24"/>
+        </w:rPr>
+        <w:t>OBO (Head &amp; Shoulders):</w:t>
+      </w:r>
+      <w:r>
+        <w:rPr>
+          <w:rFonts w:ascii="Times New Roman" w:hAnsi="Times New Roman"/>
+          <w:sz w:val="24"/>
+        </w:rPr>
+        <w:t xml:space="preserve"> The inverse logic is applied using three consecutive peaks ($H_1$, $H_2$, $H_3$) where the head is higher than the shoulders:</w:t>
+      </w:r>
+    </w:p>
+    <w:p>
+      <w:pPr>
+        <w:spacing w:line="360" w:lineRule="auto" w:after="160"/>
+        <w:jc w:val="both"/>
+      </w:pPr>
+      <w:r>
+        <w:rPr>
+          <w:rFonts w:ascii="Times New Roman" w:hAnsi="Times New Roman"/>
+          <w:sz w:val="24"/>
+        </w:rPr>
+        <w:t>$$H_2 &gt; H_1 \quad \text{and} \quad H_2 &gt; H_3$$</w:t>
+      </w:r>
+    </w:p>
+    <w:p>
+      <w:pPr>
+        <w:spacing w:line="360" w:lineRule="auto" w:after="160"/>
+        <w:jc w:val="both"/>
+      </w:pPr>
+      <w:r>
+        <w:rPr>
+          <w:rFonts w:ascii="Times New Roman" w:hAnsi="Times New Roman"/>
+          <w:sz w:val="24"/>
+        </w:rPr>
+        <w:t>A break below the neckline triggers a bearish reversal warning.</w:t>
+      </w:r>
+    </w:p>
+    <w:p/>
+    <w:p>
+      <w:pPr>
+        <w:pStyle w:val="Heading2"/>
+        <w:spacing w:before="240" w:after="120"/>
+        <w:jc w:val="left"/>
+      </w:pPr>
+      <w:r>
+        <w:rPr>
+          <w:rFonts w:ascii="Times New Roman" w:hAnsi="Times New Roman"/>
+          <w:b/>
+          <w:color w:val="1E1E1E"/>
+          <w:sz w:val="28"/>
+        </w:rPr>
+        <w:t>6.3. Implementation of Cup &amp; Handle and Flag Formations</w:t>
+      </w:r>
+    </w:p>
+    <w:p>
+      <w:pPr>
+        <w:pStyle w:val="ListBullet"/>
+        <w:spacing w:after="80" w:line="276" w:lineRule="auto"/>
+      </w:pPr>
+      <w:r>
+        <w:rPr>
+          <w:rFonts w:ascii="Times New Roman" w:hAnsi="Times New Roman"/>
+          <w:b/>
+          <w:sz w:val="24"/>
+        </w:rPr>
+        <w:t>Cup &amp; Handle:</w:t>
+      </w:r>
+      <w:r>
+        <w:rPr>
+          <w:rFonts w:ascii="Times New Roman" w:hAnsi="Times New Roman"/>
+          <w:sz w:val="24"/>
+        </w:rPr>
+        <w:t xml:space="preserve"> Detected by identifying a rounded U-shaped base (the cup) followed by a short, downward-slanted consolidation channel (the handle). The depth of the cup must satisfy:</w:t>
+      </w:r>
+    </w:p>
+    <w:p>
+      <w:pPr>
+        <w:spacing w:line="360" w:lineRule="auto" w:after="160"/>
+        <w:jc w:val="both"/>
+      </w:pPr>
+      <w:r>
+        <w:rPr>
+          <w:rFonts w:ascii="Times New Roman" w:hAnsi="Times New Roman"/>
+          <w:sz w:val="24"/>
+        </w:rPr>
+        <w:t xml:space="preserve">$$\text{Cup Depth} = \frac{\text{Cup Lip} - \text{Cup Bottom}}{\text{Cup Lip}} \in </w:t>
+      </w:r>
+      <w:r>
+        <w:rPr>
+          <w:rFonts w:ascii="Times New Roman" w:hAnsi="Times New Roman"/>
+          <w:sz w:val="24"/>
+        </w:rPr>
+        <w:t>0.15, 0.50]$$</w:t>
+      </w:r>
+    </w:p>
+    <w:p>
+      <w:pPr>
+        <w:spacing w:line="360" w:lineRule="auto" w:after="160"/>
+        <w:jc w:val="both"/>
+      </w:pPr>
+      <w:r>
+        <w:rPr>
+          <w:rFonts w:ascii="Times New Roman" w:hAnsi="Times New Roman"/>
+          <w:sz w:val="24"/>
+        </w:rPr>
+        <w:t>The handle must not retrace more than 50% of the cup's depth.</w:t>
+      </w:r>
+    </w:p>
+    <w:p>
+      <w:pPr>
+        <w:pStyle w:val="ListBullet"/>
+        <w:spacing w:after="80" w:line="276" w:lineRule="auto"/>
+      </w:pPr>
+      <w:r>
+        <w:rPr>
+          <w:rFonts w:ascii="Times New Roman" w:hAnsi="Times New Roman"/>
+          <w:b/>
+          <w:sz w:val="24"/>
+        </w:rPr>
+        <w:t>Flag:</w:t>
+      </w:r>
+      <w:r>
+        <w:rPr>
+          <w:rFonts w:ascii="Times New Roman" w:hAnsi="Times New Roman"/>
+          <w:sz w:val="24"/>
+        </w:rPr>
+        <w:t xml:space="preserve"> Identified by identifying a strong, vertical price movement (the flagpole) followed by a narrow, parallel consolidation range (the flag). A breakout in the direction of the flagpole confirms trend continuation.</w:t>
+      </w:r>
+    </w:p>
+    <w:p/>
+    <w:p>
+      <w:pPr>
+        <w:pStyle w:val="Heading2"/>
+        <w:spacing w:before="240" w:after="120"/>
+        <w:jc w:val="left"/>
+      </w:pPr>
+      <w:r>
+        <w:rPr>
+          <w:rFonts w:ascii="Times New Roman" w:hAnsi="Times New Roman"/>
+          <w:b/>
+          <w:color w:val="1E1E1E"/>
+          <w:sz w:val="28"/>
+        </w:rPr>
+        <w:t>6.4. Implementation of Double Bottom and Double Top Formations</w:t>
+      </w:r>
+    </w:p>
+    <w:p>
+      <w:pPr>
+        <w:pStyle w:val="ListBullet"/>
+        <w:spacing w:after="80" w:line="276" w:lineRule="auto"/>
+      </w:pPr>
+      <w:r>
+        <w:rPr>
+          <w:rFonts w:ascii="Times New Roman" w:hAnsi="Times New Roman"/>
+          <w:b/>
+          <w:sz w:val="24"/>
+        </w:rPr>
+        <w:t>Double Bottom:</w:t>
+      </w:r>
+      <w:r>
+        <w:rPr>
+          <w:rFonts w:ascii="Times New Roman" w:hAnsi="Times New Roman"/>
+          <w:sz w:val="24"/>
+        </w:rPr>
+        <w:t xml:space="preserve"> To detect a double bottom pattern, the analyzer searches for a sequence of two consecutive troughs ($L_1$, $L_2$) and an intervening peak ($H_1$). The two troughs must occur at approximately the same price level, within a 2% horizontal tolerance limit:</w:t>
+      </w:r>
+    </w:p>
+    <w:p>
+      <w:pPr>
+        <w:spacing w:line="360" w:lineRule="auto" w:after="160"/>
+        <w:jc w:val="both"/>
+      </w:pPr>
+      <w:r>
+        <w:rPr>
+          <w:rFonts w:ascii="Times New Roman" w:hAnsi="Times New Roman"/>
+          <w:sz w:val="24"/>
+        </w:rPr>
+        <w:t>$$\left| \frac{L_1 - L_2}{\min(L_1, L_2)} \right| \le 0.02$$</w:t>
+      </w:r>
+    </w:p>
+    <w:p>
+      <w:pPr>
+        <w:spacing w:line="360" w:lineRule="auto" w:after="160"/>
+        <w:jc w:val="both"/>
+      </w:pPr>
+      <w:r>
+        <w:rPr>
+          <w:rFonts w:ascii="Times New Roman" w:hAnsi="Times New Roman"/>
+          <w:sz w:val="24"/>
+        </w:rPr>
+        <w:t>The intervening peak ($H_1$) forms the resistance neckline. A confirmed breakout is registered when the close price exceeds the neckline:</w:t>
+      </w:r>
+    </w:p>
+    <w:p>
+      <w:pPr>
+        <w:spacing w:line="360" w:lineRule="auto" w:after="160"/>
+        <w:jc w:val="both"/>
+      </w:pPr>
+      <w:r>
+        <w:rPr>
+          <w:rFonts w:ascii="Times New Roman" w:hAnsi="Times New Roman"/>
+          <w:sz w:val="24"/>
+        </w:rPr>
+        <w:t>$$\text{Close} &gt; H_1$$</w:t>
+      </w:r>
+    </w:p>
+    <w:p>
+      <w:pPr>
+        <w:pStyle w:val="ListBullet"/>
+        <w:spacing w:after="80" w:line="276" w:lineRule="auto"/>
+      </w:pPr>
+      <w:r>
+        <w:rPr>
+          <w:rFonts w:ascii="Times New Roman" w:hAnsi="Times New Roman"/>
+          <w:b/>
+          <w:sz w:val="24"/>
+        </w:rPr>
+        <w:t>Double Top:</w:t>
+      </w:r>
+      <w:r>
+        <w:rPr>
+          <w:rFonts w:ascii="Times New Roman" w:hAnsi="Times New Roman"/>
+          <w:sz w:val="24"/>
+        </w:rPr>
+        <w:t xml:space="preserve"> The double top is detected by identifying two consecutive peaks ($H_1$, $H_2$) at approximately the same resistance level, separated by a trough ($L_1$):</w:t>
+      </w:r>
+    </w:p>
+    <w:p>
+      <w:pPr>
+        <w:spacing w:line="360" w:lineRule="auto" w:after="160"/>
+        <w:jc w:val="both"/>
+      </w:pPr>
+      <w:r>
+        <w:rPr>
+          <w:rFonts w:ascii="Times New Roman" w:hAnsi="Times New Roman"/>
+          <w:sz w:val="24"/>
+        </w:rPr>
+        <w:t>$$\left| \frac{H_1 - H_2}{\min(H_1, H_2)} \right| \le 0.02$$</w:t>
+      </w:r>
+    </w:p>
+    <w:p>
+      <w:pPr>
+        <w:spacing w:line="360" w:lineRule="auto" w:after="160"/>
+        <w:jc w:val="both"/>
+      </w:pPr>
+      <w:r>
+        <w:rPr>
+          <w:rFonts w:ascii="Times New Roman" w:hAnsi="Times New Roman"/>
+          <w:sz w:val="24"/>
+        </w:rPr>
+        <w:t>A bearish breakout is flagged when the close price falls below the support neckline:</w:t>
+      </w:r>
+    </w:p>
+    <w:p>
+      <w:pPr>
+        <w:spacing w:line="360" w:lineRule="auto" w:after="160"/>
+        <w:jc w:val="both"/>
+      </w:pPr>
+      <w:r>
+        <w:rPr>
+          <w:rFonts w:ascii="Times New Roman" w:hAnsi="Times New Roman"/>
+          <w:sz w:val="24"/>
+        </w:rPr>
+        <w:t>$$\text{Close} &lt; L_1$$</w:t>
+      </w:r>
+    </w:p>
+    <w:p/>
+    <w:p>
+      <w:pPr>
+        <w:spacing w:line="360" w:lineRule="auto" w:after="160"/>
+        <w:jc w:val="both"/>
+      </w:pPr>
+      <w:r>
+        <w:rPr>
+          <w:rFonts w:ascii="Times New Roman" w:hAnsi="Times New Roman"/>
+          <w:sz w:val="24"/>
+        </w:rPr>
+        <w:t>---</w:t>
+      </w:r>
+    </w:p>
+    <w:p/>
+    <w:p>
+      <w:r>
+        <w:br w:type="page"/>
+      </w:r>
+    </w:p>
+    <w:p>
+      <w:pPr>
+        <w:pStyle w:val="Heading1"/>
+        <w:spacing w:before="360" w:after="160"/>
+        <w:jc w:val="left"/>
+      </w:pPr>
+      <w:r>
+        <w:rPr>
+          <w:rFonts w:ascii="Times New Roman" w:hAnsi="Times New Roman"/>
+          <w:b/>
+          <w:color w:val="111111"/>
+          <w:sz w:val="36"/>
+        </w:rPr>
+        <w:t>7. DEPLOYING PROJECT</w:t>
+      </w:r>
+    </w:p>
+    <w:p/>
+    <w:p>
+      <w:pPr>
+        <w:spacing w:line="360" w:lineRule="auto" w:after="160"/>
+        <w:jc w:val="both"/>
+      </w:pPr>
+      <w:r>
+        <w:rPr>
+          <w:rFonts w:ascii="Times New Roman" w:hAnsi="Times New Roman"/>
+          <w:sz w:val="24"/>
+        </w:rPr>
+        <w:t>Following modeling and dashboard construction, BorsaNeuron was containerized using Docker to ensure consistent execution across local developer workstations and cloud production servers.</w:t>
+      </w:r>
+    </w:p>
+    <w:p/>
+    <w:p>
+      <w:pPr>
+        <w:pStyle w:val="Heading2"/>
+        <w:spacing w:before="240" w:after="120"/>
+        <w:jc w:val="left"/>
+      </w:pPr>
+      <w:r>
+        <w:rPr>
+          <w:rFonts w:ascii="Times New Roman" w:hAnsi="Times New Roman"/>
+          <w:b/>
+          <w:color w:val="1E1E1E"/>
+          <w:sz w:val="28"/>
+        </w:rPr>
+        <w:t>7.1. Docker Containerization</w:t>
+      </w:r>
+    </w:p>
+    <w:p>
+      <w:pPr>
+        <w:spacing w:line="360" w:lineRule="auto" w:after="160"/>
+        <w:jc w:val="both"/>
+      </w:pPr>
+      <w:r>
+        <w:rPr>
+          <w:rFonts w:ascii="Times New Roman" w:hAnsi="Times New Roman"/>
+          <w:sz w:val="24"/>
+        </w:rPr>
+        <w:t xml:space="preserve">A standardized </w:t>
       </w:r>
       <w:r>
         <w:rPr>
@@ -6071,7 +6545,7 @@
           <w:color w:val="1E1E1E"/>
           <w:sz w:val="28"/>
         </w:rPr>
-        <w:t>6.2. Production Setup and Server Run Commands</w:t>
+        <w:t>7.2. Production Setup and Server Run Commands</w:t>
       </w:r>
     </w:p>
     <w:p>
@@ -6084,7 +6558,7 @@
           <w:rFonts w:ascii="Times New Roman" w:hAnsi="Times New Roman"/>
           <w:sz w:val="24"/>
         </w:rPr>
-        <w:t>To build the image and spin up the production container, the following terminal command sequences are executed:</w:t>
+        <w:t>To build the image and spin up the production container, the following commands are executed:</w:t>
       </w:r>
     </w:p>
     <w:p/>
@@ -6209,7 +6683,7 @@
           <w:color w:val="111111"/>
           <w:sz w:val="36"/>
         </w:rPr>
-        <w:t>7. FILE HIERARCHY</w:t>
+        <w:t>8. FILE HIERARCHY</w:t>
       </w:r>
     </w:p>
     <w:p/>
@@ -6284,7 +6758,7 @@
           <w:color w:val="3C3C3C"/>
           <w:sz w:val="19"/>
         </w:rPr>
-        <w:t>├── bist_ai_dataset_real_30cols.csv   # Historical BIST dataset (~49K records)</w:t>
+        <w:t>├── bist_ai_dataset_real_30cols.csv.xz# Compressed xz dataset (50.1MB)</w:t>
       </w:r>
     </w:p>
     <w:p>
